--- a/docs/胡祖锐-需求分析文档.docx
+++ b/docs/胡祖锐-需求分析文档.docx
@@ -212,7 +212,7 @@
       <w:r>
         <w:fldChar w:fldCharType="separate"/>
       </w:r>
-      <w:hyperlink w:anchor="_Toc240373867" w:history="1">
+      <w:hyperlink w:anchor="_Toc240385186" w:history="1">
         <w:r>
           <w:rPr>
             <w:rStyle w:val="aff9"/>
@@ -240,7 +240,7 @@
             <w:noProof/>
             <w:webHidden/>
           </w:rPr>
-          <w:instrText xml:space="preserve"> PAGEREF _Toc240373867 \h </w:instrText>
+          <w:instrText xml:space="preserve"> PAGEREF _Toc240385186 \h </w:instrText>
         </w:r>
         <w:r>
           <w:rPr>
@@ -288,7 +288,7 @@
           <w14:ligatures w14:val="standardContextual"/>
         </w:rPr>
       </w:pPr>
-      <w:hyperlink w:anchor="_Toc240373868" w:history="1">
+      <w:hyperlink w:anchor="_Toc240385187" w:history="1">
         <w:r>
           <w:rPr>
             <w:rStyle w:val="aff9"/>
@@ -316,7 +316,7 @@
             <w:noProof/>
             <w:webHidden/>
           </w:rPr>
-          <w:instrText xml:space="preserve"> PAGEREF _Toc240373868 \h </w:instrText>
+          <w:instrText xml:space="preserve"> PAGEREF _Toc240385187 \h </w:instrText>
         </w:r>
         <w:r>
           <w:rPr>
@@ -364,7 +364,7 @@
           <w14:ligatures w14:val="standardContextual"/>
         </w:rPr>
       </w:pPr>
-      <w:hyperlink w:anchor="_Toc240373869" w:history="1">
+      <w:hyperlink w:anchor="_Toc240385188" w:history="1">
         <w:r>
           <w:rPr>
             <w:rStyle w:val="aff9"/>
@@ -392,7 +392,7 @@
             <w:noProof/>
             <w:webHidden/>
           </w:rPr>
-          <w:instrText xml:space="preserve"> PAGEREF _Toc240373869 \h </w:instrText>
+          <w:instrText xml:space="preserve"> PAGEREF _Toc240385188 \h </w:instrText>
         </w:r>
         <w:r>
           <w:rPr>
@@ -440,7 +440,7 @@
           <w14:ligatures w14:val="standardContextual"/>
         </w:rPr>
       </w:pPr>
-      <w:hyperlink w:anchor="_Toc240373870" w:history="1">
+      <w:hyperlink w:anchor="_Toc240385189" w:history="1">
         <w:r>
           <w:rPr>
             <w:rStyle w:val="aff9"/>
@@ -468,7 +468,7 @@
             <w:noProof/>
             <w:webHidden/>
           </w:rPr>
-          <w:instrText xml:space="preserve"> PAGEREF _Toc240373870 \h </w:instrText>
+          <w:instrText xml:space="preserve"> PAGEREF _Toc240385189 \h </w:instrText>
         </w:r>
         <w:r>
           <w:rPr>
@@ -516,7 +516,7 @@
           <w14:ligatures w14:val="standardContextual"/>
         </w:rPr>
       </w:pPr>
-      <w:hyperlink w:anchor="_Toc240373871" w:history="1">
+      <w:hyperlink w:anchor="_Toc240385190" w:history="1">
         <w:r>
           <w:rPr>
             <w:rStyle w:val="aff9"/>
@@ -544,7 +544,7 @@
             <w:noProof/>
             <w:webHidden/>
           </w:rPr>
-          <w:instrText xml:space="preserve"> PAGEREF _Toc240373871 \h </w:instrText>
+          <w:instrText xml:space="preserve"> PAGEREF _Toc240385190 \h </w:instrText>
         </w:r>
         <w:r>
           <w:rPr>
@@ -591,7 +591,7 @@
           <w14:ligatures w14:val="standardContextual"/>
         </w:rPr>
       </w:pPr>
-      <w:hyperlink w:anchor="_Toc240373872" w:history="1">
+      <w:hyperlink w:anchor="_Toc240385191" w:history="1">
         <w:r>
           <w:rPr>
             <w:rStyle w:val="aff9"/>
@@ -619,7 +619,7 @@
             <w:noProof/>
             <w:webHidden/>
           </w:rPr>
-          <w:instrText xml:space="preserve"> PAGEREF _Toc240373872 \h </w:instrText>
+          <w:instrText xml:space="preserve"> PAGEREF _Toc240385191 \h </w:instrText>
         </w:r>
         <w:r>
           <w:rPr>
@@ -667,7 +667,7 @@
           <w14:ligatures w14:val="standardContextual"/>
         </w:rPr>
       </w:pPr>
-      <w:hyperlink w:anchor="_Toc240373873" w:history="1">
+      <w:hyperlink w:anchor="_Toc240385192" w:history="1">
         <w:r>
           <w:rPr>
             <w:rStyle w:val="aff9"/>
@@ -695,7 +695,7 @@
             <w:noProof/>
             <w:webHidden/>
           </w:rPr>
-          <w:instrText xml:space="preserve"> PAGEREF _Toc240373873 \h </w:instrText>
+          <w:instrText xml:space="preserve"> PAGEREF _Toc240385192 \h </w:instrText>
         </w:r>
         <w:r>
           <w:rPr>
@@ -743,7 +743,7 @@
           <w14:ligatures w14:val="standardContextual"/>
         </w:rPr>
       </w:pPr>
-      <w:hyperlink w:anchor="_Toc240373874" w:history="1">
+      <w:hyperlink w:anchor="_Toc240385193" w:history="1">
         <w:r>
           <w:rPr>
             <w:rStyle w:val="aff9"/>
@@ -771,7 +771,7 @@
             <w:noProof/>
             <w:webHidden/>
           </w:rPr>
-          <w:instrText xml:space="preserve"> PAGEREF _Toc240373874 \h </w:instrText>
+          <w:instrText xml:space="preserve"> PAGEREF _Toc240385193 \h </w:instrText>
         </w:r>
         <w:r>
           <w:rPr>
@@ -819,7 +819,7 @@
           <w14:ligatures w14:val="standardContextual"/>
         </w:rPr>
       </w:pPr>
-      <w:hyperlink w:anchor="_Toc240373875" w:history="1">
+      <w:hyperlink w:anchor="_Toc240385194" w:history="1">
         <w:r>
           <w:rPr>
             <w:rStyle w:val="aff9"/>
@@ -847,7 +847,7 @@
             <w:noProof/>
             <w:webHidden/>
           </w:rPr>
-          <w:instrText xml:space="preserve"> PAGEREF _Toc240373875 \h </w:instrText>
+          <w:instrText xml:space="preserve"> PAGEREF _Toc240385194 \h </w:instrText>
         </w:r>
         <w:r>
           <w:rPr>
@@ -894,7 +894,7 @@
           <w14:ligatures w14:val="standardContextual"/>
         </w:rPr>
       </w:pPr>
-      <w:hyperlink w:anchor="_Toc240373876" w:history="1">
+      <w:hyperlink w:anchor="_Toc240385195" w:history="1">
         <w:r>
           <w:rPr>
             <w:rStyle w:val="aff9"/>
@@ -922,7 +922,7 @@
             <w:noProof/>
             <w:webHidden/>
           </w:rPr>
-          <w:instrText xml:space="preserve"> PAGEREF _Toc240373876 \h </w:instrText>
+          <w:instrText xml:space="preserve"> PAGEREF _Toc240385195 \h </w:instrText>
         </w:r>
         <w:r>
           <w:rPr>
@@ -970,7 +970,7 @@
           <w14:ligatures w14:val="standardContextual"/>
         </w:rPr>
       </w:pPr>
-      <w:hyperlink w:anchor="_Toc240373877" w:history="1">
+      <w:hyperlink w:anchor="_Toc240385196" w:history="1">
         <w:r>
           <w:rPr>
             <w:rStyle w:val="aff9"/>
@@ -998,7 +998,7 @@
             <w:noProof/>
             <w:webHidden/>
           </w:rPr>
-          <w:instrText xml:space="preserve"> PAGEREF _Toc240373877 \h </w:instrText>
+          <w:instrText xml:space="preserve"> PAGEREF _Toc240385196 \h </w:instrText>
         </w:r>
         <w:r>
           <w:rPr>
@@ -1046,7 +1046,7 @@
           <w14:ligatures w14:val="standardContextual"/>
         </w:rPr>
       </w:pPr>
-      <w:hyperlink w:anchor="_Toc240373878" w:history="1">
+      <w:hyperlink w:anchor="_Toc240385197" w:history="1">
         <w:r>
           <w:rPr>
             <w:rStyle w:val="aff9"/>
@@ -1074,7 +1074,7 @@
             <w:noProof/>
             <w:webHidden/>
           </w:rPr>
-          <w:instrText xml:space="preserve"> PAGEREF _Toc240373878 \h </w:instrText>
+          <w:instrText xml:space="preserve"> PAGEREF _Toc240385197 \h </w:instrText>
         </w:r>
         <w:r>
           <w:rPr>
@@ -1121,7 +1121,7 @@
           <w14:ligatures w14:val="standardContextual"/>
         </w:rPr>
       </w:pPr>
-      <w:hyperlink w:anchor="_Toc240373879" w:history="1">
+      <w:hyperlink w:anchor="_Toc240385198" w:history="1">
         <w:r>
           <w:rPr>
             <w:rStyle w:val="aff9"/>
@@ -1149,7 +1149,7 @@
             <w:noProof/>
             <w:webHidden/>
           </w:rPr>
-          <w:instrText xml:space="preserve"> PAGEREF _Toc240373879 \h </w:instrText>
+          <w:instrText xml:space="preserve"> PAGEREF _Toc240385198 \h </w:instrText>
         </w:r>
         <w:r>
           <w:rPr>
@@ -1169,7 +1169,7 @@
             <w:noProof/>
             <w:webHidden/>
           </w:rPr>
-          <w:t>7</w:t>
+          <w:t>8</w:t>
         </w:r>
         <w:r>
           <w:rPr>
@@ -1197,7 +1197,7 @@
           <w14:ligatures w14:val="standardContextual"/>
         </w:rPr>
       </w:pPr>
-      <w:hyperlink w:anchor="_Toc240373880" w:history="1">
+      <w:hyperlink w:anchor="_Toc240385199" w:history="1">
         <w:r>
           <w:rPr>
             <w:rStyle w:val="aff9"/>
@@ -1225,7 +1225,7 @@
             <w:noProof/>
             <w:webHidden/>
           </w:rPr>
-          <w:instrText xml:space="preserve"> PAGEREF _Toc240373880 \h </w:instrText>
+          <w:instrText xml:space="preserve"> PAGEREF _Toc240385199 \h </w:instrText>
         </w:r>
         <w:r>
           <w:rPr>
@@ -1245,7 +1245,7 @@
             <w:noProof/>
             <w:webHidden/>
           </w:rPr>
-          <w:t>7</w:t>
+          <w:t>8</w:t>
         </w:r>
         <w:r>
           <w:rPr>
@@ -1273,7 +1273,7 @@
           <w14:ligatures w14:val="standardContextual"/>
         </w:rPr>
       </w:pPr>
-      <w:hyperlink w:anchor="_Toc240373881" w:history="1">
+      <w:hyperlink w:anchor="_Toc240385200" w:history="1">
         <w:r>
           <w:rPr>
             <w:rStyle w:val="aff9"/>
@@ -1301,7 +1301,7 @@
             <w:noProof/>
             <w:webHidden/>
           </w:rPr>
-          <w:instrText xml:space="preserve"> PAGEREF _Toc240373881 \h </w:instrText>
+          <w:instrText xml:space="preserve"> PAGEREF _Toc240385200 \h </w:instrText>
         </w:r>
         <w:r>
           <w:rPr>
@@ -1321,7 +1321,7 @@
             <w:noProof/>
             <w:webHidden/>
           </w:rPr>
-          <w:t>7</w:t>
+          <w:t>8</w:t>
         </w:r>
         <w:r>
           <w:rPr>
@@ -1349,7 +1349,7 @@
           <w14:ligatures w14:val="standardContextual"/>
         </w:rPr>
       </w:pPr>
-      <w:hyperlink w:anchor="_Toc240373882" w:history="1">
+      <w:hyperlink w:anchor="_Toc240385201" w:history="1">
         <w:r>
           <w:rPr>
             <w:rStyle w:val="aff9"/>
@@ -1377,7 +1377,7 @@
             <w:noProof/>
             <w:webHidden/>
           </w:rPr>
-          <w:instrText xml:space="preserve"> PAGEREF _Toc240373882 \h </w:instrText>
+          <w:instrText xml:space="preserve"> PAGEREF _Toc240385201 \h </w:instrText>
         </w:r>
         <w:r>
           <w:rPr>
@@ -1397,7 +1397,7 @@
             <w:noProof/>
             <w:webHidden/>
           </w:rPr>
-          <w:t>9</w:t>
+          <w:t>10</w:t>
         </w:r>
         <w:r>
           <w:rPr>
@@ -1425,7 +1425,7 @@
           <w14:ligatures w14:val="standardContextual"/>
         </w:rPr>
       </w:pPr>
-      <w:hyperlink w:anchor="_Toc240373883" w:history="1">
+      <w:hyperlink w:anchor="_Toc240385202" w:history="1">
         <w:r>
           <w:rPr>
             <w:rStyle w:val="aff9"/>
@@ -1453,7 +1453,7 @@
             <w:noProof/>
             <w:webHidden/>
           </w:rPr>
-          <w:instrText xml:space="preserve"> PAGEREF _Toc240373883 \h </w:instrText>
+          <w:instrText xml:space="preserve"> PAGEREF _Toc240385202 \h </w:instrText>
         </w:r>
         <w:r>
           <w:rPr>
@@ -1473,7 +1473,7 @@
             <w:noProof/>
             <w:webHidden/>
           </w:rPr>
-          <w:t>9</w:t>
+          <w:t>10</w:t>
         </w:r>
         <w:r>
           <w:rPr>
@@ -1500,7 +1500,7 @@
           <w14:ligatures w14:val="standardContextual"/>
         </w:rPr>
       </w:pPr>
-      <w:hyperlink w:anchor="_Toc240373884" w:history="1">
+      <w:hyperlink w:anchor="_Toc240385203" w:history="1">
         <w:r>
           <w:rPr>
             <w:rStyle w:val="aff9"/>
@@ -1528,7 +1528,7 @@
             <w:noProof/>
             <w:webHidden/>
           </w:rPr>
-          <w:instrText xml:space="preserve"> PAGEREF _Toc240373884 \h </w:instrText>
+          <w:instrText xml:space="preserve"> PAGEREF _Toc240385203 \h </w:instrText>
         </w:r>
         <w:r>
           <w:rPr>
@@ -1548,7 +1548,7 @@
             <w:noProof/>
             <w:webHidden/>
           </w:rPr>
-          <w:t>11</w:t>
+          <w:t>12</w:t>
         </w:r>
         <w:r>
           <w:rPr>
@@ -1576,7 +1576,7 @@
           <w14:ligatures w14:val="standardContextual"/>
         </w:rPr>
       </w:pPr>
-      <w:hyperlink w:anchor="_Toc240373885" w:history="1">
+      <w:hyperlink w:anchor="_Toc240385204" w:history="1">
         <w:r>
           <w:rPr>
             <w:rStyle w:val="aff9"/>
@@ -1604,7 +1604,7 @@
             <w:noProof/>
             <w:webHidden/>
           </w:rPr>
-          <w:instrText xml:space="preserve"> PAGEREF _Toc240373885 \h </w:instrText>
+          <w:instrText xml:space="preserve"> PAGEREF _Toc240385204 \h </w:instrText>
         </w:r>
         <w:r>
           <w:rPr>
@@ -1624,7 +1624,7 @@
             <w:noProof/>
             <w:webHidden/>
           </w:rPr>
-          <w:t>11</w:t>
+          <w:t>12</w:t>
         </w:r>
         <w:r>
           <w:rPr>
@@ -1652,7 +1652,7 @@
           <w14:ligatures w14:val="standardContextual"/>
         </w:rPr>
       </w:pPr>
-      <w:hyperlink w:anchor="_Toc240373886" w:history="1">
+      <w:hyperlink w:anchor="_Toc240385205" w:history="1">
         <w:r>
           <w:rPr>
             <w:rStyle w:val="aff9"/>
@@ -1680,7 +1680,7 @@
             <w:noProof/>
             <w:webHidden/>
           </w:rPr>
-          <w:instrText xml:space="preserve"> PAGEREF _Toc240373886 \h </w:instrText>
+          <w:instrText xml:space="preserve"> PAGEREF _Toc240385205 \h </w:instrText>
         </w:r>
         <w:r>
           <w:rPr>
@@ -1700,7 +1700,7 @@
             <w:noProof/>
             <w:webHidden/>
           </w:rPr>
-          <w:t>11</w:t>
+          <w:t>12</w:t>
         </w:r>
         <w:r>
           <w:rPr>
@@ -1727,7 +1727,7 @@
           <w14:ligatures w14:val="standardContextual"/>
         </w:rPr>
       </w:pPr>
-      <w:hyperlink w:anchor="_Toc240373887" w:history="1">
+      <w:hyperlink w:anchor="_Toc240385206" w:history="1">
         <w:r>
           <w:rPr>
             <w:rStyle w:val="aff9"/>
@@ -1755,7 +1755,7 @@
             <w:noProof/>
             <w:webHidden/>
           </w:rPr>
-          <w:instrText xml:space="preserve"> PAGEREF _Toc240373887 \h </w:instrText>
+          <w:instrText xml:space="preserve"> PAGEREF _Toc240385206 \h </w:instrText>
         </w:r>
         <w:r>
           <w:rPr>
@@ -1775,7 +1775,7 @@
             <w:noProof/>
             <w:webHidden/>
           </w:rPr>
-          <w:t>11</w:t>
+          <w:t>12</w:t>
         </w:r>
         <w:r>
           <w:rPr>
@@ -1803,7 +1803,7 @@
           <w14:ligatures w14:val="standardContextual"/>
         </w:rPr>
       </w:pPr>
-      <w:hyperlink w:anchor="_Toc240373888" w:history="1">
+      <w:hyperlink w:anchor="_Toc240385207" w:history="1">
         <w:r>
           <w:rPr>
             <w:rStyle w:val="aff9"/>
@@ -1831,7 +1831,7 @@
             <w:noProof/>
             <w:webHidden/>
           </w:rPr>
-          <w:instrText xml:space="preserve"> PAGEREF _Toc240373888 \h </w:instrText>
+          <w:instrText xml:space="preserve"> PAGEREF _Toc240385207 \h </w:instrText>
         </w:r>
         <w:r>
           <w:rPr>
@@ -1851,7 +1851,7 @@
             <w:noProof/>
             <w:webHidden/>
           </w:rPr>
-          <w:t>11</w:t>
+          <w:t>12</w:t>
         </w:r>
         <w:r>
           <w:rPr>
@@ -1879,7 +1879,7 @@
           <w14:ligatures w14:val="standardContextual"/>
         </w:rPr>
       </w:pPr>
-      <w:hyperlink w:anchor="_Toc240373889" w:history="1">
+      <w:hyperlink w:anchor="_Toc240385208" w:history="1">
         <w:r>
           <w:rPr>
             <w:rStyle w:val="aff9"/>
@@ -1907,7 +1907,7 @@
             <w:noProof/>
             <w:webHidden/>
           </w:rPr>
-          <w:instrText xml:space="preserve"> PAGEREF _Toc240373889 \h </w:instrText>
+          <w:instrText xml:space="preserve"> PAGEREF _Toc240385208 \h </w:instrText>
         </w:r>
         <w:r>
           <w:rPr>
@@ -1927,7 +1927,7 @@
             <w:noProof/>
             <w:webHidden/>
           </w:rPr>
-          <w:t>12</w:t>
+          <w:t>13</w:t>
         </w:r>
         <w:r>
           <w:rPr>
@@ -1955,7 +1955,7 @@
           <w14:ligatures w14:val="standardContextual"/>
         </w:rPr>
       </w:pPr>
-      <w:hyperlink w:anchor="_Toc240373890" w:history="1">
+      <w:hyperlink w:anchor="_Toc240385209" w:history="1">
         <w:r>
           <w:rPr>
             <w:rStyle w:val="aff9"/>
@@ -1983,7 +1983,7 @@
             <w:noProof/>
             <w:webHidden/>
           </w:rPr>
-          <w:instrText xml:space="preserve"> PAGEREF _Toc240373890 \h </w:instrText>
+          <w:instrText xml:space="preserve"> PAGEREF _Toc240385209 \h </w:instrText>
         </w:r>
         <w:r>
           <w:rPr>
@@ -2003,7 +2003,7 @@
             <w:noProof/>
             <w:webHidden/>
           </w:rPr>
-          <w:t>12</w:t>
+          <w:t>13</w:t>
         </w:r>
         <w:r>
           <w:rPr>
@@ -2031,7 +2031,7 @@
           <w14:ligatures w14:val="standardContextual"/>
         </w:rPr>
       </w:pPr>
-      <w:hyperlink w:anchor="_Toc240373891" w:history="1">
+      <w:hyperlink w:anchor="_Toc240385210" w:history="1">
         <w:r>
           <w:rPr>
             <w:rStyle w:val="aff9"/>
@@ -2059,7 +2059,7 @@
             <w:noProof/>
             <w:webHidden/>
           </w:rPr>
-          <w:instrText xml:space="preserve"> PAGEREF _Toc240373891 \h </w:instrText>
+          <w:instrText xml:space="preserve"> PAGEREF _Toc240385210 \h </w:instrText>
         </w:r>
         <w:r>
           <w:rPr>
@@ -2079,7 +2079,7 @@
             <w:noProof/>
             <w:webHidden/>
           </w:rPr>
-          <w:t>12</w:t>
+          <w:t>13</w:t>
         </w:r>
         <w:r>
           <w:rPr>
@@ -2107,7 +2107,7 @@
           <w14:ligatures w14:val="standardContextual"/>
         </w:rPr>
       </w:pPr>
-      <w:hyperlink w:anchor="_Toc240373892" w:history="1">
+      <w:hyperlink w:anchor="_Toc240385211" w:history="1">
         <w:r>
           <w:rPr>
             <w:rStyle w:val="aff9"/>
@@ -2135,7 +2135,7 @@
             <w:noProof/>
             <w:webHidden/>
           </w:rPr>
-          <w:instrText xml:space="preserve"> PAGEREF _Toc240373892 \h </w:instrText>
+          <w:instrText xml:space="preserve"> PAGEREF _Toc240385211 \h </w:instrText>
         </w:r>
         <w:r>
           <w:rPr>
@@ -2155,7 +2155,7 @@
             <w:noProof/>
             <w:webHidden/>
           </w:rPr>
-          <w:t>13</w:t>
+          <w:t>14</w:t>
         </w:r>
         <w:r>
           <w:rPr>
@@ -2168,10 +2168,11 @@
     </w:p>
     <w:p>
       <w:pPr>
-        <w:pStyle w:val="TOC1"/>
+        <w:pStyle w:val="TOC2"/>
         <w:tabs>
           <w:tab w:val="right" w:leader="dot" w:pos="8302"/>
         </w:tabs>
+        <w:ind w:left="480"/>
         <w:rPr>
           <w:rFonts w:asciiTheme="minorHAnsi" w:eastAsiaTheme="minorEastAsia" w:hAnsiTheme="minorHAnsi"/>
           <w:noProof/>
@@ -2182,14 +2183,14 @@
           <w14:ligatures w14:val="standardContextual"/>
         </w:rPr>
       </w:pPr>
-      <w:hyperlink w:anchor="_Toc240373893" w:history="1">
+      <w:hyperlink w:anchor="_Toc240385212" w:history="1">
         <w:r>
           <w:rPr>
             <w:rStyle w:val="aff9"/>
             <w:rFonts w:ascii="黑体" w:eastAsia="黑体" w:hAnsi="黑体"/>
             <w:noProof/>
           </w:rPr>
-          <w:t>七、数据需求</w:t>
+          <w:t>6.6 数据准确性需求</w:t>
         </w:r>
         <w:r>
           <w:rPr>
@@ -2210,7 +2211,7 @@
             <w:noProof/>
             <w:webHidden/>
           </w:rPr>
-          <w:instrText xml:space="preserve"> PAGEREF _Toc240373893 \h </w:instrText>
+          <w:instrText xml:space="preserve"> PAGEREF _Toc240385212 \h </w:instrText>
         </w:r>
         <w:r>
           <w:rPr>
@@ -2230,7 +2231,7 @@
             <w:noProof/>
             <w:webHidden/>
           </w:rPr>
-          <w:t>13</w:t>
+          <w:t>14</w:t>
         </w:r>
         <w:r>
           <w:rPr>
@@ -2257,14 +2258,14 @@
           <w14:ligatures w14:val="standardContextual"/>
         </w:rPr>
       </w:pPr>
-      <w:hyperlink w:anchor="_Toc240373894" w:history="1">
+      <w:hyperlink w:anchor="_Toc240385213" w:history="1">
         <w:r>
           <w:rPr>
             <w:rStyle w:val="aff9"/>
             <w:rFonts w:ascii="黑体" w:eastAsia="黑体" w:hAnsi="黑体"/>
             <w:noProof/>
           </w:rPr>
-          <w:t>八、约束与假设</w:t>
+          <w:t>七、数据需求</w:t>
         </w:r>
         <w:r>
           <w:rPr>
@@ -2285,7 +2286,7 @@
             <w:noProof/>
             <w:webHidden/>
           </w:rPr>
-          <w:instrText xml:space="preserve"> PAGEREF _Toc240373894 \h </w:instrText>
+          <w:instrText xml:space="preserve"> PAGEREF _Toc240385213 \h </w:instrText>
         </w:r>
         <w:r>
           <w:rPr>
@@ -2305,7 +2306,7 @@
             <w:noProof/>
             <w:webHidden/>
           </w:rPr>
-          <w:t>13</w:t>
+          <w:t>14</w:t>
         </w:r>
         <w:r>
           <w:rPr>
@@ -2318,11 +2319,10 @@
     </w:p>
     <w:p>
       <w:pPr>
-        <w:pStyle w:val="TOC2"/>
+        <w:pStyle w:val="TOC1"/>
         <w:tabs>
           <w:tab w:val="right" w:leader="dot" w:pos="8302"/>
         </w:tabs>
-        <w:ind w:left="480"/>
         <w:rPr>
           <w:rFonts w:asciiTheme="minorHAnsi" w:eastAsiaTheme="minorEastAsia" w:hAnsiTheme="minorHAnsi"/>
           <w:noProof/>
@@ -2333,14 +2333,14 @@
           <w14:ligatures w14:val="standardContextual"/>
         </w:rPr>
       </w:pPr>
-      <w:hyperlink w:anchor="_Toc240373895" w:history="1">
+      <w:hyperlink w:anchor="_Toc240385214" w:history="1">
         <w:r>
           <w:rPr>
             <w:rStyle w:val="aff9"/>
             <w:rFonts w:ascii="黑体" w:eastAsia="黑体" w:hAnsi="黑体"/>
             <w:noProof/>
           </w:rPr>
-          <w:t>8.1 约束条件</w:t>
+          <w:t>八、约束与假设</w:t>
         </w:r>
         <w:r>
           <w:rPr>
@@ -2361,7 +2361,7 @@
             <w:noProof/>
             <w:webHidden/>
           </w:rPr>
-          <w:instrText xml:space="preserve"> PAGEREF _Toc240373895 \h </w:instrText>
+          <w:instrText xml:space="preserve"> PAGEREF _Toc240385214 \h </w:instrText>
         </w:r>
         <w:r>
           <w:rPr>
@@ -2381,7 +2381,7 @@
             <w:noProof/>
             <w:webHidden/>
           </w:rPr>
-          <w:t>13</w:t>
+          <w:t>15</w:t>
         </w:r>
         <w:r>
           <w:rPr>
@@ -2409,14 +2409,14 @@
           <w14:ligatures w14:val="standardContextual"/>
         </w:rPr>
       </w:pPr>
-      <w:hyperlink w:anchor="_Toc240373896" w:history="1">
+      <w:hyperlink w:anchor="_Toc240385215" w:history="1">
         <w:r>
           <w:rPr>
             <w:rStyle w:val="aff9"/>
             <w:rFonts w:ascii="黑体" w:eastAsia="黑体" w:hAnsi="黑体"/>
             <w:noProof/>
           </w:rPr>
-          <w:t>8.2 假设条件</w:t>
+          <w:t>8.1 约束条件</w:t>
         </w:r>
         <w:r>
           <w:rPr>
@@ -2437,7 +2437,7 @@
             <w:noProof/>
             <w:webHidden/>
           </w:rPr>
-          <w:instrText xml:space="preserve"> PAGEREF _Toc240373896 \h </w:instrText>
+          <w:instrText xml:space="preserve"> PAGEREF _Toc240385215 \h </w:instrText>
         </w:r>
         <w:r>
           <w:rPr>
@@ -2457,7 +2457,7 @@
             <w:noProof/>
             <w:webHidden/>
           </w:rPr>
-          <w:t>13</w:t>
+          <w:t>15</w:t>
         </w:r>
         <w:r>
           <w:rPr>
@@ -2470,10 +2470,11 @@
     </w:p>
     <w:p>
       <w:pPr>
-        <w:pStyle w:val="TOC1"/>
+        <w:pStyle w:val="TOC2"/>
         <w:tabs>
           <w:tab w:val="right" w:leader="dot" w:pos="8302"/>
         </w:tabs>
+        <w:ind w:left="480"/>
         <w:rPr>
           <w:rFonts w:asciiTheme="minorHAnsi" w:eastAsiaTheme="minorEastAsia" w:hAnsiTheme="minorHAnsi"/>
           <w:noProof/>
@@ -2484,14 +2485,14 @@
           <w14:ligatures w14:val="standardContextual"/>
         </w:rPr>
       </w:pPr>
-      <w:hyperlink w:anchor="_Toc240373897" w:history="1">
+      <w:hyperlink w:anchor="_Toc240385216" w:history="1">
         <w:r>
           <w:rPr>
             <w:rStyle w:val="aff9"/>
             <w:rFonts w:ascii="黑体" w:eastAsia="黑体" w:hAnsi="黑体"/>
             <w:noProof/>
           </w:rPr>
-          <w:t>九、需求优先级与实施计划</w:t>
+          <w:t>8.2 假设条件</w:t>
         </w:r>
         <w:r>
           <w:rPr>
@@ -2512,7 +2513,7 @@
             <w:noProof/>
             <w:webHidden/>
           </w:rPr>
-          <w:instrText xml:space="preserve"> PAGEREF _Toc240373897 \h </w:instrText>
+          <w:instrText xml:space="preserve"> PAGEREF _Toc240385216 \h </w:instrText>
         </w:r>
         <w:r>
           <w:rPr>
@@ -2532,7 +2533,7 @@
             <w:noProof/>
             <w:webHidden/>
           </w:rPr>
-          <w:t>14</w:t>
+          <w:t>15</w:t>
         </w:r>
         <w:r>
           <w:rPr>
@@ -2545,11 +2546,10 @@
     </w:p>
     <w:p>
       <w:pPr>
-        <w:pStyle w:val="TOC2"/>
+        <w:pStyle w:val="TOC1"/>
         <w:tabs>
           <w:tab w:val="right" w:leader="dot" w:pos="8302"/>
         </w:tabs>
-        <w:ind w:left="480"/>
         <w:rPr>
           <w:rFonts w:asciiTheme="minorHAnsi" w:eastAsiaTheme="minorEastAsia" w:hAnsiTheme="minorHAnsi"/>
           <w:noProof/>
@@ -2560,14 +2560,14 @@
           <w14:ligatures w14:val="standardContextual"/>
         </w:rPr>
       </w:pPr>
-      <w:hyperlink w:anchor="_Toc240373898" w:history="1">
+      <w:hyperlink w:anchor="_Toc240385217" w:history="1">
         <w:r>
           <w:rPr>
             <w:rStyle w:val="aff9"/>
             <w:rFonts w:ascii="黑体" w:eastAsia="黑体" w:hAnsi="黑体"/>
             <w:noProof/>
           </w:rPr>
-          <w:t>9.1 优先级说明</w:t>
+          <w:t>九、需求优先级与实施计划</w:t>
         </w:r>
         <w:r>
           <w:rPr>
@@ -2588,7 +2588,7 @@
             <w:noProof/>
             <w:webHidden/>
           </w:rPr>
-          <w:instrText xml:space="preserve"> PAGEREF _Toc240373898 \h </w:instrText>
+          <w:instrText xml:space="preserve"> PAGEREF _Toc240385217 \h </w:instrText>
         </w:r>
         <w:r>
           <w:rPr>
@@ -2608,7 +2608,7 @@
             <w:noProof/>
             <w:webHidden/>
           </w:rPr>
-          <w:t>14</w:t>
+          <w:t>15</w:t>
         </w:r>
         <w:r>
           <w:rPr>
@@ -2636,14 +2636,14 @@
           <w14:ligatures w14:val="standardContextual"/>
         </w:rPr>
       </w:pPr>
-      <w:hyperlink w:anchor="_Toc240373899" w:history="1">
+      <w:hyperlink w:anchor="_Toc240385218" w:history="1">
         <w:r>
           <w:rPr>
             <w:rStyle w:val="aff9"/>
             <w:rFonts w:ascii="黑体" w:eastAsia="黑体" w:hAnsi="黑体"/>
             <w:noProof/>
           </w:rPr>
-          <w:t>9.2 实施计划</w:t>
+          <w:t>9.1 优先级说明</w:t>
         </w:r>
         <w:r>
           <w:rPr>
@@ -2664,7 +2664,7 @@
             <w:noProof/>
             <w:webHidden/>
           </w:rPr>
-          <w:instrText xml:space="preserve"> PAGEREF _Toc240373899 \h </w:instrText>
+          <w:instrText xml:space="preserve"> PAGEREF _Toc240385218 \h </w:instrText>
         </w:r>
         <w:r>
           <w:rPr>
@@ -2684,7 +2684,7 @@
             <w:noProof/>
             <w:webHidden/>
           </w:rPr>
-          <w:t>14</w:t>
+          <w:t>15</w:t>
         </w:r>
         <w:r>
           <w:rPr>
@@ -2712,14 +2712,14 @@
           <w14:ligatures w14:val="standardContextual"/>
         </w:rPr>
       </w:pPr>
-      <w:hyperlink w:anchor="_Toc240373900" w:history="1">
+      <w:hyperlink w:anchor="_Toc240385219" w:history="1">
         <w:r>
           <w:rPr>
             <w:rStyle w:val="aff9"/>
             <w:rFonts w:ascii="黑体" w:eastAsia="黑体" w:hAnsi="黑体"/>
             <w:noProof/>
           </w:rPr>
-          <w:t>9.3 验收方式</w:t>
+          <w:t>9.2 实施计划</w:t>
         </w:r>
         <w:r>
           <w:rPr>
@@ -2740,7 +2740,7 @@
             <w:noProof/>
             <w:webHidden/>
           </w:rPr>
-          <w:instrText xml:space="preserve"> PAGEREF _Toc240373900 \h </w:instrText>
+          <w:instrText xml:space="preserve"> PAGEREF _Toc240385219 \h </w:instrText>
         </w:r>
         <w:r>
           <w:rPr>
@@ -2760,7 +2760,7 @@
             <w:noProof/>
             <w:webHidden/>
           </w:rPr>
-          <w:t>14</w:t>
+          <w:t>15</w:t>
         </w:r>
         <w:r>
           <w:rPr>
@@ -2772,16 +2772,92 @@
       </w:hyperlink>
     </w:p>
     <w:p>
-      <w:r>
-        <w:fldChar w:fldCharType="end"/>
-      </w:r>
+      <w:pPr>
+        <w:pStyle w:val="TOC2"/>
+        <w:tabs>
+          <w:tab w:val="right" w:leader="dot" w:pos="8302"/>
+        </w:tabs>
+        <w:ind w:left="480"/>
+        <w:rPr>
+          <w:rFonts w:asciiTheme="minorHAnsi" w:eastAsiaTheme="minorEastAsia" w:hAnsiTheme="minorHAnsi"/>
+          <w:noProof/>
+          <w:kern w:val="2"/>
+          <w:sz w:val="22"/>
+          <w:szCs w:val="24"/>
+          <w:lang w:eastAsia="zh-CN"/>
+          <w14:ligatures w14:val="standardContextual"/>
+        </w:rPr>
+      </w:pPr>
+      <w:hyperlink w:anchor="_Toc240385220" w:history="1">
+        <w:r>
+          <w:rPr>
+            <w:rStyle w:val="aff9"/>
+            <w:rFonts w:ascii="黑体" w:eastAsia="黑体" w:hAnsi="黑体"/>
+            <w:noProof/>
+          </w:rPr>
+          <w:t>9.3 验收方式</w:t>
+        </w:r>
+        <w:r>
+          <w:rPr>
+            <w:noProof/>
+            <w:webHidden/>
+          </w:rPr>
+          <w:tab/>
+        </w:r>
+        <w:r>
+          <w:rPr>
+            <w:noProof/>
+            <w:webHidden/>
+          </w:rPr>
+          <w:fldChar w:fldCharType="begin"/>
+        </w:r>
+        <w:r>
+          <w:rPr>
+            <w:noProof/>
+            <w:webHidden/>
+          </w:rPr>
+          <w:instrText xml:space="preserve"> PAGEREF _Toc240385220 \h </w:instrText>
+        </w:r>
+        <w:r>
+          <w:rPr>
+            <w:noProof/>
+            <w:webHidden/>
+          </w:rPr>
+        </w:r>
+        <w:r>
+          <w:rPr>
+            <w:noProof/>
+            <w:webHidden/>
+          </w:rPr>
+          <w:fldChar w:fldCharType="separate"/>
+        </w:r>
+        <w:r>
+          <w:rPr>
+            <w:noProof/>
+            <w:webHidden/>
+          </w:rPr>
+          <w:t>16</w:t>
+        </w:r>
+        <w:r>
+          <w:rPr>
+            <w:noProof/>
+            <w:webHidden/>
+          </w:rPr>
+          <w:fldChar w:fldCharType="end"/>
+        </w:r>
+      </w:hyperlink>
     </w:p>
     <w:p>
+      <w:r>
+        <w:fldChar w:fldCharType="end"/>
+      </w:r>
+    </w:p>
+    <w:p>
       <w:pPr>
         <w:pStyle w:val="1"/>
         <w:spacing w:before="240" w:after="120" w:line="360" w:lineRule="auto"/>
       </w:pPr>
-      <w:bookmarkStart w:id="0" w:name="_Toc240373867"/>
+      <w:bookmarkStart w:id="0" w:name="_Toc240385186"/>
       <w:r>
         <w:rPr>
           <w:rFonts w:ascii="黑体" w:eastAsia="黑体" w:hAnsi="黑体"/>
@@ -2795,7 +2871,7 @@
         <w:pStyle w:val="21"/>
         <w:spacing w:after="120" w:line="360" w:lineRule="auto"/>
       </w:pPr>
-      <w:bookmarkStart w:id="1" w:name="_Toc240373868"/>
+      <w:bookmarkStart w:id="1" w:name="_Toc240385187"/>
       <w:r>
         <w:rPr>
           <w:rFonts w:ascii="黑体" w:eastAsia="黑体" w:hAnsi="黑体"/>
@@ -2851,7 +2927,7 @@
         <w:pStyle w:val="21"/>
         <w:spacing w:after="120" w:line="360" w:lineRule="auto"/>
       </w:pPr>
-      <w:bookmarkStart w:id="2" w:name="_Toc240373869"/>
+      <w:bookmarkStart w:id="2" w:name="_Toc240385188"/>
       <w:r>
         <w:rPr>
           <w:rFonts w:ascii="黑体" w:eastAsia="黑体" w:hAnsi="黑体"/>
@@ -2992,7 +3068,7 @@
         <w:pStyle w:val="21"/>
         <w:spacing w:after="120" w:line="360" w:lineRule="auto"/>
       </w:pPr>
-      <w:bookmarkStart w:id="3" w:name="_Toc240373870"/>
+      <w:bookmarkStart w:id="3" w:name="_Toc240385189"/>
       <w:r>
         <w:rPr>
           <w:rFonts w:ascii="黑体" w:eastAsia="黑体" w:hAnsi="黑体"/>
@@ -3311,7 +3387,7 @@
         <w:pStyle w:val="21"/>
         <w:spacing w:after="120" w:line="360" w:lineRule="auto"/>
       </w:pPr>
-      <w:bookmarkStart w:id="4" w:name="_Toc240373871"/>
+      <w:bookmarkStart w:id="4" w:name="_Toc240385190"/>
       <w:r>
         <w:rPr>
           <w:rFonts w:ascii="黑体" w:eastAsia="黑体" w:hAnsi="黑体"/>
@@ -3385,7 +3461,7 @@
         <w:pStyle w:val="1"/>
         <w:spacing w:before="240" w:after="120" w:line="360" w:lineRule="auto"/>
       </w:pPr>
-      <w:bookmarkStart w:id="5" w:name="_Toc240373872"/>
+      <w:bookmarkStart w:id="5" w:name="_Toc240385191"/>
       <w:r>
         <w:rPr>
           <w:rFonts w:ascii="黑体" w:eastAsia="黑体" w:hAnsi="黑体"/>
@@ -3399,7 +3475,7 @@
         <w:pStyle w:val="21"/>
         <w:spacing w:after="120" w:line="360" w:lineRule="auto"/>
       </w:pPr>
-      <w:bookmarkStart w:id="6" w:name="_Toc240373873"/>
+      <w:bookmarkStart w:id="6" w:name="_Toc240385192"/>
       <w:r>
         <w:rPr>
           <w:rFonts w:ascii="黑体" w:eastAsia="黑体" w:hAnsi="黑体"/>
@@ -3552,7 +3628,7 @@
         <w:pStyle w:val="21"/>
         <w:spacing w:after="120" w:line="360" w:lineRule="auto"/>
       </w:pPr>
-      <w:bookmarkStart w:id="7" w:name="_Toc240373874"/>
+      <w:bookmarkStart w:id="7" w:name="_Toc240385193"/>
       <w:r>
         <w:rPr>
           <w:rFonts w:ascii="黑体" w:eastAsia="黑体" w:hAnsi="黑体"/>
@@ -3704,7 +3780,7 @@
         <w:pStyle w:val="21"/>
         <w:spacing w:after="120" w:line="360" w:lineRule="auto"/>
       </w:pPr>
-      <w:bookmarkStart w:id="8" w:name="_Toc240373875"/>
+      <w:bookmarkStart w:id="8" w:name="_Toc240385194"/>
       <w:r>
         <w:rPr>
           <w:rFonts w:ascii="黑体" w:eastAsia="黑体" w:hAnsi="黑体"/>
@@ -4006,7 +4082,7 @@
         <w:pStyle w:val="1"/>
         <w:spacing w:before="240" w:after="120" w:line="360" w:lineRule="auto"/>
       </w:pPr>
-      <w:bookmarkStart w:id="9" w:name="_Toc240373876"/>
+      <w:bookmarkStart w:id="9" w:name="_Toc240385195"/>
       <w:r>
         <w:rPr>
           <w:rFonts w:ascii="黑体" w:eastAsia="黑体" w:hAnsi="黑体"/>
@@ -4021,7 +4097,7 @@
         <w:pStyle w:val="21"/>
         <w:spacing w:after="120" w:line="360" w:lineRule="auto"/>
       </w:pPr>
-      <w:bookmarkStart w:id="10" w:name="_Toc240373877"/>
+      <w:bookmarkStart w:id="10" w:name="_Toc240385196"/>
       <w:r>
         <w:rPr>
           <w:rFonts w:ascii="黑体" w:eastAsia="黑体" w:hAnsi="黑体"/>
@@ -5225,13 +5301,157 @@
           </w:p>
         </w:tc>
       </w:tr>
+      <w:tr>
+        <w:tc>
+          <w:tcPr>
+            <w:tcW w:w="2078" w:type="dxa"/>
+          </w:tcPr>
+          <w:p>
+            <w:r>
+              <w:rPr>
+                <w:color w:val="000000"/>
+                <w:sz w:val="21"/>
+              </w:rPr>
+              <w:t>US-19</w:t>
+            </w:r>
+          </w:p>
+        </w:tc>
+        <w:tc>
+          <w:tcPr>
+            <w:tcW w:w="2078" w:type="dxa"/>
+          </w:tcPr>
+          <w:p>
+            <w:r>
+              <w:rPr>
+                <w:color w:val="000000"/>
+                <w:sz w:val="21"/>
+              </w:rPr>
+              <w:t>注册用户</w:t>
+            </w:r>
+          </w:p>
+        </w:tc>
+        <w:tc>
+          <w:tcPr>
+            <w:tcW w:w="2078" w:type="dxa"/>
+          </w:tcPr>
+          <w:p>
+            <w:r>
+              <w:rPr>
+                <w:color w:val="000000"/>
+                <w:sz w:val="21"/>
+              </w:rPr>
+              <w:t>我想让系统只把</w:t>
+            </w:r>
+            <w:r>
+              <w:rPr>
+                <w:color w:val="000000"/>
+                <w:sz w:val="21"/>
+              </w:rPr>
+              <w:t>"</w:t>
+            </w:r>
+            <w:r>
+              <w:rPr>
+                <w:color w:val="000000"/>
+                <w:sz w:val="21"/>
+              </w:rPr>
+              <w:t>完整、正式、本人</w:t>
+            </w:r>
+            <w:r>
+              <w:rPr>
+                <w:color w:val="000000"/>
+                <w:sz w:val="21"/>
+              </w:rPr>
+              <w:t>"</w:t>
+            </w:r>
+            <w:r>
+              <w:rPr>
+                <w:color w:val="000000"/>
+                <w:sz w:val="21"/>
+              </w:rPr>
+              <w:t>的专辑放进对决，以便不会冒出单曲或影视原声</w:t>
+            </w:r>
+          </w:p>
+        </w:tc>
+        <w:tc>
+          <w:tcPr>
+            <w:tcW w:w="2078" w:type="dxa"/>
+          </w:tcPr>
+          <w:p>
+            <w:r>
+              <w:rPr>
+                <w:color w:val="000000"/>
+                <w:sz w:val="21"/>
+              </w:rPr>
+              <w:t>P0</w:t>
+            </w:r>
+          </w:p>
+        </w:tc>
+      </w:tr>
+      <w:tr>
+        <w:tc>
+          <w:tcPr>
+            <w:tcW w:w="2078" w:type="dxa"/>
+          </w:tcPr>
+          <w:p>
+            <w:r>
+              <w:rPr>
+                <w:color w:val="000000"/>
+                <w:sz w:val="21"/>
+              </w:rPr>
+              <w:t>US-20</w:t>
+            </w:r>
+          </w:p>
+        </w:tc>
+        <w:tc>
+          <w:tcPr>
+            <w:tcW w:w="2078" w:type="dxa"/>
+          </w:tcPr>
+          <w:p>
+            <w:r>
+              <w:rPr>
+                <w:color w:val="000000"/>
+                <w:sz w:val="21"/>
+              </w:rPr>
+              <w:t>注册用户</w:t>
+            </w:r>
+          </w:p>
+        </w:tc>
+        <w:tc>
+          <w:tcPr>
+            <w:tcW w:w="2078" w:type="dxa"/>
+          </w:tcPr>
+          <w:p>
+            <w:r>
+              <w:rPr>
+                <w:color w:val="000000"/>
+                <w:sz w:val="21"/>
+              </w:rPr>
+              <w:t>我想看到系统过滤掉了哪些专辑以及原因，以便确认参赛名单是否合我意</w:t>
+            </w:r>
+          </w:p>
+        </w:tc>
+        <w:tc>
+          <w:tcPr>
+            <w:tcW w:w="2078" w:type="dxa"/>
+          </w:tcPr>
+          <w:p>
+            <w:r>
+              <w:rPr>
+                <w:color w:val="000000"/>
+                <w:sz w:val="21"/>
+              </w:rPr>
+              <w:t>P1</w:t>
+            </w:r>
+          </w:p>
+        </w:tc>
+      </w:tr>
     </w:tbl>
     <w:p>
       <w:pPr>
         <w:pStyle w:val="21"/>
         <w:spacing w:after="120" w:line="360" w:lineRule="auto"/>
       </w:pPr>
-      <w:bookmarkStart w:id="11" w:name="_Toc240373878"/>
+      <w:bookmarkStart w:id="11" w:name="_Toc240385197"/>
       <w:r>
         <w:rPr>
           <w:rFonts w:ascii="黑体" w:eastAsia="黑体" w:hAnsi="黑体"/>
@@ -5279,7 +5499,7 @@
         <w:rPr>
           <w:color w:val="000000"/>
         </w:rPr>
-        <w:t>作为注册用户，我想按歌手挑选范围，以便只比较我关心的作品。</w:t>
+        <w:t>作为注册用户，我想自己决定参赛范围，以便比较我真正关心的专辑，而不局限于同一位歌手的作品。</w:t>
       </w:r>
     </w:p>
     <w:p>
@@ -5315,7 +5535,115 @@
         <w:rPr>
           <w:color w:val="000000"/>
         </w:rPr>
-        <w:t>）支持按歌手名称搜索，输入关键词后返回候选歌手列表；</w:t>
+        <w:t>）提供四种范围模式：</w:t>
+      </w:r>
+      <w:r>
+        <w:rPr>
+          <w:color w:val="000000"/>
+        </w:rPr>
+        <w:t>**</w:t>
+      </w:r>
+      <w:r>
+        <w:rPr>
+          <w:color w:val="000000"/>
+        </w:rPr>
+        <w:t>单歌手</w:t>
+      </w:r>
+      <w:r>
+        <w:rPr>
+          <w:color w:val="000000"/>
+        </w:rPr>
+        <w:t>**</w:t>
+      </w:r>
+      <w:r>
+        <w:rPr>
+          <w:color w:val="000000"/>
+        </w:rPr>
+        <w:t>、</w:t>
+      </w:r>
+      <w:r>
+        <w:rPr>
+          <w:color w:val="000000"/>
+        </w:rPr>
+        <w:t>**</w:t>
+      </w:r>
+      <w:r>
+        <w:rPr>
+          <w:color w:val="000000"/>
+        </w:rPr>
+        <w:t>多歌手混战</w:t>
+      </w:r>
+      <w:r>
+        <w:rPr>
+          <w:color w:val="000000"/>
+        </w:rPr>
+        <w:t>**</w:t>
+      </w:r>
+      <w:r>
+        <w:rPr>
+          <w:color w:val="000000"/>
+        </w:rPr>
+        <w:t>（最多</w:t>
+      </w:r>
+      <w:r>
+        <w:rPr>
+          <w:color w:val="000000"/>
+        </w:rPr>
+        <w:t xml:space="preserve"> 6 </w:t>
+      </w:r>
+      <w:r>
+        <w:rPr>
+          <w:color w:val="000000"/>
+        </w:rPr>
+        <w:t>位歌手）、</w:t>
+      </w:r>
+      <w:r>
+        <w:rPr>
+          <w:color w:val="000000"/>
+        </w:rPr>
+        <w:t>**</w:t>
+      </w:r>
+      <w:r>
+        <w:rPr>
+          <w:color w:val="000000"/>
+        </w:rPr>
+        <w:t>按流派或年代</w:t>
+      </w:r>
+      <w:r>
+        <w:rPr>
+          <w:color w:val="000000"/>
+        </w:rPr>
+        <w:t>**</w:t>
+      </w:r>
+      <w:r>
+        <w:rPr>
+          <w:color w:val="000000"/>
+        </w:rPr>
+        <w:t>、</w:t>
+      </w:r>
+      <w:r>
+        <w:rPr>
+          <w:color w:val="000000"/>
+        </w:rPr>
+        <w:t>**</w:t>
+      </w:r>
+      <w:r>
+        <w:rPr>
+          <w:color w:val="000000"/>
+        </w:rPr>
+        <w:t>手动挑选</w:t>
+      </w:r>
+      <w:r>
+        <w:rPr>
+          <w:color w:val="000000"/>
+        </w:rPr>
+        <w:t>**</w:t>
+      </w:r>
+      <w:r>
+        <w:rPr>
+          <w:color w:val="000000"/>
+        </w:rPr>
+        <w:t>；</w:t>
       </w:r>
     </w:p>
     <w:p>
@@ -5339,7 +5667,31 @@
         <w:rPr>
           <w:color w:val="000000"/>
         </w:rPr>
-        <w:t>）选定歌手后自动获取其全部专辑，含封面、发行日期与曲目数；</w:t>
+        <w:t>）多歌手模式下，支持逐位搜索并添加歌手，可设置每位歌手抽取的专辑数量（</w:t>
+      </w:r>
+      <w:r>
+        <w:rPr>
+          <w:color w:val="000000"/>
+        </w:rPr>
+        <w:t xml:space="preserve">3 </w:t>
+      </w:r>
+      <w:r>
+        <w:rPr>
+          <w:color w:val="000000"/>
+        </w:rPr>
+        <w:t>至</w:t>
+      </w:r>
+      <w:r>
+        <w:rPr>
+          <w:color w:val="000000"/>
+        </w:rPr>
+        <w:t xml:space="preserve"> 5 </w:t>
+      </w:r>
+      <w:r>
+        <w:rPr>
+          <w:color w:val="000000"/>
+        </w:rPr>
+        <w:t>张）；</w:t>
       </w:r>
     </w:p>
     <w:p>
@@ -5363,19 +5715,31 @@
         <w:rPr>
           <w:color w:val="000000"/>
         </w:rPr>
-        <w:t>）当获取到的专辑少于</w:t>
-      </w:r>
-      <w:r>
-        <w:rPr>
-          <w:color w:val="000000"/>
-        </w:rPr>
-        <w:t xml:space="preserve"> 4 </w:t>
-      </w:r>
-      <w:r>
-        <w:rPr>
-          <w:color w:val="000000"/>
-        </w:rPr>
-        <w:t>张时，提示用户更换范围，不进入对决流程；</w:t>
+        <w:t>）搜索歌手时返回候选列表（含封面与专辑数）由用户确认，不自动采用第一条结果；关键词无匹配时明确提示</w:t>
+      </w:r>
+      <w:r>
+        <w:rPr>
+          <w:color w:val="000000"/>
+        </w:rPr>
+        <w:t>"</w:t>
+      </w:r>
+      <w:r>
+        <w:rPr>
+          <w:color w:val="000000"/>
+        </w:rPr>
+        <w:t>未找到</w:t>
+      </w:r>
+      <w:r>
+        <w:rPr>
+          <w:color w:val="000000"/>
+        </w:rPr>
+        <w:t>"</w:t>
+      </w:r>
+      <w:r>
+        <w:rPr>
+          <w:color w:val="000000"/>
+        </w:rPr>
+        <w:t>，不得返回不相关的歌手；</w:t>
       </w:r>
     </w:p>
     <w:p>
@@ -5387,6 +5751,7 @@
         <w:rPr>
           <w:color w:val="000000"/>
         </w:rPr>
+        <w:lastRenderedPageBreak/>
         <w:t>（</w:t>
       </w:r>
       <w:r>
@@ -5399,7 +5764,31 @@
         <w:rPr>
           <w:color w:val="000000"/>
         </w:rPr>
-        <w:t>）专辑数据同时写入本地数据库，重复发起时直接读取缓存，不再请求外部接口。</w:t>
+        <w:t>）专辑入池前按准入规则自动过滤：排除单曲、</w:t>
+      </w:r>
+      <w:r>
+        <w:rPr>
+          <w:color w:val="000000"/>
+        </w:rPr>
+        <w:t>EP</w:t>
+      </w:r>
+      <w:r>
+        <w:rPr>
+          <w:color w:val="000000"/>
+        </w:rPr>
+        <w:t>、现场、影视原声、精选与拼盘，只保留曲目数不少于</w:t>
+      </w:r>
+      <w:r>
+        <w:rPr>
+          <w:color w:val="000000"/>
+        </w:rPr>
+        <w:t xml:space="preserve"> 7 </w:t>
+      </w:r>
+      <w:r>
+        <w:rPr>
+          <w:color w:val="000000"/>
+        </w:rPr>
+        <w:t>首、且署名为该歌手本人的正式专辑；</w:t>
       </w:r>
     </w:p>
     <w:p>
@@ -5411,19 +5800,19 @@
         <w:rPr>
           <w:color w:val="000000"/>
         </w:rPr>
-        <w:t xml:space="preserve">**US-05 </w:t>
-      </w:r>
-      <w:r>
-        <w:rPr>
-          <w:color w:val="000000"/>
-        </w:rPr>
-        <w:t>投票前试听</w:t>
-      </w:r>
-      <w:r>
-        <w:rPr>
-          <w:color w:val="000000"/>
-        </w:rPr>
-        <w:t>**</w:t>
+        <w:t>（</w:t>
+      </w:r>
+      <w:r>
+        <w:rPr>
+          <w:color w:val="000000"/>
+        </w:rPr>
+        <w:t>5</w:t>
+      </w:r>
+      <w:r>
+        <w:rPr>
+          <w:color w:val="000000"/>
+        </w:rPr>
+        <w:t>）过滤结果对用户可见（说明剔除了多少张及原因），并允许用户手动取消任意一张，最终参赛名单以用户确认为准；</w:t>
       </w:r>
     </w:p>
     <w:p>
@@ -5435,7 +5824,31 @@
         <w:rPr>
           <w:color w:val="000000"/>
         </w:rPr>
-        <w:t>作为注册用户，我想在投票前试听专辑片段，以便在没听过的情况下也能作出选择。</w:t>
+        <w:t>（</w:t>
+      </w:r>
+      <w:r>
+        <w:rPr>
+          <w:color w:val="000000"/>
+        </w:rPr>
+        <w:t>6</w:t>
+      </w:r>
+      <w:r>
+        <w:rPr>
+          <w:color w:val="000000"/>
+        </w:rPr>
+        <w:t>）当入池专辑少于</w:t>
+      </w:r>
+      <w:r>
+        <w:rPr>
+          <w:color w:val="000000"/>
+        </w:rPr>
+        <w:t xml:space="preserve"> 4 </w:t>
+      </w:r>
+      <w:r>
+        <w:rPr>
+          <w:color w:val="000000"/>
+        </w:rPr>
+        <w:t>张时，提示用户扩大范围，不进入对决流程；</w:t>
       </w:r>
     </w:p>
     <w:p>
@@ -5447,7 +5860,19 @@
         <w:rPr>
           <w:color w:val="000000"/>
         </w:rPr>
-        <w:t>验收标准：</w:t>
+        <w:t>（</w:t>
+      </w:r>
+      <w:r>
+        <w:rPr>
+          <w:color w:val="000000"/>
+        </w:rPr>
+        <w:t>7</w:t>
+      </w:r>
+      <w:r>
+        <w:rPr>
+          <w:color w:val="000000"/>
+        </w:rPr>
+        <w:t>）专辑数据同时写入本地数据库，重复发起时直接读取缓存，不再请求外部接口。</w:t>
       </w:r>
     </w:p>
     <w:p>
@@ -5459,31 +5884,19 @@
         <w:rPr>
           <w:color w:val="000000"/>
         </w:rPr>
-        <w:t>（</w:t>
-      </w:r>
-      <w:r>
-        <w:rPr>
-          <w:color w:val="000000"/>
-        </w:rPr>
-        <w:t>1</w:t>
-      </w:r>
-      <w:r>
-        <w:rPr>
-          <w:color w:val="000000"/>
-        </w:rPr>
-        <w:t>）每一场对战的两张专辑均可播放</w:t>
-      </w:r>
-      <w:r>
-        <w:rPr>
-          <w:color w:val="000000"/>
-        </w:rPr>
-        <w:t xml:space="preserve"> 30 </w:t>
-      </w:r>
-      <w:r>
-        <w:rPr>
-          <w:color w:val="000000"/>
-        </w:rPr>
-        <w:t>秒试听片段；</w:t>
+        <w:t xml:space="preserve">**US-05 </w:t>
+      </w:r>
+      <w:r>
+        <w:rPr>
+          <w:color w:val="000000"/>
+        </w:rPr>
+        <w:t>投票前试听</w:t>
+      </w:r>
+      <w:r>
+        <w:rPr>
+          <w:color w:val="000000"/>
+        </w:rPr>
+        <w:t>**</w:t>
       </w:r>
     </w:p>
     <w:p>
@@ -5495,19 +5908,7 @@
         <w:rPr>
           <w:color w:val="000000"/>
         </w:rPr>
-        <w:t>（</w:t>
-      </w:r>
-      <w:r>
-        <w:rPr>
-          <w:color w:val="000000"/>
-        </w:rPr>
-        <w:t>2</w:t>
-      </w:r>
-      <w:r>
-        <w:rPr>
-          <w:color w:val="000000"/>
-        </w:rPr>
-        <w:t>）同一时刻只允许一个音频在播放，切换专辑时自动停止上一个；</w:t>
+        <w:t>作为注册用户，我想在投票前试听专辑片段，以便在没听过的情况下也能作出选择。</w:t>
       </w:r>
     </w:p>
     <w:p>
@@ -5519,6 +5920,366 @@
         <w:rPr>
           <w:color w:val="000000"/>
         </w:rPr>
+        <w:t>验收标准：</w:t>
+      </w:r>
+    </w:p>
+    <w:p>
+      <w:pPr>
+        <w:spacing w:after="0" w:line="360" w:lineRule="auto"/>
+        <w:ind w:firstLine="480"/>
+      </w:pPr>
+      <w:r>
+        <w:rPr>
+          <w:color w:val="000000"/>
+        </w:rPr>
+        <w:t>（</w:t>
+      </w:r>
+      <w:r>
+        <w:rPr>
+          <w:color w:val="000000"/>
+        </w:rPr>
+        <w:t>1</w:t>
+      </w:r>
+      <w:r>
+        <w:rPr>
+          <w:color w:val="000000"/>
+        </w:rPr>
+        <w:t>）每一场对战的两张专辑均可播放</w:t>
+      </w:r>
+      <w:r>
+        <w:rPr>
+          <w:color w:val="000000"/>
+        </w:rPr>
+        <w:t xml:space="preserve"> 30 </w:t>
+      </w:r>
+      <w:r>
+        <w:rPr>
+          <w:color w:val="000000"/>
+        </w:rPr>
+        <w:t>秒试听片段；</w:t>
+      </w:r>
+    </w:p>
+    <w:p>
+      <w:pPr>
+        <w:spacing w:after="0" w:line="360" w:lineRule="auto"/>
+        <w:ind w:firstLine="480"/>
+      </w:pPr>
+      <w:r>
+        <w:rPr>
+          <w:color w:val="000000"/>
+        </w:rPr>
+        <w:t>（</w:t>
+      </w:r>
+      <w:r>
+        <w:rPr>
+          <w:color w:val="000000"/>
+        </w:rPr>
+        <w:t>2</w:t>
+      </w:r>
+      <w:r>
+        <w:rPr>
+          <w:color w:val="000000"/>
+        </w:rPr>
+        <w:t>）同一时刻只允许一个音频在播放，切换专辑时自动停止上一个；</w:t>
+      </w:r>
+    </w:p>
+    <w:p>
+      <w:pPr>
+        <w:spacing w:after="0" w:line="360" w:lineRule="auto"/>
+        <w:ind w:firstLine="480"/>
+      </w:pPr>
+      <w:r>
+        <w:rPr>
+          <w:color w:val="000000"/>
+        </w:rPr>
+        <w:t>（</w:t>
+      </w:r>
+      <w:r>
+        <w:rPr>
+          <w:color w:val="000000"/>
+        </w:rPr>
+        <w:t>3</w:t>
+      </w:r>
+      <w:r>
+        <w:rPr>
+          <w:color w:val="000000"/>
+        </w:rPr>
+        <w:t>）若某张专辑没有可用的试听片段，界面明确提示而不显示失效的播放按钮；</w:t>
+      </w:r>
+    </w:p>
+    <w:p>
+      <w:pPr>
+        <w:spacing w:after="0" w:line="360" w:lineRule="auto"/>
+        <w:ind w:firstLine="480"/>
+      </w:pPr>
+      <w:r>
+        <w:rPr>
+          <w:color w:val="000000"/>
+        </w:rPr>
+        <w:t>（</w:t>
+      </w:r>
+      <w:r>
+        <w:rPr>
+          <w:color w:val="000000"/>
+        </w:rPr>
+        <w:t>4</w:t>
+      </w:r>
+      <w:r>
+        <w:rPr>
+          <w:color w:val="000000"/>
+        </w:rPr>
+        <w:t>）试听不阻塞投票操作，未听完也可直接投票。</w:t>
+      </w:r>
+    </w:p>
+    <w:p>
+      <w:pPr>
+        <w:spacing w:after="0" w:line="360" w:lineRule="auto"/>
+        <w:ind w:firstLine="480"/>
+      </w:pPr>
+      <w:r>
+        <w:rPr>
+          <w:color w:val="000000"/>
+        </w:rPr>
+        <w:t xml:space="preserve">**US-08 </w:t>
+      </w:r>
+      <w:r>
+        <w:rPr>
+          <w:color w:val="000000"/>
+        </w:rPr>
+        <w:t>查看冠军路径</w:t>
+      </w:r>
+      <w:r>
+        <w:rPr>
+          <w:color w:val="000000"/>
+        </w:rPr>
+        <w:t>**</w:t>
+      </w:r>
+    </w:p>
+    <w:p>
+      <w:pPr>
+        <w:spacing w:after="0" w:line="360" w:lineRule="auto"/>
+        <w:ind w:firstLine="480"/>
+      </w:pPr>
+      <w:r>
+        <w:rPr>
+          <w:color w:val="000000"/>
+        </w:rPr>
+        <w:t>作为注册用户，我想看到最终冠军是怎么一路赢上来的，以便回顾整场评选过程。</w:t>
+      </w:r>
+    </w:p>
+    <w:p>
+      <w:pPr>
+        <w:spacing w:after="0" w:line="360" w:lineRule="auto"/>
+        <w:ind w:firstLine="480"/>
+      </w:pPr>
+      <w:r>
+        <w:rPr>
+          <w:color w:val="000000"/>
+        </w:rPr>
+        <w:t>验收标准：</w:t>
+      </w:r>
+    </w:p>
+    <w:p>
+      <w:pPr>
+        <w:spacing w:after="0" w:line="360" w:lineRule="auto"/>
+        <w:ind w:firstLine="480"/>
+      </w:pPr>
+      <w:r>
+        <w:rPr>
+          <w:color w:val="000000"/>
+        </w:rPr>
+        <w:t>（</w:t>
+      </w:r>
+      <w:r>
+        <w:rPr>
+          <w:color w:val="000000"/>
+        </w:rPr>
+        <w:t>1</w:t>
+      </w:r>
+      <w:r>
+        <w:rPr>
+          <w:color w:val="000000"/>
+        </w:rPr>
+        <w:t>）结果页展示冠军专辑的封面、名称与所属歌手；</w:t>
+      </w:r>
+    </w:p>
+    <w:p>
+      <w:pPr>
+        <w:spacing w:after="0" w:line="360" w:lineRule="auto"/>
+        <w:ind w:firstLine="480"/>
+      </w:pPr>
+      <w:r>
+        <w:rPr>
+          <w:color w:val="000000"/>
+        </w:rPr>
+        <w:t>（</w:t>
+      </w:r>
+      <w:r>
+        <w:rPr>
+          <w:color w:val="000000"/>
+        </w:rPr>
+        <w:t>2</w:t>
+      </w:r>
+      <w:r>
+        <w:rPr>
+          <w:color w:val="000000"/>
+        </w:rPr>
+        <w:t>）以图形方式展示冠军从首轮到决赛的全部对战路径；</w:t>
+      </w:r>
+    </w:p>
+    <w:p>
+      <w:pPr>
+        <w:spacing w:after="0" w:line="360" w:lineRule="auto"/>
+        <w:ind w:firstLine="480"/>
+      </w:pPr>
+      <w:r>
+        <w:rPr>
+          <w:color w:val="000000"/>
+        </w:rPr>
+        <w:t>（</w:t>
+      </w:r>
+      <w:r>
+        <w:rPr>
+          <w:color w:val="000000"/>
+        </w:rPr>
+        <w:t>3</w:t>
+      </w:r>
+      <w:r>
+        <w:rPr>
+          <w:color w:val="000000"/>
+        </w:rPr>
+        <w:t>）展示每一轮的对手与得票情况；</w:t>
+      </w:r>
+    </w:p>
+    <w:p>
+      <w:pPr>
+        <w:spacing w:after="0" w:line="360" w:lineRule="auto"/>
+        <w:ind w:firstLine="480"/>
+      </w:pPr>
+      <w:r>
+        <w:rPr>
+          <w:color w:val="000000"/>
+        </w:rPr>
+        <w:t>（</w:t>
+      </w:r>
+      <w:r>
+        <w:rPr>
+          <w:color w:val="000000"/>
+        </w:rPr>
+        <w:t>4</w:t>
+      </w:r>
+      <w:r>
+        <w:rPr>
+          <w:color w:val="000000"/>
+        </w:rPr>
+        <w:t>）支持点击历史场次回顾该场对战的两张专辑。</w:t>
+      </w:r>
+    </w:p>
+    <w:p>
+      <w:pPr>
+        <w:spacing w:after="0" w:line="360" w:lineRule="auto"/>
+        <w:ind w:firstLine="480"/>
+      </w:pPr>
+      <w:r>
+        <w:rPr>
+          <w:color w:val="000000"/>
+        </w:rPr>
+        <w:t xml:space="preserve">**US-12 </w:t>
+      </w:r>
+      <w:r>
+        <w:rPr>
+          <w:color w:val="000000"/>
+        </w:rPr>
+        <w:t>个性化解读</w:t>
+      </w:r>
+      <w:r>
+        <w:rPr>
+          <w:color w:val="000000"/>
+        </w:rPr>
+        <w:t>**</w:t>
+      </w:r>
+    </w:p>
+    <w:p>
+      <w:pPr>
+        <w:spacing w:after="0" w:line="360" w:lineRule="auto"/>
+        <w:ind w:firstLine="480"/>
+      </w:pPr>
+      <w:r>
+        <w:rPr>
+          <w:color w:val="000000"/>
+        </w:rPr>
+        <w:t>作为注册用户，我想得到一段针对我个人作答的解读，而不是所有人一样的模板。</w:t>
+      </w:r>
+    </w:p>
+    <w:p>
+      <w:pPr>
+        <w:spacing w:after="0" w:line="360" w:lineRule="auto"/>
+        <w:ind w:firstLine="480"/>
+      </w:pPr>
+      <w:r>
+        <w:rPr>
+          <w:color w:val="000000"/>
+        </w:rPr>
+        <w:t>验收标准：</w:t>
+      </w:r>
+    </w:p>
+    <w:p>
+      <w:pPr>
+        <w:spacing w:after="0" w:line="360" w:lineRule="auto"/>
+        <w:ind w:firstLine="480"/>
+      </w:pPr>
+      <w:r>
+        <w:rPr>
+          <w:color w:val="000000"/>
+        </w:rPr>
+        <w:t>（</w:t>
+      </w:r>
+      <w:r>
+        <w:rPr>
+          <w:color w:val="000000"/>
+        </w:rPr>
+        <w:t>1</w:t>
+      </w:r>
+      <w:r>
+        <w:rPr>
+          <w:color w:val="000000"/>
+        </w:rPr>
+        <w:t>）解读文案的输入包含作答选项组合、各维度得分与最终类型；</w:t>
+      </w:r>
+    </w:p>
+    <w:p>
+      <w:pPr>
+        <w:spacing w:after="0" w:line="360" w:lineRule="auto"/>
+        <w:ind w:firstLine="480"/>
+      </w:pPr>
+      <w:r>
+        <w:rPr>
+          <w:color w:val="000000"/>
+        </w:rPr>
+        <w:t>（</w:t>
+      </w:r>
+      <w:r>
+        <w:rPr>
+          <w:color w:val="000000"/>
+        </w:rPr>
+        <w:t>2</w:t>
+      </w:r>
+      <w:r>
+        <w:rPr>
+          <w:color w:val="000000"/>
+        </w:rPr>
+        <w:t>）同一类型的用户，因作答组合不同可获得不同文本；</w:t>
+      </w:r>
+    </w:p>
+    <w:p>
+      <w:pPr>
+        <w:spacing w:after="0" w:line="360" w:lineRule="auto"/>
+        <w:ind w:firstLine="480"/>
+      </w:pPr>
+      <w:r>
+        <w:rPr>
+          <w:color w:val="000000"/>
+        </w:rPr>
         <w:lastRenderedPageBreak/>
         <w:t>（</w:t>
       </w:r>
@@ -5532,7 +6293,7 @@
         <w:rPr>
           <w:color w:val="000000"/>
         </w:rPr>
-        <w:t>）若某张专辑没有可用的试听片段，界面明确提示而不显示失效的播放按钮；</w:t>
+        <w:t>）接口调用失败或超时时，自动使用模板文案降级，界面不出现报错；</w:t>
       </w:r>
     </w:p>
     <w:p>
@@ -5556,303 +6317,15 @@
         <w:rPr>
           <w:color w:val="000000"/>
         </w:rPr>
-        <w:t>）试听不阻塞投票操作，未听完也可直接投票。</w:t>
+        <w:t>）解读生成后与测评结果一同入库，重复查看时直接读取，不重复调用接口。</w:t>
       </w:r>
     </w:p>
     <w:p>
       <w:pPr>
-        <w:spacing w:after="0" w:line="360" w:lineRule="auto"/>
-        <w:ind w:firstLine="480"/>
-      </w:pPr>
-      <w:r>
-        <w:rPr>
-          <w:color w:val="000000"/>
-        </w:rPr>
-        <w:t xml:space="preserve">**US-08 </w:t>
-      </w:r>
-      <w:r>
-        <w:rPr>
-          <w:color w:val="000000"/>
-        </w:rPr>
-        <w:t>查看冠军路径</w:t>
-      </w:r>
-      <w:r>
-        <w:rPr>
-          <w:color w:val="000000"/>
-        </w:rPr>
-        <w:t>**</w:t>
-      </w:r>
-    </w:p>
-    <w:p>
-      <w:pPr>
-        <w:spacing w:after="0" w:line="360" w:lineRule="auto"/>
-        <w:ind w:firstLine="480"/>
-      </w:pPr>
-      <w:r>
-        <w:rPr>
-          <w:color w:val="000000"/>
-        </w:rPr>
-        <w:t>作为注册用户，我想看到最终冠军是怎么一路赢上来的，以便回顾整场评选过程。</w:t>
-      </w:r>
-    </w:p>
-    <w:p>
-      <w:pPr>
-        <w:spacing w:after="0" w:line="360" w:lineRule="auto"/>
-        <w:ind w:firstLine="480"/>
-      </w:pPr>
-      <w:r>
-        <w:rPr>
-          <w:color w:val="000000"/>
-        </w:rPr>
-        <w:t>验收标准：</w:t>
-      </w:r>
-    </w:p>
-    <w:p>
-      <w:pPr>
-        <w:spacing w:after="0" w:line="360" w:lineRule="auto"/>
-        <w:ind w:firstLine="480"/>
-      </w:pPr>
-      <w:r>
-        <w:rPr>
-          <w:color w:val="000000"/>
-        </w:rPr>
-        <w:t>（</w:t>
-      </w:r>
-      <w:r>
-        <w:rPr>
-          <w:color w:val="000000"/>
-        </w:rPr>
-        <w:t>1</w:t>
-      </w:r>
-      <w:r>
-        <w:rPr>
-          <w:color w:val="000000"/>
-        </w:rPr>
-        <w:t>）结果页展示冠军专辑的封面、名称与所属歌手；</w:t>
-      </w:r>
-    </w:p>
-    <w:p>
-      <w:pPr>
-        <w:spacing w:after="0" w:line="360" w:lineRule="auto"/>
-        <w:ind w:firstLine="480"/>
-      </w:pPr>
-      <w:r>
-        <w:rPr>
-          <w:color w:val="000000"/>
-        </w:rPr>
-        <w:t>（</w:t>
-      </w:r>
-      <w:r>
-        <w:rPr>
-          <w:color w:val="000000"/>
-        </w:rPr>
-        <w:t>2</w:t>
-      </w:r>
-      <w:r>
-        <w:rPr>
-          <w:color w:val="000000"/>
-        </w:rPr>
-        <w:t>）以图形方式展示冠军从首轮到决赛的全部对战路径；</w:t>
-      </w:r>
-    </w:p>
-    <w:p>
-      <w:pPr>
-        <w:spacing w:after="0" w:line="360" w:lineRule="auto"/>
-        <w:ind w:firstLine="480"/>
-      </w:pPr>
-      <w:r>
-        <w:rPr>
-          <w:color w:val="000000"/>
-        </w:rPr>
-        <w:t>（</w:t>
-      </w:r>
-      <w:r>
-        <w:rPr>
-          <w:color w:val="000000"/>
-        </w:rPr>
-        <w:t>3</w:t>
-      </w:r>
-      <w:r>
-        <w:rPr>
-          <w:color w:val="000000"/>
-        </w:rPr>
-        <w:t>）展示每一轮的对手与得票情况；</w:t>
-      </w:r>
-    </w:p>
-    <w:p>
-      <w:pPr>
-        <w:spacing w:after="0" w:line="360" w:lineRule="auto"/>
-        <w:ind w:firstLine="480"/>
-      </w:pPr>
-      <w:r>
-        <w:rPr>
-          <w:color w:val="000000"/>
-        </w:rPr>
-        <w:t>（</w:t>
-      </w:r>
-      <w:r>
-        <w:rPr>
-          <w:color w:val="000000"/>
-        </w:rPr>
-        <w:t>4</w:t>
-      </w:r>
-      <w:r>
-        <w:rPr>
-          <w:color w:val="000000"/>
-        </w:rPr>
-        <w:t>）支持点击历史场次回顾该场对战的两张专辑。</w:t>
-      </w:r>
-    </w:p>
-    <w:p>
-      <w:pPr>
-        <w:spacing w:after="0" w:line="360" w:lineRule="auto"/>
-        <w:ind w:firstLine="480"/>
-      </w:pPr>
-      <w:r>
-        <w:rPr>
-          <w:color w:val="000000"/>
-        </w:rPr>
-        <w:t xml:space="preserve">**US-12 </w:t>
-      </w:r>
-      <w:r>
-        <w:rPr>
-          <w:color w:val="000000"/>
-        </w:rPr>
-        <w:t>个性化解读</w:t>
-      </w:r>
-      <w:r>
-        <w:rPr>
-          <w:color w:val="000000"/>
-        </w:rPr>
-        <w:t>**</w:t>
-      </w:r>
-    </w:p>
-    <w:p>
-      <w:pPr>
-        <w:spacing w:after="0" w:line="360" w:lineRule="auto"/>
-        <w:ind w:firstLine="480"/>
-      </w:pPr>
-      <w:r>
-        <w:rPr>
-          <w:color w:val="000000"/>
-        </w:rPr>
-        <w:t>作为注册用户，我想得到一段针对我个人作答的解读，而不是所有人一样的模板。</w:t>
-      </w:r>
-    </w:p>
-    <w:p>
-      <w:pPr>
-        <w:spacing w:after="0" w:line="360" w:lineRule="auto"/>
-        <w:ind w:firstLine="480"/>
-      </w:pPr>
-      <w:r>
-        <w:rPr>
-          <w:color w:val="000000"/>
-        </w:rPr>
-        <w:t>验收标准：</w:t>
-      </w:r>
-    </w:p>
-    <w:p>
-      <w:pPr>
-        <w:spacing w:after="0" w:line="360" w:lineRule="auto"/>
-        <w:ind w:firstLine="480"/>
-      </w:pPr>
-      <w:r>
-        <w:rPr>
-          <w:color w:val="000000"/>
-        </w:rPr>
-        <w:t>（</w:t>
-      </w:r>
-      <w:r>
-        <w:rPr>
-          <w:color w:val="000000"/>
-        </w:rPr>
-        <w:t>1</w:t>
-      </w:r>
-      <w:r>
-        <w:rPr>
-          <w:color w:val="000000"/>
-        </w:rPr>
-        <w:t>）解读文案的输入包含作答选项组合、各维度得分与最终类型；</w:t>
-      </w:r>
-    </w:p>
-    <w:p>
-      <w:pPr>
-        <w:spacing w:after="0" w:line="360" w:lineRule="auto"/>
-        <w:ind w:firstLine="480"/>
-      </w:pPr>
-      <w:r>
-        <w:rPr>
-          <w:color w:val="000000"/>
-        </w:rPr>
-        <w:t>（</w:t>
-      </w:r>
-      <w:r>
-        <w:rPr>
-          <w:color w:val="000000"/>
-        </w:rPr>
-        <w:t>2</w:t>
-      </w:r>
-      <w:r>
-        <w:rPr>
-          <w:color w:val="000000"/>
-        </w:rPr>
-        <w:t>）同一类型的用户，因作答组合不同可获得不同文本；</w:t>
-      </w:r>
-    </w:p>
-    <w:p>
-      <w:pPr>
-        <w:spacing w:after="0" w:line="360" w:lineRule="auto"/>
-        <w:ind w:firstLine="480"/>
-      </w:pPr>
-      <w:r>
-        <w:rPr>
-          <w:color w:val="000000"/>
-        </w:rPr>
-        <w:t>（</w:t>
-      </w:r>
-      <w:r>
-        <w:rPr>
-          <w:color w:val="000000"/>
-        </w:rPr>
-        <w:t>3</w:t>
-      </w:r>
-      <w:r>
-        <w:rPr>
-          <w:color w:val="000000"/>
-        </w:rPr>
-        <w:t>）接口调用失败或超时时，自动使用模板文案降级，界面不出现报错；</w:t>
-      </w:r>
-    </w:p>
-    <w:p>
-      <w:pPr>
-        <w:spacing w:after="0" w:line="360" w:lineRule="auto"/>
-        <w:ind w:firstLine="480"/>
-      </w:pPr>
-      <w:r>
-        <w:rPr>
-          <w:color w:val="000000"/>
-        </w:rPr>
-        <w:t>（</w:t>
-      </w:r>
-      <w:r>
-        <w:rPr>
-          <w:color w:val="000000"/>
-        </w:rPr>
-        <w:t>4</w:t>
-      </w:r>
-      <w:r>
-        <w:rPr>
-          <w:color w:val="000000"/>
-        </w:rPr>
-        <w:t>）解读生成后与测评结果一同入库，重复查看时直接读取，不重复调用接口。</w:t>
-      </w:r>
-    </w:p>
-    <w:p>
-      <w:pPr>
         <w:pStyle w:val="1"/>
         <w:spacing w:before="240" w:after="120" w:line="360" w:lineRule="auto"/>
       </w:pPr>
-      <w:bookmarkStart w:id="12" w:name="_Toc240373879"/>
+      <w:bookmarkStart w:id="12" w:name="_Toc240385198"/>
       <w:r>
         <w:rPr>
           <w:rFonts w:ascii="黑体" w:eastAsia="黑体" w:hAnsi="黑体"/>
@@ -5866,7 +6339,7 @@
         <w:pStyle w:val="21"/>
         <w:spacing w:after="120" w:line="360" w:lineRule="auto"/>
       </w:pPr>
-      <w:bookmarkStart w:id="13" w:name="_Toc240373880"/>
+      <w:bookmarkStart w:id="13" w:name="_Toc240385199"/>
       <w:r>
         <w:rPr>
           <w:rFonts w:ascii="黑体" w:eastAsia="黑体" w:hAnsi="黑体"/>
@@ -5922,7 +6395,7 @@
         <w:pStyle w:val="21"/>
         <w:spacing w:after="120" w:line="360" w:lineRule="auto"/>
       </w:pPr>
-      <w:bookmarkStart w:id="14" w:name="_Toc240373881"/>
+      <w:bookmarkStart w:id="14" w:name="_Toc240385200"/>
       <w:r>
         <w:rPr>
           <w:rFonts w:ascii="黑体" w:eastAsia="黑体" w:hAnsi="黑体"/>
@@ -5994,6 +6467,378 @@
         <w:rPr>
           <w:color w:val="000000"/>
         </w:rPr>
+        <w:t>（</w:t>
+      </w:r>
+      <w:r>
+        <w:rPr>
+          <w:color w:val="000000"/>
+        </w:rPr>
+        <w:t>2</w:t>
+      </w:r>
+      <w:r>
+        <w:rPr>
+          <w:color w:val="000000"/>
+        </w:rPr>
+        <w:t>）展示排行榜概览与近期热门专辑；</w:t>
+      </w:r>
+    </w:p>
+    <w:p>
+      <w:pPr>
+        <w:spacing w:after="0" w:line="360" w:lineRule="auto"/>
+        <w:ind w:firstLine="480"/>
+      </w:pPr>
+      <w:r>
+        <w:rPr>
+          <w:color w:val="000000"/>
+        </w:rPr>
+        <w:t>（</w:t>
+      </w:r>
+      <w:r>
+        <w:rPr>
+          <w:color w:val="000000"/>
+        </w:rPr>
+        <w:t>3</w:t>
+      </w:r>
+      <w:r>
+        <w:rPr>
+          <w:color w:val="000000"/>
+        </w:rPr>
+        <w:t>）全局导航与移动端适配。</w:t>
+      </w:r>
+    </w:p>
+    <w:p>
+      <w:pPr>
+        <w:spacing w:after="0" w:line="360" w:lineRule="auto"/>
+        <w:ind w:firstLine="480"/>
+      </w:pPr>
+      <w:r>
+        <w:rPr>
+          <w:color w:val="000000"/>
+        </w:rPr>
+        <w:t>**</w:t>
+      </w:r>
+      <w:r>
+        <w:rPr>
+          <w:color w:val="000000"/>
+        </w:rPr>
+        <w:t>模块二　用户与账号</w:t>
+      </w:r>
+      <w:r>
+        <w:rPr>
+          <w:color w:val="000000"/>
+        </w:rPr>
+        <w:t>**</w:t>
+      </w:r>
+    </w:p>
+    <w:p>
+      <w:pPr>
+        <w:spacing w:after="0" w:line="360" w:lineRule="auto"/>
+        <w:ind w:firstLine="480"/>
+      </w:pPr>
+      <w:r>
+        <w:rPr>
+          <w:color w:val="000000"/>
+        </w:rPr>
+        <w:t>（</w:t>
+      </w:r>
+      <w:r>
+        <w:rPr>
+          <w:color w:val="000000"/>
+        </w:rPr>
+        <w:t>1</w:t>
+      </w:r>
+      <w:r>
+        <w:rPr>
+          <w:color w:val="000000"/>
+        </w:rPr>
+        <w:t>）用户注册与登录，密码单向加密存储；</w:t>
+      </w:r>
+    </w:p>
+    <w:p>
+      <w:pPr>
+        <w:spacing w:after="0" w:line="360" w:lineRule="auto"/>
+        <w:ind w:firstLine="480"/>
+      </w:pPr>
+      <w:r>
+        <w:rPr>
+          <w:color w:val="000000"/>
+        </w:rPr>
+        <w:t>（</w:t>
+      </w:r>
+      <w:r>
+        <w:rPr>
+          <w:color w:val="000000"/>
+        </w:rPr>
+        <w:t>2</w:t>
+      </w:r>
+      <w:r>
+        <w:rPr>
+          <w:color w:val="000000"/>
+        </w:rPr>
+        <w:t>）登录状态维持与退出登录；</w:t>
+      </w:r>
+    </w:p>
+    <w:p>
+      <w:pPr>
+        <w:spacing w:after="0" w:line="360" w:lineRule="auto"/>
+        <w:ind w:firstLine="480"/>
+      </w:pPr>
+      <w:r>
+        <w:rPr>
+          <w:color w:val="000000"/>
+        </w:rPr>
+        <w:t>（</w:t>
+      </w:r>
+      <w:r>
+        <w:rPr>
+          <w:color w:val="000000"/>
+        </w:rPr>
+        <w:t>3</w:t>
+      </w:r>
+      <w:r>
+        <w:rPr>
+          <w:color w:val="000000"/>
+        </w:rPr>
+        <w:t>）个人中心：我的对决记录、我的测评记录、我的收藏；</w:t>
+      </w:r>
+    </w:p>
+    <w:p>
+      <w:pPr>
+        <w:spacing w:after="0" w:line="360" w:lineRule="auto"/>
+        <w:ind w:firstLine="480"/>
+      </w:pPr>
+      <w:r>
+        <w:rPr>
+          <w:color w:val="000000"/>
+        </w:rPr>
+        <w:t>（</w:t>
+      </w:r>
+      <w:r>
+        <w:rPr>
+          <w:color w:val="000000"/>
+        </w:rPr>
+        <w:t>4</w:t>
+      </w:r>
+      <w:r>
+        <w:rPr>
+          <w:color w:val="000000"/>
+        </w:rPr>
+        <w:t>）收藏与取消收藏。</w:t>
+      </w:r>
+    </w:p>
+    <w:p>
+      <w:pPr>
+        <w:spacing w:after="0" w:line="360" w:lineRule="auto"/>
+        <w:ind w:firstLine="480"/>
+      </w:pPr>
+      <w:r>
+        <w:rPr>
+          <w:color w:val="000000"/>
+        </w:rPr>
+        <w:t>**</w:t>
+      </w:r>
+      <w:r>
+        <w:rPr>
+          <w:color w:val="000000"/>
+        </w:rPr>
+        <w:t>模块三　音乐数据浏览</w:t>
+      </w:r>
+      <w:r>
+        <w:rPr>
+          <w:color w:val="000000"/>
+        </w:rPr>
+        <w:t>**</w:t>
+      </w:r>
+    </w:p>
+    <w:p>
+      <w:pPr>
+        <w:spacing w:after="0" w:line="360" w:lineRule="auto"/>
+        <w:ind w:firstLine="480"/>
+      </w:pPr>
+      <w:r>
+        <w:rPr>
+          <w:color w:val="000000"/>
+        </w:rPr>
+        <w:t>（</w:t>
+      </w:r>
+      <w:r>
+        <w:rPr>
+          <w:color w:val="000000"/>
+        </w:rPr>
+        <w:t>1</w:t>
+      </w:r>
+      <w:r>
+        <w:rPr>
+          <w:color w:val="000000"/>
+        </w:rPr>
+        <w:t>）按关键词搜索歌手；</w:t>
+      </w:r>
+    </w:p>
+    <w:p>
+      <w:pPr>
+        <w:spacing w:after="0" w:line="360" w:lineRule="auto"/>
+        <w:ind w:firstLine="480"/>
+      </w:pPr>
+      <w:r>
+        <w:rPr>
+          <w:color w:val="000000"/>
+        </w:rPr>
+        <w:t>（</w:t>
+      </w:r>
+      <w:r>
+        <w:rPr>
+          <w:color w:val="000000"/>
+        </w:rPr>
+        <w:t>2</w:t>
+      </w:r>
+      <w:r>
+        <w:rPr>
+          <w:color w:val="000000"/>
+        </w:rPr>
+        <w:t>）查看歌手的专辑列表与专辑详情（曲目、发行日期、曲目数）；</w:t>
+      </w:r>
+    </w:p>
+    <w:p>
+      <w:pPr>
+        <w:spacing w:after="0" w:line="360" w:lineRule="auto"/>
+        <w:ind w:firstLine="480"/>
+      </w:pPr>
+      <w:r>
+        <w:rPr>
+          <w:color w:val="000000"/>
+        </w:rPr>
+        <w:t>（</w:t>
+      </w:r>
+      <w:r>
+        <w:rPr>
+          <w:color w:val="000000"/>
+        </w:rPr>
+        <w:t>3</w:t>
+      </w:r>
+      <w:r>
+        <w:rPr>
+          <w:color w:val="000000"/>
+        </w:rPr>
+        <w:t>）数据缓存与过期更新策略。</w:t>
+      </w:r>
+    </w:p>
+    <w:p>
+      <w:pPr>
+        <w:spacing w:after="0" w:line="360" w:lineRule="auto"/>
+        <w:ind w:firstLine="480"/>
+      </w:pPr>
+      <w:r>
+        <w:rPr>
+          <w:color w:val="000000"/>
+        </w:rPr>
+        <w:t>**</w:t>
+      </w:r>
+      <w:r>
+        <w:rPr>
+          <w:color w:val="000000"/>
+        </w:rPr>
+        <w:t>模块四　专辑对决</w:t>
+      </w:r>
+      <w:r>
+        <w:rPr>
+          <w:color w:val="000000"/>
+        </w:rPr>
+        <w:t>**</w:t>
+      </w:r>
+    </w:p>
+    <w:p>
+      <w:pPr>
+        <w:spacing w:after="0" w:line="360" w:lineRule="auto"/>
+        <w:ind w:firstLine="480"/>
+      </w:pPr>
+      <w:r>
+        <w:rPr>
+          <w:color w:val="000000"/>
+        </w:rPr>
+        <w:t>（</w:t>
+      </w:r>
+      <w:r>
+        <w:rPr>
+          <w:color w:val="000000"/>
+        </w:rPr>
+        <w:t>1</w:t>
+      </w:r>
+      <w:r>
+        <w:rPr>
+          <w:color w:val="000000"/>
+        </w:rPr>
+        <w:t>）范围选择：提供四种模式</w:t>
+      </w:r>
+      <w:r>
+        <w:rPr>
+          <w:color w:val="000000"/>
+        </w:rPr>
+        <w:t xml:space="preserve"> —— </w:t>
+      </w:r>
+      <w:r>
+        <w:rPr>
+          <w:color w:val="000000"/>
+        </w:rPr>
+        <w:t>单歌手、多歌手混战（最多</w:t>
+      </w:r>
+      <w:r>
+        <w:rPr>
+          <w:color w:val="000000"/>
+        </w:rPr>
+        <w:t xml:space="preserve"> 6 </w:t>
+      </w:r>
+      <w:r>
+        <w:rPr>
+          <w:color w:val="000000"/>
+        </w:rPr>
+        <w:t>位）、按流派或年代、手动挑选；多歌手模式下支持逐位添加歌手并设置每位抽取的专辑数量；</w:t>
+      </w:r>
+    </w:p>
+    <w:p>
+      <w:pPr>
+        <w:spacing w:after="0" w:line="360" w:lineRule="auto"/>
+        <w:ind w:firstLine="480"/>
+      </w:pPr>
+      <w:r>
+        <w:rPr>
+          <w:color w:val="000000"/>
+        </w:rPr>
+        <w:t>（</w:t>
+      </w:r>
+      <w:r>
+        <w:rPr>
+          <w:color w:val="000000"/>
+        </w:rPr>
+        <w:t>2</w:t>
+      </w:r>
+      <w:r>
+        <w:rPr>
+          <w:color w:val="000000"/>
+        </w:rPr>
+        <w:t>）专辑准入过滤：自动剔除单曲、</w:t>
+      </w:r>
+      <w:r>
+        <w:rPr>
+          <w:color w:val="000000"/>
+        </w:rPr>
+        <w:t>EP</w:t>
+      </w:r>
+      <w:r>
+        <w:rPr>
+          <w:color w:val="000000"/>
+        </w:rPr>
+        <w:t>、现场、影视原声、精选与拼盘，只保留正式录音室专辑；过滤结果对用户可见，允许手动增减；</w:t>
+      </w:r>
+    </w:p>
+    <w:p>
+      <w:pPr>
+        <w:spacing w:after="0" w:line="360" w:lineRule="auto"/>
+        <w:ind w:firstLine="480"/>
+      </w:pPr>
+      <w:r>
+        <w:rPr>
+          <w:color w:val="000000"/>
+        </w:rPr>
         <w:lastRenderedPageBreak/>
         <w:t>（</w:t>
       </w:r>
@@ -6001,13 +6846,13 @@
         <w:rPr>
           <w:color w:val="000000"/>
         </w:rPr>
-        <w:t>2</w:t>
-      </w:r>
-      <w:r>
-        <w:rPr>
-          <w:color w:val="000000"/>
-        </w:rPr>
-        <w:t>）展示排行榜概览与近期热门专辑；</w:t>
+        <w:t>3</w:t>
+      </w:r>
+      <w:r>
+        <w:rPr>
+          <w:color w:val="000000"/>
+        </w:rPr>
+        <w:t>）对阵表生成：自动配对，处理参赛数为奇数时的轮空；</w:t>
       </w:r>
     </w:p>
     <w:p>
@@ -6025,13 +6870,13 @@
         <w:rPr>
           <w:color w:val="000000"/>
         </w:rPr>
-        <w:t>3</w:t>
-      </w:r>
-      <w:r>
-        <w:rPr>
-          <w:color w:val="000000"/>
-        </w:rPr>
-        <w:t>）全局导航与移动端适配。</w:t>
+        <w:t>4</w:t>
+      </w:r>
+      <w:r>
+        <w:rPr>
+          <w:color w:val="000000"/>
+        </w:rPr>
+        <w:t>）逐场投票：每场展示两张专辑，用户二者择一；</w:t>
       </w:r>
     </w:p>
     <w:p>
@@ -6043,19 +6888,19 @@
         <w:rPr>
           <w:color w:val="000000"/>
         </w:rPr>
-        <w:t>**</w:t>
-      </w:r>
-      <w:r>
-        <w:rPr>
-          <w:color w:val="000000"/>
-        </w:rPr>
-        <w:t>模块二　用户与账号</w:t>
-      </w:r>
-      <w:r>
-        <w:rPr>
-          <w:color w:val="000000"/>
-        </w:rPr>
-        <w:t>**</w:t>
+        <w:t>（</w:t>
+      </w:r>
+      <w:r>
+        <w:rPr>
+          <w:color w:val="000000"/>
+        </w:rPr>
+        <w:t>5</w:t>
+      </w:r>
+      <w:r>
+        <w:rPr>
+          <w:color w:val="000000"/>
+        </w:rPr>
+        <w:t>）轮次推进：小组赛、复活赛、淘汰赛；</w:t>
       </w:r>
     </w:p>
     <w:p>
@@ -6073,13 +6918,13 @@
         <w:rPr>
           <w:color w:val="000000"/>
         </w:rPr>
-        <w:t>1</w:t>
-      </w:r>
-      <w:r>
-        <w:rPr>
-          <w:color w:val="000000"/>
-        </w:rPr>
-        <w:t>）用户注册与登录，密码单向加密存储；</w:t>
+        <w:t>6</w:t>
+      </w:r>
+      <w:r>
+        <w:rPr>
+          <w:color w:val="000000"/>
+        </w:rPr>
+        <w:t>）冠军生成与结果汇总。</w:t>
       </w:r>
     </w:p>
     <w:p>
@@ -6091,19 +6936,19 @@
         <w:rPr>
           <w:color w:val="000000"/>
         </w:rPr>
-        <w:t>（</w:t>
-      </w:r>
-      <w:r>
-        <w:rPr>
-          <w:color w:val="000000"/>
-        </w:rPr>
-        <w:t>2</w:t>
-      </w:r>
-      <w:r>
-        <w:rPr>
-          <w:color w:val="000000"/>
-        </w:rPr>
-        <w:t>）登录状态维持与退出登录；</w:t>
+        <w:t>**</w:t>
+      </w:r>
+      <w:r>
+        <w:rPr>
+          <w:color w:val="000000"/>
+        </w:rPr>
+        <w:t>模块五　试听播放</w:t>
+      </w:r>
+      <w:r>
+        <w:rPr>
+          <w:color w:val="000000"/>
+        </w:rPr>
+        <w:t>**</w:t>
       </w:r>
     </w:p>
     <w:p>
@@ -6121,13 +6966,25 @@
         <w:rPr>
           <w:color w:val="000000"/>
         </w:rPr>
-        <w:t>3</w:t>
-      </w:r>
-      <w:r>
-        <w:rPr>
-          <w:color w:val="000000"/>
-        </w:rPr>
-        <w:t>）个人中心：我的对决记录、我的测评记录、我的收藏；</w:t>
+        <w:t>1</w:t>
+      </w:r>
+      <w:r>
+        <w:rPr>
+          <w:color w:val="000000"/>
+        </w:rPr>
+        <w:t>）播放专辑的</w:t>
+      </w:r>
+      <w:r>
+        <w:rPr>
+          <w:color w:val="000000"/>
+        </w:rPr>
+        <w:t xml:space="preserve"> 30 </w:t>
+      </w:r>
+      <w:r>
+        <w:rPr>
+          <w:color w:val="000000"/>
+        </w:rPr>
+        <w:t>秒试听片段；</w:t>
       </w:r>
     </w:p>
     <w:p>
@@ -6145,13 +7002,13 @@
         <w:rPr>
           <w:color w:val="000000"/>
         </w:rPr>
-        <w:t>4</w:t>
-      </w:r>
-      <w:r>
-        <w:rPr>
-          <w:color w:val="000000"/>
-        </w:rPr>
-        <w:t>）收藏与取消收藏。</w:t>
+        <w:t>2</w:t>
+      </w:r>
+      <w:r>
+        <w:rPr>
+          <w:color w:val="000000"/>
+        </w:rPr>
+        <w:t>）播放状态管理与互斥控制；</w:t>
       </w:r>
     </w:p>
     <w:p>
@@ -6163,19 +7020,19 @@
         <w:rPr>
           <w:color w:val="000000"/>
         </w:rPr>
-        <w:t>**</w:t>
-      </w:r>
-      <w:r>
-        <w:rPr>
-          <w:color w:val="000000"/>
-        </w:rPr>
-        <w:t>模块三　音乐数据浏览</w:t>
-      </w:r>
-      <w:r>
-        <w:rPr>
-          <w:color w:val="000000"/>
-        </w:rPr>
-        <w:t>**</w:t>
+        <w:t>（</w:t>
+      </w:r>
+      <w:r>
+        <w:rPr>
+          <w:color w:val="000000"/>
+        </w:rPr>
+        <w:t>3</w:t>
+      </w:r>
+      <w:r>
+        <w:rPr>
+          <w:color w:val="000000"/>
+        </w:rPr>
+        <w:t>）无试听资源时的降级提示。</w:t>
       </w:r>
     </w:p>
     <w:p>
@@ -6187,19 +7044,19 @@
         <w:rPr>
           <w:color w:val="000000"/>
         </w:rPr>
-        <w:t>（</w:t>
-      </w:r>
-      <w:r>
-        <w:rPr>
-          <w:color w:val="000000"/>
-        </w:rPr>
-        <w:t>1</w:t>
-      </w:r>
-      <w:r>
-        <w:rPr>
-          <w:color w:val="000000"/>
-        </w:rPr>
-        <w:t>）按关键词搜索歌手；</w:t>
+        <w:t>**</w:t>
+      </w:r>
+      <w:r>
+        <w:rPr>
+          <w:color w:val="000000"/>
+        </w:rPr>
+        <w:t>模块六　音乐人格测评</w:t>
+      </w:r>
+      <w:r>
+        <w:rPr>
+          <w:color w:val="000000"/>
+        </w:rPr>
+        <w:t>**</w:t>
       </w:r>
     </w:p>
     <w:p>
@@ -6217,13 +7074,13 @@
         <w:rPr>
           <w:color w:val="000000"/>
         </w:rPr>
-        <w:t>2</w:t>
-      </w:r>
-      <w:r>
-        <w:rPr>
-          <w:color w:val="000000"/>
-        </w:rPr>
-        <w:t>）查看歌手的专辑列表与专辑详情（曲目、发行日期、曲目数）；</w:t>
+        <w:t>1</w:t>
+      </w:r>
+      <w:r>
+        <w:rPr>
+          <w:color w:val="000000"/>
+        </w:rPr>
+        <w:t>）测评说明页：玩法介绍与预计耗时；</w:t>
       </w:r>
     </w:p>
     <w:p>
@@ -6241,13 +7098,37 @@
         <w:rPr>
           <w:color w:val="000000"/>
         </w:rPr>
-        <w:t>3</w:t>
-      </w:r>
-      <w:r>
-        <w:rPr>
-          <w:color w:val="000000"/>
-        </w:rPr>
-        <w:t>）数据缓存与过期更新策略。</w:t>
+        <w:t>2</w:t>
+      </w:r>
+      <w:r>
+        <w:rPr>
+          <w:color w:val="000000"/>
+        </w:rPr>
+        <w:t>）作答流程：</w:t>
+      </w:r>
+      <w:r>
+        <w:rPr>
+          <w:color w:val="000000"/>
+        </w:rPr>
+        <w:t xml:space="preserve">12 </w:t>
+      </w:r>
+      <w:r>
+        <w:rPr>
+          <w:color w:val="000000"/>
+        </w:rPr>
+        <w:t>道题，含至少</w:t>
+      </w:r>
+      <w:r>
+        <w:rPr>
+          <w:color w:val="000000"/>
+        </w:rPr>
+        <w:t xml:space="preserve"> 2 </w:t>
+      </w:r>
+      <w:r>
+        <w:rPr>
+          <w:color w:val="000000"/>
+        </w:rPr>
+        <w:t>道听感题；</w:t>
       </w:r>
     </w:p>
     <w:p>
@@ -6259,19 +7140,19 @@
         <w:rPr>
           <w:color w:val="000000"/>
         </w:rPr>
-        <w:t>**</w:t>
-      </w:r>
-      <w:r>
-        <w:rPr>
-          <w:color w:val="000000"/>
-        </w:rPr>
-        <w:t>模块四　专辑对决</w:t>
-      </w:r>
-      <w:r>
-        <w:rPr>
-          <w:color w:val="000000"/>
-        </w:rPr>
-        <w:t>**</w:t>
+        <w:t>（</w:t>
+      </w:r>
+      <w:r>
+        <w:rPr>
+          <w:color w:val="000000"/>
+        </w:rPr>
+        <w:t>3</w:t>
+      </w:r>
+      <w:r>
+        <w:rPr>
+          <w:color w:val="000000"/>
+        </w:rPr>
+        <w:t>）计分模型：按选项累加各维度得分；</w:t>
       </w:r>
     </w:p>
     <w:p>
@@ -6289,13 +7170,13 @@
         <w:rPr>
           <w:color w:val="000000"/>
         </w:rPr>
-        <w:t>1</w:t>
-      </w:r>
-      <w:r>
-        <w:rPr>
-          <w:color w:val="000000"/>
-        </w:rPr>
-        <w:t>）范围选择：按歌手、并支持流派与年代的筛选入口；</w:t>
+        <w:t>4</w:t>
+      </w:r>
+      <w:r>
+        <w:rPr>
+          <w:color w:val="000000"/>
+        </w:rPr>
+        <w:t>）类型映射：由得分分布映射到人格类型；</w:t>
       </w:r>
     </w:p>
     <w:p>
@@ -6313,13 +7194,13 @@
         <w:rPr>
           <w:color w:val="000000"/>
         </w:rPr>
-        <w:t>2</w:t>
-      </w:r>
-      <w:r>
-        <w:rPr>
-          <w:color w:val="000000"/>
-        </w:rPr>
-        <w:t>）对阵表生成：自动配对，处理参赛数为奇数时的轮空；</w:t>
+        <w:t>5</w:t>
+      </w:r>
+      <w:r>
+        <w:rPr>
+          <w:color w:val="000000"/>
+        </w:rPr>
+        <w:t>）结果展示：人格卡、维度得分、推荐专辑。</w:t>
       </w:r>
     </w:p>
     <w:p>
@@ -6331,19 +7212,31 @@
         <w:rPr>
           <w:color w:val="000000"/>
         </w:rPr>
-        <w:t>（</w:t>
-      </w:r>
-      <w:r>
-        <w:rPr>
-          <w:color w:val="000000"/>
-        </w:rPr>
-        <w:t>3</w:t>
-      </w:r>
-      <w:r>
-        <w:rPr>
-          <w:color w:val="000000"/>
-        </w:rPr>
-        <w:t>）逐场投票：每场展示两张专辑，用户二者择一；</w:t>
+        <w:t>**</w:t>
+      </w:r>
+      <w:r>
+        <w:rPr>
+          <w:color w:val="000000"/>
+        </w:rPr>
+        <w:t xml:space="preserve">模块七　</w:t>
+      </w:r>
+      <w:r>
+        <w:rPr>
+          <w:color w:val="000000"/>
+        </w:rPr>
+        <w:t xml:space="preserve">AI </w:t>
+      </w:r>
+      <w:r>
+        <w:rPr>
+          <w:color w:val="000000"/>
+        </w:rPr>
+        <w:t>个性化解读</w:t>
+      </w:r>
+      <w:r>
+        <w:rPr>
+          <w:color w:val="000000"/>
+        </w:rPr>
+        <w:t>**</w:t>
       </w:r>
     </w:p>
     <w:p>
@@ -6361,13 +7254,13 @@
         <w:rPr>
           <w:color w:val="000000"/>
         </w:rPr>
-        <w:t>4</w:t>
-      </w:r>
-      <w:r>
-        <w:rPr>
-          <w:color w:val="000000"/>
-        </w:rPr>
-        <w:t>）轮次推进：小组赛、复活赛、淘汰赛；</w:t>
+        <w:t>1</w:t>
+      </w:r>
+      <w:r>
+        <w:rPr>
+          <w:color w:val="000000"/>
+        </w:rPr>
+        <w:t>）构造提示词，输入作答组合与得分；</w:t>
       </w:r>
     </w:p>
     <w:p>
@@ -6385,13 +7278,13 @@
         <w:rPr>
           <w:color w:val="000000"/>
         </w:rPr>
-        <w:t>5</w:t>
-      </w:r>
-      <w:r>
-        <w:rPr>
-          <w:color w:val="000000"/>
-        </w:rPr>
-        <w:t>）冠军生成与结果汇总。</w:t>
+        <w:t>2</w:t>
+      </w:r>
+      <w:r>
+        <w:rPr>
+          <w:color w:val="000000"/>
+        </w:rPr>
+        <w:t>）调用大语言模型生成个性化解读文本；</w:t>
       </w:r>
     </w:p>
     <w:p>
@@ -6403,19 +7296,19 @@
         <w:rPr>
           <w:color w:val="000000"/>
         </w:rPr>
-        <w:t>**</w:t>
-      </w:r>
-      <w:r>
-        <w:rPr>
-          <w:color w:val="000000"/>
-        </w:rPr>
-        <w:t>模块五　试听播放</w:t>
-      </w:r>
-      <w:r>
-        <w:rPr>
-          <w:color w:val="000000"/>
-        </w:rPr>
-        <w:t>**</w:t>
+        <w:t>（</w:t>
+      </w:r>
+      <w:r>
+        <w:rPr>
+          <w:color w:val="000000"/>
+        </w:rPr>
+        <w:t>3</w:t>
+      </w:r>
+      <w:r>
+        <w:rPr>
+          <w:color w:val="000000"/>
+        </w:rPr>
+        <w:t>）超时与失败降级为模板文案；</w:t>
       </w:r>
     </w:p>
     <w:p>
@@ -6433,25 +7326,13 @@
         <w:rPr>
           <w:color w:val="000000"/>
         </w:rPr>
-        <w:t>1</w:t>
-      </w:r>
-      <w:r>
-        <w:rPr>
-          <w:color w:val="000000"/>
-        </w:rPr>
-        <w:t>）播放专辑的</w:t>
-      </w:r>
-      <w:r>
-        <w:rPr>
-          <w:color w:val="000000"/>
-        </w:rPr>
-        <w:t xml:space="preserve"> 30 </w:t>
-      </w:r>
-      <w:r>
-        <w:rPr>
-          <w:color w:val="000000"/>
-        </w:rPr>
-        <w:t>秒试听片段；</w:t>
+        <w:t>4</w:t>
+      </w:r>
+      <w:r>
+        <w:rPr>
+          <w:color w:val="000000"/>
+        </w:rPr>
+        <w:t>）结果缓存，避免重复调用。</w:t>
       </w:r>
     </w:p>
     <w:p>
@@ -6463,19 +7344,19 @@
         <w:rPr>
           <w:color w:val="000000"/>
         </w:rPr>
-        <w:t>（</w:t>
-      </w:r>
-      <w:r>
-        <w:rPr>
-          <w:color w:val="000000"/>
-        </w:rPr>
-        <w:t>2</w:t>
-      </w:r>
-      <w:r>
-        <w:rPr>
-          <w:color w:val="000000"/>
-        </w:rPr>
-        <w:t>）播放状态管理与互斥控制；</w:t>
+        <w:t>**</w:t>
+      </w:r>
+      <w:r>
+        <w:rPr>
+          <w:color w:val="000000"/>
+        </w:rPr>
+        <w:t>模块八　结果可视化与分享</w:t>
+      </w:r>
+      <w:r>
+        <w:rPr>
+          <w:color w:val="000000"/>
+        </w:rPr>
+        <w:t>**</w:t>
       </w:r>
     </w:p>
     <w:p>
@@ -6493,13 +7374,13 @@
         <w:rPr>
           <w:color w:val="000000"/>
         </w:rPr>
-        <w:t>3</w:t>
-      </w:r>
-      <w:r>
-        <w:rPr>
-          <w:color w:val="000000"/>
-        </w:rPr>
-        <w:t>）无试听资源时的降级提示。</w:t>
+        <w:t>1</w:t>
+      </w:r>
+      <w:r>
+        <w:rPr>
+          <w:color w:val="000000"/>
+        </w:rPr>
+        <w:t>）对阵图与冠军路径图绘制；</w:t>
       </w:r>
     </w:p>
     <w:p>
@@ -6511,19 +7392,19 @@
         <w:rPr>
           <w:color w:val="000000"/>
         </w:rPr>
-        <w:t>**</w:t>
-      </w:r>
-      <w:r>
-        <w:rPr>
-          <w:color w:val="000000"/>
-        </w:rPr>
-        <w:t>模块六　音乐人格测评</w:t>
-      </w:r>
-      <w:r>
-        <w:rPr>
-          <w:color w:val="000000"/>
-        </w:rPr>
-        <w:t>**</w:t>
+        <w:t>（</w:t>
+      </w:r>
+      <w:r>
+        <w:rPr>
+          <w:color w:val="000000"/>
+        </w:rPr>
+        <w:t>2</w:t>
+      </w:r>
+      <w:r>
+        <w:rPr>
+          <w:color w:val="000000"/>
+        </w:rPr>
+        <w:t>）人格卡绘制；</w:t>
       </w:r>
     </w:p>
     <w:p>
@@ -6541,13 +7422,13 @@
         <w:rPr>
           <w:color w:val="000000"/>
         </w:rPr>
-        <w:t>1</w:t>
-      </w:r>
-      <w:r>
-        <w:rPr>
-          <w:color w:val="000000"/>
-        </w:rPr>
-        <w:t>）测评说明页：玩法介绍与预计耗时；</w:t>
+        <w:t>3</w:t>
+      </w:r>
+      <w:r>
+        <w:rPr>
+          <w:color w:val="000000"/>
+        </w:rPr>
+        <w:t>）导出为图片供保存与分享；</w:t>
       </w:r>
     </w:p>
     <w:p>
@@ -6565,37 +7446,13 @@
         <w:rPr>
           <w:color w:val="000000"/>
         </w:rPr>
-        <w:t>2</w:t>
-      </w:r>
-      <w:r>
-        <w:rPr>
-          <w:color w:val="000000"/>
-        </w:rPr>
-        <w:t>）作答流程：</w:t>
-      </w:r>
-      <w:r>
-        <w:rPr>
-          <w:color w:val="000000"/>
-        </w:rPr>
-        <w:t xml:space="preserve">12 </w:t>
-      </w:r>
-      <w:r>
-        <w:rPr>
-          <w:color w:val="000000"/>
-        </w:rPr>
-        <w:t>道题，含至少</w:t>
-      </w:r>
-      <w:r>
-        <w:rPr>
-          <w:color w:val="000000"/>
-        </w:rPr>
-        <w:t xml:space="preserve"> 2 </w:t>
-      </w:r>
-      <w:r>
-        <w:rPr>
-          <w:color w:val="000000"/>
-        </w:rPr>
-        <w:t>道听感题；</w:t>
+        <w:t>4</w:t>
+      </w:r>
+      <w:r>
+        <w:rPr>
+          <w:color w:val="000000"/>
+        </w:rPr>
+        <w:t>）分享记录入库，便于找回。</w:t>
       </w:r>
     </w:p>
     <w:p>
@@ -6607,19 +7464,19 @@
         <w:rPr>
           <w:color w:val="000000"/>
         </w:rPr>
-        <w:t>（</w:t>
-      </w:r>
-      <w:r>
-        <w:rPr>
-          <w:color w:val="000000"/>
-        </w:rPr>
-        <w:t>3</w:t>
-      </w:r>
-      <w:r>
-        <w:rPr>
-          <w:color w:val="000000"/>
-        </w:rPr>
-        <w:t>）计分模型：按选项累加各维度得分；</w:t>
+        <w:t>**</w:t>
+      </w:r>
+      <w:r>
+        <w:rPr>
+          <w:color w:val="000000"/>
+        </w:rPr>
+        <w:t>模块九　排行榜与人格图鉴</w:t>
+      </w:r>
+      <w:r>
+        <w:rPr>
+          <w:color w:val="000000"/>
+        </w:rPr>
+        <w:t>**</w:t>
       </w:r>
     </w:p>
     <w:p>
@@ -6637,13 +7494,13 @@
         <w:rPr>
           <w:color w:val="000000"/>
         </w:rPr>
-        <w:t>4</w:t>
-      </w:r>
-      <w:r>
-        <w:rPr>
-          <w:color w:val="000000"/>
-        </w:rPr>
-        <w:t>）类型映射：由得分分布映射到人格类型；</w:t>
+        <w:t>1</w:t>
+      </w:r>
+      <w:r>
+        <w:rPr>
+          <w:color w:val="000000"/>
+        </w:rPr>
+        <w:t>）全球最受欢迎专辑榜，按累计票数排序；</w:t>
       </w:r>
     </w:p>
     <w:p>
@@ -6661,13 +7518,13 @@
         <w:rPr>
           <w:color w:val="000000"/>
         </w:rPr>
-        <w:t>5</w:t>
-      </w:r>
-      <w:r>
-        <w:rPr>
-          <w:color w:val="000000"/>
-        </w:rPr>
-        <w:t>）结果展示：人格卡、维度得分、推荐专辑。</w:t>
+        <w:t>2</w:t>
+      </w:r>
+      <w:r>
+        <w:rPr>
+          <w:color w:val="000000"/>
+        </w:rPr>
+        <w:t>）榜单支持按范围筛选与分页；</w:t>
       </w:r>
     </w:p>
     <w:p>
@@ -6679,356 +7536,32 @@
         <w:rPr>
           <w:color w:val="000000"/>
         </w:rPr>
-        <w:t>**</w:t>
-      </w:r>
-      <w:r>
-        <w:rPr>
-          <w:color w:val="000000"/>
-        </w:rPr>
-        <w:t xml:space="preserve">模块七　</w:t>
-      </w:r>
-      <w:r>
-        <w:rPr>
-          <w:color w:val="000000"/>
-        </w:rPr>
-        <w:t xml:space="preserve">AI </w:t>
-      </w:r>
-      <w:r>
-        <w:rPr>
-          <w:color w:val="000000"/>
-        </w:rPr>
-        <w:t>个性化解读</w:t>
-      </w:r>
-      <w:r>
-        <w:rPr>
-          <w:color w:val="000000"/>
-        </w:rPr>
-        <w:t>**</w:t>
+        <w:t>（</w:t>
+      </w:r>
+      <w:r>
+        <w:rPr>
+          <w:color w:val="000000"/>
+        </w:rPr>
+        <w:t>3</w:t>
+      </w:r>
+      <w:r>
+        <w:rPr>
+          <w:color w:val="000000"/>
+        </w:rPr>
+        <w:t>）人格图鉴：展示全部人格类型及其占比分布。</w:t>
       </w:r>
     </w:p>
     <w:p>
       <w:pPr>
-        <w:spacing w:after="0" w:line="360" w:lineRule="auto"/>
-        <w:ind w:firstLine="480"/>
-      </w:pPr>
-      <w:r>
-        <w:rPr>
-          <w:color w:val="000000"/>
-        </w:rPr>
-        <w:t>（</w:t>
-      </w:r>
-      <w:r>
-        <w:rPr>
-          <w:color w:val="000000"/>
-        </w:rPr>
-        <w:t>1</w:t>
-      </w:r>
-      <w:r>
-        <w:rPr>
-          <w:color w:val="000000"/>
-        </w:rPr>
-        <w:t>）构造提示词，输入作答组合与得分；</w:t>
-      </w:r>
-    </w:p>
-    <w:p>
-      <w:pPr>
-        <w:spacing w:after="0" w:line="360" w:lineRule="auto"/>
-        <w:ind w:firstLine="480"/>
-      </w:pPr>
-      <w:r>
-        <w:rPr>
-          <w:color w:val="000000"/>
-        </w:rPr>
-        <w:t>（</w:t>
-      </w:r>
-      <w:r>
-        <w:rPr>
-          <w:color w:val="000000"/>
-        </w:rPr>
-        <w:t>2</w:t>
-      </w:r>
-      <w:r>
-        <w:rPr>
-          <w:color w:val="000000"/>
-        </w:rPr>
-        <w:t>）调用大语言模型生成个性化解读文本；</w:t>
-      </w:r>
-    </w:p>
-    <w:p>
-      <w:pPr>
-        <w:spacing w:after="0" w:line="360" w:lineRule="auto"/>
-        <w:ind w:firstLine="480"/>
-      </w:pPr>
-      <w:r>
-        <w:rPr>
-          <w:color w:val="000000"/>
-        </w:rPr>
-        <w:lastRenderedPageBreak/>
-        <w:t>（</w:t>
-      </w:r>
-      <w:r>
-        <w:rPr>
-          <w:color w:val="000000"/>
-        </w:rPr>
-        <w:t>3</w:t>
-      </w:r>
-      <w:r>
-        <w:rPr>
-          <w:color w:val="000000"/>
-        </w:rPr>
-        <w:t>）超时与失败降级为模板文案；</w:t>
-      </w:r>
-    </w:p>
-    <w:p>
-      <w:pPr>
-        <w:spacing w:after="0" w:line="360" w:lineRule="auto"/>
-        <w:ind w:firstLine="480"/>
-      </w:pPr>
-      <w:r>
-        <w:rPr>
-          <w:color w:val="000000"/>
-        </w:rPr>
-        <w:t>（</w:t>
-      </w:r>
-      <w:r>
-        <w:rPr>
-          <w:color w:val="000000"/>
-        </w:rPr>
-        <w:t>4</w:t>
-      </w:r>
-      <w:r>
-        <w:rPr>
-          <w:color w:val="000000"/>
-        </w:rPr>
-        <w:t>）结果缓存，避免重复调用。</w:t>
-      </w:r>
-    </w:p>
-    <w:p>
-      <w:pPr>
-        <w:spacing w:after="0" w:line="360" w:lineRule="auto"/>
-        <w:ind w:firstLine="480"/>
-      </w:pPr>
-      <w:r>
-        <w:rPr>
-          <w:color w:val="000000"/>
-        </w:rPr>
-        <w:t>**</w:t>
-      </w:r>
-      <w:r>
-        <w:rPr>
-          <w:color w:val="000000"/>
-        </w:rPr>
-        <w:t>模块八　结果可视化与分享</w:t>
-      </w:r>
-      <w:r>
-        <w:rPr>
-          <w:color w:val="000000"/>
-        </w:rPr>
-        <w:t>**</w:t>
-      </w:r>
-    </w:p>
-    <w:p>
-      <w:pPr>
-        <w:spacing w:after="0" w:line="360" w:lineRule="auto"/>
-        <w:ind w:firstLine="480"/>
-      </w:pPr>
-      <w:r>
-        <w:rPr>
-          <w:color w:val="000000"/>
-        </w:rPr>
-        <w:t>（</w:t>
-      </w:r>
-      <w:r>
-        <w:rPr>
-          <w:color w:val="000000"/>
-        </w:rPr>
-        <w:t>1</w:t>
-      </w:r>
-      <w:r>
-        <w:rPr>
-          <w:color w:val="000000"/>
-        </w:rPr>
-        <w:t>）对阵图与冠军路径图绘制；</w:t>
-      </w:r>
-    </w:p>
-    <w:p>
-      <w:pPr>
-        <w:spacing w:after="0" w:line="360" w:lineRule="auto"/>
-        <w:ind w:firstLine="480"/>
-      </w:pPr>
-      <w:r>
-        <w:rPr>
-          <w:color w:val="000000"/>
-        </w:rPr>
-        <w:t>（</w:t>
-      </w:r>
-      <w:r>
-        <w:rPr>
-          <w:color w:val="000000"/>
-        </w:rPr>
-        <w:t>2</w:t>
-      </w:r>
-      <w:r>
-        <w:rPr>
-          <w:color w:val="000000"/>
-        </w:rPr>
-        <w:t>）人格卡绘制；</w:t>
-      </w:r>
-    </w:p>
-    <w:p>
-      <w:pPr>
-        <w:spacing w:after="0" w:line="360" w:lineRule="auto"/>
-        <w:ind w:firstLine="480"/>
-      </w:pPr>
-      <w:r>
-        <w:rPr>
-          <w:color w:val="000000"/>
-        </w:rPr>
-        <w:t>（</w:t>
-      </w:r>
-      <w:r>
-        <w:rPr>
-          <w:color w:val="000000"/>
-        </w:rPr>
-        <w:t>3</w:t>
-      </w:r>
-      <w:r>
-        <w:rPr>
-          <w:color w:val="000000"/>
-        </w:rPr>
-        <w:t>）导出为图片供保存与分享；</w:t>
-      </w:r>
-    </w:p>
-    <w:p>
-      <w:pPr>
-        <w:spacing w:after="0" w:line="360" w:lineRule="auto"/>
-        <w:ind w:firstLine="480"/>
-      </w:pPr>
-      <w:r>
-        <w:rPr>
-          <w:color w:val="000000"/>
-        </w:rPr>
-        <w:t>（</w:t>
-      </w:r>
-      <w:r>
-        <w:rPr>
-          <w:color w:val="000000"/>
-        </w:rPr>
-        <w:t>4</w:t>
-      </w:r>
-      <w:r>
-        <w:rPr>
-          <w:color w:val="000000"/>
-        </w:rPr>
-        <w:t>）分享记录入库，便于找回。</w:t>
-      </w:r>
-    </w:p>
-    <w:p>
-      <w:pPr>
-        <w:spacing w:after="0" w:line="360" w:lineRule="auto"/>
-        <w:ind w:firstLine="480"/>
-      </w:pPr>
-      <w:r>
-        <w:rPr>
-          <w:color w:val="000000"/>
-        </w:rPr>
-        <w:t>**</w:t>
-      </w:r>
-      <w:r>
-        <w:rPr>
-          <w:color w:val="000000"/>
-        </w:rPr>
-        <w:t>模块九　排行榜与人格图鉴</w:t>
-      </w:r>
-      <w:r>
-        <w:rPr>
-          <w:color w:val="000000"/>
-        </w:rPr>
-        <w:t>**</w:t>
-      </w:r>
-    </w:p>
-    <w:p>
-      <w:pPr>
-        <w:spacing w:after="0" w:line="360" w:lineRule="auto"/>
-        <w:ind w:firstLine="480"/>
-      </w:pPr>
-      <w:r>
-        <w:rPr>
-          <w:color w:val="000000"/>
-        </w:rPr>
-        <w:t>（</w:t>
-      </w:r>
-      <w:r>
-        <w:rPr>
-          <w:color w:val="000000"/>
-        </w:rPr>
-        <w:t>1</w:t>
-      </w:r>
-      <w:r>
-        <w:rPr>
-          <w:color w:val="000000"/>
-        </w:rPr>
-        <w:t>）全球最受欢迎专辑榜，按累计票数排序；</w:t>
-      </w:r>
-    </w:p>
-    <w:p>
-      <w:pPr>
-        <w:spacing w:after="0" w:line="360" w:lineRule="auto"/>
-        <w:ind w:firstLine="480"/>
-      </w:pPr>
-      <w:r>
-        <w:rPr>
-          <w:color w:val="000000"/>
-        </w:rPr>
-        <w:t>（</w:t>
-      </w:r>
-      <w:r>
-        <w:rPr>
-          <w:color w:val="000000"/>
-        </w:rPr>
-        <w:t>2</w:t>
-      </w:r>
-      <w:r>
-        <w:rPr>
-          <w:color w:val="000000"/>
-        </w:rPr>
-        <w:t>）榜单支持按范围筛选与分页；</w:t>
-      </w:r>
-    </w:p>
-    <w:p>
-      <w:pPr>
-        <w:spacing w:after="0" w:line="360" w:lineRule="auto"/>
-        <w:ind w:firstLine="480"/>
-      </w:pPr>
-      <w:r>
-        <w:rPr>
-          <w:color w:val="000000"/>
-        </w:rPr>
-        <w:t>（</w:t>
-      </w:r>
-      <w:r>
-        <w:rPr>
-          <w:color w:val="000000"/>
-        </w:rPr>
-        <w:t>3</w:t>
-      </w:r>
-      <w:r>
-        <w:rPr>
-          <w:color w:val="000000"/>
-        </w:rPr>
-        <w:t>）人格图鉴：展示全部人格类型及其占比分布。</w:t>
-      </w:r>
-    </w:p>
-    <w:p>
-      <w:pPr>
         <w:pStyle w:val="21"/>
         <w:spacing w:after="120" w:line="360" w:lineRule="auto"/>
       </w:pPr>
-      <w:bookmarkStart w:id="15" w:name="_Toc240373882"/>
+      <w:bookmarkStart w:id="15" w:name="_Toc240385201"/>
       <w:r>
         <w:rPr>
           <w:rFonts w:ascii="黑体" w:eastAsia="黑体" w:hAnsi="黑体"/>
         </w:rPr>
+        <w:lastRenderedPageBreak/>
         <w:t xml:space="preserve">4.3 </w:t>
       </w:r>
       <w:r>
@@ -7224,7 +7757,7 @@
         <w:pStyle w:val="21"/>
         <w:spacing w:after="120" w:line="360" w:lineRule="auto"/>
       </w:pPr>
-      <w:bookmarkStart w:id="16" w:name="_Toc240373883"/>
+      <w:bookmarkStart w:id="16" w:name="_Toc240385202"/>
       <w:r>
         <w:rPr>
           <w:rFonts w:ascii="黑体" w:eastAsia="黑体" w:hAnsi="黑体"/>
@@ -7531,15 +8064,7 @@
                 <w:color w:val="000000"/>
                 <w:sz w:val="21"/>
               </w:rPr>
-              <w:t>返回令牌，前端持久化登录</w:t>
-            </w:r>
-            <w:r>
-              <w:rPr>
-                <w:color w:val="000000"/>
-                <w:sz w:val="21"/>
-              </w:rPr>
-              <w:lastRenderedPageBreak/>
-              <w:t>状态</w:t>
+              <w:t>返回令牌，前端持久化登录状态</w:t>
             </w:r>
           </w:p>
         </w:tc>
@@ -7553,7 +8078,6 @@
                 <w:color w:val="000000"/>
                 <w:sz w:val="21"/>
               </w:rPr>
-              <w:lastRenderedPageBreak/>
               <w:t>P0</w:t>
             </w:r>
           </w:p>
@@ -8146,6 +8670,7 @@
                 <w:color w:val="000000"/>
                 <w:sz w:val="21"/>
               </w:rPr>
+              <w:lastRenderedPageBreak/>
               <w:t>FR-11</w:t>
             </w:r>
           </w:p>
@@ -9239,6 +9764,294 @@
                 <w:sz w:val="21"/>
               </w:rPr>
               <w:t>P1</w:t>
+            </w:r>
+          </w:p>
+        </w:tc>
+      </w:tr>
+      <w:tr>
+        <w:tc>
+          <w:tcPr>
+            <w:tcW w:w="1662" w:type="dxa"/>
+          </w:tcPr>
+          <w:p>
+            <w:r>
+              <w:rPr>
+                <w:color w:val="000000"/>
+                <w:sz w:val="21"/>
+              </w:rPr>
+              <w:t>FR-26</w:t>
+            </w:r>
+          </w:p>
+        </w:tc>
+        <w:tc>
+          <w:tcPr>
+            <w:tcW w:w="1662" w:type="dxa"/>
+          </w:tcPr>
+          <w:p>
+            <w:r>
+              <w:rPr>
+                <w:color w:val="000000"/>
+                <w:sz w:val="21"/>
+              </w:rPr>
+              <w:t>专辑对决</w:t>
+            </w:r>
+          </w:p>
+        </w:tc>
+        <w:tc>
+          <w:tcPr>
+            <w:tcW w:w="1662" w:type="dxa"/>
+          </w:tcPr>
+          <w:p>
+            <w:r>
+              <w:rPr>
+                <w:color w:val="000000"/>
+                <w:sz w:val="21"/>
+              </w:rPr>
+              <w:t>多歌手范围</w:t>
+            </w:r>
+          </w:p>
+        </w:tc>
+        <w:tc>
+          <w:tcPr>
+            <w:tcW w:w="1662" w:type="dxa"/>
+          </w:tcPr>
+          <w:p>
+            <w:r>
+              <w:rPr>
+                <w:color w:val="000000"/>
+                <w:sz w:val="21"/>
+              </w:rPr>
+              <w:t>逐位添加歌手并设置每人抽取数量，多歌手专辑进入同一池</w:t>
+            </w:r>
+          </w:p>
+        </w:tc>
+        <w:tc>
+          <w:tcPr>
+            <w:tcW w:w="1662" w:type="dxa"/>
+          </w:tcPr>
+          <w:p>
+            <w:r>
+              <w:rPr>
+                <w:color w:val="000000"/>
+                <w:sz w:val="21"/>
+              </w:rPr>
+              <w:t>P0</w:t>
+            </w:r>
+          </w:p>
+        </w:tc>
+      </w:tr>
+      <w:tr>
+        <w:tc>
+          <w:tcPr>
+            <w:tcW w:w="1662" w:type="dxa"/>
+          </w:tcPr>
+          <w:p>
+            <w:r>
+              <w:rPr>
+                <w:color w:val="000000"/>
+                <w:sz w:val="21"/>
+              </w:rPr>
+              <w:t>FR-27</w:t>
+            </w:r>
+          </w:p>
+        </w:tc>
+        <w:tc>
+          <w:tcPr>
+            <w:tcW w:w="1662" w:type="dxa"/>
+          </w:tcPr>
+          <w:p>
+            <w:r>
+              <w:rPr>
+                <w:color w:val="000000"/>
+                <w:sz w:val="21"/>
+              </w:rPr>
+              <w:t>专辑对决</w:t>
+            </w:r>
+          </w:p>
+        </w:tc>
+        <w:tc>
+          <w:tcPr>
+            <w:tcW w:w="1662" w:type="dxa"/>
+          </w:tcPr>
+          <w:p>
+            <w:r>
+              <w:rPr>
+                <w:color w:val="000000"/>
+                <w:sz w:val="21"/>
+              </w:rPr>
+              <w:t>专辑准入过滤</w:t>
+            </w:r>
+          </w:p>
+        </w:tc>
+        <w:tc>
+          <w:tcPr>
+            <w:tcW w:w="1662" w:type="dxa"/>
+          </w:tcPr>
+          <w:p>
+            <w:r>
+              <w:rPr>
+                <w:color w:val="000000"/>
+                <w:sz w:val="21"/>
+              </w:rPr>
+              <w:t>按六条规则剔除不完整与不正规专辑，结果对用户可见</w:t>
+            </w:r>
+          </w:p>
+        </w:tc>
+        <w:tc>
+          <w:tcPr>
+            <w:tcW w:w="1662" w:type="dxa"/>
+          </w:tcPr>
+          <w:p>
+            <w:r>
+              <w:rPr>
+                <w:color w:val="000000"/>
+                <w:sz w:val="21"/>
+              </w:rPr>
+              <w:t>P0</w:t>
+            </w:r>
+          </w:p>
+        </w:tc>
+      </w:tr>
+      <w:tr>
+        <w:tc>
+          <w:tcPr>
+            <w:tcW w:w="1662" w:type="dxa"/>
+          </w:tcPr>
+          <w:p>
+            <w:r>
+              <w:rPr>
+                <w:color w:val="000000"/>
+                <w:sz w:val="21"/>
+              </w:rPr>
+              <w:t>FR-28</w:t>
+            </w:r>
+          </w:p>
+        </w:tc>
+        <w:tc>
+          <w:tcPr>
+            <w:tcW w:w="1662" w:type="dxa"/>
+          </w:tcPr>
+          <w:p>
+            <w:r>
+              <w:rPr>
+                <w:color w:val="000000"/>
+                <w:sz w:val="21"/>
+              </w:rPr>
+              <w:t>音乐数据浏览</w:t>
+            </w:r>
+          </w:p>
+        </w:tc>
+        <w:tc>
+          <w:tcPr>
+            <w:tcW w:w="1662" w:type="dxa"/>
+          </w:tcPr>
+          <w:p>
+            <w:r>
+              <w:rPr>
+                <w:color w:val="000000"/>
+                <w:sz w:val="21"/>
+              </w:rPr>
+              <w:t>检索相关性校验</w:t>
+            </w:r>
+          </w:p>
+        </w:tc>
+        <w:tc>
+          <w:tcPr>
+            <w:tcW w:w="1662" w:type="dxa"/>
+          </w:tcPr>
+          <w:p>
+            <w:r>
+              <w:rPr>
+                <w:color w:val="000000"/>
+                <w:sz w:val="21"/>
+              </w:rPr>
+              <w:t>结果须与关键词相关，无匹配时明确提示而非返回无关歌手</w:t>
+            </w:r>
+          </w:p>
+        </w:tc>
+        <w:tc>
+          <w:tcPr>
+            <w:tcW w:w="1662" w:type="dxa"/>
+          </w:tcPr>
+          <w:p>
+            <w:r>
+              <w:rPr>
+                <w:color w:val="000000"/>
+                <w:sz w:val="21"/>
+              </w:rPr>
+              <w:t>P0</w:t>
+            </w:r>
+          </w:p>
+        </w:tc>
+      </w:tr>
+      <w:tr>
+        <w:tc>
+          <w:tcPr>
+            <w:tcW w:w="1662" w:type="dxa"/>
+          </w:tcPr>
+          <w:p>
+            <w:r>
+              <w:rPr>
+                <w:color w:val="000000"/>
+                <w:sz w:val="21"/>
+              </w:rPr>
+              <w:t>FR-29</w:t>
+            </w:r>
+          </w:p>
+        </w:tc>
+        <w:tc>
+          <w:tcPr>
+            <w:tcW w:w="1662" w:type="dxa"/>
+          </w:tcPr>
+          <w:p>
+            <w:r>
+              <w:rPr>
+                <w:color w:val="000000"/>
+                <w:sz w:val="21"/>
+              </w:rPr>
+              <w:t>音乐数据浏览</w:t>
+            </w:r>
+          </w:p>
+        </w:tc>
+        <w:tc>
+          <w:tcPr>
+            <w:tcW w:w="1662" w:type="dxa"/>
+          </w:tcPr>
+          <w:p>
+            <w:r>
+              <w:rPr>
+                <w:color w:val="000000"/>
+                <w:sz w:val="21"/>
+              </w:rPr>
+              <w:t>跨地区覆盖</w:t>
+            </w:r>
+          </w:p>
+        </w:tc>
+        <w:tc>
+          <w:tcPr>
+            <w:tcW w:w="1662" w:type="dxa"/>
+          </w:tcPr>
+          <w:p>
+            <w:r>
+              <w:rPr>
+                <w:color w:val="000000"/>
+                <w:sz w:val="21"/>
+              </w:rPr>
+              <w:t>数据地区参数须同时覆盖华语与海外歌手</w:t>
+            </w:r>
+          </w:p>
+        </w:tc>
+        <w:tc>
+          <w:tcPr>
+            <w:tcW w:w="1662" w:type="dxa"/>
+          </w:tcPr>
+          <w:p>
+            <w:r>
+              <w:rPr>
+                <w:color w:val="000000"/>
+                <w:sz w:val="21"/>
+              </w:rPr>
+              <w:t>P0</w:t>
             </w:r>
           </w:p>
         </w:tc>
@@ -9249,7 +10062,7 @@
         <w:pStyle w:val="1"/>
         <w:spacing w:before="240" w:after="120" w:line="360" w:lineRule="auto"/>
       </w:pPr>
-      <w:bookmarkStart w:id="17" w:name="_Toc240373884"/>
+      <w:bookmarkStart w:id="17" w:name="_Toc240385203"/>
       <w:r>
         <w:rPr>
           <w:rFonts w:ascii="黑体" w:eastAsia="黑体" w:hAnsi="黑体"/>
@@ -9348,7 +10161,7 @@
         <w:pStyle w:val="21"/>
         <w:spacing w:after="120" w:line="360" w:lineRule="auto"/>
       </w:pPr>
-      <w:bookmarkStart w:id="18" w:name="_Toc240373885"/>
+      <w:bookmarkStart w:id="18" w:name="_Toc240385204"/>
       <w:r>
         <w:rPr>
           <w:rFonts w:ascii="黑体" w:eastAsia="黑体" w:hAnsi="黑体"/>
@@ -9679,7 +10492,7 @@
                 <w:color w:val="000000"/>
                 <w:sz w:val="21"/>
               </w:rPr>
-              <w:t>歌手搜索与流派年代筛选</w:t>
+              <w:t>四种范围模式、歌手搜索与逐位添加、专辑池预览、准入过滤说明与手动增减</w:t>
             </w:r>
           </w:p>
         </w:tc>
@@ -10198,7 +11011,7 @@
         <w:pStyle w:val="21"/>
         <w:spacing w:after="120" w:line="360" w:lineRule="auto"/>
       </w:pPr>
-      <w:bookmarkStart w:id="19" w:name="_Toc240373886"/>
+      <w:bookmarkStart w:id="19" w:name="_Toc240385205"/>
       <w:r>
         <w:rPr>
           <w:rFonts w:ascii="黑体" w:eastAsia="黑体" w:hAnsi="黑体"/>
@@ -10600,7 +11413,7 @@
         <w:pStyle w:val="1"/>
         <w:spacing w:before="240" w:after="120" w:line="360" w:lineRule="auto"/>
       </w:pPr>
-      <w:bookmarkStart w:id="20" w:name="_Toc240373887"/>
+      <w:bookmarkStart w:id="20" w:name="_Toc240385206"/>
       <w:r>
         <w:rPr>
           <w:rFonts w:ascii="黑体" w:eastAsia="黑体" w:hAnsi="黑体"/>
@@ -10614,7 +11427,7 @@
         <w:pStyle w:val="21"/>
         <w:spacing w:after="120" w:line="360" w:lineRule="auto"/>
       </w:pPr>
-      <w:bookmarkStart w:id="21" w:name="_Toc240373888"/>
+      <w:bookmarkStart w:id="21" w:name="_Toc240385207"/>
       <w:r>
         <w:rPr>
           <w:rFonts w:ascii="黑体" w:eastAsia="黑体" w:hAnsi="黑体"/>
@@ -10803,6 +11616,7 @@
                 <w:color w:val="000000"/>
                 <w:sz w:val="21"/>
               </w:rPr>
+              <w:lastRenderedPageBreak/>
               <w:t>NFR-P2</w:t>
             </w:r>
           </w:p>
@@ -10910,15 +11724,7 @@
                 <w:color w:val="000000"/>
                 <w:sz w:val="21"/>
               </w:rPr>
-              <w:t>秒，列表分页返</w:t>
-            </w:r>
-            <w:r>
-              <w:rPr>
-                <w:color w:val="000000"/>
-                <w:sz w:val="21"/>
-              </w:rPr>
-              <w:lastRenderedPageBreak/>
-              <w:t>回</w:t>
+              <w:t>秒，列表分页返回</w:t>
             </w:r>
           </w:p>
         </w:tc>
@@ -10934,7 +11740,6 @@
                 <w:color w:val="000000"/>
                 <w:sz w:val="21"/>
               </w:rPr>
-              <w:lastRenderedPageBreak/>
               <w:t>NFR-P4</w:t>
             </w:r>
           </w:p>
@@ -11076,7 +11881,7 @@
         <w:pStyle w:val="21"/>
         <w:spacing w:after="120" w:line="360" w:lineRule="auto"/>
       </w:pPr>
-      <w:bookmarkStart w:id="22" w:name="_Toc240373889"/>
+      <w:bookmarkStart w:id="22" w:name="_Toc240385208"/>
       <w:r>
         <w:rPr>
           <w:rFonts w:ascii="黑体" w:eastAsia="黑体" w:hAnsi="黑体"/>
@@ -11510,7 +12315,7 @@
         <w:pStyle w:val="21"/>
         <w:spacing w:after="120" w:line="360" w:lineRule="auto"/>
       </w:pPr>
-      <w:bookmarkStart w:id="23" w:name="_Toc240373890"/>
+      <w:bookmarkStart w:id="23" w:name="_Toc240385209"/>
       <w:r>
         <w:rPr>
           <w:rFonts w:ascii="黑体" w:eastAsia="黑体" w:hAnsi="黑体"/>
@@ -11870,7 +12675,7 @@
         <w:pStyle w:val="21"/>
         <w:spacing w:after="120" w:line="360" w:lineRule="auto"/>
       </w:pPr>
-      <w:bookmarkStart w:id="24" w:name="_Toc240373891"/>
+      <w:bookmarkStart w:id="24" w:name="_Toc240385210"/>
       <w:r>
         <w:rPr>
           <w:rFonts w:ascii="黑体" w:eastAsia="黑体" w:hAnsi="黑体"/>
@@ -11962,7 +12767,7 @@
         <w:pStyle w:val="21"/>
         <w:spacing w:after="120" w:line="360" w:lineRule="auto"/>
       </w:pPr>
-      <w:bookmarkStart w:id="25" w:name="_Toc240373892"/>
+      <w:bookmarkStart w:id="25" w:name="_Toc240385211"/>
       <w:r>
         <w:rPr>
           <w:rFonts w:ascii="黑体" w:eastAsia="黑体" w:hAnsi="黑体"/>
@@ -12276,370 +13081,23 @@
     </w:tbl>
     <w:p>
       <w:pPr>
-        <w:pStyle w:val="1"/>
-        <w:spacing w:before="240" w:after="120" w:line="360" w:lineRule="auto"/>
-      </w:pPr>
-      <w:bookmarkStart w:id="26" w:name="_Toc240373893"/>
-      <w:r>
-        <w:rPr>
-          <w:rFonts w:ascii="黑体" w:eastAsia="黑体" w:hAnsi="黑体"/>
-        </w:rPr>
-        <w:t>七、数据需求</w:t>
-      </w:r>
-      <w:bookmarkEnd w:id="26"/>
-    </w:p>
-    <w:p>
-      <w:pPr>
-        <w:spacing w:after="0" w:line="360" w:lineRule="auto"/>
-        <w:ind w:firstLine="480"/>
-      </w:pPr>
-      <w:r>
-        <w:rPr>
-          <w:color w:val="000000"/>
-        </w:rPr>
-        <w:t>系统围绕四类业务对象组织数据：用户、音乐数据、对决过程、测评数据，共设计</w:t>
-      </w:r>
-      <w:r>
-        <w:rPr>
-          <w:color w:val="000000"/>
-        </w:rPr>
-        <w:t xml:space="preserve"> 12 </w:t>
-      </w:r>
-      <w:r>
-        <w:rPr>
-          <w:color w:val="000000"/>
-        </w:rPr>
-        <w:t>张数据表，分别为用户、收藏、分享图记录、歌手、专辑、曲目、对决、对战场次、投票、测评题目、人格类型、测评结果。</w:t>
-      </w:r>
-    </w:p>
-    <w:p>
-      <w:pPr>
-        <w:spacing w:after="0" w:line="360" w:lineRule="auto"/>
-        <w:ind w:firstLine="480"/>
-      </w:pPr>
-      <w:r>
-        <w:rPr>
-          <w:color w:val="000000"/>
-        </w:rPr>
-        <w:t>其中音乐类数据采用</w:t>
-      </w:r>
-      <w:r>
-        <w:rPr>
-          <w:color w:val="000000"/>
-        </w:rPr>
-        <w:t>"</w:t>
-      </w:r>
-      <w:r>
-        <w:rPr>
-          <w:color w:val="000000"/>
-        </w:rPr>
-        <w:t>外部获取</w:t>
-      </w:r>
-      <w:r>
-        <w:rPr>
-          <w:color w:val="000000"/>
-        </w:rPr>
-        <w:t xml:space="preserve"> + </w:t>
-      </w:r>
-      <w:r>
-        <w:rPr>
-          <w:color w:val="000000"/>
-        </w:rPr>
-        <w:t>本地缓存</w:t>
-      </w:r>
-      <w:r>
-        <w:rPr>
-          <w:color w:val="000000"/>
-        </w:rPr>
-        <w:t>"</w:t>
-      </w:r>
-      <w:r>
-        <w:rPr>
-          <w:color w:val="000000"/>
-        </w:rPr>
-        <w:t>策略：首次访问时从开放接口获取并写入本地数据库，后续优先读取本地数据，既降低对外部接口的依赖，也避免触发接口调用频率限制。</w:t>
-      </w:r>
-    </w:p>
-    <w:p>
-      <w:pPr>
-        <w:spacing w:after="0" w:line="360" w:lineRule="auto"/>
-        <w:ind w:firstLine="480"/>
-      </w:pPr>
-      <w:r>
-        <w:rPr>
-          <w:color w:val="000000"/>
-        </w:rPr>
-        <w:t>数据表的具体字段与实体关系详见《系统设计文档》中的数据库设计章节与实体关系图。</w:t>
-      </w:r>
-    </w:p>
-    <w:p>
-      <w:pPr>
-        <w:pStyle w:val="1"/>
-        <w:spacing w:before="240" w:after="120" w:line="360" w:lineRule="auto"/>
-      </w:pPr>
-      <w:bookmarkStart w:id="27" w:name="_Toc240373894"/>
-      <w:r>
-        <w:rPr>
-          <w:rFonts w:ascii="黑体" w:eastAsia="黑体" w:hAnsi="黑体"/>
-        </w:rPr>
-        <w:t>八、约束与假设</w:t>
-      </w:r>
-      <w:bookmarkEnd w:id="27"/>
-    </w:p>
-    <w:p>
-      <w:pPr>
         <w:pStyle w:val="21"/>
         <w:spacing w:after="120" w:line="360" w:lineRule="auto"/>
       </w:pPr>
-      <w:bookmarkStart w:id="28" w:name="_Toc240373895"/>
+      <w:bookmarkStart w:id="26" w:name="_Toc240385212"/>
       <w:r>
         <w:rPr>
           <w:rFonts w:ascii="黑体" w:eastAsia="黑体" w:hAnsi="黑体"/>
         </w:rPr>
-        <w:t xml:space="preserve">8.1 </w:t>
+        <w:t xml:space="preserve">6.6 </w:t>
       </w:r>
       <w:r>
         <w:rPr>
           <w:rFonts w:ascii="黑体" w:eastAsia="黑体" w:hAnsi="黑体"/>
         </w:rPr>
-        <w:t>约束条件</w:t>
-      </w:r>
-      <w:bookmarkEnd w:id="28"/>
-    </w:p>
-    <w:p>
-      <w:pPr>
-        <w:spacing w:after="0" w:line="360" w:lineRule="auto"/>
-        <w:ind w:firstLine="480"/>
-      </w:pPr>
-      <w:r>
-        <w:rPr>
-          <w:color w:val="000000"/>
-        </w:rPr>
-        <w:t>（</w:t>
-      </w:r>
-      <w:r>
-        <w:rPr>
-          <w:color w:val="000000"/>
-        </w:rPr>
-        <w:t>1</w:t>
-      </w:r>
-      <w:r>
-        <w:rPr>
-          <w:color w:val="000000"/>
-        </w:rPr>
-        <w:t>）音乐数据仅使用开放接口提供的元数据与</w:t>
-      </w:r>
-      <w:r>
-        <w:rPr>
-          <w:color w:val="000000"/>
-        </w:rPr>
-        <w:t xml:space="preserve"> 30 </w:t>
-      </w:r>
-      <w:r>
-        <w:rPr>
-          <w:color w:val="000000"/>
-        </w:rPr>
-        <w:t>秒试听片段，不使用未授权的完整音频资源；</w:t>
-      </w:r>
-    </w:p>
-    <w:p>
-      <w:pPr>
-        <w:spacing w:after="0" w:line="360" w:lineRule="auto"/>
-        <w:ind w:firstLine="480"/>
-      </w:pPr>
-      <w:r>
-        <w:rPr>
-          <w:color w:val="000000"/>
-        </w:rPr>
-        <w:t>（</w:t>
-      </w:r>
-      <w:r>
-        <w:rPr>
-          <w:color w:val="000000"/>
-        </w:rPr>
-        <w:t>2</w:t>
-      </w:r>
-      <w:r>
-        <w:rPr>
-          <w:color w:val="000000"/>
-        </w:rPr>
-        <w:t>）平台不提供完整曲库播放能力，定位为评选与测评工具；</w:t>
-      </w:r>
-    </w:p>
-    <w:p>
-      <w:pPr>
-        <w:spacing w:after="0" w:line="360" w:lineRule="auto"/>
-        <w:ind w:firstLine="480"/>
-      </w:pPr>
-      <w:r>
-        <w:rPr>
-          <w:color w:val="000000"/>
-        </w:rPr>
-        <w:t>（</w:t>
-      </w:r>
-      <w:r>
-        <w:rPr>
-          <w:color w:val="000000"/>
-        </w:rPr>
-        <w:t>3</w:t>
-      </w:r>
-      <w:r>
-        <w:rPr>
-          <w:color w:val="000000"/>
-        </w:rPr>
-        <w:t>）大语言模型的调用存在费用与频率限制，必须有缓存与降级机制；</w:t>
-      </w:r>
-    </w:p>
-    <w:p>
-      <w:pPr>
-        <w:spacing w:after="0" w:line="360" w:lineRule="auto"/>
-        <w:ind w:firstLine="480"/>
-      </w:pPr>
-      <w:r>
-        <w:rPr>
-          <w:color w:val="000000"/>
-        </w:rPr>
-        <w:t>（</w:t>
-      </w:r>
-      <w:r>
-        <w:rPr>
-          <w:color w:val="000000"/>
-        </w:rPr>
-        <w:t>4</w:t>
-      </w:r>
-      <w:r>
-        <w:rPr>
-          <w:color w:val="000000"/>
-        </w:rPr>
-        <w:t>）演示环境使用云平台免费额度，并发能力有限。</w:t>
-      </w:r>
-    </w:p>
-    <w:p>
-      <w:pPr>
-        <w:pStyle w:val="21"/>
-        <w:spacing w:after="120" w:line="360" w:lineRule="auto"/>
-      </w:pPr>
-      <w:bookmarkStart w:id="29" w:name="_Toc240373896"/>
-      <w:r>
-        <w:rPr>
-          <w:rFonts w:ascii="黑体" w:eastAsia="黑体" w:hAnsi="黑体"/>
-        </w:rPr>
-        <w:t xml:space="preserve">8.2 </w:t>
-      </w:r>
-      <w:r>
-        <w:rPr>
-          <w:rFonts w:ascii="黑体" w:eastAsia="黑体" w:hAnsi="黑体"/>
-        </w:rPr>
-        <w:t>假设条件</w:t>
-      </w:r>
-      <w:bookmarkEnd w:id="29"/>
-    </w:p>
-    <w:p>
-      <w:pPr>
-        <w:spacing w:after="0" w:line="360" w:lineRule="auto"/>
-        <w:ind w:firstLine="480"/>
-      </w:pPr>
-      <w:r>
-        <w:rPr>
-          <w:color w:val="000000"/>
-        </w:rPr>
-        <w:t>（</w:t>
-      </w:r>
-      <w:r>
-        <w:rPr>
-          <w:color w:val="000000"/>
-        </w:rPr>
-        <w:t>1</w:t>
-      </w:r>
-      <w:r>
-        <w:rPr>
-          <w:color w:val="000000"/>
-        </w:rPr>
-        <w:t>）假设用户使用的浏览器支持现代前端特性；</w:t>
-      </w:r>
-    </w:p>
-    <w:p>
-      <w:pPr>
-        <w:spacing w:after="0" w:line="360" w:lineRule="auto"/>
-        <w:ind w:firstLine="480"/>
-      </w:pPr>
-      <w:r>
-        <w:rPr>
-          <w:color w:val="000000"/>
-        </w:rPr>
-        <w:t>（</w:t>
-      </w:r>
-      <w:r>
-        <w:rPr>
-          <w:color w:val="000000"/>
-        </w:rPr>
-        <w:t>2</w:t>
-      </w:r>
-      <w:r>
-        <w:rPr>
-          <w:color w:val="000000"/>
-        </w:rPr>
-        <w:t>）假设所选取的歌手在公开音乐数据接口中存在可获取的专辑数据；</w:t>
-      </w:r>
-    </w:p>
-    <w:p>
-      <w:pPr>
-        <w:spacing w:after="0" w:line="360" w:lineRule="auto"/>
-        <w:ind w:firstLine="480"/>
-      </w:pPr>
-      <w:r>
-        <w:rPr>
-          <w:color w:val="000000"/>
-        </w:rPr>
-        <w:lastRenderedPageBreak/>
-        <w:t>（</w:t>
-      </w:r>
-      <w:r>
-        <w:rPr>
-          <w:color w:val="000000"/>
-        </w:rPr>
-        <w:t>3</w:t>
-      </w:r>
-      <w:r>
-        <w:rPr>
-          <w:color w:val="000000"/>
-        </w:rPr>
-        <w:t>）假设用户在发起对决时有基本的音乐偏好判断能力。</w:t>
-      </w:r>
-    </w:p>
-    <w:p>
-      <w:pPr>
-        <w:pStyle w:val="1"/>
-        <w:spacing w:before="240" w:after="120" w:line="360" w:lineRule="auto"/>
-      </w:pPr>
-      <w:bookmarkStart w:id="30" w:name="_Toc240373897"/>
-      <w:r>
-        <w:rPr>
-          <w:rFonts w:ascii="黑体" w:eastAsia="黑体" w:hAnsi="黑体"/>
-        </w:rPr>
-        <w:t>九、需求优先级与实施计划</w:t>
-      </w:r>
-      <w:bookmarkEnd w:id="30"/>
-    </w:p>
-    <w:p>
-      <w:pPr>
-        <w:pStyle w:val="21"/>
-        <w:spacing w:after="120" w:line="360" w:lineRule="auto"/>
-      </w:pPr>
-      <w:bookmarkStart w:id="31" w:name="_Toc240373898"/>
-      <w:r>
-        <w:rPr>
-          <w:rFonts w:ascii="黑体" w:eastAsia="黑体" w:hAnsi="黑体"/>
-        </w:rPr>
-        <w:t xml:space="preserve">9.1 </w:t>
-      </w:r>
-      <w:r>
-        <w:rPr>
-          <w:rFonts w:ascii="黑体" w:eastAsia="黑体" w:hAnsi="黑体"/>
-        </w:rPr>
-        <w:t>优先级说明</w:t>
-      </w:r>
-      <w:bookmarkEnd w:id="31"/>
+        <w:t>数据准确性需求</w:t>
+      </w:r>
+      <w:bookmarkEnd w:id="26"/>
     </w:p>
     <w:tbl>
       <w:tblPr>
@@ -12665,7 +13123,7 @@
                 <w:color w:val="000000"/>
                 <w:sz w:val="21"/>
               </w:rPr>
-              <w:t>优先级</w:t>
+              <w:t>编号</w:t>
             </w:r>
           </w:p>
         </w:tc>
@@ -12681,7 +13139,7 @@
                 <w:color w:val="000000"/>
                 <w:sz w:val="21"/>
               </w:rPr>
-              <w:t>含义</w:t>
+              <w:t>需求项</w:t>
             </w:r>
           </w:p>
         </w:tc>
@@ -12697,7 +13155,7 @@
                 <w:color w:val="000000"/>
                 <w:sz w:val="21"/>
               </w:rPr>
-              <w:t>处理原则</w:t>
+              <w:t>措施</w:t>
             </w:r>
           </w:p>
         </w:tc>
@@ -12757,7 +13215,7 @@
                 <w:color w:val="000000"/>
                 <w:sz w:val="21"/>
               </w:rPr>
-              <w:t>P0</w:t>
+              <w:t>NFR-D1</w:t>
             </w:r>
           </w:p>
         </w:tc>
@@ -12771,7 +13229,7 @@
                 <w:color w:val="000000"/>
                 <w:sz w:val="21"/>
               </w:rPr>
-              <w:t>必须实现</w:t>
+              <w:t>检索相关性</w:t>
             </w:r>
           </w:p>
         </w:tc>
@@ -12785,7 +13243,7 @@
                 <w:color w:val="000000"/>
                 <w:sz w:val="21"/>
               </w:rPr>
-              <w:t>缺失则核心流程不可用，不可削减</w:t>
+              <w:t>歌手检索结果须与关键词相关；无匹配时明确提示未找到，不得返回无关歌手</w:t>
             </w:r>
           </w:p>
         </w:tc>
@@ -12801,7 +13259,7 @@
                 <w:color w:val="000000"/>
                 <w:sz w:val="21"/>
               </w:rPr>
-              <w:t>P1</w:t>
+              <w:t>NFR-D2</w:t>
             </w:r>
           </w:p>
         </w:tc>
@@ -12815,7 +13273,7 @@
                 <w:color w:val="000000"/>
                 <w:sz w:val="21"/>
               </w:rPr>
-              <w:t>应当实现</w:t>
+              <w:t>专辑准入</w:t>
             </w:r>
           </w:p>
         </w:tc>
@@ -12829,7 +13287,63 @@
                 <w:color w:val="000000"/>
                 <w:sz w:val="21"/>
               </w:rPr>
-              <w:t>影响体验完整度，时间紧张时可延后但不取消</w:t>
+              <w:t>仅收录曲目数不少于</w:t>
+            </w:r>
+            <w:r>
+              <w:rPr>
+                <w:color w:val="000000"/>
+                <w:sz w:val="21"/>
+              </w:rPr>
+              <w:t xml:space="preserve"> 7 </w:t>
+            </w:r>
+            <w:r>
+              <w:rPr>
+                <w:color w:val="000000"/>
+                <w:sz w:val="21"/>
+              </w:rPr>
+              <w:t>首、署名为本人、且非现场</w:t>
+            </w:r>
+            <w:r>
+              <w:rPr>
+                <w:color w:val="000000"/>
+                <w:sz w:val="21"/>
+              </w:rPr>
+              <w:t>/</w:t>
+            </w:r>
+            <w:r>
+              <w:rPr>
+                <w:color w:val="000000"/>
+                <w:sz w:val="21"/>
+              </w:rPr>
+              <w:t>原声</w:t>
+            </w:r>
+            <w:r>
+              <w:rPr>
+                <w:color w:val="000000"/>
+                <w:sz w:val="21"/>
+              </w:rPr>
+              <w:t>/</w:t>
+            </w:r>
+            <w:r>
+              <w:rPr>
+                <w:color w:val="000000"/>
+                <w:sz w:val="21"/>
+              </w:rPr>
+              <w:t>精选</w:t>
+            </w:r>
+            <w:r>
+              <w:rPr>
+                <w:color w:val="000000"/>
+                <w:sz w:val="21"/>
+              </w:rPr>
+              <w:t>/</w:t>
+            </w:r>
+            <w:r>
+              <w:rPr>
+                <w:color w:val="000000"/>
+                <w:sz w:val="21"/>
+              </w:rPr>
+              <w:t>合集的正式专辑</w:t>
             </w:r>
           </w:p>
         </w:tc>
@@ -12845,7 +13359,7 @@
                 <w:color w:val="000000"/>
                 <w:sz w:val="21"/>
               </w:rPr>
-              <w:t>P2</w:t>
+              <w:t>NFR-D3</w:t>
             </w:r>
           </w:p>
         </w:tc>
@@ -12859,7 +13373,7 @@
                 <w:color w:val="000000"/>
                 <w:sz w:val="21"/>
               </w:rPr>
-              <w:t>可以实现</w:t>
+              <w:t>归属校验</w:t>
             </w:r>
           </w:p>
         </w:tc>
@@ -12873,7 +13387,95 @@
                 <w:color w:val="000000"/>
                 <w:sz w:val="21"/>
               </w:rPr>
-              <w:t>属于增强功能，视进度决定</w:t>
+              <w:t>专辑归属按歌手唯一标识比对，不按名称比对，避免繁简体与命名差异造成误判</w:t>
+            </w:r>
+          </w:p>
+        </w:tc>
+      </w:tr>
+      <w:tr>
+        <w:tc>
+          <w:tcPr>
+            <w:tcW w:w="2771" w:type="dxa"/>
+          </w:tcPr>
+          <w:p>
+            <w:r>
+              <w:rPr>
+                <w:color w:val="000000"/>
+                <w:sz w:val="21"/>
+              </w:rPr>
+              <w:t>NFR-D4</w:t>
+            </w:r>
+          </w:p>
+        </w:tc>
+        <w:tc>
+          <w:tcPr>
+            <w:tcW w:w="2771" w:type="dxa"/>
+          </w:tcPr>
+          <w:p>
+            <w:r>
+              <w:rPr>
+                <w:color w:val="000000"/>
+                <w:sz w:val="21"/>
+              </w:rPr>
+              <w:t>覆盖范围</w:t>
+            </w:r>
+          </w:p>
+        </w:tc>
+        <w:tc>
+          <w:tcPr>
+            <w:tcW w:w="2771" w:type="dxa"/>
+          </w:tcPr>
+          <w:p>
+            <w:r>
+              <w:rPr>
+                <w:color w:val="000000"/>
+                <w:sz w:val="21"/>
+              </w:rPr>
+              <w:t>数据地区参数须同时覆盖华语与海外歌手，并具备地区回退能力</w:t>
+            </w:r>
+          </w:p>
+        </w:tc>
+      </w:tr>
+      <w:tr>
+        <w:tc>
+          <w:tcPr>
+            <w:tcW w:w="2771" w:type="dxa"/>
+          </w:tcPr>
+          <w:p>
+            <w:r>
+              <w:rPr>
+                <w:color w:val="000000"/>
+                <w:sz w:val="21"/>
+              </w:rPr>
+              <w:t>NFR-D5</w:t>
+            </w:r>
+          </w:p>
+        </w:tc>
+        <w:tc>
+          <w:tcPr>
+            <w:tcW w:w="2771" w:type="dxa"/>
+          </w:tcPr>
+          <w:p>
+            <w:r>
+              <w:rPr>
+                <w:color w:val="000000"/>
+                <w:sz w:val="21"/>
+              </w:rPr>
+              <w:t>结果可复核</w:t>
+            </w:r>
+          </w:p>
+        </w:tc>
+        <w:tc>
+          <w:tcPr>
+            <w:tcW w:w="2771" w:type="dxa"/>
+          </w:tcPr>
+          <w:p>
+            <w:r>
+              <w:rPr>
+                <w:color w:val="000000"/>
+                <w:sz w:val="21"/>
+              </w:rPr>
+              <w:t>过滤与排序规则对用户可见，最终参赛名单由用户确认</w:t>
             </w:r>
           </w:p>
         </w:tc>
@@ -12881,21 +13483,392 @@
     </w:tbl>
     <w:p>
       <w:pPr>
+        <w:pStyle w:val="1"/>
+        <w:spacing w:before="240" w:after="120" w:line="360" w:lineRule="auto"/>
+      </w:pPr>
+      <w:bookmarkStart w:id="27" w:name="_Toc240385213"/>
+      <w:r>
+        <w:rPr>
+          <w:rFonts w:ascii="黑体" w:eastAsia="黑体" w:hAnsi="黑体"/>
+        </w:rPr>
+        <w:t>七、数据需求</w:t>
+      </w:r>
+      <w:bookmarkEnd w:id="27"/>
+    </w:p>
+    <w:p>
+      <w:pPr>
+        <w:spacing w:after="0" w:line="360" w:lineRule="auto"/>
+        <w:ind w:firstLine="480"/>
+      </w:pPr>
+      <w:r>
+        <w:rPr>
+          <w:color w:val="000000"/>
+        </w:rPr>
+        <w:t>系统围绕四类业务对象组织数据：用户、音乐数据、对决过程、测评数据，共设计</w:t>
+      </w:r>
+      <w:r>
+        <w:rPr>
+          <w:color w:val="000000"/>
+        </w:rPr>
+        <w:t xml:space="preserve"> 12 </w:t>
+      </w:r>
+      <w:r>
+        <w:rPr>
+          <w:color w:val="000000"/>
+        </w:rPr>
+        <w:t>张数据表，分别为用户、收藏、分享图记录、歌手、专辑、曲目、对决、对战场次、投票、测评题目、人格类型、测评结果。</w:t>
+      </w:r>
+    </w:p>
+    <w:p>
+      <w:pPr>
+        <w:spacing w:after="0" w:line="360" w:lineRule="auto"/>
+        <w:ind w:firstLine="480"/>
+      </w:pPr>
+      <w:r>
+        <w:rPr>
+          <w:color w:val="000000"/>
+        </w:rPr>
+        <w:t>其中音乐类数据采用</w:t>
+      </w:r>
+      <w:r>
+        <w:rPr>
+          <w:color w:val="000000"/>
+        </w:rPr>
+        <w:t>"</w:t>
+      </w:r>
+      <w:r>
+        <w:rPr>
+          <w:color w:val="000000"/>
+        </w:rPr>
+        <w:t>外部获取</w:t>
+      </w:r>
+      <w:r>
+        <w:rPr>
+          <w:color w:val="000000"/>
+        </w:rPr>
+        <w:t xml:space="preserve"> + </w:t>
+      </w:r>
+      <w:r>
+        <w:rPr>
+          <w:color w:val="000000"/>
+        </w:rPr>
+        <w:t>本地缓存</w:t>
+      </w:r>
+      <w:r>
+        <w:rPr>
+          <w:color w:val="000000"/>
+        </w:rPr>
+        <w:t>"</w:t>
+      </w:r>
+      <w:r>
+        <w:rPr>
+          <w:color w:val="000000"/>
+        </w:rPr>
+        <w:t>策略：首次访问时从开放接口获取并写入本地数据库，后续优先读取本地数据，既降低对外部接口的依赖，也避免触发接口调用频率限制。</w:t>
+      </w:r>
+    </w:p>
+    <w:p>
+      <w:pPr>
+        <w:spacing w:after="0" w:line="360" w:lineRule="auto"/>
+        <w:ind w:firstLine="480"/>
+      </w:pPr>
+      <w:r>
+        <w:rPr>
+          <w:color w:val="000000"/>
+        </w:rPr>
+        <w:t>数据表的具体字段与实体关系详见《系统设计文档》中的数据库设计章节与实体关系图。</w:t>
+      </w:r>
+    </w:p>
+    <w:p>
+      <w:pPr>
+        <w:pStyle w:val="1"/>
+        <w:spacing w:before="240" w:after="120" w:line="360" w:lineRule="auto"/>
+      </w:pPr>
+      <w:bookmarkStart w:id="28" w:name="_Toc240385214"/>
+      <w:r>
+        <w:rPr>
+          <w:rFonts w:ascii="黑体" w:eastAsia="黑体" w:hAnsi="黑体"/>
+        </w:rPr>
+        <w:lastRenderedPageBreak/>
+        <w:t>八、约束与假设</w:t>
+      </w:r>
+      <w:bookmarkEnd w:id="28"/>
+    </w:p>
+    <w:p>
+      <w:pPr>
         <w:pStyle w:val="21"/>
         <w:spacing w:after="120" w:line="360" w:lineRule="auto"/>
       </w:pPr>
-      <w:bookmarkStart w:id="32" w:name="_Toc240373899"/>
+      <w:bookmarkStart w:id="29" w:name="_Toc240385215"/>
       <w:r>
         <w:rPr>
           <w:rFonts w:ascii="黑体" w:eastAsia="黑体" w:hAnsi="黑体"/>
         </w:rPr>
-        <w:t xml:space="preserve">9.2 </w:t>
+        <w:t xml:space="preserve">8.1 </w:t>
       </w:r>
       <w:r>
         <w:rPr>
           <w:rFonts w:ascii="黑体" w:eastAsia="黑体" w:hAnsi="黑体"/>
         </w:rPr>
-        <w:t>实施计划</w:t>
+        <w:t>约束条件</w:t>
+      </w:r>
+      <w:bookmarkEnd w:id="29"/>
+    </w:p>
+    <w:p>
+      <w:pPr>
+        <w:spacing w:after="0" w:line="360" w:lineRule="auto"/>
+        <w:ind w:firstLine="480"/>
+      </w:pPr>
+      <w:r>
+        <w:rPr>
+          <w:color w:val="000000"/>
+        </w:rPr>
+        <w:t>（</w:t>
+      </w:r>
+      <w:r>
+        <w:rPr>
+          <w:color w:val="000000"/>
+        </w:rPr>
+        <w:t>1</w:t>
+      </w:r>
+      <w:r>
+        <w:rPr>
+          <w:color w:val="000000"/>
+        </w:rPr>
+        <w:t>）音乐数据仅使用开放接口提供的元数据与</w:t>
+      </w:r>
+      <w:r>
+        <w:rPr>
+          <w:color w:val="000000"/>
+        </w:rPr>
+        <w:t xml:space="preserve"> 30 </w:t>
+      </w:r>
+      <w:r>
+        <w:rPr>
+          <w:color w:val="000000"/>
+        </w:rPr>
+        <w:t>秒试听片段，不使用未授权的完整音频资源；</w:t>
+      </w:r>
+    </w:p>
+    <w:p>
+      <w:pPr>
+        <w:spacing w:after="0" w:line="360" w:lineRule="auto"/>
+        <w:ind w:firstLine="480"/>
+      </w:pPr>
+      <w:r>
+        <w:rPr>
+          <w:color w:val="000000"/>
+        </w:rPr>
+        <w:t>（</w:t>
+      </w:r>
+      <w:r>
+        <w:rPr>
+          <w:color w:val="000000"/>
+        </w:rPr>
+        <w:t>2</w:t>
+      </w:r>
+      <w:r>
+        <w:rPr>
+          <w:color w:val="000000"/>
+        </w:rPr>
+        <w:t>）音乐数据的地区参数取港澳台或美区（默认香港），以同时覆盖华语与海外歌手。大陆区接口对大量华语歌手无收录，且检索无结果时可能返回不相关歌手，服务端必须做相关性校验；</w:t>
+      </w:r>
+    </w:p>
+    <w:p>
+      <w:pPr>
+        <w:spacing w:after="0" w:line="360" w:lineRule="auto"/>
+        <w:ind w:firstLine="480"/>
+      </w:pPr>
+      <w:r>
+        <w:rPr>
+          <w:color w:val="000000"/>
+        </w:rPr>
+        <w:t>（</w:t>
+      </w:r>
+      <w:r>
+        <w:rPr>
+          <w:color w:val="000000"/>
+        </w:rPr>
+        <w:t>3</w:t>
+      </w:r>
+      <w:r>
+        <w:rPr>
+          <w:color w:val="000000"/>
+        </w:rPr>
+        <w:t>）平台不提供完整曲库播放能力，定位为评选与测评工具；</w:t>
+      </w:r>
+    </w:p>
+    <w:p>
+      <w:pPr>
+        <w:spacing w:after="0" w:line="360" w:lineRule="auto"/>
+        <w:ind w:firstLine="480"/>
+      </w:pPr>
+      <w:r>
+        <w:rPr>
+          <w:color w:val="000000"/>
+        </w:rPr>
+        <w:t>（</w:t>
+      </w:r>
+      <w:r>
+        <w:rPr>
+          <w:color w:val="000000"/>
+        </w:rPr>
+        <w:t>4</w:t>
+      </w:r>
+      <w:r>
+        <w:rPr>
+          <w:color w:val="000000"/>
+        </w:rPr>
+        <w:t>）大语言模型的调用存在费用与频率限制，必须有缓存与降级机制；</w:t>
+      </w:r>
+    </w:p>
+    <w:p>
+      <w:pPr>
+        <w:spacing w:after="0" w:line="360" w:lineRule="auto"/>
+        <w:ind w:firstLine="480"/>
+      </w:pPr>
+      <w:r>
+        <w:rPr>
+          <w:color w:val="000000"/>
+        </w:rPr>
+        <w:t>（</w:t>
+      </w:r>
+      <w:r>
+        <w:rPr>
+          <w:color w:val="000000"/>
+        </w:rPr>
+        <w:t>5</w:t>
+      </w:r>
+      <w:r>
+        <w:rPr>
+          <w:color w:val="000000"/>
+        </w:rPr>
+        <w:t>）演示环境使用云平台免费额度，并发能力有限。</w:t>
+      </w:r>
+    </w:p>
+    <w:p>
+      <w:pPr>
+        <w:pStyle w:val="21"/>
+        <w:spacing w:after="120" w:line="360" w:lineRule="auto"/>
+      </w:pPr>
+      <w:bookmarkStart w:id="30" w:name="_Toc240385216"/>
+      <w:r>
+        <w:rPr>
+          <w:rFonts w:ascii="黑体" w:eastAsia="黑体" w:hAnsi="黑体"/>
+        </w:rPr>
+        <w:t xml:space="preserve">8.2 </w:t>
+      </w:r>
+      <w:r>
+        <w:rPr>
+          <w:rFonts w:ascii="黑体" w:eastAsia="黑体" w:hAnsi="黑体"/>
+        </w:rPr>
+        <w:t>假设条件</w:t>
+      </w:r>
+      <w:bookmarkEnd w:id="30"/>
+    </w:p>
+    <w:p>
+      <w:pPr>
+        <w:spacing w:after="0" w:line="360" w:lineRule="auto"/>
+        <w:ind w:firstLine="480"/>
+      </w:pPr>
+      <w:r>
+        <w:rPr>
+          <w:color w:val="000000"/>
+        </w:rPr>
+        <w:t>（</w:t>
+      </w:r>
+      <w:r>
+        <w:rPr>
+          <w:color w:val="000000"/>
+        </w:rPr>
+        <w:t>1</w:t>
+      </w:r>
+      <w:r>
+        <w:rPr>
+          <w:color w:val="000000"/>
+        </w:rPr>
+        <w:t>）假设用户使用的浏览器支持现代前端特性；</w:t>
+      </w:r>
+    </w:p>
+    <w:p>
+      <w:pPr>
+        <w:spacing w:after="0" w:line="360" w:lineRule="auto"/>
+        <w:ind w:firstLine="480"/>
+      </w:pPr>
+      <w:r>
+        <w:rPr>
+          <w:color w:val="000000"/>
+        </w:rPr>
+        <w:t>（</w:t>
+      </w:r>
+      <w:r>
+        <w:rPr>
+          <w:color w:val="000000"/>
+        </w:rPr>
+        <w:t>2</w:t>
+      </w:r>
+      <w:r>
+        <w:rPr>
+          <w:color w:val="000000"/>
+        </w:rPr>
+        <w:t>）假设所选取的歌手在公开音乐数据接口中存在可获取的专辑数据；</w:t>
+      </w:r>
+    </w:p>
+    <w:p>
+      <w:pPr>
+        <w:spacing w:after="0" w:line="360" w:lineRule="auto"/>
+        <w:ind w:firstLine="480"/>
+      </w:pPr>
+      <w:r>
+        <w:rPr>
+          <w:color w:val="000000"/>
+        </w:rPr>
+        <w:t>（</w:t>
+      </w:r>
+      <w:r>
+        <w:rPr>
+          <w:color w:val="000000"/>
+        </w:rPr>
+        <w:t>3</w:t>
+      </w:r>
+      <w:r>
+        <w:rPr>
+          <w:color w:val="000000"/>
+        </w:rPr>
+        <w:t>）假设用户在发起对决时有基本的音乐偏好判断能力。</w:t>
+      </w:r>
+    </w:p>
+    <w:p>
+      <w:pPr>
+        <w:pStyle w:val="1"/>
+        <w:spacing w:before="240" w:after="120" w:line="360" w:lineRule="auto"/>
+      </w:pPr>
+      <w:bookmarkStart w:id="31" w:name="_Toc240385217"/>
+      <w:r>
+        <w:rPr>
+          <w:rFonts w:ascii="黑体" w:eastAsia="黑体" w:hAnsi="黑体"/>
+        </w:rPr>
+        <w:t>九、需求优先级与实施计划</w:t>
+      </w:r>
+      <w:bookmarkEnd w:id="31"/>
+    </w:p>
+    <w:p>
+      <w:pPr>
+        <w:pStyle w:val="21"/>
+        <w:spacing w:after="120" w:line="360" w:lineRule="auto"/>
+      </w:pPr>
+      <w:bookmarkStart w:id="32" w:name="_Toc240385218"/>
+      <w:r>
+        <w:rPr>
+          <w:rFonts w:ascii="黑体" w:eastAsia="黑体" w:hAnsi="黑体"/>
+        </w:rPr>
+        <w:t xml:space="preserve">9.1 </w:t>
+      </w:r>
+      <w:r>
+        <w:rPr>
+          <w:rFonts w:ascii="黑体" w:eastAsia="黑体" w:hAnsi="黑体"/>
+        </w:rPr>
+        <w:t>优先级说明</w:t>
       </w:r>
       <w:bookmarkEnd w:id="32"/>
     </w:p>
@@ -12923,7 +13896,7 @@
                 <w:color w:val="000000"/>
                 <w:sz w:val="21"/>
               </w:rPr>
-              <w:t>阶段</w:t>
+              <w:t>优先级</w:t>
             </w:r>
           </w:p>
         </w:tc>
@@ -12939,7 +13912,7 @@
                 <w:color w:val="000000"/>
                 <w:sz w:val="21"/>
               </w:rPr>
-              <w:t>主要工作</w:t>
+              <w:t>含义</w:t>
             </w:r>
           </w:p>
         </w:tc>
@@ -12955,7 +13928,7 @@
                 <w:color w:val="000000"/>
                 <w:sz w:val="21"/>
               </w:rPr>
-              <w:t>对应需求</w:t>
+              <w:t>处理原则</w:t>
             </w:r>
           </w:p>
         </w:tc>
@@ -13015,7 +13988,7 @@
                 <w:color w:val="000000"/>
                 <w:sz w:val="21"/>
               </w:rPr>
-              <w:t>第一阶段</w:t>
+              <w:t>P0</w:t>
             </w:r>
           </w:p>
         </w:tc>
@@ -13029,7 +14002,7 @@
                 <w:color w:val="000000"/>
                 <w:sz w:val="21"/>
               </w:rPr>
-              <w:t>需求分析与系统设计，产出需求文档、架构图、实体关系图、界面设计稿</w:t>
+              <w:t>必须实现</w:t>
             </w:r>
           </w:p>
         </w:tc>
@@ -13043,7 +14016,7 @@
                 <w:color w:val="000000"/>
                 <w:sz w:val="21"/>
               </w:rPr>
-              <w:t>全部需求的梳理与确认</w:t>
+              <w:t>缺失则核心流程不可用，不可削减</w:t>
             </w:r>
           </w:p>
         </w:tc>
@@ -13059,7 +14032,7 @@
                 <w:color w:val="000000"/>
                 <w:sz w:val="21"/>
               </w:rPr>
-              <w:t>第二阶段</w:t>
+              <w:t>P1</w:t>
             </w:r>
           </w:p>
         </w:tc>
@@ -13073,7 +14046,7 @@
                 <w:color w:val="000000"/>
                 <w:sz w:val="21"/>
               </w:rPr>
-              <w:t>后端与数据库实现，完成数据建模、认证、音乐数据缓存与各类业务接口</w:t>
+              <w:t>应当实现</w:t>
             </w:r>
           </w:p>
         </w:tc>
@@ -13087,49 +14060,7 @@
                 <w:color w:val="000000"/>
                 <w:sz w:val="21"/>
               </w:rPr>
-              <w:t xml:space="preserve">FR-01 </w:t>
-            </w:r>
-            <w:r>
-              <w:rPr>
-                <w:color w:val="000000"/>
-                <w:sz w:val="21"/>
-              </w:rPr>
-              <w:t>至</w:t>
-            </w:r>
-            <w:r>
-              <w:rPr>
-                <w:color w:val="000000"/>
-                <w:sz w:val="21"/>
-              </w:rPr>
-              <w:t xml:space="preserve"> FR-07</w:t>
-            </w:r>
-            <w:r>
-              <w:rPr>
-                <w:color w:val="000000"/>
-                <w:sz w:val="21"/>
-              </w:rPr>
-              <w:t>、</w:t>
-            </w:r>
-            <w:r>
-              <w:rPr>
-                <w:color w:val="000000"/>
-                <w:sz w:val="21"/>
-              </w:rPr>
-              <w:t xml:space="preserve">FR-21 </w:t>
-            </w:r>
-            <w:r>
-              <w:rPr>
-                <w:color w:val="000000"/>
-                <w:sz w:val="21"/>
-              </w:rPr>
-              <w:t>至</w:t>
-            </w:r>
-            <w:r>
-              <w:rPr>
-                <w:color w:val="000000"/>
-                <w:sz w:val="21"/>
-              </w:rPr>
-              <w:t xml:space="preserve"> FR-25</w:t>
+              <w:t>影响体验完整度，时间紧张时可延后但不取消</w:t>
             </w:r>
           </w:p>
         </w:tc>
@@ -13145,7 +14076,7 @@
                 <w:color w:val="000000"/>
                 <w:sz w:val="21"/>
               </w:rPr>
-              <w:t>第三阶段</w:t>
+              <w:t>P2</w:t>
             </w:r>
           </w:p>
         </w:tc>
@@ -13159,7 +14090,7 @@
                 <w:color w:val="000000"/>
                 <w:sz w:val="21"/>
               </w:rPr>
-              <w:t>前端页面与核心玩法实现，打通对决与测评两条完整流程</w:t>
+              <w:t>可以实现</w:t>
             </w:r>
           </w:p>
         </w:tc>
@@ -13173,209 +14104,7 @@
                 <w:color w:val="000000"/>
                 <w:sz w:val="21"/>
               </w:rPr>
-              <w:t xml:space="preserve">FR-08 </w:t>
-            </w:r>
-            <w:r>
-              <w:rPr>
-                <w:color w:val="000000"/>
-                <w:sz w:val="21"/>
-              </w:rPr>
-              <w:t>至</w:t>
-            </w:r>
-            <w:r>
-              <w:rPr>
-                <w:color w:val="000000"/>
-                <w:sz w:val="21"/>
-              </w:rPr>
-              <w:t xml:space="preserve"> FR-15</w:t>
-            </w:r>
-            <w:r>
-              <w:rPr>
-                <w:color w:val="000000"/>
-                <w:sz w:val="21"/>
-              </w:rPr>
-              <w:t>、</w:t>
-            </w:r>
-            <w:r>
-              <w:rPr>
-                <w:color w:val="000000"/>
-                <w:sz w:val="21"/>
-              </w:rPr>
-              <w:t>FR-18</w:t>
-            </w:r>
-          </w:p>
-        </w:tc>
-      </w:tr>
-      <w:tr>
-        <w:tc>
-          <w:tcPr>
-            <w:tcW w:w="2771" w:type="dxa"/>
-          </w:tcPr>
-          <w:p>
-            <w:r>
-              <w:rPr>
-                <w:color w:val="000000"/>
-                <w:sz w:val="21"/>
-              </w:rPr>
-              <w:t>第四阶段</w:t>
-            </w:r>
-          </w:p>
-        </w:tc>
-        <w:tc>
-          <w:tcPr>
-            <w:tcW w:w="2771" w:type="dxa"/>
-          </w:tcPr>
-          <w:p>
-            <w:r>
-              <w:rPr>
-                <w:color w:val="000000"/>
-                <w:sz w:val="21"/>
-              </w:rPr>
-              <w:t>大模型接入、后台完善与三端云部署上线</w:t>
-            </w:r>
-          </w:p>
-        </w:tc>
-        <w:tc>
-          <w:tcPr>
-            <w:tcW w:w="2771" w:type="dxa"/>
-          </w:tcPr>
-          <w:p>
-            <w:r>
-              <w:rPr>
-                <w:color w:val="000000"/>
-                <w:sz w:val="21"/>
-              </w:rPr>
-              <w:t>FR-16</w:t>
-            </w:r>
-            <w:r>
-              <w:rPr>
-                <w:color w:val="000000"/>
-                <w:sz w:val="21"/>
-              </w:rPr>
-              <w:t>、</w:t>
-            </w:r>
-            <w:r>
-              <w:rPr>
-                <w:color w:val="000000"/>
-                <w:sz w:val="21"/>
-              </w:rPr>
-              <w:t>FR-17</w:t>
-            </w:r>
-            <w:r>
-              <w:rPr>
-                <w:color w:val="000000"/>
-                <w:sz w:val="21"/>
-              </w:rPr>
-              <w:t>、</w:t>
-            </w:r>
-            <w:r>
-              <w:rPr>
-                <w:color w:val="000000"/>
-                <w:sz w:val="21"/>
-              </w:rPr>
-              <w:t>FR-19</w:t>
-            </w:r>
-            <w:r>
-              <w:rPr>
-                <w:color w:val="000000"/>
-                <w:sz w:val="21"/>
-              </w:rPr>
-              <w:t>、</w:t>
-            </w:r>
-            <w:r>
-              <w:rPr>
-                <w:color w:val="000000"/>
-                <w:sz w:val="21"/>
-              </w:rPr>
-              <w:t>FR-20</w:t>
-            </w:r>
-          </w:p>
-        </w:tc>
-      </w:tr>
-      <w:tr>
-        <w:tc>
-          <w:tcPr>
-            <w:tcW w:w="2771" w:type="dxa"/>
-          </w:tcPr>
-          <w:p>
-            <w:r>
-              <w:rPr>
-                <w:color w:val="000000"/>
-                <w:sz w:val="21"/>
-              </w:rPr>
-              <w:t>第五阶段</w:t>
-            </w:r>
-          </w:p>
-        </w:tc>
-        <w:tc>
-          <w:tcPr>
-            <w:tcW w:w="2771" w:type="dxa"/>
-          </w:tcPr>
-          <w:p>
-            <w:r>
-              <w:rPr>
-                <w:color w:val="000000"/>
-                <w:sz w:val="21"/>
-              </w:rPr>
-              <w:t>系统测试与用户试用反馈收集</w:t>
-            </w:r>
-          </w:p>
-        </w:tc>
-        <w:tc>
-          <w:tcPr>
-            <w:tcW w:w="2771" w:type="dxa"/>
-          </w:tcPr>
-          <w:p>
-            <w:r>
-              <w:rPr>
-                <w:color w:val="000000"/>
-                <w:sz w:val="21"/>
-              </w:rPr>
-              <w:t>全部需求的验证</w:t>
-            </w:r>
-          </w:p>
-        </w:tc>
-      </w:tr>
-      <w:tr>
-        <w:tc>
-          <w:tcPr>
-            <w:tcW w:w="2771" w:type="dxa"/>
-          </w:tcPr>
-          <w:p>
-            <w:r>
-              <w:rPr>
-                <w:color w:val="000000"/>
-                <w:sz w:val="21"/>
-              </w:rPr>
-              <w:t>第六阶段</w:t>
-            </w:r>
-          </w:p>
-        </w:tc>
-        <w:tc>
-          <w:tcPr>
-            <w:tcW w:w="2771" w:type="dxa"/>
-          </w:tcPr>
-          <w:p>
-            <w:r>
-              <w:rPr>
-                <w:color w:val="000000"/>
-                <w:sz w:val="21"/>
-              </w:rPr>
-              <w:t>论文撰写与答辩准备</w:t>
-            </w:r>
-          </w:p>
-        </w:tc>
-        <w:tc>
-          <w:tcPr>
-            <w:tcW w:w="2771" w:type="dxa"/>
-          </w:tcPr>
-          <w:p>
-            <w:r>
-              <w:rPr>
-                <w:color w:val="000000"/>
-                <w:sz w:val="21"/>
-              </w:rPr>
-              <w:t>—</w:t>
+              <w:t>属于增强功能，视进度决定</w:t>
             </w:r>
           </w:p>
         </w:tc>
@@ -13386,11 +14115,531 @@
         <w:pStyle w:val="21"/>
         <w:spacing w:after="120" w:line="360" w:lineRule="auto"/>
       </w:pPr>
-      <w:bookmarkStart w:id="33" w:name="_Toc240373900"/>
+      <w:bookmarkStart w:id="33" w:name="_Toc240385219"/>
       <w:r>
         <w:rPr>
           <w:rFonts w:ascii="黑体" w:eastAsia="黑体" w:hAnsi="黑体"/>
         </w:rPr>
+        <w:t xml:space="preserve">9.2 </w:t>
+      </w:r>
+      <w:r>
+        <w:rPr>
+          <w:rFonts w:ascii="黑体" w:eastAsia="黑体" w:hAnsi="黑体"/>
+        </w:rPr>
+        <w:t>实施计划</w:t>
+      </w:r>
+      <w:bookmarkEnd w:id="33"/>
+    </w:p>
+    <w:tbl>
+      <w:tblPr>
+        <w:tblStyle w:val="aff1"/>
+        <w:tblW w:w="0" w:type="auto"/>
+        <w:tblLook w:val="04A0" w:firstRow="1" w:lastRow="0" w:firstColumn="1" w:lastColumn="0" w:noHBand="0" w:noVBand="1"/>
+      </w:tblPr>
+      <w:tblGrid>
+        <w:gridCol w:w="2771"/>
+        <w:gridCol w:w="2771"/>
+        <w:gridCol w:w="2771"/>
+      </w:tblGrid>
+      <w:tr>
+        <w:tc>
+          <w:tcPr>
+            <w:tcW w:w="2771" w:type="dxa"/>
+          </w:tcPr>
+          <w:p>
+            <w:r>
+              <w:rPr>
+                <w:rFonts w:ascii="黑体" w:eastAsia="黑体" w:hAnsi="黑体"/>
+                <w:b/>
+                <w:color w:val="000000"/>
+                <w:sz w:val="21"/>
+              </w:rPr>
+              <w:t>阶段</w:t>
+            </w:r>
+          </w:p>
+        </w:tc>
+        <w:tc>
+          <w:tcPr>
+            <w:tcW w:w="2771" w:type="dxa"/>
+          </w:tcPr>
+          <w:p>
+            <w:r>
+              <w:rPr>
+                <w:rFonts w:ascii="黑体" w:eastAsia="黑体" w:hAnsi="黑体"/>
+                <w:b/>
+                <w:color w:val="000000"/>
+                <w:sz w:val="21"/>
+              </w:rPr>
+              <w:t>主要工作</w:t>
+            </w:r>
+          </w:p>
+        </w:tc>
+        <w:tc>
+          <w:tcPr>
+            <w:tcW w:w="2771" w:type="dxa"/>
+          </w:tcPr>
+          <w:p>
+            <w:r>
+              <w:rPr>
+                <w:rFonts w:ascii="黑体" w:eastAsia="黑体" w:hAnsi="黑体"/>
+                <w:b/>
+                <w:color w:val="000000"/>
+                <w:sz w:val="21"/>
+              </w:rPr>
+              <w:t>对应需求</w:t>
+            </w:r>
+          </w:p>
+        </w:tc>
+      </w:tr>
+      <w:tr>
+        <w:tc>
+          <w:tcPr>
+            <w:tcW w:w="2771" w:type="dxa"/>
+          </w:tcPr>
+          <w:p>
+            <w:r>
+              <w:rPr>
+                <w:color w:val="000000"/>
+                <w:sz w:val="21"/>
+              </w:rPr>
+              <w:t>---</w:t>
+            </w:r>
+          </w:p>
+        </w:tc>
+        <w:tc>
+          <w:tcPr>
+            <w:tcW w:w="2771" w:type="dxa"/>
+          </w:tcPr>
+          <w:p>
+            <w:r>
+              <w:rPr>
+                <w:color w:val="000000"/>
+                <w:sz w:val="21"/>
+              </w:rPr>
+              <w:t>---</w:t>
+            </w:r>
+          </w:p>
+        </w:tc>
+        <w:tc>
+          <w:tcPr>
+            <w:tcW w:w="2771" w:type="dxa"/>
+          </w:tcPr>
+          <w:p>
+            <w:r>
+              <w:rPr>
+                <w:color w:val="000000"/>
+                <w:sz w:val="21"/>
+              </w:rPr>
+              <w:t>---</w:t>
+            </w:r>
+          </w:p>
+        </w:tc>
+      </w:tr>
+      <w:tr>
+        <w:tc>
+          <w:tcPr>
+            <w:tcW w:w="2771" w:type="dxa"/>
+          </w:tcPr>
+          <w:p>
+            <w:r>
+              <w:rPr>
+                <w:color w:val="000000"/>
+                <w:sz w:val="21"/>
+              </w:rPr>
+              <w:t>第一阶段</w:t>
+            </w:r>
+          </w:p>
+        </w:tc>
+        <w:tc>
+          <w:tcPr>
+            <w:tcW w:w="2771" w:type="dxa"/>
+          </w:tcPr>
+          <w:p>
+            <w:r>
+              <w:rPr>
+                <w:color w:val="000000"/>
+                <w:sz w:val="21"/>
+              </w:rPr>
+              <w:t>需求分析与系统设计，产出需求文档、架构图、实体关系图、界面设计稿</w:t>
+            </w:r>
+          </w:p>
+        </w:tc>
+        <w:tc>
+          <w:tcPr>
+            <w:tcW w:w="2771" w:type="dxa"/>
+          </w:tcPr>
+          <w:p>
+            <w:r>
+              <w:rPr>
+                <w:color w:val="000000"/>
+                <w:sz w:val="21"/>
+              </w:rPr>
+              <w:t>全部需求的梳理与确认</w:t>
+            </w:r>
+          </w:p>
+        </w:tc>
+      </w:tr>
+      <w:tr>
+        <w:tc>
+          <w:tcPr>
+            <w:tcW w:w="2771" w:type="dxa"/>
+          </w:tcPr>
+          <w:p>
+            <w:r>
+              <w:rPr>
+                <w:color w:val="000000"/>
+                <w:sz w:val="21"/>
+              </w:rPr>
+              <w:t>第二阶段</w:t>
+            </w:r>
+          </w:p>
+        </w:tc>
+        <w:tc>
+          <w:tcPr>
+            <w:tcW w:w="2771" w:type="dxa"/>
+          </w:tcPr>
+          <w:p>
+            <w:r>
+              <w:rPr>
+                <w:color w:val="000000"/>
+                <w:sz w:val="21"/>
+              </w:rPr>
+              <w:t>后端与数据库实现，完成数</w:t>
+            </w:r>
+            <w:r>
+              <w:rPr>
+                <w:color w:val="000000"/>
+                <w:sz w:val="21"/>
+              </w:rPr>
+              <w:lastRenderedPageBreak/>
+              <w:t>据建模、认证、音乐数据缓存与各类业务接口</w:t>
+            </w:r>
+          </w:p>
+        </w:tc>
+        <w:tc>
+          <w:tcPr>
+            <w:tcW w:w="2771" w:type="dxa"/>
+          </w:tcPr>
+          <w:p>
+            <w:r>
+              <w:rPr>
+                <w:color w:val="000000"/>
+                <w:sz w:val="21"/>
+              </w:rPr>
+              <w:lastRenderedPageBreak/>
+              <w:t xml:space="preserve">FR-01 </w:t>
+            </w:r>
+            <w:r>
+              <w:rPr>
+                <w:color w:val="000000"/>
+                <w:sz w:val="21"/>
+              </w:rPr>
+              <w:t>至</w:t>
+            </w:r>
+            <w:r>
+              <w:rPr>
+                <w:color w:val="000000"/>
+                <w:sz w:val="21"/>
+              </w:rPr>
+              <w:t xml:space="preserve"> FR-07</w:t>
+            </w:r>
+            <w:r>
+              <w:rPr>
+                <w:color w:val="000000"/>
+                <w:sz w:val="21"/>
+              </w:rPr>
+              <w:t>、</w:t>
+            </w:r>
+            <w:r>
+              <w:rPr>
+                <w:color w:val="000000"/>
+                <w:sz w:val="21"/>
+              </w:rPr>
+              <w:t xml:space="preserve">FR-21 </w:t>
+            </w:r>
+            <w:r>
+              <w:rPr>
+                <w:color w:val="000000"/>
+                <w:sz w:val="21"/>
+              </w:rPr>
+              <w:t>至</w:t>
+            </w:r>
+            <w:r>
+              <w:rPr>
+                <w:color w:val="000000"/>
+                <w:sz w:val="21"/>
+              </w:rPr>
+              <w:t xml:space="preserve"> </w:t>
+            </w:r>
+            <w:r>
+              <w:rPr>
+                <w:color w:val="000000"/>
+                <w:sz w:val="21"/>
+              </w:rPr>
+              <w:lastRenderedPageBreak/>
+              <w:t>FR-25</w:t>
+            </w:r>
+          </w:p>
+        </w:tc>
+      </w:tr>
+      <w:tr>
+        <w:tc>
+          <w:tcPr>
+            <w:tcW w:w="2771" w:type="dxa"/>
+          </w:tcPr>
+          <w:p>
+            <w:r>
+              <w:rPr>
+                <w:color w:val="000000"/>
+                <w:sz w:val="21"/>
+              </w:rPr>
+              <w:lastRenderedPageBreak/>
+              <w:t>第三阶段</w:t>
+            </w:r>
+          </w:p>
+        </w:tc>
+        <w:tc>
+          <w:tcPr>
+            <w:tcW w:w="2771" w:type="dxa"/>
+          </w:tcPr>
+          <w:p>
+            <w:r>
+              <w:rPr>
+                <w:color w:val="000000"/>
+                <w:sz w:val="21"/>
+              </w:rPr>
+              <w:t>前端页面与核心玩法实现，打通对决与测评两条完整流程</w:t>
+            </w:r>
+          </w:p>
+        </w:tc>
+        <w:tc>
+          <w:tcPr>
+            <w:tcW w:w="2771" w:type="dxa"/>
+          </w:tcPr>
+          <w:p>
+            <w:r>
+              <w:rPr>
+                <w:color w:val="000000"/>
+                <w:sz w:val="21"/>
+              </w:rPr>
+              <w:t xml:space="preserve">FR-08 </w:t>
+            </w:r>
+            <w:r>
+              <w:rPr>
+                <w:color w:val="000000"/>
+                <w:sz w:val="21"/>
+              </w:rPr>
+              <w:t>至</w:t>
+            </w:r>
+            <w:r>
+              <w:rPr>
+                <w:color w:val="000000"/>
+                <w:sz w:val="21"/>
+              </w:rPr>
+              <w:t xml:space="preserve"> FR-15</w:t>
+            </w:r>
+            <w:r>
+              <w:rPr>
+                <w:color w:val="000000"/>
+                <w:sz w:val="21"/>
+              </w:rPr>
+              <w:t>、</w:t>
+            </w:r>
+            <w:r>
+              <w:rPr>
+                <w:color w:val="000000"/>
+                <w:sz w:val="21"/>
+              </w:rPr>
+              <w:t>FR-18</w:t>
+            </w:r>
+          </w:p>
+        </w:tc>
+      </w:tr>
+      <w:tr>
+        <w:tc>
+          <w:tcPr>
+            <w:tcW w:w="2771" w:type="dxa"/>
+          </w:tcPr>
+          <w:p>
+            <w:r>
+              <w:rPr>
+                <w:color w:val="000000"/>
+                <w:sz w:val="21"/>
+              </w:rPr>
+              <w:t>第四阶段</w:t>
+            </w:r>
+          </w:p>
+        </w:tc>
+        <w:tc>
+          <w:tcPr>
+            <w:tcW w:w="2771" w:type="dxa"/>
+          </w:tcPr>
+          <w:p>
+            <w:r>
+              <w:rPr>
+                <w:color w:val="000000"/>
+                <w:sz w:val="21"/>
+              </w:rPr>
+              <w:t>大模型接入、后台完善与三端云部署上线</w:t>
+            </w:r>
+          </w:p>
+        </w:tc>
+        <w:tc>
+          <w:tcPr>
+            <w:tcW w:w="2771" w:type="dxa"/>
+          </w:tcPr>
+          <w:p>
+            <w:r>
+              <w:rPr>
+                <w:color w:val="000000"/>
+                <w:sz w:val="21"/>
+              </w:rPr>
+              <w:t>FR-16</w:t>
+            </w:r>
+            <w:r>
+              <w:rPr>
+                <w:color w:val="000000"/>
+                <w:sz w:val="21"/>
+              </w:rPr>
+              <w:t>、</w:t>
+            </w:r>
+            <w:r>
+              <w:rPr>
+                <w:color w:val="000000"/>
+                <w:sz w:val="21"/>
+              </w:rPr>
+              <w:t>FR-17</w:t>
+            </w:r>
+            <w:r>
+              <w:rPr>
+                <w:color w:val="000000"/>
+                <w:sz w:val="21"/>
+              </w:rPr>
+              <w:t>、</w:t>
+            </w:r>
+            <w:r>
+              <w:rPr>
+                <w:color w:val="000000"/>
+                <w:sz w:val="21"/>
+              </w:rPr>
+              <w:t>FR-19</w:t>
+            </w:r>
+            <w:r>
+              <w:rPr>
+                <w:color w:val="000000"/>
+                <w:sz w:val="21"/>
+              </w:rPr>
+              <w:t>、</w:t>
+            </w:r>
+            <w:r>
+              <w:rPr>
+                <w:color w:val="000000"/>
+                <w:sz w:val="21"/>
+              </w:rPr>
+              <w:t>FR-20</w:t>
+            </w:r>
+          </w:p>
+        </w:tc>
+      </w:tr>
+      <w:tr>
+        <w:tc>
+          <w:tcPr>
+            <w:tcW w:w="2771" w:type="dxa"/>
+          </w:tcPr>
+          <w:p>
+            <w:r>
+              <w:rPr>
+                <w:color w:val="000000"/>
+                <w:sz w:val="21"/>
+              </w:rPr>
+              <w:t>第五阶段</w:t>
+            </w:r>
+          </w:p>
+        </w:tc>
+        <w:tc>
+          <w:tcPr>
+            <w:tcW w:w="2771" w:type="dxa"/>
+          </w:tcPr>
+          <w:p>
+            <w:r>
+              <w:rPr>
+                <w:color w:val="000000"/>
+                <w:sz w:val="21"/>
+              </w:rPr>
+              <w:t>系统测试与用户试用反馈收集</w:t>
+            </w:r>
+          </w:p>
+        </w:tc>
+        <w:tc>
+          <w:tcPr>
+            <w:tcW w:w="2771" w:type="dxa"/>
+          </w:tcPr>
+          <w:p>
+            <w:r>
+              <w:rPr>
+                <w:color w:val="000000"/>
+                <w:sz w:val="21"/>
+              </w:rPr>
+              <w:t>全部需求的验证</w:t>
+            </w:r>
+          </w:p>
+        </w:tc>
+      </w:tr>
+      <w:tr>
+        <w:tc>
+          <w:tcPr>
+            <w:tcW w:w="2771" w:type="dxa"/>
+          </w:tcPr>
+          <w:p>
+            <w:r>
+              <w:rPr>
+                <w:color w:val="000000"/>
+                <w:sz w:val="21"/>
+              </w:rPr>
+              <w:t>第六阶段</w:t>
+            </w:r>
+          </w:p>
+        </w:tc>
+        <w:tc>
+          <w:tcPr>
+            <w:tcW w:w="2771" w:type="dxa"/>
+          </w:tcPr>
+          <w:p>
+            <w:r>
+              <w:rPr>
+                <w:color w:val="000000"/>
+                <w:sz w:val="21"/>
+              </w:rPr>
+              <w:t>论文撰写与答辩准备</w:t>
+            </w:r>
+          </w:p>
+        </w:tc>
+        <w:tc>
+          <w:tcPr>
+            <w:tcW w:w="2771" w:type="dxa"/>
+          </w:tcPr>
+          <w:p>
+            <w:r>
+              <w:rPr>
+                <w:color w:val="000000"/>
+                <w:sz w:val="21"/>
+              </w:rPr>
+              <w:t>—</w:t>
+            </w:r>
+          </w:p>
+        </w:tc>
+      </w:tr>
+    </w:tbl>
+    <w:p>
+      <w:pPr>
+        <w:pStyle w:val="21"/>
+        <w:spacing w:after="120" w:line="360" w:lineRule="auto"/>
+      </w:pPr>
+      <w:bookmarkStart w:id="34" w:name="_Toc240385220"/>
+      <w:r>
+        <w:rPr>
+          <w:rFonts w:ascii="黑体" w:eastAsia="黑体" w:hAnsi="黑体"/>
+        </w:rPr>
         <w:t xml:space="preserve">9.3 </w:t>
       </w:r>
       <w:r>
@@ -13399,7 +14648,7 @@
         </w:rPr>
         <w:t>验收方式</w:t>
       </w:r>
-      <w:bookmarkEnd w:id="33"/>
+      <w:bookmarkEnd w:id="34"/>
     </w:p>
     <w:p>
       <w:pPr>
@@ -13760,31 +15009,31 @@
       </w:rPr>
     </w:lvl>
   </w:abstractNum>
-  <w:num w:numId="1" w16cid:durableId="289750007">
+  <w:num w:numId="1" w16cid:durableId="1033457647">
     <w:abstractNumId w:val="8"/>
   </w:num>
-  <w:num w:numId="2" w16cid:durableId="950671247">
+  <w:num w:numId="2" w16cid:durableId="449594672">
     <w:abstractNumId w:val="6"/>
   </w:num>
-  <w:num w:numId="3" w16cid:durableId="1648587725">
+  <w:num w:numId="3" w16cid:durableId="2104296154">
     <w:abstractNumId w:val="5"/>
   </w:num>
-  <w:num w:numId="4" w16cid:durableId="1726177898">
+  <w:num w:numId="4" w16cid:durableId="710810617">
     <w:abstractNumId w:val="4"/>
   </w:num>
-  <w:num w:numId="5" w16cid:durableId="30764373">
+  <w:num w:numId="5" w16cid:durableId="1082331894">
     <w:abstractNumId w:val="7"/>
   </w:num>
-  <w:num w:numId="6" w16cid:durableId="1903634573">
+  <w:num w:numId="6" w16cid:durableId="787552677">
     <w:abstractNumId w:val="3"/>
   </w:num>
-  <w:num w:numId="7" w16cid:durableId="814756652">
+  <w:num w:numId="7" w16cid:durableId="71392156">
     <w:abstractNumId w:val="2"/>
   </w:num>
-  <w:num w:numId="8" w16cid:durableId="1409617068">
+  <w:num w:numId="8" w16cid:durableId="2138718185">
     <w:abstractNumId w:val="1"/>
   </w:num>
-  <w:num w:numId="9" w16cid:durableId="12146749">
+  <w:num w:numId="9" w16cid:durableId="792791375">
     <w:abstractNumId w:val="0"/>
   </w:num>
 </w:numbering>
@@ -25181,7 +26430,7 @@
     <w:autoRedefine/>
     <w:uiPriority w:val="39"/>
     <w:unhideWhenUsed/>
-    <w:rsid w:val="007C6265"/>
+    <w:rsid w:val="00B46F9B"/>
   </w:style>
   <w:style w:type="paragraph" w:styleId="TOC2">
     <w:name w:val="toc 2"/>
@@ -25190,7 +26439,7 @@
     <w:autoRedefine/>
     <w:uiPriority w:val="39"/>
     <w:unhideWhenUsed/>
-    <w:rsid w:val="007C6265"/>
+    <w:rsid w:val="00B46F9B"/>
     <w:pPr>
       <w:ind w:leftChars="200" w:left="420"/>
     </w:pPr>
@@ -25200,7 +26449,7 @@
     <w:basedOn w:val="a2"/>
     <w:uiPriority w:val="99"/>
     <w:unhideWhenUsed/>
-    <w:rsid w:val="007C6265"/>
+    <w:rsid w:val="00B46F9B"/>
     <w:rPr>
       <w:color w:val="0000FF" w:themeColor="hyperlink"/>
       <w:u w:val="single"/>

--- a/docs/胡祖锐-需求分析文档.docx
+++ b/docs/胡祖锐-需求分析文档.docx
@@ -212,7 +212,7 @@
       <w:r>
         <w:fldChar w:fldCharType="separate"/>
       </w:r>
-      <w:hyperlink w:anchor="_Toc240385186" w:history="1">
+      <w:hyperlink w:anchor="_Toc240394629" w:history="1">
         <w:r>
           <w:rPr>
             <w:rStyle w:val="aff9"/>
@@ -240,7 +240,7 @@
             <w:noProof/>
             <w:webHidden/>
           </w:rPr>
-          <w:instrText xml:space="preserve"> PAGEREF _Toc240385186 \h </w:instrText>
+          <w:instrText xml:space="preserve"> PAGEREF _Toc240394629 \h </w:instrText>
         </w:r>
         <w:r>
           <w:rPr>
@@ -288,7 +288,7 @@
           <w14:ligatures w14:val="standardContextual"/>
         </w:rPr>
       </w:pPr>
-      <w:hyperlink w:anchor="_Toc240385187" w:history="1">
+      <w:hyperlink w:anchor="_Toc240394630" w:history="1">
         <w:r>
           <w:rPr>
             <w:rStyle w:val="aff9"/>
@@ -316,7 +316,7 @@
             <w:noProof/>
             <w:webHidden/>
           </w:rPr>
-          <w:instrText xml:space="preserve"> PAGEREF _Toc240385187 \h </w:instrText>
+          <w:instrText xml:space="preserve"> PAGEREF _Toc240394630 \h </w:instrText>
         </w:r>
         <w:r>
           <w:rPr>
@@ -364,7 +364,7 @@
           <w14:ligatures w14:val="standardContextual"/>
         </w:rPr>
       </w:pPr>
-      <w:hyperlink w:anchor="_Toc240385188" w:history="1">
+      <w:hyperlink w:anchor="_Toc240394631" w:history="1">
         <w:r>
           <w:rPr>
             <w:rStyle w:val="aff9"/>
@@ -392,7 +392,7 @@
             <w:noProof/>
             <w:webHidden/>
           </w:rPr>
-          <w:instrText xml:space="preserve"> PAGEREF _Toc240385188 \h </w:instrText>
+          <w:instrText xml:space="preserve"> PAGEREF _Toc240394631 \h </w:instrText>
         </w:r>
         <w:r>
           <w:rPr>
@@ -440,7 +440,7 @@
           <w14:ligatures w14:val="standardContextual"/>
         </w:rPr>
       </w:pPr>
-      <w:hyperlink w:anchor="_Toc240385189" w:history="1">
+      <w:hyperlink w:anchor="_Toc240394632" w:history="1">
         <w:r>
           <w:rPr>
             <w:rStyle w:val="aff9"/>
@@ -468,7 +468,7 @@
             <w:noProof/>
             <w:webHidden/>
           </w:rPr>
-          <w:instrText xml:space="preserve"> PAGEREF _Toc240385189 \h </w:instrText>
+          <w:instrText xml:space="preserve"> PAGEREF _Toc240394632 \h </w:instrText>
         </w:r>
         <w:r>
           <w:rPr>
@@ -516,7 +516,7 @@
           <w14:ligatures w14:val="standardContextual"/>
         </w:rPr>
       </w:pPr>
-      <w:hyperlink w:anchor="_Toc240385190" w:history="1">
+      <w:hyperlink w:anchor="_Toc240394633" w:history="1">
         <w:r>
           <w:rPr>
             <w:rStyle w:val="aff9"/>
@@ -544,7 +544,7 @@
             <w:noProof/>
             <w:webHidden/>
           </w:rPr>
-          <w:instrText xml:space="preserve"> PAGEREF _Toc240385190 \h </w:instrText>
+          <w:instrText xml:space="preserve"> PAGEREF _Toc240394633 \h </w:instrText>
         </w:r>
         <w:r>
           <w:rPr>
@@ -591,7 +591,7 @@
           <w14:ligatures w14:val="standardContextual"/>
         </w:rPr>
       </w:pPr>
-      <w:hyperlink w:anchor="_Toc240385191" w:history="1">
+      <w:hyperlink w:anchor="_Toc240394634" w:history="1">
         <w:r>
           <w:rPr>
             <w:rStyle w:val="aff9"/>
@@ -619,7 +619,7 @@
             <w:noProof/>
             <w:webHidden/>
           </w:rPr>
-          <w:instrText xml:space="preserve"> PAGEREF _Toc240385191 \h </w:instrText>
+          <w:instrText xml:space="preserve"> PAGEREF _Toc240394634 \h </w:instrText>
         </w:r>
         <w:r>
           <w:rPr>
@@ -667,7 +667,7 @@
           <w14:ligatures w14:val="standardContextual"/>
         </w:rPr>
       </w:pPr>
-      <w:hyperlink w:anchor="_Toc240385192" w:history="1">
+      <w:hyperlink w:anchor="_Toc240394635" w:history="1">
         <w:r>
           <w:rPr>
             <w:rStyle w:val="aff9"/>
@@ -695,7 +695,7 @@
             <w:noProof/>
             <w:webHidden/>
           </w:rPr>
-          <w:instrText xml:space="preserve"> PAGEREF _Toc240385192 \h </w:instrText>
+          <w:instrText xml:space="preserve"> PAGEREF _Toc240394635 \h </w:instrText>
         </w:r>
         <w:r>
           <w:rPr>
@@ -743,7 +743,7 @@
           <w14:ligatures w14:val="standardContextual"/>
         </w:rPr>
       </w:pPr>
-      <w:hyperlink w:anchor="_Toc240385193" w:history="1">
+      <w:hyperlink w:anchor="_Toc240394636" w:history="1">
         <w:r>
           <w:rPr>
             <w:rStyle w:val="aff9"/>
@@ -771,7 +771,7 @@
             <w:noProof/>
             <w:webHidden/>
           </w:rPr>
-          <w:instrText xml:space="preserve"> PAGEREF _Toc240385193 \h </w:instrText>
+          <w:instrText xml:space="preserve"> PAGEREF _Toc240394636 \h </w:instrText>
         </w:r>
         <w:r>
           <w:rPr>
@@ -819,7 +819,7 @@
           <w14:ligatures w14:val="standardContextual"/>
         </w:rPr>
       </w:pPr>
-      <w:hyperlink w:anchor="_Toc240385194" w:history="1">
+      <w:hyperlink w:anchor="_Toc240394637" w:history="1">
         <w:r>
           <w:rPr>
             <w:rStyle w:val="aff9"/>
@@ -847,7 +847,7 @@
             <w:noProof/>
             <w:webHidden/>
           </w:rPr>
-          <w:instrText xml:space="preserve"> PAGEREF _Toc240385194 \h </w:instrText>
+          <w:instrText xml:space="preserve"> PAGEREF _Toc240394637 \h </w:instrText>
         </w:r>
         <w:r>
           <w:rPr>
@@ -894,7 +894,7 @@
           <w14:ligatures w14:val="standardContextual"/>
         </w:rPr>
       </w:pPr>
-      <w:hyperlink w:anchor="_Toc240385195" w:history="1">
+      <w:hyperlink w:anchor="_Toc240394638" w:history="1">
         <w:r>
           <w:rPr>
             <w:rStyle w:val="aff9"/>
@@ -922,7 +922,7 @@
             <w:noProof/>
             <w:webHidden/>
           </w:rPr>
-          <w:instrText xml:space="preserve"> PAGEREF _Toc240385195 \h </w:instrText>
+          <w:instrText xml:space="preserve"> PAGEREF _Toc240394638 \h </w:instrText>
         </w:r>
         <w:r>
           <w:rPr>
@@ -970,7 +970,7 @@
           <w14:ligatures w14:val="standardContextual"/>
         </w:rPr>
       </w:pPr>
-      <w:hyperlink w:anchor="_Toc240385196" w:history="1">
+      <w:hyperlink w:anchor="_Toc240394639" w:history="1">
         <w:r>
           <w:rPr>
             <w:rStyle w:val="aff9"/>
@@ -998,7 +998,7 @@
             <w:noProof/>
             <w:webHidden/>
           </w:rPr>
-          <w:instrText xml:space="preserve"> PAGEREF _Toc240385196 \h </w:instrText>
+          <w:instrText xml:space="preserve"> PAGEREF _Toc240394639 \h </w:instrText>
         </w:r>
         <w:r>
           <w:rPr>
@@ -1046,7 +1046,7 @@
           <w14:ligatures w14:val="standardContextual"/>
         </w:rPr>
       </w:pPr>
-      <w:hyperlink w:anchor="_Toc240385197" w:history="1">
+      <w:hyperlink w:anchor="_Toc240394640" w:history="1">
         <w:r>
           <w:rPr>
             <w:rStyle w:val="aff9"/>
@@ -1074,7 +1074,7 @@
             <w:noProof/>
             <w:webHidden/>
           </w:rPr>
-          <w:instrText xml:space="preserve"> PAGEREF _Toc240385197 \h </w:instrText>
+          <w:instrText xml:space="preserve"> PAGEREF _Toc240394640 \h </w:instrText>
         </w:r>
         <w:r>
           <w:rPr>
@@ -1121,7 +1121,7 @@
           <w14:ligatures w14:val="standardContextual"/>
         </w:rPr>
       </w:pPr>
-      <w:hyperlink w:anchor="_Toc240385198" w:history="1">
+      <w:hyperlink w:anchor="_Toc240394641" w:history="1">
         <w:r>
           <w:rPr>
             <w:rStyle w:val="aff9"/>
@@ -1149,7 +1149,7 @@
             <w:noProof/>
             <w:webHidden/>
           </w:rPr>
-          <w:instrText xml:space="preserve"> PAGEREF _Toc240385198 \h </w:instrText>
+          <w:instrText xml:space="preserve"> PAGEREF _Toc240394641 \h </w:instrText>
         </w:r>
         <w:r>
           <w:rPr>
@@ -1197,7 +1197,7 @@
           <w14:ligatures w14:val="standardContextual"/>
         </w:rPr>
       </w:pPr>
-      <w:hyperlink w:anchor="_Toc240385199" w:history="1">
+      <w:hyperlink w:anchor="_Toc240394642" w:history="1">
         <w:r>
           <w:rPr>
             <w:rStyle w:val="aff9"/>
@@ -1225,7 +1225,7 @@
             <w:noProof/>
             <w:webHidden/>
           </w:rPr>
-          <w:instrText xml:space="preserve"> PAGEREF _Toc240385199 \h </w:instrText>
+          <w:instrText xml:space="preserve"> PAGEREF _Toc240394642 \h </w:instrText>
         </w:r>
         <w:r>
           <w:rPr>
@@ -1273,7 +1273,7 @@
           <w14:ligatures w14:val="standardContextual"/>
         </w:rPr>
       </w:pPr>
-      <w:hyperlink w:anchor="_Toc240385200" w:history="1">
+      <w:hyperlink w:anchor="_Toc240394643" w:history="1">
         <w:r>
           <w:rPr>
             <w:rStyle w:val="aff9"/>
@@ -1301,7 +1301,7 @@
             <w:noProof/>
             <w:webHidden/>
           </w:rPr>
-          <w:instrText xml:space="preserve"> PAGEREF _Toc240385200 \h </w:instrText>
+          <w:instrText xml:space="preserve"> PAGEREF _Toc240394643 \h </w:instrText>
         </w:r>
         <w:r>
           <w:rPr>
@@ -1349,7 +1349,7 @@
           <w14:ligatures w14:val="standardContextual"/>
         </w:rPr>
       </w:pPr>
-      <w:hyperlink w:anchor="_Toc240385201" w:history="1">
+      <w:hyperlink w:anchor="_Toc240394644" w:history="1">
         <w:r>
           <w:rPr>
             <w:rStyle w:val="aff9"/>
@@ -1377,7 +1377,7 @@
             <w:noProof/>
             <w:webHidden/>
           </w:rPr>
-          <w:instrText xml:space="preserve"> PAGEREF _Toc240385201 \h </w:instrText>
+          <w:instrText xml:space="preserve"> PAGEREF _Toc240394644 \h </w:instrText>
         </w:r>
         <w:r>
           <w:rPr>
@@ -1425,7 +1425,7 @@
           <w14:ligatures w14:val="standardContextual"/>
         </w:rPr>
       </w:pPr>
-      <w:hyperlink w:anchor="_Toc240385202" w:history="1">
+      <w:hyperlink w:anchor="_Toc240394645" w:history="1">
         <w:r>
           <w:rPr>
             <w:rStyle w:val="aff9"/>
@@ -1453,7 +1453,7 @@
             <w:noProof/>
             <w:webHidden/>
           </w:rPr>
-          <w:instrText xml:space="preserve"> PAGEREF _Toc240385202 \h </w:instrText>
+          <w:instrText xml:space="preserve"> PAGEREF _Toc240394645 \h </w:instrText>
         </w:r>
         <w:r>
           <w:rPr>
@@ -1500,7 +1500,7 @@
           <w14:ligatures w14:val="standardContextual"/>
         </w:rPr>
       </w:pPr>
-      <w:hyperlink w:anchor="_Toc240385203" w:history="1">
+      <w:hyperlink w:anchor="_Toc240394646" w:history="1">
         <w:r>
           <w:rPr>
             <w:rStyle w:val="aff9"/>
@@ -1528,7 +1528,7 @@
             <w:noProof/>
             <w:webHidden/>
           </w:rPr>
-          <w:instrText xml:space="preserve"> PAGEREF _Toc240385203 \h </w:instrText>
+          <w:instrText xml:space="preserve"> PAGEREF _Toc240394646 \h </w:instrText>
         </w:r>
         <w:r>
           <w:rPr>
@@ -1576,7 +1576,7 @@
           <w14:ligatures w14:val="standardContextual"/>
         </w:rPr>
       </w:pPr>
-      <w:hyperlink w:anchor="_Toc240385204" w:history="1">
+      <w:hyperlink w:anchor="_Toc240394647" w:history="1">
         <w:r>
           <w:rPr>
             <w:rStyle w:val="aff9"/>
@@ -1604,7 +1604,7 @@
             <w:noProof/>
             <w:webHidden/>
           </w:rPr>
-          <w:instrText xml:space="preserve"> PAGEREF _Toc240385204 \h </w:instrText>
+          <w:instrText xml:space="preserve"> PAGEREF _Toc240394647 \h </w:instrText>
         </w:r>
         <w:r>
           <w:rPr>
@@ -1652,7 +1652,7 @@
           <w14:ligatures w14:val="standardContextual"/>
         </w:rPr>
       </w:pPr>
-      <w:hyperlink w:anchor="_Toc240385205" w:history="1">
+      <w:hyperlink w:anchor="_Toc240394648" w:history="1">
         <w:r>
           <w:rPr>
             <w:rStyle w:val="aff9"/>
@@ -1680,7 +1680,7 @@
             <w:noProof/>
             <w:webHidden/>
           </w:rPr>
-          <w:instrText xml:space="preserve"> PAGEREF _Toc240385205 \h </w:instrText>
+          <w:instrText xml:space="preserve"> PAGEREF _Toc240394648 \h </w:instrText>
         </w:r>
         <w:r>
           <w:rPr>
@@ -1727,7 +1727,7 @@
           <w14:ligatures w14:val="standardContextual"/>
         </w:rPr>
       </w:pPr>
-      <w:hyperlink w:anchor="_Toc240385206" w:history="1">
+      <w:hyperlink w:anchor="_Toc240394649" w:history="1">
         <w:r>
           <w:rPr>
             <w:rStyle w:val="aff9"/>
@@ -1755,7 +1755,7 @@
             <w:noProof/>
             <w:webHidden/>
           </w:rPr>
-          <w:instrText xml:space="preserve"> PAGEREF _Toc240385206 \h </w:instrText>
+          <w:instrText xml:space="preserve"> PAGEREF _Toc240394649 \h </w:instrText>
         </w:r>
         <w:r>
           <w:rPr>
@@ -1803,7 +1803,7 @@
           <w14:ligatures w14:val="standardContextual"/>
         </w:rPr>
       </w:pPr>
-      <w:hyperlink w:anchor="_Toc240385207" w:history="1">
+      <w:hyperlink w:anchor="_Toc240394650" w:history="1">
         <w:r>
           <w:rPr>
             <w:rStyle w:val="aff9"/>
@@ -1831,7 +1831,7 @@
             <w:noProof/>
             <w:webHidden/>
           </w:rPr>
-          <w:instrText xml:space="preserve"> PAGEREF _Toc240385207 \h </w:instrText>
+          <w:instrText xml:space="preserve"> PAGEREF _Toc240394650 \h </w:instrText>
         </w:r>
         <w:r>
           <w:rPr>
@@ -1879,7 +1879,7 @@
           <w14:ligatures w14:val="standardContextual"/>
         </w:rPr>
       </w:pPr>
-      <w:hyperlink w:anchor="_Toc240385208" w:history="1">
+      <w:hyperlink w:anchor="_Toc240394651" w:history="1">
         <w:r>
           <w:rPr>
             <w:rStyle w:val="aff9"/>
@@ -1907,7 +1907,7 @@
             <w:noProof/>
             <w:webHidden/>
           </w:rPr>
-          <w:instrText xml:space="preserve"> PAGEREF _Toc240385208 \h </w:instrText>
+          <w:instrText xml:space="preserve"> PAGEREF _Toc240394651 \h </w:instrText>
         </w:r>
         <w:r>
           <w:rPr>
@@ -1955,7 +1955,7 @@
           <w14:ligatures w14:val="standardContextual"/>
         </w:rPr>
       </w:pPr>
-      <w:hyperlink w:anchor="_Toc240385209" w:history="1">
+      <w:hyperlink w:anchor="_Toc240394652" w:history="1">
         <w:r>
           <w:rPr>
             <w:rStyle w:val="aff9"/>
@@ -1983,7 +1983,7 @@
             <w:noProof/>
             <w:webHidden/>
           </w:rPr>
-          <w:instrText xml:space="preserve"> PAGEREF _Toc240385209 \h </w:instrText>
+          <w:instrText xml:space="preserve"> PAGEREF _Toc240394652 \h </w:instrText>
         </w:r>
         <w:r>
           <w:rPr>
@@ -2031,7 +2031,7 @@
           <w14:ligatures w14:val="standardContextual"/>
         </w:rPr>
       </w:pPr>
-      <w:hyperlink w:anchor="_Toc240385210" w:history="1">
+      <w:hyperlink w:anchor="_Toc240394653" w:history="1">
         <w:r>
           <w:rPr>
             <w:rStyle w:val="aff9"/>
@@ -2059,7 +2059,7 @@
             <w:noProof/>
             <w:webHidden/>
           </w:rPr>
-          <w:instrText xml:space="preserve"> PAGEREF _Toc240385210 \h </w:instrText>
+          <w:instrText xml:space="preserve"> PAGEREF _Toc240394653 \h </w:instrText>
         </w:r>
         <w:r>
           <w:rPr>
@@ -2107,7 +2107,7 @@
           <w14:ligatures w14:val="standardContextual"/>
         </w:rPr>
       </w:pPr>
-      <w:hyperlink w:anchor="_Toc240385211" w:history="1">
+      <w:hyperlink w:anchor="_Toc240394654" w:history="1">
         <w:r>
           <w:rPr>
             <w:rStyle w:val="aff9"/>
@@ -2135,7 +2135,7 @@
             <w:noProof/>
             <w:webHidden/>
           </w:rPr>
-          <w:instrText xml:space="preserve"> PAGEREF _Toc240385211 \h </w:instrText>
+          <w:instrText xml:space="preserve"> PAGEREF _Toc240394654 \h </w:instrText>
         </w:r>
         <w:r>
           <w:rPr>
@@ -2183,7 +2183,7 @@
           <w14:ligatures w14:val="standardContextual"/>
         </w:rPr>
       </w:pPr>
-      <w:hyperlink w:anchor="_Toc240385212" w:history="1">
+      <w:hyperlink w:anchor="_Toc240394655" w:history="1">
         <w:r>
           <w:rPr>
             <w:rStyle w:val="aff9"/>
@@ -2211,7 +2211,7 @@
             <w:noProof/>
             <w:webHidden/>
           </w:rPr>
-          <w:instrText xml:space="preserve"> PAGEREF _Toc240385212 \h </w:instrText>
+          <w:instrText xml:space="preserve"> PAGEREF _Toc240394655 \h </w:instrText>
         </w:r>
         <w:r>
           <w:rPr>
@@ -2258,7 +2258,7 @@
           <w14:ligatures w14:val="standardContextual"/>
         </w:rPr>
       </w:pPr>
-      <w:hyperlink w:anchor="_Toc240385213" w:history="1">
+      <w:hyperlink w:anchor="_Toc240394656" w:history="1">
         <w:r>
           <w:rPr>
             <w:rStyle w:val="aff9"/>
@@ -2286,7 +2286,7 @@
             <w:noProof/>
             <w:webHidden/>
           </w:rPr>
-          <w:instrText xml:space="preserve"> PAGEREF _Toc240385213 \h </w:instrText>
+          <w:instrText xml:space="preserve"> PAGEREF _Toc240394656 \h </w:instrText>
         </w:r>
         <w:r>
           <w:rPr>
@@ -2333,7 +2333,7 @@
           <w14:ligatures w14:val="standardContextual"/>
         </w:rPr>
       </w:pPr>
-      <w:hyperlink w:anchor="_Toc240385214" w:history="1">
+      <w:hyperlink w:anchor="_Toc240394657" w:history="1">
         <w:r>
           <w:rPr>
             <w:rStyle w:val="aff9"/>
@@ -2361,7 +2361,7 @@
             <w:noProof/>
             <w:webHidden/>
           </w:rPr>
-          <w:instrText xml:space="preserve"> PAGEREF _Toc240385214 \h </w:instrText>
+          <w:instrText xml:space="preserve"> PAGEREF _Toc240394657 \h </w:instrText>
         </w:r>
         <w:r>
           <w:rPr>
@@ -2409,7 +2409,7 @@
           <w14:ligatures w14:val="standardContextual"/>
         </w:rPr>
       </w:pPr>
-      <w:hyperlink w:anchor="_Toc240385215" w:history="1">
+      <w:hyperlink w:anchor="_Toc240394658" w:history="1">
         <w:r>
           <w:rPr>
             <w:rStyle w:val="aff9"/>
@@ -2437,7 +2437,7 @@
             <w:noProof/>
             <w:webHidden/>
           </w:rPr>
-          <w:instrText xml:space="preserve"> PAGEREF _Toc240385215 \h </w:instrText>
+          <w:instrText xml:space="preserve"> PAGEREF _Toc240394658 \h </w:instrText>
         </w:r>
         <w:r>
           <w:rPr>
@@ -2485,7 +2485,7 @@
           <w14:ligatures w14:val="standardContextual"/>
         </w:rPr>
       </w:pPr>
-      <w:hyperlink w:anchor="_Toc240385216" w:history="1">
+      <w:hyperlink w:anchor="_Toc240394659" w:history="1">
         <w:r>
           <w:rPr>
             <w:rStyle w:val="aff9"/>
@@ -2513,7 +2513,7 @@
             <w:noProof/>
             <w:webHidden/>
           </w:rPr>
-          <w:instrText xml:space="preserve"> PAGEREF _Toc240385216 \h </w:instrText>
+          <w:instrText xml:space="preserve"> PAGEREF _Toc240394659 \h </w:instrText>
         </w:r>
         <w:r>
           <w:rPr>
@@ -2560,7 +2560,7 @@
           <w14:ligatures w14:val="standardContextual"/>
         </w:rPr>
       </w:pPr>
-      <w:hyperlink w:anchor="_Toc240385217" w:history="1">
+      <w:hyperlink w:anchor="_Toc240394660" w:history="1">
         <w:r>
           <w:rPr>
             <w:rStyle w:val="aff9"/>
@@ -2588,7 +2588,7 @@
             <w:noProof/>
             <w:webHidden/>
           </w:rPr>
-          <w:instrText xml:space="preserve"> PAGEREF _Toc240385217 \h </w:instrText>
+          <w:instrText xml:space="preserve"> PAGEREF _Toc240394660 \h </w:instrText>
         </w:r>
         <w:r>
           <w:rPr>
@@ -2636,7 +2636,7 @@
           <w14:ligatures w14:val="standardContextual"/>
         </w:rPr>
       </w:pPr>
-      <w:hyperlink w:anchor="_Toc240385218" w:history="1">
+      <w:hyperlink w:anchor="_Toc240394661" w:history="1">
         <w:r>
           <w:rPr>
             <w:rStyle w:val="aff9"/>
@@ -2664,7 +2664,7 @@
             <w:noProof/>
             <w:webHidden/>
           </w:rPr>
-          <w:instrText xml:space="preserve"> PAGEREF _Toc240385218 \h </w:instrText>
+          <w:instrText xml:space="preserve"> PAGEREF _Toc240394661 \h </w:instrText>
         </w:r>
         <w:r>
           <w:rPr>
@@ -2712,7 +2712,7 @@
           <w14:ligatures w14:val="standardContextual"/>
         </w:rPr>
       </w:pPr>
-      <w:hyperlink w:anchor="_Toc240385219" w:history="1">
+      <w:hyperlink w:anchor="_Toc240394662" w:history="1">
         <w:r>
           <w:rPr>
             <w:rStyle w:val="aff9"/>
@@ -2740,7 +2740,7 @@
             <w:noProof/>
             <w:webHidden/>
           </w:rPr>
-          <w:instrText xml:space="preserve"> PAGEREF _Toc240385219 \h </w:instrText>
+          <w:instrText xml:space="preserve"> PAGEREF _Toc240394662 \h </w:instrText>
         </w:r>
         <w:r>
           <w:rPr>
@@ -2788,7 +2788,7 @@
           <w14:ligatures w14:val="standardContextual"/>
         </w:rPr>
       </w:pPr>
-      <w:hyperlink w:anchor="_Toc240385220" w:history="1">
+      <w:hyperlink w:anchor="_Toc240394663" w:history="1">
         <w:r>
           <w:rPr>
             <w:rStyle w:val="aff9"/>
@@ -2816,7 +2816,7 @@
             <w:noProof/>
             <w:webHidden/>
           </w:rPr>
-          <w:instrText xml:space="preserve"> PAGEREF _Toc240385220 \h </w:instrText>
+          <w:instrText xml:space="preserve"> PAGEREF _Toc240394663 \h </w:instrText>
         </w:r>
         <w:r>
           <w:rPr>
@@ -2857,7 +2857,7 @@
         <w:pStyle w:val="1"/>
         <w:spacing w:before="240" w:after="120" w:line="360" w:lineRule="auto"/>
       </w:pPr>
-      <w:bookmarkStart w:id="0" w:name="_Toc240385186"/>
+      <w:bookmarkStart w:id="0" w:name="_Toc240394629"/>
       <w:r>
         <w:rPr>
           <w:rFonts w:ascii="黑体" w:eastAsia="黑体" w:hAnsi="黑体"/>
@@ -2871,7 +2871,7 @@
         <w:pStyle w:val="21"/>
         <w:spacing w:after="120" w:line="360" w:lineRule="auto"/>
       </w:pPr>
-      <w:bookmarkStart w:id="1" w:name="_Toc240385187"/>
+      <w:bookmarkStart w:id="1" w:name="_Toc240394630"/>
       <w:r>
         <w:rPr>
           <w:rFonts w:ascii="黑体" w:eastAsia="黑体" w:hAnsi="黑体"/>
@@ -2927,7 +2927,7 @@
         <w:pStyle w:val="21"/>
         <w:spacing w:after="120" w:line="360" w:lineRule="auto"/>
       </w:pPr>
-      <w:bookmarkStart w:id="2" w:name="_Toc240385188"/>
+      <w:bookmarkStart w:id="2" w:name="_Toc240394631"/>
       <w:r>
         <w:rPr>
           <w:rFonts w:ascii="黑体" w:eastAsia="黑体" w:hAnsi="黑体"/>
@@ -3068,7 +3068,7 @@
         <w:pStyle w:val="21"/>
         <w:spacing w:after="120" w:line="360" w:lineRule="auto"/>
       </w:pPr>
-      <w:bookmarkStart w:id="3" w:name="_Toc240385189"/>
+      <w:bookmarkStart w:id="3" w:name="_Toc240394632"/>
       <w:r>
         <w:rPr>
           <w:rFonts w:ascii="黑体" w:eastAsia="黑体" w:hAnsi="黑体"/>
@@ -3387,7 +3387,7 @@
         <w:pStyle w:val="21"/>
         <w:spacing w:after="120" w:line="360" w:lineRule="auto"/>
       </w:pPr>
-      <w:bookmarkStart w:id="4" w:name="_Toc240385190"/>
+      <w:bookmarkStart w:id="4" w:name="_Toc240394633"/>
       <w:r>
         <w:rPr>
           <w:rFonts w:ascii="黑体" w:eastAsia="黑体" w:hAnsi="黑体"/>
@@ -3461,7 +3461,7 @@
         <w:pStyle w:val="1"/>
         <w:spacing w:before="240" w:after="120" w:line="360" w:lineRule="auto"/>
       </w:pPr>
-      <w:bookmarkStart w:id="5" w:name="_Toc240385191"/>
+      <w:bookmarkStart w:id="5" w:name="_Toc240394634"/>
       <w:r>
         <w:rPr>
           <w:rFonts w:ascii="黑体" w:eastAsia="黑体" w:hAnsi="黑体"/>
@@ -3475,7 +3475,7 @@
         <w:pStyle w:val="21"/>
         <w:spacing w:after="120" w:line="360" w:lineRule="auto"/>
       </w:pPr>
-      <w:bookmarkStart w:id="6" w:name="_Toc240385192"/>
+      <w:bookmarkStart w:id="6" w:name="_Toc240394635"/>
       <w:r>
         <w:rPr>
           <w:rFonts w:ascii="黑体" w:eastAsia="黑体" w:hAnsi="黑体"/>
@@ -3628,7 +3628,7 @@
         <w:pStyle w:val="21"/>
         <w:spacing w:after="120" w:line="360" w:lineRule="auto"/>
       </w:pPr>
-      <w:bookmarkStart w:id="7" w:name="_Toc240385193"/>
+      <w:bookmarkStart w:id="7" w:name="_Toc240394636"/>
       <w:r>
         <w:rPr>
           <w:rFonts w:ascii="黑体" w:eastAsia="黑体" w:hAnsi="黑体"/>
@@ -3780,7 +3780,7 @@
         <w:pStyle w:val="21"/>
         <w:spacing w:after="120" w:line="360" w:lineRule="auto"/>
       </w:pPr>
-      <w:bookmarkStart w:id="8" w:name="_Toc240385194"/>
+      <w:bookmarkStart w:id="8" w:name="_Toc240394637"/>
       <w:r>
         <w:rPr>
           <w:rFonts w:ascii="黑体" w:eastAsia="黑体" w:hAnsi="黑体"/>
@@ -4082,7 +4082,7 @@
         <w:pStyle w:val="1"/>
         <w:spacing w:before="240" w:after="120" w:line="360" w:lineRule="auto"/>
       </w:pPr>
-      <w:bookmarkStart w:id="9" w:name="_Toc240385195"/>
+      <w:bookmarkStart w:id="9" w:name="_Toc240394638"/>
       <w:r>
         <w:rPr>
           <w:rFonts w:ascii="黑体" w:eastAsia="黑体" w:hAnsi="黑体"/>
@@ -4097,7 +4097,7 @@
         <w:pStyle w:val="21"/>
         <w:spacing w:after="120" w:line="360" w:lineRule="auto"/>
       </w:pPr>
-      <w:bookmarkStart w:id="10" w:name="_Toc240385196"/>
+      <w:bookmarkStart w:id="10" w:name="_Toc240394639"/>
       <w:r>
         <w:rPr>
           <w:rFonts w:ascii="黑体" w:eastAsia="黑体" w:hAnsi="黑体"/>
@@ -5451,7 +5451,7 @@
         <w:pStyle w:val="21"/>
         <w:spacing w:after="120" w:line="360" w:lineRule="auto"/>
       </w:pPr>
-      <w:bookmarkStart w:id="11" w:name="_Toc240385197"/>
+      <w:bookmarkStart w:id="11" w:name="_Toc240394640"/>
       <w:r>
         <w:rPr>
           <w:rFonts w:ascii="黑体" w:eastAsia="黑体" w:hAnsi="黑体"/>
@@ -5583,7 +5583,19 @@
         <w:rPr>
           <w:color w:val="000000"/>
         </w:rPr>
-        <w:t>（最多</w:t>
+        <w:t>（最少</w:t>
+      </w:r>
+      <w:r>
+        <w:rPr>
+          <w:color w:val="000000"/>
+        </w:rPr>
+        <w:t xml:space="preserve"> 2 </w:t>
+      </w:r>
+      <w:r>
+        <w:rPr>
+          <w:color w:val="000000"/>
+        </w:rPr>
+        <w:t>位、最多</w:t>
       </w:r>
       <w:r>
         <w:rPr>
@@ -5661,37 +5673,37 @@
         <w:rPr>
           <w:color w:val="000000"/>
         </w:rPr>
-        <w:t>2</w:t>
-      </w:r>
-      <w:r>
-        <w:rPr>
-          <w:color w:val="000000"/>
-        </w:rPr>
-        <w:t>）多歌手模式下，支持逐位搜索并添加歌手，可设置每位歌手抽取的专辑数量（</w:t>
-      </w:r>
-      <w:r>
-        <w:rPr>
-          <w:color w:val="000000"/>
-        </w:rPr>
-        <w:t xml:space="preserve">3 </w:t>
-      </w:r>
-      <w:r>
-        <w:rPr>
-          <w:color w:val="000000"/>
-        </w:rPr>
-        <w:t>至</w:t>
-      </w:r>
-      <w:r>
-        <w:rPr>
-          <w:color w:val="000000"/>
-        </w:rPr>
-        <w:t xml:space="preserve"> 5 </w:t>
-      </w:r>
-      <w:r>
-        <w:rPr>
-          <w:color w:val="000000"/>
-        </w:rPr>
-        <w:t>张）；</w:t>
+        <w:t>1a</w:t>
+      </w:r>
+      <w:r>
+        <w:rPr>
+          <w:color w:val="000000"/>
+        </w:rPr>
+        <w:t>）多歌手混战须支持</w:t>
+      </w:r>
+      <w:r>
+        <w:rPr>
+          <w:color w:val="000000"/>
+        </w:rPr>
+        <w:t>"</w:t>
+      </w:r>
+      <w:r>
+        <w:rPr>
+          <w:color w:val="000000"/>
+        </w:rPr>
+        <w:t>两位歌手对决</w:t>
+      </w:r>
+      <w:r>
+        <w:rPr>
+          <w:color w:val="000000"/>
+        </w:rPr>
+        <w:t>"</w:t>
+      </w:r>
+      <w:r>
+        <w:rPr>
+          <w:color w:val="000000"/>
+        </w:rPr>
+        <w:t>的常用场景（如周杰伦对林俊杰），并提供常用组合的一键预设；</w:t>
       </w:r>
     </w:p>
     <w:p>
@@ -5709,37 +5721,37 @@
         <w:rPr>
           <w:color w:val="000000"/>
         </w:rPr>
-        <w:t>3</w:t>
-      </w:r>
-      <w:r>
-        <w:rPr>
-          <w:color w:val="000000"/>
-        </w:rPr>
-        <w:t>）搜索歌手时返回候选列表（含封面与专辑数）由用户确认，不自动采用第一条结果；关键词无匹配时明确提示</w:t>
-      </w:r>
-      <w:r>
-        <w:rPr>
-          <w:color w:val="000000"/>
-        </w:rPr>
-        <w:t>"</w:t>
-      </w:r>
-      <w:r>
-        <w:rPr>
-          <w:color w:val="000000"/>
-        </w:rPr>
-        <w:t>未找到</w:t>
-      </w:r>
-      <w:r>
-        <w:rPr>
-          <w:color w:val="000000"/>
-        </w:rPr>
-        <w:t>"</w:t>
-      </w:r>
-      <w:r>
-        <w:rPr>
-          <w:color w:val="000000"/>
-        </w:rPr>
-        <w:t>，不得返回不相关的歌手；</w:t>
+        <w:t>2</w:t>
+      </w:r>
+      <w:r>
+        <w:rPr>
+          <w:color w:val="000000"/>
+        </w:rPr>
+        <w:t>）多歌手模式下，支持逐位搜索并添加歌手，可设置每位歌手抽取的专辑数量（</w:t>
+      </w:r>
+      <w:r>
+        <w:rPr>
+          <w:color w:val="000000"/>
+        </w:rPr>
+        <w:t xml:space="preserve">3 </w:t>
+      </w:r>
+      <w:r>
+        <w:rPr>
+          <w:color w:val="000000"/>
+        </w:rPr>
+        <w:t>至</w:t>
+      </w:r>
+      <w:r>
+        <w:rPr>
+          <w:color w:val="000000"/>
+        </w:rPr>
+        <w:t xml:space="preserve"> 5 </w:t>
+      </w:r>
+      <w:r>
+        <w:rPr>
+          <w:color w:val="000000"/>
+        </w:rPr>
+        <w:t>张）；</w:t>
       </w:r>
     </w:p>
     <w:p>
@@ -5758,37 +5770,37 @@
         <w:rPr>
           <w:color w:val="000000"/>
         </w:rPr>
-        <w:t>4</w:t>
-      </w:r>
-      <w:r>
-        <w:rPr>
-          <w:color w:val="000000"/>
-        </w:rPr>
-        <w:t>）专辑入池前按准入规则自动过滤：排除单曲、</w:t>
-      </w:r>
-      <w:r>
-        <w:rPr>
-          <w:color w:val="000000"/>
-        </w:rPr>
-        <w:t>EP</w:t>
-      </w:r>
-      <w:r>
-        <w:rPr>
-          <w:color w:val="000000"/>
-        </w:rPr>
-        <w:t>、现场、影视原声、精选与拼盘，只保留曲目数不少于</w:t>
-      </w:r>
-      <w:r>
-        <w:rPr>
-          <w:color w:val="000000"/>
-        </w:rPr>
-        <w:t xml:space="preserve"> 7 </w:t>
-      </w:r>
-      <w:r>
-        <w:rPr>
-          <w:color w:val="000000"/>
-        </w:rPr>
-        <w:t>首、且署名为该歌手本人的正式专辑；</w:t>
+        <w:t>3</w:t>
+      </w:r>
+      <w:r>
+        <w:rPr>
+          <w:color w:val="000000"/>
+        </w:rPr>
+        <w:t>）搜索歌手时返回候选列表（含封面与专辑数）由用户确认，不自动采用第一条结果；关键词无匹配时明确提示</w:t>
+      </w:r>
+      <w:r>
+        <w:rPr>
+          <w:color w:val="000000"/>
+        </w:rPr>
+        <w:t>"</w:t>
+      </w:r>
+      <w:r>
+        <w:rPr>
+          <w:color w:val="000000"/>
+        </w:rPr>
+        <w:t>未找到</w:t>
+      </w:r>
+      <w:r>
+        <w:rPr>
+          <w:color w:val="000000"/>
+        </w:rPr>
+        <w:t>"</w:t>
+      </w:r>
+      <w:r>
+        <w:rPr>
+          <w:color w:val="000000"/>
+        </w:rPr>
+        <w:t>，不得返回不相关的歌手；</w:t>
       </w:r>
     </w:p>
     <w:p>
@@ -5806,13 +5818,37 @@
         <w:rPr>
           <w:color w:val="000000"/>
         </w:rPr>
-        <w:t>5</w:t>
-      </w:r>
-      <w:r>
-        <w:rPr>
-          <w:color w:val="000000"/>
-        </w:rPr>
-        <w:t>）过滤结果对用户可见（说明剔除了多少张及原因），并允许用户手动取消任意一张，最终参赛名单以用户确认为准；</w:t>
+        <w:t>4</w:t>
+      </w:r>
+      <w:r>
+        <w:rPr>
+          <w:color w:val="000000"/>
+        </w:rPr>
+        <w:t>）专辑入池前按准入规则自动过滤：排除单曲、</w:t>
+      </w:r>
+      <w:r>
+        <w:rPr>
+          <w:color w:val="000000"/>
+        </w:rPr>
+        <w:t>EP</w:t>
+      </w:r>
+      <w:r>
+        <w:rPr>
+          <w:color w:val="000000"/>
+        </w:rPr>
+        <w:t>、现场、影视原声、精选与拼盘，只保留曲目数不少于</w:t>
+      </w:r>
+      <w:r>
+        <w:rPr>
+          <w:color w:val="000000"/>
+        </w:rPr>
+        <w:t xml:space="preserve"> 7 </w:t>
+      </w:r>
+      <w:r>
+        <w:rPr>
+          <w:color w:val="000000"/>
+        </w:rPr>
+        <w:t>首、且署名为该歌手本人的正式专辑；</w:t>
       </w:r>
     </w:p>
     <w:p>
@@ -5830,25 +5866,13 @@
         <w:rPr>
           <w:color w:val="000000"/>
         </w:rPr>
-        <w:t>6</w:t>
-      </w:r>
-      <w:r>
-        <w:rPr>
-          <w:color w:val="000000"/>
-        </w:rPr>
-        <w:t>）当入池专辑少于</w:t>
-      </w:r>
-      <w:r>
-        <w:rPr>
-          <w:color w:val="000000"/>
-        </w:rPr>
-        <w:t xml:space="preserve"> 4 </w:t>
-      </w:r>
-      <w:r>
-        <w:rPr>
-          <w:color w:val="000000"/>
-        </w:rPr>
-        <w:t>张时，提示用户扩大范围，不进入对决流程；</w:t>
+        <w:t>5</w:t>
+      </w:r>
+      <w:r>
+        <w:rPr>
+          <w:color w:val="000000"/>
+        </w:rPr>
+        <w:t>）过滤结果对用户可见（说明剔除了多少张及原因），并允许用户手动取消任意一张，最终参赛名单以用户确认为准；</w:t>
       </w:r>
     </w:p>
     <w:p>
@@ -5866,13 +5890,25 @@
         <w:rPr>
           <w:color w:val="000000"/>
         </w:rPr>
-        <w:t>7</w:t>
-      </w:r>
-      <w:r>
-        <w:rPr>
-          <w:color w:val="000000"/>
-        </w:rPr>
-        <w:t>）专辑数据同时写入本地数据库，重复发起时直接读取缓存，不再请求外部接口。</w:t>
+        <w:t>6</w:t>
+      </w:r>
+      <w:r>
+        <w:rPr>
+          <w:color w:val="000000"/>
+        </w:rPr>
+        <w:t>）当入池专辑少于</w:t>
+      </w:r>
+      <w:r>
+        <w:rPr>
+          <w:color w:val="000000"/>
+        </w:rPr>
+        <w:t xml:space="preserve"> 4 </w:t>
+      </w:r>
+      <w:r>
+        <w:rPr>
+          <w:color w:val="000000"/>
+        </w:rPr>
+        <w:t>张时，提示用户扩大范围，不进入对决流程；</w:t>
       </w:r>
     </w:p>
     <w:p>
@@ -5884,19 +5920,19 @@
         <w:rPr>
           <w:color w:val="000000"/>
         </w:rPr>
-        <w:t xml:space="preserve">**US-05 </w:t>
-      </w:r>
-      <w:r>
-        <w:rPr>
-          <w:color w:val="000000"/>
-        </w:rPr>
-        <w:t>投票前试听</w:t>
-      </w:r>
-      <w:r>
-        <w:rPr>
-          <w:color w:val="000000"/>
-        </w:rPr>
-        <w:t>**</w:t>
+        <w:t>（</w:t>
+      </w:r>
+      <w:r>
+        <w:rPr>
+          <w:color w:val="000000"/>
+        </w:rPr>
+        <w:t>7</w:t>
+      </w:r>
+      <w:r>
+        <w:rPr>
+          <w:color w:val="000000"/>
+        </w:rPr>
+        <w:t>）专辑数据同时写入本地数据库，重复发起时直接读取缓存，不再请求外部接口。</w:t>
       </w:r>
     </w:p>
     <w:p>
@@ -5908,7 +5944,19 @@
         <w:rPr>
           <w:color w:val="000000"/>
         </w:rPr>
-        <w:t>作为注册用户，我想在投票前试听专辑片段，以便在没听过的情况下也能作出选择。</w:t>
+        <w:t xml:space="preserve">**US-05 </w:t>
+      </w:r>
+      <w:r>
+        <w:rPr>
+          <w:color w:val="000000"/>
+        </w:rPr>
+        <w:t>投票前试听</w:t>
+      </w:r>
+      <w:r>
+        <w:rPr>
+          <w:color w:val="000000"/>
+        </w:rPr>
+        <w:t>**</w:t>
       </w:r>
     </w:p>
     <w:p>
@@ -5920,7 +5968,7 @@
         <w:rPr>
           <w:color w:val="000000"/>
         </w:rPr>
-        <w:t>验收标准：</w:t>
+        <w:t>作为注册用户，我想在投票前试听专辑片段，以便在没听过的情况下也能作出选择。</w:t>
       </w:r>
     </w:p>
     <w:p>
@@ -5932,31 +5980,7 @@
         <w:rPr>
           <w:color w:val="000000"/>
         </w:rPr>
-        <w:t>（</w:t>
-      </w:r>
-      <w:r>
-        <w:rPr>
-          <w:color w:val="000000"/>
-        </w:rPr>
-        <w:t>1</w:t>
-      </w:r>
-      <w:r>
-        <w:rPr>
-          <w:color w:val="000000"/>
-        </w:rPr>
-        <w:t>）每一场对战的两张专辑均可播放</w:t>
-      </w:r>
-      <w:r>
-        <w:rPr>
-          <w:color w:val="000000"/>
-        </w:rPr>
-        <w:t xml:space="preserve"> 30 </w:t>
-      </w:r>
-      <w:r>
-        <w:rPr>
-          <w:color w:val="000000"/>
-        </w:rPr>
-        <w:t>秒试听片段；</w:t>
+        <w:t>验收标准：</w:t>
       </w:r>
     </w:p>
     <w:p>
@@ -5974,13 +5998,25 @@
         <w:rPr>
           <w:color w:val="000000"/>
         </w:rPr>
-        <w:t>2</w:t>
-      </w:r>
-      <w:r>
-        <w:rPr>
-          <w:color w:val="000000"/>
-        </w:rPr>
-        <w:t>）同一时刻只允许一个音频在播放，切换专辑时自动停止上一个；</w:t>
+        <w:t>1</w:t>
+      </w:r>
+      <w:r>
+        <w:rPr>
+          <w:color w:val="000000"/>
+        </w:rPr>
+        <w:t>）每一场对战的两张专辑均可播放</w:t>
+      </w:r>
+      <w:r>
+        <w:rPr>
+          <w:color w:val="000000"/>
+        </w:rPr>
+        <w:t xml:space="preserve"> 30 </w:t>
+      </w:r>
+      <w:r>
+        <w:rPr>
+          <w:color w:val="000000"/>
+        </w:rPr>
+        <w:t>秒试听片段；</w:t>
       </w:r>
     </w:p>
     <w:p>
@@ -5998,13 +6034,13 @@
         <w:rPr>
           <w:color w:val="000000"/>
         </w:rPr>
-        <w:t>3</w:t>
-      </w:r>
-      <w:r>
-        <w:rPr>
-          <w:color w:val="000000"/>
-        </w:rPr>
-        <w:t>）若某张专辑没有可用的试听片段，界面明确提示而不显示失效的播放按钮；</w:t>
+        <w:t>2</w:t>
+      </w:r>
+      <w:r>
+        <w:rPr>
+          <w:color w:val="000000"/>
+        </w:rPr>
+        <w:t>）同一时刻只允许一个音频在播放，切换专辑时自动停止上一个；</w:t>
       </w:r>
     </w:p>
     <w:p>
@@ -6022,13 +6058,13 @@
         <w:rPr>
           <w:color w:val="000000"/>
         </w:rPr>
-        <w:t>4</w:t>
-      </w:r>
-      <w:r>
-        <w:rPr>
-          <w:color w:val="000000"/>
-        </w:rPr>
-        <w:t>）试听不阻塞投票操作，未听完也可直接投票。</w:t>
+        <w:t>3</w:t>
+      </w:r>
+      <w:r>
+        <w:rPr>
+          <w:color w:val="000000"/>
+        </w:rPr>
+        <w:t>）若某张专辑没有可用的试听片段，界面明确提示而不显示失效的播放按钮；</w:t>
       </w:r>
     </w:p>
     <w:p>
@@ -6040,19 +6076,19 @@
         <w:rPr>
           <w:color w:val="000000"/>
         </w:rPr>
-        <w:t xml:space="preserve">**US-08 </w:t>
-      </w:r>
-      <w:r>
-        <w:rPr>
-          <w:color w:val="000000"/>
-        </w:rPr>
-        <w:t>查看冠军路径</w:t>
-      </w:r>
-      <w:r>
-        <w:rPr>
-          <w:color w:val="000000"/>
-        </w:rPr>
-        <w:t>**</w:t>
+        <w:t>（</w:t>
+      </w:r>
+      <w:r>
+        <w:rPr>
+          <w:color w:val="000000"/>
+        </w:rPr>
+        <w:t>4</w:t>
+      </w:r>
+      <w:r>
+        <w:rPr>
+          <w:color w:val="000000"/>
+        </w:rPr>
+        <w:t>）试听不阻塞投票操作，未听完也可直接投票。</w:t>
       </w:r>
     </w:p>
     <w:p>
@@ -6064,7 +6100,19 @@
         <w:rPr>
           <w:color w:val="000000"/>
         </w:rPr>
-        <w:t>作为注册用户，我想看到最终冠军是怎么一路赢上来的，以便回顾整场评选过程。</w:t>
+        <w:t xml:space="preserve">**US-08 </w:t>
+      </w:r>
+      <w:r>
+        <w:rPr>
+          <w:color w:val="000000"/>
+        </w:rPr>
+        <w:t>查看冠军路径</w:t>
+      </w:r>
+      <w:r>
+        <w:rPr>
+          <w:color w:val="000000"/>
+        </w:rPr>
+        <w:t>**</w:t>
       </w:r>
     </w:p>
     <w:p>
@@ -6076,7 +6124,7 @@
         <w:rPr>
           <w:color w:val="000000"/>
         </w:rPr>
-        <w:t>验收标准：</w:t>
+        <w:t>作为注册用户，我想看到最终冠军是怎么一路赢上来的，以便回顾整场评选过程。</w:t>
       </w:r>
     </w:p>
     <w:p>
@@ -6088,19 +6136,7 @@
         <w:rPr>
           <w:color w:val="000000"/>
         </w:rPr>
-        <w:t>（</w:t>
-      </w:r>
-      <w:r>
-        <w:rPr>
-          <w:color w:val="000000"/>
-        </w:rPr>
-        <w:t>1</w:t>
-      </w:r>
-      <w:r>
-        <w:rPr>
-          <w:color w:val="000000"/>
-        </w:rPr>
-        <w:t>）结果页展示冠军专辑的封面、名称与所属歌手；</w:t>
+        <w:t>验收标准：</w:t>
       </w:r>
     </w:p>
     <w:p>
@@ -6118,13 +6154,13 @@
         <w:rPr>
           <w:color w:val="000000"/>
         </w:rPr>
-        <w:t>2</w:t>
-      </w:r>
-      <w:r>
-        <w:rPr>
-          <w:color w:val="000000"/>
-        </w:rPr>
-        <w:t>）以图形方式展示冠军从首轮到决赛的全部对战路径；</w:t>
+        <w:t>1</w:t>
+      </w:r>
+      <w:r>
+        <w:rPr>
+          <w:color w:val="000000"/>
+        </w:rPr>
+        <w:t>）结果页展示冠军专辑的封面、名称与所属歌手；</w:t>
       </w:r>
     </w:p>
     <w:p>
@@ -6142,13 +6178,13 @@
         <w:rPr>
           <w:color w:val="000000"/>
         </w:rPr>
-        <w:t>3</w:t>
-      </w:r>
-      <w:r>
-        <w:rPr>
-          <w:color w:val="000000"/>
-        </w:rPr>
-        <w:t>）展示每一轮的对手与得票情况；</w:t>
+        <w:t>2</w:t>
+      </w:r>
+      <w:r>
+        <w:rPr>
+          <w:color w:val="000000"/>
+        </w:rPr>
+        <w:t>）以图形方式展示冠军从首轮到决赛的全部对战路径；</w:t>
       </w:r>
     </w:p>
     <w:p>
@@ -6166,13 +6202,13 @@
         <w:rPr>
           <w:color w:val="000000"/>
         </w:rPr>
-        <w:t>4</w:t>
-      </w:r>
-      <w:r>
-        <w:rPr>
-          <w:color w:val="000000"/>
-        </w:rPr>
-        <w:t>）支持点击历史场次回顾该场对战的两张专辑。</w:t>
+        <w:t>3</w:t>
+      </w:r>
+      <w:r>
+        <w:rPr>
+          <w:color w:val="000000"/>
+        </w:rPr>
+        <w:t>）展示每一轮的对手与得票情况；</w:t>
       </w:r>
     </w:p>
     <w:p>
@@ -6184,19 +6220,19 @@
         <w:rPr>
           <w:color w:val="000000"/>
         </w:rPr>
-        <w:t xml:space="preserve">**US-12 </w:t>
-      </w:r>
-      <w:r>
-        <w:rPr>
-          <w:color w:val="000000"/>
-        </w:rPr>
-        <w:t>个性化解读</w:t>
-      </w:r>
-      <w:r>
-        <w:rPr>
-          <w:color w:val="000000"/>
-        </w:rPr>
-        <w:t>**</w:t>
+        <w:t>（</w:t>
+      </w:r>
+      <w:r>
+        <w:rPr>
+          <w:color w:val="000000"/>
+        </w:rPr>
+        <w:t>4</w:t>
+      </w:r>
+      <w:r>
+        <w:rPr>
+          <w:color w:val="000000"/>
+        </w:rPr>
+        <w:t>）支持点击历史场次回顾该场对战的两张专辑。</w:t>
       </w:r>
     </w:p>
     <w:p>
@@ -6208,7 +6244,19 @@
         <w:rPr>
           <w:color w:val="000000"/>
         </w:rPr>
-        <w:t>作为注册用户，我想得到一段针对我个人作答的解读，而不是所有人一样的模板。</w:t>
+        <w:t xml:space="preserve">**US-12 </w:t>
+      </w:r>
+      <w:r>
+        <w:rPr>
+          <w:color w:val="000000"/>
+        </w:rPr>
+        <w:t>个性化解读</w:t>
+      </w:r>
+      <w:r>
+        <w:rPr>
+          <w:color w:val="000000"/>
+        </w:rPr>
+        <w:t>**</w:t>
       </w:r>
     </w:p>
     <w:p>
@@ -6220,7 +6268,7 @@
         <w:rPr>
           <w:color w:val="000000"/>
         </w:rPr>
-        <w:t>验收标准：</w:t>
+        <w:t>作为注册用户，我想得到一段针对我个人作答的解读，而不是所有人一样的模板。</w:t>
       </w:r>
     </w:p>
     <w:p>
@@ -6232,19 +6280,7 @@
         <w:rPr>
           <w:color w:val="000000"/>
         </w:rPr>
-        <w:t>（</w:t>
-      </w:r>
-      <w:r>
-        <w:rPr>
-          <w:color w:val="000000"/>
-        </w:rPr>
-        <w:t>1</w:t>
-      </w:r>
-      <w:r>
-        <w:rPr>
-          <w:color w:val="000000"/>
-        </w:rPr>
-        <w:t>）解读文案的输入包含作答选项组合、各维度得分与最终类型；</w:t>
+        <w:t>验收标准：</w:t>
       </w:r>
     </w:p>
     <w:p>
@@ -6256,19 +6292,20 @@
         <w:rPr>
           <w:color w:val="000000"/>
         </w:rPr>
+        <w:lastRenderedPageBreak/>
         <w:t>（</w:t>
       </w:r>
       <w:r>
         <w:rPr>
           <w:color w:val="000000"/>
         </w:rPr>
-        <w:t>2</w:t>
-      </w:r>
-      <w:r>
-        <w:rPr>
-          <w:color w:val="000000"/>
-        </w:rPr>
-        <w:t>）同一类型的用户，因作答组合不同可获得不同文本；</w:t>
+        <w:t>1</w:t>
+      </w:r>
+      <w:r>
+        <w:rPr>
+          <w:color w:val="000000"/>
+        </w:rPr>
+        <w:t>）解读文案的输入包含作答选项组合、各维度得分与最终类型；</w:t>
       </w:r>
     </w:p>
     <w:p>
@@ -6280,20 +6317,19 @@
         <w:rPr>
           <w:color w:val="000000"/>
         </w:rPr>
-        <w:lastRenderedPageBreak/>
         <w:t>（</w:t>
       </w:r>
       <w:r>
         <w:rPr>
           <w:color w:val="000000"/>
         </w:rPr>
-        <w:t>3</w:t>
-      </w:r>
-      <w:r>
-        <w:rPr>
-          <w:color w:val="000000"/>
-        </w:rPr>
-        <w:t>）接口调用失败或超时时，自动使用模板文案降级，界面不出现报错；</w:t>
+        <w:t>2</w:t>
+      </w:r>
+      <w:r>
+        <w:rPr>
+          <w:color w:val="000000"/>
+        </w:rPr>
+        <w:t>）同一类型的用户，因作答组合不同可获得不同文本；</w:t>
       </w:r>
     </w:p>
     <w:p>
@@ -6311,21 +6347,45 @@
         <w:rPr>
           <w:color w:val="000000"/>
         </w:rPr>
-        <w:t>4</w:t>
-      </w:r>
-      <w:r>
-        <w:rPr>
-          <w:color w:val="000000"/>
-        </w:rPr>
-        <w:t>）解读生成后与测评结果一同入库，重复查看时直接读取，不重复调用接口。</w:t>
+        <w:t>3</w:t>
+      </w:r>
+      <w:r>
+        <w:rPr>
+          <w:color w:val="000000"/>
+        </w:rPr>
+        <w:t>）接口调用失败或超时时，自动使用模板文案降级，界面不出现报错；</w:t>
       </w:r>
     </w:p>
     <w:p>
       <w:pPr>
+        <w:spacing w:after="0" w:line="360" w:lineRule="auto"/>
+        <w:ind w:firstLine="480"/>
+      </w:pPr>
+      <w:r>
+        <w:rPr>
+          <w:color w:val="000000"/>
+        </w:rPr>
+        <w:t>（</w:t>
+      </w:r>
+      <w:r>
+        <w:rPr>
+          <w:color w:val="000000"/>
+        </w:rPr>
+        <w:t>4</w:t>
+      </w:r>
+      <w:r>
+        <w:rPr>
+          <w:color w:val="000000"/>
+        </w:rPr>
+        <w:t>）解读生成后与测评结果一同入库，重复查看时直接读取，不重复调用接口。</w:t>
+      </w:r>
+    </w:p>
+    <w:p>
+      <w:pPr>
         <w:pStyle w:val="1"/>
         <w:spacing w:before="240" w:after="120" w:line="360" w:lineRule="auto"/>
       </w:pPr>
-      <w:bookmarkStart w:id="12" w:name="_Toc240385198"/>
+      <w:bookmarkStart w:id="12" w:name="_Toc240394641"/>
       <w:r>
         <w:rPr>
           <w:rFonts w:ascii="黑体" w:eastAsia="黑体" w:hAnsi="黑体"/>
@@ -6339,7 +6399,7 @@
         <w:pStyle w:val="21"/>
         <w:spacing w:after="120" w:line="360" w:lineRule="auto"/>
       </w:pPr>
-      <w:bookmarkStart w:id="13" w:name="_Toc240385199"/>
+      <w:bookmarkStart w:id="13" w:name="_Toc240394642"/>
       <w:r>
         <w:rPr>
           <w:rFonts w:ascii="黑体" w:eastAsia="黑体" w:hAnsi="黑体"/>
@@ -6395,7 +6455,7 @@
         <w:pStyle w:val="21"/>
         <w:spacing w:after="120" w:line="360" w:lineRule="auto"/>
       </w:pPr>
-      <w:bookmarkStart w:id="14" w:name="_Toc240385200"/>
+      <w:bookmarkStart w:id="14" w:name="_Toc240394643"/>
       <w:r>
         <w:rPr>
           <w:rFonts w:ascii="黑体" w:eastAsia="黑体" w:hAnsi="黑体"/>
@@ -6803,6 +6863,7 @@
         <w:rPr>
           <w:color w:val="000000"/>
         </w:rPr>
+        <w:lastRenderedPageBreak/>
         <w:t>（</w:t>
       </w:r>
       <w:r>
@@ -6839,7 +6900,6 @@
         <w:rPr>
           <w:color w:val="000000"/>
         </w:rPr>
-        <w:lastRenderedPageBreak/>
         <w:t>（</w:t>
       </w:r>
       <w:r>
@@ -7556,7 +7616,7 @@
         <w:pStyle w:val="21"/>
         <w:spacing w:after="120" w:line="360" w:lineRule="auto"/>
       </w:pPr>
-      <w:bookmarkStart w:id="15" w:name="_Toc240385201"/>
+      <w:bookmarkStart w:id="15" w:name="_Toc240394644"/>
       <w:r>
         <w:rPr>
           <w:rFonts w:ascii="黑体" w:eastAsia="黑体" w:hAnsi="黑体"/>
@@ -7757,7 +7817,7 @@
         <w:pStyle w:val="21"/>
         <w:spacing w:after="120" w:line="360" w:lineRule="auto"/>
       </w:pPr>
-      <w:bookmarkStart w:id="16" w:name="_Toc240385202"/>
+      <w:bookmarkStart w:id="16" w:name="_Toc240394645"/>
       <w:r>
         <w:rPr>
           <w:rFonts w:ascii="黑体" w:eastAsia="黑体" w:hAnsi="黑体"/>
@@ -10062,7 +10122,7 @@
         <w:pStyle w:val="1"/>
         <w:spacing w:before="240" w:after="120" w:line="360" w:lineRule="auto"/>
       </w:pPr>
-      <w:bookmarkStart w:id="17" w:name="_Toc240385203"/>
+      <w:bookmarkStart w:id="17" w:name="_Toc240394646"/>
       <w:r>
         <w:rPr>
           <w:rFonts w:ascii="黑体" w:eastAsia="黑体" w:hAnsi="黑体"/>
@@ -10161,7 +10221,7 @@
         <w:pStyle w:val="21"/>
         <w:spacing w:after="120" w:line="360" w:lineRule="auto"/>
       </w:pPr>
-      <w:bookmarkStart w:id="18" w:name="_Toc240385204"/>
+      <w:bookmarkStart w:id="18" w:name="_Toc240394647"/>
       <w:r>
         <w:rPr>
           <w:rFonts w:ascii="黑体" w:eastAsia="黑体" w:hAnsi="黑体"/>
@@ -11011,7 +11071,7 @@
         <w:pStyle w:val="21"/>
         <w:spacing w:after="120" w:line="360" w:lineRule="auto"/>
       </w:pPr>
-      <w:bookmarkStart w:id="19" w:name="_Toc240385205"/>
+      <w:bookmarkStart w:id="19" w:name="_Toc240394648"/>
       <w:r>
         <w:rPr>
           <w:rFonts w:ascii="黑体" w:eastAsia="黑体" w:hAnsi="黑体"/>
@@ -11413,7 +11473,7 @@
         <w:pStyle w:val="1"/>
         <w:spacing w:before="240" w:after="120" w:line="360" w:lineRule="auto"/>
       </w:pPr>
-      <w:bookmarkStart w:id="20" w:name="_Toc240385206"/>
+      <w:bookmarkStart w:id="20" w:name="_Toc240394649"/>
       <w:r>
         <w:rPr>
           <w:rFonts w:ascii="黑体" w:eastAsia="黑体" w:hAnsi="黑体"/>
@@ -11427,7 +11487,7 @@
         <w:pStyle w:val="21"/>
         <w:spacing w:after="120" w:line="360" w:lineRule="auto"/>
       </w:pPr>
-      <w:bookmarkStart w:id="21" w:name="_Toc240385207"/>
+      <w:bookmarkStart w:id="21" w:name="_Toc240394650"/>
       <w:r>
         <w:rPr>
           <w:rFonts w:ascii="黑体" w:eastAsia="黑体" w:hAnsi="黑体"/>
@@ -11881,7 +11941,7 @@
         <w:pStyle w:val="21"/>
         <w:spacing w:after="120" w:line="360" w:lineRule="auto"/>
       </w:pPr>
-      <w:bookmarkStart w:id="22" w:name="_Toc240385208"/>
+      <w:bookmarkStart w:id="22" w:name="_Toc240394651"/>
       <w:r>
         <w:rPr>
           <w:rFonts w:ascii="黑体" w:eastAsia="黑体" w:hAnsi="黑体"/>
@@ -12315,7 +12375,7 @@
         <w:pStyle w:val="21"/>
         <w:spacing w:after="120" w:line="360" w:lineRule="auto"/>
       </w:pPr>
-      <w:bookmarkStart w:id="23" w:name="_Toc240385209"/>
+      <w:bookmarkStart w:id="23" w:name="_Toc240394652"/>
       <w:r>
         <w:rPr>
           <w:rFonts w:ascii="黑体" w:eastAsia="黑体" w:hAnsi="黑体"/>
@@ -12675,7 +12735,7 @@
         <w:pStyle w:val="21"/>
         <w:spacing w:after="120" w:line="360" w:lineRule="auto"/>
       </w:pPr>
-      <w:bookmarkStart w:id="24" w:name="_Toc240385210"/>
+      <w:bookmarkStart w:id="24" w:name="_Toc240394653"/>
       <w:r>
         <w:rPr>
           <w:rFonts w:ascii="黑体" w:eastAsia="黑体" w:hAnsi="黑体"/>
@@ -12767,7 +12827,7 @@
         <w:pStyle w:val="21"/>
         <w:spacing w:after="120" w:line="360" w:lineRule="auto"/>
       </w:pPr>
-      <w:bookmarkStart w:id="25" w:name="_Toc240385211"/>
+      <w:bookmarkStart w:id="25" w:name="_Toc240394654"/>
       <w:r>
         <w:rPr>
           <w:rFonts w:ascii="黑体" w:eastAsia="黑体" w:hAnsi="黑体"/>
@@ -13084,7 +13144,7 @@
         <w:pStyle w:val="21"/>
         <w:spacing w:after="120" w:line="360" w:lineRule="auto"/>
       </w:pPr>
-      <w:bookmarkStart w:id="26" w:name="_Toc240385212"/>
+      <w:bookmarkStart w:id="26" w:name="_Toc240394655"/>
       <w:r>
         <w:rPr>
           <w:rFonts w:ascii="黑体" w:eastAsia="黑体" w:hAnsi="黑体"/>
@@ -13486,7 +13546,7 @@
         <w:pStyle w:val="1"/>
         <w:spacing w:before="240" w:after="120" w:line="360" w:lineRule="auto"/>
       </w:pPr>
-      <w:bookmarkStart w:id="27" w:name="_Toc240385213"/>
+      <w:bookmarkStart w:id="27" w:name="_Toc240394656"/>
       <w:r>
         <w:rPr>
           <w:rFonts w:ascii="黑体" w:eastAsia="黑体" w:hAnsi="黑体"/>
@@ -13584,7 +13644,7 @@
         <w:pStyle w:val="1"/>
         <w:spacing w:before="240" w:after="120" w:line="360" w:lineRule="auto"/>
       </w:pPr>
-      <w:bookmarkStart w:id="28" w:name="_Toc240385214"/>
+      <w:bookmarkStart w:id="28" w:name="_Toc240394657"/>
       <w:r>
         <w:rPr>
           <w:rFonts w:ascii="黑体" w:eastAsia="黑体" w:hAnsi="黑体"/>
@@ -13599,7 +13659,7 @@
         <w:pStyle w:val="21"/>
         <w:spacing w:after="120" w:line="360" w:lineRule="auto"/>
       </w:pPr>
-      <w:bookmarkStart w:id="29" w:name="_Toc240385215"/>
+      <w:bookmarkStart w:id="29" w:name="_Toc240394658"/>
       <w:r>
         <w:rPr>
           <w:rFonts w:ascii="黑体" w:eastAsia="黑体" w:hAnsi="黑体"/>
@@ -13751,7 +13811,7 @@
         <w:pStyle w:val="21"/>
         <w:spacing w:after="120" w:line="360" w:lineRule="auto"/>
       </w:pPr>
-      <w:bookmarkStart w:id="30" w:name="_Toc240385216"/>
+      <w:bookmarkStart w:id="30" w:name="_Toc240394659"/>
       <w:r>
         <w:rPr>
           <w:rFonts w:ascii="黑体" w:eastAsia="黑体" w:hAnsi="黑体"/>
@@ -13843,7 +13903,7 @@
         <w:pStyle w:val="1"/>
         <w:spacing w:before="240" w:after="120" w:line="360" w:lineRule="auto"/>
       </w:pPr>
-      <w:bookmarkStart w:id="31" w:name="_Toc240385217"/>
+      <w:bookmarkStart w:id="31" w:name="_Toc240394660"/>
       <w:r>
         <w:rPr>
           <w:rFonts w:ascii="黑体" w:eastAsia="黑体" w:hAnsi="黑体"/>
@@ -13857,7 +13917,7 @@
         <w:pStyle w:val="21"/>
         <w:spacing w:after="120" w:line="360" w:lineRule="auto"/>
       </w:pPr>
-      <w:bookmarkStart w:id="32" w:name="_Toc240385218"/>
+      <w:bookmarkStart w:id="32" w:name="_Toc240394661"/>
       <w:r>
         <w:rPr>
           <w:rFonts w:ascii="黑体" w:eastAsia="黑体" w:hAnsi="黑体"/>
@@ -14115,7 +14175,7 @@
         <w:pStyle w:val="21"/>
         <w:spacing w:after="120" w:line="360" w:lineRule="auto"/>
       </w:pPr>
-      <w:bookmarkStart w:id="33" w:name="_Toc240385219"/>
+      <w:bookmarkStart w:id="33" w:name="_Toc240394662"/>
       <w:r>
         <w:rPr>
           <w:rFonts w:ascii="黑体" w:eastAsia="黑体" w:hAnsi="黑体"/>
@@ -14635,7 +14695,7 @@
         <w:pStyle w:val="21"/>
         <w:spacing w:after="120" w:line="360" w:lineRule="auto"/>
       </w:pPr>
-      <w:bookmarkStart w:id="34" w:name="_Toc240385220"/>
+      <w:bookmarkStart w:id="34" w:name="_Toc240394663"/>
       <w:r>
         <w:rPr>
           <w:rFonts w:ascii="黑体" w:eastAsia="黑体" w:hAnsi="黑体"/>
@@ -15009,31 +15069,31 @@
       </w:rPr>
     </w:lvl>
   </w:abstractNum>
-  <w:num w:numId="1" w16cid:durableId="1033457647">
+  <w:num w:numId="1" w16cid:durableId="552811041">
     <w:abstractNumId w:val="8"/>
   </w:num>
-  <w:num w:numId="2" w16cid:durableId="449594672">
+  <w:num w:numId="2" w16cid:durableId="1027023211">
     <w:abstractNumId w:val="6"/>
   </w:num>
-  <w:num w:numId="3" w16cid:durableId="2104296154">
+  <w:num w:numId="3" w16cid:durableId="2084445051">
     <w:abstractNumId w:val="5"/>
   </w:num>
-  <w:num w:numId="4" w16cid:durableId="710810617">
+  <w:num w:numId="4" w16cid:durableId="224875320">
     <w:abstractNumId w:val="4"/>
   </w:num>
-  <w:num w:numId="5" w16cid:durableId="1082331894">
+  <w:num w:numId="5" w16cid:durableId="1186677820">
     <w:abstractNumId w:val="7"/>
   </w:num>
-  <w:num w:numId="6" w16cid:durableId="787552677">
+  <w:num w:numId="6" w16cid:durableId="1012269721">
     <w:abstractNumId w:val="3"/>
   </w:num>
-  <w:num w:numId="7" w16cid:durableId="71392156">
+  <w:num w:numId="7" w16cid:durableId="1533302817">
     <w:abstractNumId w:val="2"/>
   </w:num>
-  <w:num w:numId="8" w16cid:durableId="2138718185">
+  <w:num w:numId="8" w16cid:durableId="1406873483">
     <w:abstractNumId w:val="1"/>
   </w:num>
-  <w:num w:numId="9" w16cid:durableId="792791375">
+  <w:num w:numId="9" w16cid:durableId="1614091155">
     <w:abstractNumId w:val="0"/>
   </w:num>
 </w:numbering>
@@ -26430,7 +26490,7 @@
     <w:autoRedefine/>
     <w:uiPriority w:val="39"/>
     <w:unhideWhenUsed/>
-    <w:rsid w:val="00B46F9B"/>
+    <w:rsid w:val="007D74B9"/>
   </w:style>
   <w:style w:type="paragraph" w:styleId="TOC2">
     <w:name w:val="toc 2"/>
@@ -26439,7 +26499,7 @@
     <w:autoRedefine/>
     <w:uiPriority w:val="39"/>
     <w:unhideWhenUsed/>
-    <w:rsid w:val="00B46F9B"/>
+    <w:rsid w:val="007D74B9"/>
     <w:pPr>
       <w:ind w:leftChars="200" w:left="420"/>
     </w:pPr>
@@ -26449,7 +26509,7 @@
     <w:basedOn w:val="a2"/>
     <w:uiPriority w:val="99"/>
     <w:unhideWhenUsed/>
-    <w:rsid w:val="00B46F9B"/>
+    <w:rsid w:val="007D74B9"/>
     <w:rPr>
       <w:color w:val="0000FF" w:themeColor="hyperlink"/>
       <w:u w:val="single"/>

--- a/docs/胡祖锐-需求分析文档.docx
+++ b/docs/胡祖锐-需求分析文档.docx
@@ -212,7 +212,7 @@
       <w:r>
         <w:fldChar w:fldCharType="separate"/>
       </w:r>
-      <w:hyperlink w:anchor="_Toc240394629" w:history="1">
+      <w:hyperlink w:anchor="_Toc240395295" w:history="1">
         <w:r>
           <w:rPr>
             <w:rStyle w:val="aff9"/>
@@ -240,7 +240,7 @@
             <w:noProof/>
             <w:webHidden/>
           </w:rPr>
-          <w:instrText xml:space="preserve"> PAGEREF _Toc240394629 \h </w:instrText>
+          <w:instrText xml:space="preserve"> PAGEREF _Toc240395295 \h </w:instrText>
         </w:r>
         <w:r>
           <w:rPr>
@@ -288,7 +288,7 @@
           <w14:ligatures w14:val="standardContextual"/>
         </w:rPr>
       </w:pPr>
-      <w:hyperlink w:anchor="_Toc240394630" w:history="1">
+      <w:hyperlink w:anchor="_Toc240395296" w:history="1">
         <w:r>
           <w:rPr>
             <w:rStyle w:val="aff9"/>
@@ -316,7 +316,7 @@
             <w:noProof/>
             <w:webHidden/>
           </w:rPr>
-          <w:instrText xml:space="preserve"> PAGEREF _Toc240394630 \h </w:instrText>
+          <w:instrText xml:space="preserve"> PAGEREF _Toc240395296 \h </w:instrText>
         </w:r>
         <w:r>
           <w:rPr>
@@ -364,7 +364,7 @@
           <w14:ligatures w14:val="standardContextual"/>
         </w:rPr>
       </w:pPr>
-      <w:hyperlink w:anchor="_Toc240394631" w:history="1">
+      <w:hyperlink w:anchor="_Toc240395297" w:history="1">
         <w:r>
           <w:rPr>
             <w:rStyle w:val="aff9"/>
@@ -392,7 +392,7 @@
             <w:noProof/>
             <w:webHidden/>
           </w:rPr>
-          <w:instrText xml:space="preserve"> PAGEREF _Toc240394631 \h </w:instrText>
+          <w:instrText xml:space="preserve"> PAGEREF _Toc240395297 \h </w:instrText>
         </w:r>
         <w:r>
           <w:rPr>
@@ -440,7 +440,7 @@
           <w14:ligatures w14:val="standardContextual"/>
         </w:rPr>
       </w:pPr>
-      <w:hyperlink w:anchor="_Toc240394632" w:history="1">
+      <w:hyperlink w:anchor="_Toc240395298" w:history="1">
         <w:r>
           <w:rPr>
             <w:rStyle w:val="aff9"/>
@@ -468,7 +468,7 @@
             <w:noProof/>
             <w:webHidden/>
           </w:rPr>
-          <w:instrText xml:space="preserve"> PAGEREF _Toc240394632 \h </w:instrText>
+          <w:instrText xml:space="preserve"> PAGEREF _Toc240395298 \h </w:instrText>
         </w:r>
         <w:r>
           <w:rPr>
@@ -516,7 +516,7 @@
           <w14:ligatures w14:val="standardContextual"/>
         </w:rPr>
       </w:pPr>
-      <w:hyperlink w:anchor="_Toc240394633" w:history="1">
+      <w:hyperlink w:anchor="_Toc240395299" w:history="1">
         <w:r>
           <w:rPr>
             <w:rStyle w:val="aff9"/>
@@ -544,7 +544,7 @@
             <w:noProof/>
             <w:webHidden/>
           </w:rPr>
-          <w:instrText xml:space="preserve"> PAGEREF _Toc240394633 \h </w:instrText>
+          <w:instrText xml:space="preserve"> PAGEREF _Toc240395299 \h </w:instrText>
         </w:r>
         <w:r>
           <w:rPr>
@@ -591,7 +591,7 @@
           <w14:ligatures w14:val="standardContextual"/>
         </w:rPr>
       </w:pPr>
-      <w:hyperlink w:anchor="_Toc240394634" w:history="1">
+      <w:hyperlink w:anchor="_Toc240395300" w:history="1">
         <w:r>
           <w:rPr>
             <w:rStyle w:val="aff9"/>
@@ -619,7 +619,7 @@
             <w:noProof/>
             <w:webHidden/>
           </w:rPr>
-          <w:instrText xml:space="preserve"> PAGEREF _Toc240394634 \h </w:instrText>
+          <w:instrText xml:space="preserve"> PAGEREF _Toc240395300 \h </w:instrText>
         </w:r>
         <w:r>
           <w:rPr>
@@ -667,7 +667,7 @@
           <w14:ligatures w14:val="standardContextual"/>
         </w:rPr>
       </w:pPr>
-      <w:hyperlink w:anchor="_Toc240394635" w:history="1">
+      <w:hyperlink w:anchor="_Toc240395301" w:history="1">
         <w:r>
           <w:rPr>
             <w:rStyle w:val="aff9"/>
@@ -695,7 +695,7 @@
             <w:noProof/>
             <w:webHidden/>
           </w:rPr>
-          <w:instrText xml:space="preserve"> PAGEREF _Toc240394635 \h </w:instrText>
+          <w:instrText xml:space="preserve"> PAGEREF _Toc240395301 \h </w:instrText>
         </w:r>
         <w:r>
           <w:rPr>
@@ -743,7 +743,7 @@
           <w14:ligatures w14:val="standardContextual"/>
         </w:rPr>
       </w:pPr>
-      <w:hyperlink w:anchor="_Toc240394636" w:history="1">
+      <w:hyperlink w:anchor="_Toc240395302" w:history="1">
         <w:r>
           <w:rPr>
             <w:rStyle w:val="aff9"/>
@@ -771,7 +771,7 @@
             <w:noProof/>
             <w:webHidden/>
           </w:rPr>
-          <w:instrText xml:space="preserve"> PAGEREF _Toc240394636 \h </w:instrText>
+          <w:instrText xml:space="preserve"> PAGEREF _Toc240395302 \h </w:instrText>
         </w:r>
         <w:r>
           <w:rPr>
@@ -819,7 +819,7 @@
           <w14:ligatures w14:val="standardContextual"/>
         </w:rPr>
       </w:pPr>
-      <w:hyperlink w:anchor="_Toc240394637" w:history="1">
+      <w:hyperlink w:anchor="_Toc240395303" w:history="1">
         <w:r>
           <w:rPr>
             <w:rStyle w:val="aff9"/>
@@ -847,7 +847,7 @@
             <w:noProof/>
             <w:webHidden/>
           </w:rPr>
-          <w:instrText xml:space="preserve"> PAGEREF _Toc240394637 \h </w:instrText>
+          <w:instrText xml:space="preserve"> PAGEREF _Toc240395303 \h </w:instrText>
         </w:r>
         <w:r>
           <w:rPr>
@@ -894,7 +894,7 @@
           <w14:ligatures w14:val="standardContextual"/>
         </w:rPr>
       </w:pPr>
-      <w:hyperlink w:anchor="_Toc240394638" w:history="1">
+      <w:hyperlink w:anchor="_Toc240395304" w:history="1">
         <w:r>
           <w:rPr>
             <w:rStyle w:val="aff9"/>
@@ -922,7 +922,7 @@
             <w:noProof/>
             <w:webHidden/>
           </w:rPr>
-          <w:instrText xml:space="preserve"> PAGEREF _Toc240394638 \h </w:instrText>
+          <w:instrText xml:space="preserve"> PAGEREF _Toc240395304 \h </w:instrText>
         </w:r>
         <w:r>
           <w:rPr>
@@ -970,7 +970,7 @@
           <w14:ligatures w14:val="standardContextual"/>
         </w:rPr>
       </w:pPr>
-      <w:hyperlink w:anchor="_Toc240394639" w:history="1">
+      <w:hyperlink w:anchor="_Toc240395305" w:history="1">
         <w:r>
           <w:rPr>
             <w:rStyle w:val="aff9"/>
@@ -998,7 +998,7 @@
             <w:noProof/>
             <w:webHidden/>
           </w:rPr>
-          <w:instrText xml:space="preserve"> PAGEREF _Toc240394639 \h </w:instrText>
+          <w:instrText xml:space="preserve"> PAGEREF _Toc240395305 \h </w:instrText>
         </w:r>
         <w:r>
           <w:rPr>
@@ -1046,7 +1046,7 @@
           <w14:ligatures w14:val="standardContextual"/>
         </w:rPr>
       </w:pPr>
-      <w:hyperlink w:anchor="_Toc240394640" w:history="1">
+      <w:hyperlink w:anchor="_Toc240395306" w:history="1">
         <w:r>
           <w:rPr>
             <w:rStyle w:val="aff9"/>
@@ -1074,7 +1074,7 @@
             <w:noProof/>
             <w:webHidden/>
           </w:rPr>
-          <w:instrText xml:space="preserve"> PAGEREF _Toc240394640 \h </w:instrText>
+          <w:instrText xml:space="preserve"> PAGEREF _Toc240395306 \h </w:instrText>
         </w:r>
         <w:r>
           <w:rPr>
@@ -1121,7 +1121,7 @@
           <w14:ligatures w14:val="standardContextual"/>
         </w:rPr>
       </w:pPr>
-      <w:hyperlink w:anchor="_Toc240394641" w:history="1">
+      <w:hyperlink w:anchor="_Toc240395307" w:history="1">
         <w:r>
           <w:rPr>
             <w:rStyle w:val="aff9"/>
@@ -1149,7 +1149,7 @@
             <w:noProof/>
             <w:webHidden/>
           </w:rPr>
-          <w:instrText xml:space="preserve"> PAGEREF _Toc240394641 \h </w:instrText>
+          <w:instrText xml:space="preserve"> PAGEREF _Toc240395307 \h </w:instrText>
         </w:r>
         <w:r>
           <w:rPr>
@@ -1197,7 +1197,7 @@
           <w14:ligatures w14:val="standardContextual"/>
         </w:rPr>
       </w:pPr>
-      <w:hyperlink w:anchor="_Toc240394642" w:history="1">
+      <w:hyperlink w:anchor="_Toc240395308" w:history="1">
         <w:r>
           <w:rPr>
             <w:rStyle w:val="aff9"/>
@@ -1225,7 +1225,7 @@
             <w:noProof/>
             <w:webHidden/>
           </w:rPr>
-          <w:instrText xml:space="preserve"> PAGEREF _Toc240394642 \h </w:instrText>
+          <w:instrText xml:space="preserve"> PAGEREF _Toc240395308 \h </w:instrText>
         </w:r>
         <w:r>
           <w:rPr>
@@ -1273,7 +1273,7 @@
           <w14:ligatures w14:val="standardContextual"/>
         </w:rPr>
       </w:pPr>
-      <w:hyperlink w:anchor="_Toc240394643" w:history="1">
+      <w:hyperlink w:anchor="_Toc240395309" w:history="1">
         <w:r>
           <w:rPr>
             <w:rStyle w:val="aff9"/>
@@ -1301,7 +1301,7 @@
             <w:noProof/>
             <w:webHidden/>
           </w:rPr>
-          <w:instrText xml:space="preserve"> PAGEREF _Toc240394643 \h </w:instrText>
+          <w:instrText xml:space="preserve"> PAGEREF _Toc240395309 \h </w:instrText>
         </w:r>
         <w:r>
           <w:rPr>
@@ -1349,7 +1349,7 @@
           <w14:ligatures w14:val="standardContextual"/>
         </w:rPr>
       </w:pPr>
-      <w:hyperlink w:anchor="_Toc240394644" w:history="1">
+      <w:hyperlink w:anchor="_Toc240395310" w:history="1">
         <w:r>
           <w:rPr>
             <w:rStyle w:val="aff9"/>
@@ -1377,7 +1377,7 @@
             <w:noProof/>
             <w:webHidden/>
           </w:rPr>
-          <w:instrText xml:space="preserve"> PAGEREF _Toc240394644 \h </w:instrText>
+          <w:instrText xml:space="preserve"> PAGEREF _Toc240395310 \h </w:instrText>
         </w:r>
         <w:r>
           <w:rPr>
@@ -1425,7 +1425,7 @@
           <w14:ligatures w14:val="standardContextual"/>
         </w:rPr>
       </w:pPr>
-      <w:hyperlink w:anchor="_Toc240394645" w:history="1">
+      <w:hyperlink w:anchor="_Toc240395311" w:history="1">
         <w:r>
           <w:rPr>
             <w:rStyle w:val="aff9"/>
@@ -1453,7 +1453,7 @@
             <w:noProof/>
             <w:webHidden/>
           </w:rPr>
-          <w:instrText xml:space="preserve"> PAGEREF _Toc240394645 \h </w:instrText>
+          <w:instrText xml:space="preserve"> PAGEREF _Toc240395311 \h </w:instrText>
         </w:r>
         <w:r>
           <w:rPr>
@@ -1500,7 +1500,7 @@
           <w14:ligatures w14:val="standardContextual"/>
         </w:rPr>
       </w:pPr>
-      <w:hyperlink w:anchor="_Toc240394646" w:history="1">
+      <w:hyperlink w:anchor="_Toc240395312" w:history="1">
         <w:r>
           <w:rPr>
             <w:rStyle w:val="aff9"/>
@@ -1528,7 +1528,7 @@
             <w:noProof/>
             <w:webHidden/>
           </w:rPr>
-          <w:instrText xml:space="preserve"> PAGEREF _Toc240394646 \h </w:instrText>
+          <w:instrText xml:space="preserve"> PAGEREF _Toc240395312 \h </w:instrText>
         </w:r>
         <w:r>
           <w:rPr>
@@ -1576,7 +1576,7 @@
           <w14:ligatures w14:val="standardContextual"/>
         </w:rPr>
       </w:pPr>
-      <w:hyperlink w:anchor="_Toc240394647" w:history="1">
+      <w:hyperlink w:anchor="_Toc240395313" w:history="1">
         <w:r>
           <w:rPr>
             <w:rStyle w:val="aff9"/>
@@ -1604,7 +1604,7 @@
             <w:noProof/>
             <w:webHidden/>
           </w:rPr>
-          <w:instrText xml:space="preserve"> PAGEREF _Toc240394647 \h </w:instrText>
+          <w:instrText xml:space="preserve"> PAGEREF _Toc240395313 \h </w:instrText>
         </w:r>
         <w:r>
           <w:rPr>
@@ -1652,7 +1652,7 @@
           <w14:ligatures w14:val="standardContextual"/>
         </w:rPr>
       </w:pPr>
-      <w:hyperlink w:anchor="_Toc240394648" w:history="1">
+      <w:hyperlink w:anchor="_Toc240395314" w:history="1">
         <w:r>
           <w:rPr>
             <w:rStyle w:val="aff9"/>
@@ -1680,7 +1680,7 @@
             <w:noProof/>
             <w:webHidden/>
           </w:rPr>
-          <w:instrText xml:space="preserve"> PAGEREF _Toc240394648 \h </w:instrText>
+          <w:instrText xml:space="preserve"> PAGEREF _Toc240395314 \h </w:instrText>
         </w:r>
         <w:r>
           <w:rPr>
@@ -1727,7 +1727,7 @@
           <w14:ligatures w14:val="standardContextual"/>
         </w:rPr>
       </w:pPr>
-      <w:hyperlink w:anchor="_Toc240394649" w:history="1">
+      <w:hyperlink w:anchor="_Toc240395315" w:history="1">
         <w:r>
           <w:rPr>
             <w:rStyle w:val="aff9"/>
@@ -1755,7 +1755,7 @@
             <w:noProof/>
             <w:webHidden/>
           </w:rPr>
-          <w:instrText xml:space="preserve"> PAGEREF _Toc240394649 \h </w:instrText>
+          <w:instrText xml:space="preserve"> PAGEREF _Toc240395315 \h </w:instrText>
         </w:r>
         <w:r>
           <w:rPr>
@@ -1803,7 +1803,7 @@
           <w14:ligatures w14:val="standardContextual"/>
         </w:rPr>
       </w:pPr>
-      <w:hyperlink w:anchor="_Toc240394650" w:history="1">
+      <w:hyperlink w:anchor="_Toc240395316" w:history="1">
         <w:r>
           <w:rPr>
             <w:rStyle w:val="aff9"/>
@@ -1831,7 +1831,7 @@
             <w:noProof/>
             <w:webHidden/>
           </w:rPr>
-          <w:instrText xml:space="preserve"> PAGEREF _Toc240394650 \h </w:instrText>
+          <w:instrText xml:space="preserve"> PAGEREF _Toc240395316 \h </w:instrText>
         </w:r>
         <w:r>
           <w:rPr>
@@ -1879,7 +1879,7 @@
           <w14:ligatures w14:val="standardContextual"/>
         </w:rPr>
       </w:pPr>
-      <w:hyperlink w:anchor="_Toc240394651" w:history="1">
+      <w:hyperlink w:anchor="_Toc240395317" w:history="1">
         <w:r>
           <w:rPr>
             <w:rStyle w:val="aff9"/>
@@ -1907,7 +1907,7 @@
             <w:noProof/>
             <w:webHidden/>
           </w:rPr>
-          <w:instrText xml:space="preserve"> PAGEREF _Toc240394651 \h </w:instrText>
+          <w:instrText xml:space="preserve"> PAGEREF _Toc240395317 \h </w:instrText>
         </w:r>
         <w:r>
           <w:rPr>
@@ -1955,7 +1955,7 @@
           <w14:ligatures w14:val="standardContextual"/>
         </w:rPr>
       </w:pPr>
-      <w:hyperlink w:anchor="_Toc240394652" w:history="1">
+      <w:hyperlink w:anchor="_Toc240395318" w:history="1">
         <w:r>
           <w:rPr>
             <w:rStyle w:val="aff9"/>
@@ -1983,7 +1983,7 @@
             <w:noProof/>
             <w:webHidden/>
           </w:rPr>
-          <w:instrText xml:space="preserve"> PAGEREF _Toc240394652 \h </w:instrText>
+          <w:instrText xml:space="preserve"> PAGEREF _Toc240395318 \h </w:instrText>
         </w:r>
         <w:r>
           <w:rPr>
@@ -2031,7 +2031,7 @@
           <w14:ligatures w14:val="standardContextual"/>
         </w:rPr>
       </w:pPr>
-      <w:hyperlink w:anchor="_Toc240394653" w:history="1">
+      <w:hyperlink w:anchor="_Toc240395319" w:history="1">
         <w:r>
           <w:rPr>
             <w:rStyle w:val="aff9"/>
@@ -2059,7 +2059,7 @@
             <w:noProof/>
             <w:webHidden/>
           </w:rPr>
-          <w:instrText xml:space="preserve"> PAGEREF _Toc240394653 \h </w:instrText>
+          <w:instrText xml:space="preserve"> PAGEREF _Toc240395319 \h </w:instrText>
         </w:r>
         <w:r>
           <w:rPr>
@@ -2079,7 +2079,7 @@
             <w:noProof/>
             <w:webHidden/>
           </w:rPr>
-          <w:t>13</w:t>
+          <w:t>14</w:t>
         </w:r>
         <w:r>
           <w:rPr>
@@ -2107,7 +2107,7 @@
           <w14:ligatures w14:val="standardContextual"/>
         </w:rPr>
       </w:pPr>
-      <w:hyperlink w:anchor="_Toc240394654" w:history="1">
+      <w:hyperlink w:anchor="_Toc240395320" w:history="1">
         <w:r>
           <w:rPr>
             <w:rStyle w:val="aff9"/>
@@ -2135,7 +2135,7 @@
             <w:noProof/>
             <w:webHidden/>
           </w:rPr>
-          <w:instrText xml:space="preserve"> PAGEREF _Toc240394654 \h </w:instrText>
+          <w:instrText xml:space="preserve"> PAGEREF _Toc240395320 \h </w:instrText>
         </w:r>
         <w:r>
           <w:rPr>
@@ -2183,7 +2183,7 @@
           <w14:ligatures w14:val="standardContextual"/>
         </w:rPr>
       </w:pPr>
-      <w:hyperlink w:anchor="_Toc240394655" w:history="1">
+      <w:hyperlink w:anchor="_Toc240395321" w:history="1">
         <w:r>
           <w:rPr>
             <w:rStyle w:val="aff9"/>
@@ -2211,7 +2211,7 @@
             <w:noProof/>
             <w:webHidden/>
           </w:rPr>
-          <w:instrText xml:space="preserve"> PAGEREF _Toc240394655 \h </w:instrText>
+          <w:instrText xml:space="preserve"> PAGEREF _Toc240395321 \h </w:instrText>
         </w:r>
         <w:r>
           <w:rPr>
@@ -2258,7 +2258,7 @@
           <w14:ligatures w14:val="standardContextual"/>
         </w:rPr>
       </w:pPr>
-      <w:hyperlink w:anchor="_Toc240394656" w:history="1">
+      <w:hyperlink w:anchor="_Toc240395322" w:history="1">
         <w:r>
           <w:rPr>
             <w:rStyle w:val="aff9"/>
@@ -2286,7 +2286,7 @@
             <w:noProof/>
             <w:webHidden/>
           </w:rPr>
-          <w:instrText xml:space="preserve"> PAGEREF _Toc240394656 \h </w:instrText>
+          <w:instrText xml:space="preserve"> PAGEREF _Toc240395322 \h </w:instrText>
         </w:r>
         <w:r>
           <w:rPr>
@@ -2333,7 +2333,7 @@
           <w14:ligatures w14:val="standardContextual"/>
         </w:rPr>
       </w:pPr>
-      <w:hyperlink w:anchor="_Toc240394657" w:history="1">
+      <w:hyperlink w:anchor="_Toc240395323" w:history="1">
         <w:r>
           <w:rPr>
             <w:rStyle w:val="aff9"/>
@@ -2361,7 +2361,7 @@
             <w:noProof/>
             <w:webHidden/>
           </w:rPr>
-          <w:instrText xml:space="preserve"> PAGEREF _Toc240394657 \h </w:instrText>
+          <w:instrText xml:space="preserve"> PAGEREF _Toc240395323 \h </w:instrText>
         </w:r>
         <w:r>
           <w:rPr>
@@ -2409,7 +2409,7 @@
           <w14:ligatures w14:val="standardContextual"/>
         </w:rPr>
       </w:pPr>
-      <w:hyperlink w:anchor="_Toc240394658" w:history="1">
+      <w:hyperlink w:anchor="_Toc240395324" w:history="1">
         <w:r>
           <w:rPr>
             <w:rStyle w:val="aff9"/>
@@ -2437,7 +2437,7 @@
             <w:noProof/>
             <w:webHidden/>
           </w:rPr>
-          <w:instrText xml:space="preserve"> PAGEREF _Toc240394658 \h </w:instrText>
+          <w:instrText xml:space="preserve"> PAGEREF _Toc240395324 \h </w:instrText>
         </w:r>
         <w:r>
           <w:rPr>
@@ -2485,7 +2485,7 @@
           <w14:ligatures w14:val="standardContextual"/>
         </w:rPr>
       </w:pPr>
-      <w:hyperlink w:anchor="_Toc240394659" w:history="1">
+      <w:hyperlink w:anchor="_Toc240395325" w:history="1">
         <w:r>
           <w:rPr>
             <w:rStyle w:val="aff9"/>
@@ -2513,7 +2513,7 @@
             <w:noProof/>
             <w:webHidden/>
           </w:rPr>
-          <w:instrText xml:space="preserve"> PAGEREF _Toc240394659 \h </w:instrText>
+          <w:instrText xml:space="preserve"> PAGEREF _Toc240395325 \h </w:instrText>
         </w:r>
         <w:r>
           <w:rPr>
@@ -2560,7 +2560,7 @@
           <w14:ligatures w14:val="standardContextual"/>
         </w:rPr>
       </w:pPr>
-      <w:hyperlink w:anchor="_Toc240394660" w:history="1">
+      <w:hyperlink w:anchor="_Toc240395326" w:history="1">
         <w:r>
           <w:rPr>
             <w:rStyle w:val="aff9"/>
@@ -2588,7 +2588,7 @@
             <w:noProof/>
             <w:webHidden/>
           </w:rPr>
-          <w:instrText xml:space="preserve"> PAGEREF _Toc240394660 \h </w:instrText>
+          <w:instrText xml:space="preserve"> PAGEREF _Toc240395326 \h </w:instrText>
         </w:r>
         <w:r>
           <w:rPr>
@@ -2636,7 +2636,7 @@
           <w14:ligatures w14:val="standardContextual"/>
         </w:rPr>
       </w:pPr>
-      <w:hyperlink w:anchor="_Toc240394661" w:history="1">
+      <w:hyperlink w:anchor="_Toc240395327" w:history="1">
         <w:r>
           <w:rPr>
             <w:rStyle w:val="aff9"/>
@@ -2664,7 +2664,7 @@
             <w:noProof/>
             <w:webHidden/>
           </w:rPr>
-          <w:instrText xml:space="preserve"> PAGEREF _Toc240394661 \h </w:instrText>
+          <w:instrText xml:space="preserve"> PAGEREF _Toc240395327 \h </w:instrText>
         </w:r>
         <w:r>
           <w:rPr>
@@ -2712,7 +2712,7 @@
           <w14:ligatures w14:val="standardContextual"/>
         </w:rPr>
       </w:pPr>
-      <w:hyperlink w:anchor="_Toc240394662" w:history="1">
+      <w:hyperlink w:anchor="_Toc240395328" w:history="1">
         <w:r>
           <w:rPr>
             <w:rStyle w:val="aff9"/>
@@ -2740,7 +2740,7 @@
             <w:noProof/>
             <w:webHidden/>
           </w:rPr>
-          <w:instrText xml:space="preserve"> PAGEREF _Toc240394662 \h </w:instrText>
+          <w:instrText xml:space="preserve"> PAGEREF _Toc240395328 \h </w:instrText>
         </w:r>
         <w:r>
           <w:rPr>
@@ -2760,7 +2760,7 @@
             <w:noProof/>
             <w:webHidden/>
           </w:rPr>
-          <w:t>15</w:t>
+          <w:t>16</w:t>
         </w:r>
         <w:r>
           <w:rPr>
@@ -2788,7 +2788,7 @@
           <w14:ligatures w14:val="standardContextual"/>
         </w:rPr>
       </w:pPr>
-      <w:hyperlink w:anchor="_Toc240394663" w:history="1">
+      <w:hyperlink w:anchor="_Toc240395329" w:history="1">
         <w:r>
           <w:rPr>
             <w:rStyle w:val="aff9"/>
@@ -2816,7 +2816,7 @@
             <w:noProof/>
             <w:webHidden/>
           </w:rPr>
-          <w:instrText xml:space="preserve"> PAGEREF _Toc240394663 \h </w:instrText>
+          <w:instrText xml:space="preserve"> PAGEREF _Toc240395329 \h </w:instrText>
         </w:r>
         <w:r>
           <w:rPr>
@@ -2857,7 +2857,7 @@
         <w:pStyle w:val="1"/>
         <w:spacing w:before="240" w:after="120" w:line="360" w:lineRule="auto"/>
       </w:pPr>
-      <w:bookmarkStart w:id="0" w:name="_Toc240394629"/>
+      <w:bookmarkStart w:id="0" w:name="_Toc240395295"/>
       <w:r>
         <w:rPr>
           <w:rFonts w:ascii="黑体" w:eastAsia="黑体" w:hAnsi="黑体"/>
@@ -2871,7 +2871,7 @@
         <w:pStyle w:val="21"/>
         <w:spacing w:after="120" w:line="360" w:lineRule="auto"/>
       </w:pPr>
-      <w:bookmarkStart w:id="1" w:name="_Toc240394630"/>
+      <w:bookmarkStart w:id="1" w:name="_Toc240395296"/>
       <w:r>
         <w:rPr>
           <w:rFonts w:ascii="黑体" w:eastAsia="黑体" w:hAnsi="黑体"/>
@@ -2927,7 +2927,7 @@
         <w:pStyle w:val="21"/>
         <w:spacing w:after="120" w:line="360" w:lineRule="auto"/>
       </w:pPr>
-      <w:bookmarkStart w:id="2" w:name="_Toc240394631"/>
+      <w:bookmarkStart w:id="2" w:name="_Toc240395297"/>
       <w:r>
         <w:rPr>
           <w:rFonts w:ascii="黑体" w:eastAsia="黑体" w:hAnsi="黑体"/>
@@ -3068,7 +3068,7 @@
         <w:pStyle w:val="21"/>
         <w:spacing w:after="120" w:line="360" w:lineRule="auto"/>
       </w:pPr>
-      <w:bookmarkStart w:id="3" w:name="_Toc240394632"/>
+      <w:bookmarkStart w:id="3" w:name="_Toc240395298"/>
       <w:r>
         <w:rPr>
           <w:rFonts w:ascii="黑体" w:eastAsia="黑体" w:hAnsi="黑体"/>
@@ -3387,7 +3387,7 @@
         <w:pStyle w:val="21"/>
         <w:spacing w:after="120" w:line="360" w:lineRule="auto"/>
       </w:pPr>
-      <w:bookmarkStart w:id="4" w:name="_Toc240394633"/>
+      <w:bookmarkStart w:id="4" w:name="_Toc240395299"/>
       <w:r>
         <w:rPr>
           <w:rFonts w:ascii="黑体" w:eastAsia="黑体" w:hAnsi="黑体"/>
@@ -3461,7 +3461,7 @@
         <w:pStyle w:val="1"/>
         <w:spacing w:before="240" w:after="120" w:line="360" w:lineRule="auto"/>
       </w:pPr>
-      <w:bookmarkStart w:id="5" w:name="_Toc240394634"/>
+      <w:bookmarkStart w:id="5" w:name="_Toc240395300"/>
       <w:r>
         <w:rPr>
           <w:rFonts w:ascii="黑体" w:eastAsia="黑体" w:hAnsi="黑体"/>
@@ -3475,7 +3475,7 @@
         <w:pStyle w:val="21"/>
         <w:spacing w:after="120" w:line="360" w:lineRule="auto"/>
       </w:pPr>
-      <w:bookmarkStart w:id="6" w:name="_Toc240394635"/>
+      <w:bookmarkStart w:id="6" w:name="_Toc240395301"/>
       <w:r>
         <w:rPr>
           <w:rFonts w:ascii="黑体" w:eastAsia="黑体" w:hAnsi="黑体"/>
@@ -3628,7 +3628,7 @@
         <w:pStyle w:val="21"/>
         <w:spacing w:after="120" w:line="360" w:lineRule="auto"/>
       </w:pPr>
-      <w:bookmarkStart w:id="7" w:name="_Toc240394636"/>
+      <w:bookmarkStart w:id="7" w:name="_Toc240395302"/>
       <w:r>
         <w:rPr>
           <w:rFonts w:ascii="黑体" w:eastAsia="黑体" w:hAnsi="黑体"/>
@@ -3780,7 +3780,7 @@
         <w:pStyle w:val="21"/>
         <w:spacing w:after="120" w:line="360" w:lineRule="auto"/>
       </w:pPr>
-      <w:bookmarkStart w:id="8" w:name="_Toc240394637"/>
+      <w:bookmarkStart w:id="8" w:name="_Toc240395303"/>
       <w:r>
         <w:rPr>
           <w:rFonts w:ascii="黑体" w:eastAsia="黑体" w:hAnsi="黑体"/>
@@ -4082,7 +4082,7 @@
         <w:pStyle w:val="1"/>
         <w:spacing w:before="240" w:after="120" w:line="360" w:lineRule="auto"/>
       </w:pPr>
-      <w:bookmarkStart w:id="9" w:name="_Toc240394638"/>
+      <w:bookmarkStart w:id="9" w:name="_Toc240395304"/>
       <w:r>
         <w:rPr>
           <w:rFonts w:ascii="黑体" w:eastAsia="黑体" w:hAnsi="黑体"/>
@@ -4097,7 +4097,7 @@
         <w:pStyle w:val="21"/>
         <w:spacing w:after="120" w:line="360" w:lineRule="auto"/>
       </w:pPr>
-      <w:bookmarkStart w:id="10" w:name="_Toc240394639"/>
+      <w:bookmarkStart w:id="10" w:name="_Toc240395305"/>
       <w:r>
         <w:rPr>
           <w:rFonts w:ascii="黑体" w:eastAsia="黑体" w:hAnsi="黑体"/>
@@ -5451,7 +5451,7 @@
         <w:pStyle w:val="21"/>
         <w:spacing w:after="120" w:line="360" w:lineRule="auto"/>
       </w:pPr>
-      <w:bookmarkStart w:id="11" w:name="_Toc240394640"/>
+      <w:bookmarkStart w:id="11" w:name="_Toc240395306"/>
       <w:r>
         <w:rPr>
           <w:rFonts w:ascii="黑体" w:eastAsia="黑体" w:hAnsi="黑体"/>
@@ -6385,7 +6385,7 @@
         <w:pStyle w:val="1"/>
         <w:spacing w:before="240" w:after="120" w:line="360" w:lineRule="auto"/>
       </w:pPr>
-      <w:bookmarkStart w:id="12" w:name="_Toc240394641"/>
+      <w:bookmarkStart w:id="12" w:name="_Toc240395307"/>
       <w:r>
         <w:rPr>
           <w:rFonts w:ascii="黑体" w:eastAsia="黑体" w:hAnsi="黑体"/>
@@ -6399,7 +6399,7 @@
         <w:pStyle w:val="21"/>
         <w:spacing w:after="120" w:line="360" w:lineRule="auto"/>
       </w:pPr>
-      <w:bookmarkStart w:id="13" w:name="_Toc240394642"/>
+      <w:bookmarkStart w:id="13" w:name="_Toc240395308"/>
       <w:r>
         <w:rPr>
           <w:rFonts w:ascii="黑体" w:eastAsia="黑体" w:hAnsi="黑体"/>
@@ -6455,7 +6455,7 @@
         <w:pStyle w:val="21"/>
         <w:spacing w:after="120" w:line="360" w:lineRule="auto"/>
       </w:pPr>
-      <w:bookmarkStart w:id="14" w:name="_Toc240394643"/>
+      <w:bookmarkStart w:id="14" w:name="_Toc240395309"/>
       <w:r>
         <w:rPr>
           <w:rFonts w:ascii="黑体" w:eastAsia="黑体" w:hAnsi="黑体"/>
@@ -7616,7 +7616,7 @@
         <w:pStyle w:val="21"/>
         <w:spacing w:after="120" w:line="360" w:lineRule="auto"/>
       </w:pPr>
-      <w:bookmarkStart w:id="15" w:name="_Toc240394644"/>
+      <w:bookmarkStart w:id="15" w:name="_Toc240395310"/>
       <w:r>
         <w:rPr>
           <w:rFonts w:ascii="黑体" w:eastAsia="黑体" w:hAnsi="黑体"/>
@@ -7817,7 +7817,7 @@
         <w:pStyle w:val="21"/>
         <w:spacing w:after="120" w:line="360" w:lineRule="auto"/>
       </w:pPr>
-      <w:bookmarkStart w:id="16" w:name="_Toc240394645"/>
+      <w:bookmarkStart w:id="16" w:name="_Toc240395311"/>
       <w:r>
         <w:rPr>
           <w:rFonts w:ascii="黑体" w:eastAsia="黑体" w:hAnsi="黑体"/>
@@ -10116,18 +10116,112 @@
           </w:p>
         </w:tc>
       </w:tr>
+      <w:tr>
+        <w:tc>
+          <w:tcPr>
+            <w:tcW w:w="1662" w:type="dxa"/>
+          </w:tcPr>
+          <w:p>
+            <w:r>
+              <w:rPr>
+                <w:color w:val="000000"/>
+                <w:sz w:val="21"/>
+              </w:rPr>
+              <w:t>FR-30</w:t>
+            </w:r>
+          </w:p>
+        </w:tc>
+        <w:tc>
+          <w:tcPr>
+            <w:tcW w:w="1662" w:type="dxa"/>
+          </w:tcPr>
+          <w:p>
+            <w:r>
+              <w:rPr>
+                <w:color w:val="000000"/>
+                <w:sz w:val="21"/>
+              </w:rPr>
+              <w:t>试听播放</w:t>
+            </w:r>
+          </w:p>
+        </w:tc>
+        <w:tc>
+          <w:tcPr>
+            <w:tcW w:w="1662" w:type="dxa"/>
+          </w:tcPr>
+          <w:p>
+            <w:r>
+              <w:rPr>
+                <w:color w:val="000000"/>
+                <w:sz w:val="21"/>
+              </w:rPr>
+              <w:t>代表曲选取</w:t>
+            </w:r>
+          </w:p>
+        </w:tc>
+        <w:tc>
+          <w:tcPr>
+            <w:tcW w:w="1662" w:type="dxa"/>
+          </w:tcPr>
+          <w:p>
+            <w:r>
+              <w:rPr>
+                <w:color w:val="000000"/>
+                <w:sz w:val="21"/>
+              </w:rPr>
+              <w:t>默认取曲序第</w:t>
+            </w:r>
+            <w:r>
+              <w:rPr>
+                <w:color w:val="000000"/>
+                <w:sz w:val="21"/>
+              </w:rPr>
+              <w:t xml:space="preserve"> 1 </w:t>
+            </w:r>
+            <w:r>
+              <w:rPr>
+                <w:color w:val="000000"/>
+                <w:sz w:val="21"/>
+              </w:rPr>
+              <w:t>首，提供上一首下一首切换，不要求用</w:t>
+            </w:r>
+            <w:r>
+              <w:rPr>
+                <w:color w:val="000000"/>
+                <w:sz w:val="21"/>
+              </w:rPr>
+              <w:lastRenderedPageBreak/>
+              <w:t>户预先选择</w:t>
+            </w:r>
+          </w:p>
+        </w:tc>
+        <w:tc>
+          <w:tcPr>
+            <w:tcW w:w="1662" w:type="dxa"/>
+          </w:tcPr>
+          <w:p>
+            <w:r>
+              <w:rPr>
+                <w:color w:val="000000"/>
+                <w:sz w:val="21"/>
+              </w:rPr>
+              <w:lastRenderedPageBreak/>
+              <w:t>P1</w:t>
+            </w:r>
+          </w:p>
+        </w:tc>
+      </w:tr>
     </w:tbl>
     <w:p>
       <w:pPr>
         <w:pStyle w:val="1"/>
         <w:spacing w:before="240" w:after="120" w:line="360" w:lineRule="auto"/>
       </w:pPr>
-      <w:bookmarkStart w:id="17" w:name="_Toc240394646"/>
+      <w:bookmarkStart w:id="17" w:name="_Toc240395312"/>
       <w:r>
         <w:rPr>
           <w:rFonts w:ascii="黑体" w:eastAsia="黑体" w:hAnsi="黑体"/>
         </w:rPr>
-        <w:lastRenderedPageBreak/>
         <w:t>五、页面清单</w:t>
       </w:r>
       <w:bookmarkEnd w:id="17"/>
@@ -10221,7 +10315,7 @@
         <w:pStyle w:val="21"/>
         <w:spacing w:after="120" w:line="360" w:lineRule="auto"/>
       </w:pPr>
-      <w:bookmarkStart w:id="18" w:name="_Toc240394647"/>
+      <w:bookmarkStart w:id="18" w:name="_Toc240395313"/>
       <w:r>
         <w:rPr>
           <w:rFonts w:ascii="黑体" w:eastAsia="黑体" w:hAnsi="黑体"/>
@@ -11071,7 +11165,7 @@
         <w:pStyle w:val="21"/>
         <w:spacing w:after="120" w:line="360" w:lineRule="auto"/>
       </w:pPr>
-      <w:bookmarkStart w:id="19" w:name="_Toc240394648"/>
+      <w:bookmarkStart w:id="19" w:name="_Toc240395314"/>
       <w:r>
         <w:rPr>
           <w:rFonts w:ascii="黑体" w:eastAsia="黑体" w:hAnsi="黑体"/>
@@ -11473,7 +11567,7 @@
         <w:pStyle w:val="1"/>
         <w:spacing w:before="240" w:after="120" w:line="360" w:lineRule="auto"/>
       </w:pPr>
-      <w:bookmarkStart w:id="20" w:name="_Toc240394649"/>
+      <w:bookmarkStart w:id="20" w:name="_Toc240395315"/>
       <w:r>
         <w:rPr>
           <w:rFonts w:ascii="黑体" w:eastAsia="黑体" w:hAnsi="黑体"/>
@@ -11487,7 +11581,7 @@
         <w:pStyle w:val="21"/>
         <w:spacing w:after="120" w:line="360" w:lineRule="auto"/>
       </w:pPr>
-      <w:bookmarkStart w:id="21" w:name="_Toc240394650"/>
+      <w:bookmarkStart w:id="21" w:name="_Toc240395316"/>
       <w:r>
         <w:rPr>
           <w:rFonts w:ascii="黑体" w:eastAsia="黑体" w:hAnsi="黑体"/>
@@ -11574,6 +11668,7 @@
                 <w:color w:val="000000"/>
                 <w:sz w:val="21"/>
               </w:rPr>
+              <w:lastRenderedPageBreak/>
               <w:t>---</w:t>
             </w:r>
           </w:p>
@@ -11676,7 +11771,6 @@
                 <w:color w:val="000000"/>
                 <w:sz w:val="21"/>
               </w:rPr>
-              <w:lastRenderedPageBreak/>
               <w:t>NFR-P2</w:t>
             </w:r>
           </w:p>
@@ -11941,7 +12035,7 @@
         <w:pStyle w:val="21"/>
         <w:spacing w:after="120" w:line="360" w:lineRule="auto"/>
       </w:pPr>
-      <w:bookmarkStart w:id="22" w:name="_Toc240394651"/>
+      <w:bookmarkStart w:id="22" w:name="_Toc240395317"/>
       <w:r>
         <w:rPr>
           <w:rFonts w:ascii="黑体" w:eastAsia="黑体" w:hAnsi="黑体"/>
@@ -12375,7 +12469,7 @@
         <w:pStyle w:val="21"/>
         <w:spacing w:after="120" w:line="360" w:lineRule="auto"/>
       </w:pPr>
-      <w:bookmarkStart w:id="23" w:name="_Toc240394652"/>
+      <w:bookmarkStart w:id="23" w:name="_Toc240395318"/>
       <w:r>
         <w:rPr>
           <w:rFonts w:ascii="黑体" w:eastAsia="黑体" w:hAnsi="黑体"/>
@@ -12735,11 +12829,12 @@
         <w:pStyle w:val="21"/>
         <w:spacing w:after="120" w:line="360" w:lineRule="auto"/>
       </w:pPr>
-      <w:bookmarkStart w:id="24" w:name="_Toc240394653"/>
+      <w:bookmarkStart w:id="24" w:name="_Toc240395319"/>
       <w:r>
         <w:rPr>
           <w:rFonts w:ascii="黑体" w:eastAsia="黑体" w:hAnsi="黑体"/>
         </w:rPr>
+        <w:lastRenderedPageBreak/>
         <w:t xml:space="preserve">6.4 </w:t>
       </w:r>
       <w:r>
@@ -12827,12 +12922,11 @@
         <w:pStyle w:val="21"/>
         <w:spacing w:after="120" w:line="360" w:lineRule="auto"/>
       </w:pPr>
-      <w:bookmarkStart w:id="25" w:name="_Toc240394654"/>
+      <w:bookmarkStart w:id="25" w:name="_Toc240395320"/>
       <w:r>
         <w:rPr>
           <w:rFonts w:ascii="黑体" w:eastAsia="黑体" w:hAnsi="黑体"/>
         </w:rPr>
-        <w:lastRenderedPageBreak/>
         <w:t xml:space="preserve">6.5 </w:t>
       </w:r>
       <w:r>
@@ -13144,7 +13238,7 @@
         <w:pStyle w:val="21"/>
         <w:spacing w:after="120" w:line="360" w:lineRule="auto"/>
       </w:pPr>
-      <w:bookmarkStart w:id="26" w:name="_Toc240394655"/>
+      <w:bookmarkStart w:id="26" w:name="_Toc240395321"/>
       <w:r>
         <w:rPr>
           <w:rFonts w:ascii="黑体" w:eastAsia="黑体" w:hAnsi="黑体"/>
@@ -13546,7 +13640,7 @@
         <w:pStyle w:val="1"/>
         <w:spacing w:before="240" w:after="120" w:line="360" w:lineRule="auto"/>
       </w:pPr>
-      <w:bookmarkStart w:id="27" w:name="_Toc240394656"/>
+      <w:bookmarkStart w:id="27" w:name="_Toc240395322"/>
       <w:r>
         <w:rPr>
           <w:rFonts w:ascii="黑体" w:eastAsia="黑体" w:hAnsi="黑体"/>
@@ -13588,6 +13682,7 @@
         <w:rPr>
           <w:color w:val="000000"/>
         </w:rPr>
+        <w:lastRenderedPageBreak/>
         <w:t>其中音乐类数据采用</w:t>
       </w:r>
       <w:r>
@@ -13644,12 +13739,11 @@
         <w:pStyle w:val="1"/>
         <w:spacing w:before="240" w:after="120" w:line="360" w:lineRule="auto"/>
       </w:pPr>
-      <w:bookmarkStart w:id="28" w:name="_Toc240394657"/>
+      <w:bookmarkStart w:id="28" w:name="_Toc240395323"/>
       <w:r>
         <w:rPr>
           <w:rFonts w:ascii="黑体" w:eastAsia="黑体" w:hAnsi="黑体"/>
         </w:rPr>
-        <w:lastRenderedPageBreak/>
         <w:t>八、约束与假设</w:t>
       </w:r>
       <w:bookmarkEnd w:id="28"/>
@@ -13659,7 +13753,7 @@
         <w:pStyle w:val="21"/>
         <w:spacing w:after="120" w:line="360" w:lineRule="auto"/>
       </w:pPr>
-      <w:bookmarkStart w:id="29" w:name="_Toc240394658"/>
+      <w:bookmarkStart w:id="29" w:name="_Toc240395324"/>
       <w:r>
         <w:rPr>
           <w:rFonts w:ascii="黑体" w:eastAsia="黑体" w:hAnsi="黑体"/>
@@ -13811,7 +13905,7 @@
         <w:pStyle w:val="21"/>
         <w:spacing w:after="120" w:line="360" w:lineRule="auto"/>
       </w:pPr>
-      <w:bookmarkStart w:id="30" w:name="_Toc240394659"/>
+      <w:bookmarkStart w:id="30" w:name="_Toc240395325"/>
       <w:r>
         <w:rPr>
           <w:rFonts w:ascii="黑体" w:eastAsia="黑体" w:hAnsi="黑体"/>
@@ -13903,7 +13997,7 @@
         <w:pStyle w:val="1"/>
         <w:spacing w:before="240" w:after="120" w:line="360" w:lineRule="auto"/>
       </w:pPr>
-      <w:bookmarkStart w:id="31" w:name="_Toc240394660"/>
+      <w:bookmarkStart w:id="31" w:name="_Toc240395326"/>
       <w:r>
         <w:rPr>
           <w:rFonts w:ascii="黑体" w:eastAsia="黑体" w:hAnsi="黑体"/>
@@ -13917,7 +14011,7 @@
         <w:pStyle w:val="21"/>
         <w:spacing w:after="120" w:line="360" w:lineRule="auto"/>
       </w:pPr>
-      <w:bookmarkStart w:id="32" w:name="_Toc240394661"/>
+      <w:bookmarkStart w:id="32" w:name="_Toc240395327"/>
       <w:r>
         <w:rPr>
           <w:rFonts w:ascii="黑体" w:eastAsia="黑体" w:hAnsi="黑体"/>
@@ -14175,11 +14269,12 @@
         <w:pStyle w:val="21"/>
         <w:spacing w:after="120" w:line="360" w:lineRule="auto"/>
       </w:pPr>
-      <w:bookmarkStart w:id="33" w:name="_Toc240394662"/>
+      <w:bookmarkStart w:id="33" w:name="_Toc240395328"/>
       <w:r>
         <w:rPr>
           <w:rFonts w:ascii="黑体" w:eastAsia="黑体" w:hAnsi="黑体"/>
         </w:rPr>
+        <w:lastRenderedPageBreak/>
         <w:t xml:space="preserve">9.2 </w:t>
       </w:r>
       <w:r>
@@ -14364,15 +14459,7 @@
                 <w:color w:val="000000"/>
                 <w:sz w:val="21"/>
               </w:rPr>
-              <w:t>后端与数据库实现，完成数</w:t>
-            </w:r>
-            <w:r>
-              <w:rPr>
-                <w:color w:val="000000"/>
-                <w:sz w:val="21"/>
-              </w:rPr>
-              <w:lastRenderedPageBreak/>
-              <w:t>据建模、认证、音乐数据缓存与各类业务接口</w:t>
+              <w:t>后端与数据库实现，完成数据建模、认证、音乐数据缓存与各类业务接口</w:t>
             </w:r>
           </w:p>
         </w:tc>
@@ -14386,7 +14473,6 @@
                 <w:color w:val="000000"/>
                 <w:sz w:val="21"/>
               </w:rPr>
-              <w:lastRenderedPageBreak/>
               <w:t xml:space="preserve">FR-01 </w:t>
             </w:r>
             <w:r>
@@ -14429,15 +14515,7 @@
                 <w:color w:val="000000"/>
                 <w:sz w:val="21"/>
               </w:rPr>
-              <w:t xml:space="preserve"> </w:t>
-            </w:r>
-            <w:r>
-              <w:rPr>
-                <w:color w:val="000000"/>
-                <w:sz w:val="21"/>
-              </w:rPr>
-              <w:lastRenderedPageBreak/>
-              <w:t>FR-25</w:t>
+              <w:t xml:space="preserve"> FR-25</w:t>
             </w:r>
           </w:p>
         </w:tc>
@@ -14453,7 +14531,6 @@
                 <w:color w:val="000000"/>
                 <w:sz w:val="21"/>
               </w:rPr>
-              <w:lastRenderedPageBreak/>
               <w:t>第三阶段</w:t>
             </w:r>
           </w:p>
@@ -14695,7 +14772,7 @@
         <w:pStyle w:val="21"/>
         <w:spacing w:after="120" w:line="360" w:lineRule="auto"/>
       </w:pPr>
-      <w:bookmarkStart w:id="34" w:name="_Toc240394663"/>
+      <w:bookmarkStart w:id="34" w:name="_Toc240395329"/>
       <w:r>
         <w:rPr>
           <w:rFonts w:ascii="黑体" w:eastAsia="黑体" w:hAnsi="黑体"/>
@@ -15069,31 +15146,31 @@
       </w:rPr>
     </w:lvl>
   </w:abstractNum>
-  <w:num w:numId="1" w16cid:durableId="552811041">
+  <w:num w:numId="1" w16cid:durableId="289553020">
     <w:abstractNumId w:val="8"/>
   </w:num>
-  <w:num w:numId="2" w16cid:durableId="1027023211">
+  <w:num w:numId="2" w16cid:durableId="1526554638">
     <w:abstractNumId w:val="6"/>
   </w:num>
-  <w:num w:numId="3" w16cid:durableId="2084445051">
+  <w:num w:numId="3" w16cid:durableId="635645681">
     <w:abstractNumId w:val="5"/>
   </w:num>
-  <w:num w:numId="4" w16cid:durableId="224875320">
+  <w:num w:numId="4" w16cid:durableId="1076047606">
     <w:abstractNumId w:val="4"/>
   </w:num>
-  <w:num w:numId="5" w16cid:durableId="1186677820">
+  <w:num w:numId="5" w16cid:durableId="1446266937">
     <w:abstractNumId w:val="7"/>
   </w:num>
-  <w:num w:numId="6" w16cid:durableId="1012269721">
+  <w:num w:numId="6" w16cid:durableId="778528538">
     <w:abstractNumId w:val="3"/>
   </w:num>
-  <w:num w:numId="7" w16cid:durableId="1533302817">
+  <w:num w:numId="7" w16cid:durableId="1373384051">
     <w:abstractNumId w:val="2"/>
   </w:num>
-  <w:num w:numId="8" w16cid:durableId="1406873483">
+  <w:num w:numId="8" w16cid:durableId="76441532">
     <w:abstractNumId w:val="1"/>
   </w:num>
-  <w:num w:numId="9" w16cid:durableId="1614091155">
+  <w:num w:numId="9" w16cid:durableId="830410557">
     <w:abstractNumId w:val="0"/>
   </w:num>
 </w:numbering>
@@ -26490,7 +26567,7 @@
     <w:autoRedefine/>
     <w:uiPriority w:val="39"/>
     <w:unhideWhenUsed/>
-    <w:rsid w:val="007D74B9"/>
+    <w:rsid w:val="00055CDD"/>
   </w:style>
   <w:style w:type="paragraph" w:styleId="TOC2">
     <w:name w:val="toc 2"/>
@@ -26499,7 +26576,7 @@
     <w:autoRedefine/>
     <w:uiPriority w:val="39"/>
     <w:unhideWhenUsed/>
-    <w:rsid w:val="007D74B9"/>
+    <w:rsid w:val="00055CDD"/>
     <w:pPr>
       <w:ind w:leftChars="200" w:left="420"/>
     </w:pPr>
@@ -26509,7 +26586,7 @@
     <w:basedOn w:val="a2"/>
     <w:uiPriority w:val="99"/>
     <w:unhideWhenUsed/>
-    <w:rsid w:val="007D74B9"/>
+    <w:rsid w:val="00055CDD"/>
     <w:rPr>
       <w:color w:val="0000FF" w:themeColor="hyperlink"/>
       <w:u w:val="single"/>

--- a/docs/胡祖锐-需求分析文档.docx
+++ b/docs/胡祖锐-需求分析文档.docx
@@ -212,7 +212,7 @@
       <w:r>
         <w:fldChar w:fldCharType="separate"/>
       </w:r>
-      <w:hyperlink w:anchor="_Toc240395295" w:history="1">
+      <w:hyperlink w:anchor="_Toc240414146" w:history="1">
         <w:r>
           <w:rPr>
             <w:rStyle w:val="aff9"/>
@@ -240,7 +240,7 @@
             <w:noProof/>
             <w:webHidden/>
           </w:rPr>
-          <w:instrText xml:space="preserve"> PAGEREF _Toc240395295 \h </w:instrText>
+          <w:instrText xml:space="preserve"> PAGEREF _Toc240414146 \h </w:instrText>
         </w:r>
         <w:r>
           <w:rPr>
@@ -288,7 +288,7 @@
           <w14:ligatures w14:val="standardContextual"/>
         </w:rPr>
       </w:pPr>
-      <w:hyperlink w:anchor="_Toc240395296" w:history="1">
+      <w:hyperlink w:anchor="_Toc240414147" w:history="1">
         <w:r>
           <w:rPr>
             <w:rStyle w:val="aff9"/>
@@ -316,7 +316,7 @@
             <w:noProof/>
             <w:webHidden/>
           </w:rPr>
-          <w:instrText xml:space="preserve"> PAGEREF _Toc240395296 \h </w:instrText>
+          <w:instrText xml:space="preserve"> PAGEREF _Toc240414147 \h </w:instrText>
         </w:r>
         <w:r>
           <w:rPr>
@@ -364,7 +364,7 @@
           <w14:ligatures w14:val="standardContextual"/>
         </w:rPr>
       </w:pPr>
-      <w:hyperlink w:anchor="_Toc240395297" w:history="1">
+      <w:hyperlink w:anchor="_Toc240414148" w:history="1">
         <w:r>
           <w:rPr>
             <w:rStyle w:val="aff9"/>
@@ -392,7 +392,7 @@
             <w:noProof/>
             <w:webHidden/>
           </w:rPr>
-          <w:instrText xml:space="preserve"> PAGEREF _Toc240395297 \h </w:instrText>
+          <w:instrText xml:space="preserve"> PAGEREF _Toc240414148 \h </w:instrText>
         </w:r>
         <w:r>
           <w:rPr>
@@ -440,7 +440,7 @@
           <w14:ligatures w14:val="standardContextual"/>
         </w:rPr>
       </w:pPr>
-      <w:hyperlink w:anchor="_Toc240395298" w:history="1">
+      <w:hyperlink w:anchor="_Toc240414149" w:history="1">
         <w:r>
           <w:rPr>
             <w:rStyle w:val="aff9"/>
@@ -468,7 +468,7 @@
             <w:noProof/>
             <w:webHidden/>
           </w:rPr>
-          <w:instrText xml:space="preserve"> PAGEREF _Toc240395298 \h </w:instrText>
+          <w:instrText xml:space="preserve"> PAGEREF _Toc240414149 \h </w:instrText>
         </w:r>
         <w:r>
           <w:rPr>
@@ -516,7 +516,7 @@
           <w14:ligatures w14:val="standardContextual"/>
         </w:rPr>
       </w:pPr>
-      <w:hyperlink w:anchor="_Toc240395299" w:history="1">
+      <w:hyperlink w:anchor="_Toc240414150" w:history="1">
         <w:r>
           <w:rPr>
             <w:rStyle w:val="aff9"/>
@@ -544,7 +544,7 @@
             <w:noProof/>
             <w:webHidden/>
           </w:rPr>
-          <w:instrText xml:space="preserve"> PAGEREF _Toc240395299 \h </w:instrText>
+          <w:instrText xml:space="preserve"> PAGEREF _Toc240414150 \h </w:instrText>
         </w:r>
         <w:r>
           <w:rPr>
@@ -591,7 +591,7 @@
           <w14:ligatures w14:val="standardContextual"/>
         </w:rPr>
       </w:pPr>
-      <w:hyperlink w:anchor="_Toc240395300" w:history="1">
+      <w:hyperlink w:anchor="_Toc240414151" w:history="1">
         <w:r>
           <w:rPr>
             <w:rStyle w:val="aff9"/>
@@ -619,7 +619,7 @@
             <w:noProof/>
             <w:webHidden/>
           </w:rPr>
-          <w:instrText xml:space="preserve"> PAGEREF _Toc240395300 \h </w:instrText>
+          <w:instrText xml:space="preserve"> PAGEREF _Toc240414151 \h </w:instrText>
         </w:r>
         <w:r>
           <w:rPr>
@@ -667,7 +667,7 @@
           <w14:ligatures w14:val="standardContextual"/>
         </w:rPr>
       </w:pPr>
-      <w:hyperlink w:anchor="_Toc240395301" w:history="1">
+      <w:hyperlink w:anchor="_Toc240414152" w:history="1">
         <w:r>
           <w:rPr>
             <w:rStyle w:val="aff9"/>
@@ -695,7 +695,7 @@
             <w:noProof/>
             <w:webHidden/>
           </w:rPr>
-          <w:instrText xml:space="preserve"> PAGEREF _Toc240395301 \h </w:instrText>
+          <w:instrText xml:space="preserve"> PAGEREF _Toc240414152 \h </w:instrText>
         </w:r>
         <w:r>
           <w:rPr>
@@ -743,7 +743,7 @@
           <w14:ligatures w14:val="standardContextual"/>
         </w:rPr>
       </w:pPr>
-      <w:hyperlink w:anchor="_Toc240395302" w:history="1">
+      <w:hyperlink w:anchor="_Toc240414153" w:history="1">
         <w:r>
           <w:rPr>
             <w:rStyle w:val="aff9"/>
@@ -771,7 +771,7 @@
             <w:noProof/>
             <w:webHidden/>
           </w:rPr>
-          <w:instrText xml:space="preserve"> PAGEREF _Toc240395302 \h </w:instrText>
+          <w:instrText xml:space="preserve"> PAGEREF _Toc240414153 \h </w:instrText>
         </w:r>
         <w:r>
           <w:rPr>
@@ -819,7 +819,7 @@
           <w14:ligatures w14:val="standardContextual"/>
         </w:rPr>
       </w:pPr>
-      <w:hyperlink w:anchor="_Toc240395303" w:history="1">
+      <w:hyperlink w:anchor="_Toc240414154" w:history="1">
         <w:r>
           <w:rPr>
             <w:rStyle w:val="aff9"/>
@@ -847,7 +847,7 @@
             <w:noProof/>
             <w:webHidden/>
           </w:rPr>
-          <w:instrText xml:space="preserve"> PAGEREF _Toc240395303 \h </w:instrText>
+          <w:instrText xml:space="preserve"> PAGEREF _Toc240414154 \h </w:instrText>
         </w:r>
         <w:r>
           <w:rPr>
@@ -894,7 +894,7 @@
           <w14:ligatures w14:val="standardContextual"/>
         </w:rPr>
       </w:pPr>
-      <w:hyperlink w:anchor="_Toc240395304" w:history="1">
+      <w:hyperlink w:anchor="_Toc240414155" w:history="1">
         <w:r>
           <w:rPr>
             <w:rStyle w:val="aff9"/>
@@ -922,7 +922,7 @@
             <w:noProof/>
             <w:webHidden/>
           </w:rPr>
-          <w:instrText xml:space="preserve"> PAGEREF _Toc240395304 \h </w:instrText>
+          <w:instrText xml:space="preserve"> PAGEREF _Toc240414155 \h </w:instrText>
         </w:r>
         <w:r>
           <w:rPr>
@@ -970,7 +970,7 @@
           <w14:ligatures w14:val="standardContextual"/>
         </w:rPr>
       </w:pPr>
-      <w:hyperlink w:anchor="_Toc240395305" w:history="1">
+      <w:hyperlink w:anchor="_Toc240414156" w:history="1">
         <w:r>
           <w:rPr>
             <w:rStyle w:val="aff9"/>
@@ -998,7 +998,7 @@
             <w:noProof/>
             <w:webHidden/>
           </w:rPr>
-          <w:instrText xml:space="preserve"> PAGEREF _Toc240395305 \h </w:instrText>
+          <w:instrText xml:space="preserve"> PAGEREF _Toc240414156 \h </w:instrText>
         </w:r>
         <w:r>
           <w:rPr>
@@ -1046,7 +1046,7 @@
           <w14:ligatures w14:val="standardContextual"/>
         </w:rPr>
       </w:pPr>
-      <w:hyperlink w:anchor="_Toc240395306" w:history="1">
+      <w:hyperlink w:anchor="_Toc240414157" w:history="1">
         <w:r>
           <w:rPr>
             <w:rStyle w:val="aff9"/>
@@ -1074,7 +1074,7 @@
             <w:noProof/>
             <w:webHidden/>
           </w:rPr>
-          <w:instrText xml:space="preserve"> PAGEREF _Toc240395306 \h </w:instrText>
+          <w:instrText xml:space="preserve"> PAGEREF _Toc240414157 \h </w:instrText>
         </w:r>
         <w:r>
           <w:rPr>
@@ -1121,7 +1121,7 @@
           <w14:ligatures w14:val="standardContextual"/>
         </w:rPr>
       </w:pPr>
-      <w:hyperlink w:anchor="_Toc240395307" w:history="1">
+      <w:hyperlink w:anchor="_Toc240414158" w:history="1">
         <w:r>
           <w:rPr>
             <w:rStyle w:val="aff9"/>
@@ -1149,7 +1149,7 @@
             <w:noProof/>
             <w:webHidden/>
           </w:rPr>
-          <w:instrText xml:space="preserve"> PAGEREF _Toc240395307 \h </w:instrText>
+          <w:instrText xml:space="preserve"> PAGEREF _Toc240414158 \h </w:instrText>
         </w:r>
         <w:r>
           <w:rPr>
@@ -1197,7 +1197,7 @@
           <w14:ligatures w14:val="standardContextual"/>
         </w:rPr>
       </w:pPr>
-      <w:hyperlink w:anchor="_Toc240395308" w:history="1">
+      <w:hyperlink w:anchor="_Toc240414159" w:history="1">
         <w:r>
           <w:rPr>
             <w:rStyle w:val="aff9"/>
@@ -1225,7 +1225,7 @@
             <w:noProof/>
             <w:webHidden/>
           </w:rPr>
-          <w:instrText xml:space="preserve"> PAGEREF _Toc240395308 \h </w:instrText>
+          <w:instrText xml:space="preserve"> PAGEREF _Toc240414159 \h </w:instrText>
         </w:r>
         <w:r>
           <w:rPr>
@@ -1273,7 +1273,7 @@
           <w14:ligatures w14:val="standardContextual"/>
         </w:rPr>
       </w:pPr>
-      <w:hyperlink w:anchor="_Toc240395309" w:history="1">
+      <w:hyperlink w:anchor="_Toc240414160" w:history="1">
         <w:r>
           <w:rPr>
             <w:rStyle w:val="aff9"/>
@@ -1301,7 +1301,7 @@
             <w:noProof/>
             <w:webHidden/>
           </w:rPr>
-          <w:instrText xml:space="preserve"> PAGEREF _Toc240395309 \h </w:instrText>
+          <w:instrText xml:space="preserve"> PAGEREF _Toc240414160 \h </w:instrText>
         </w:r>
         <w:r>
           <w:rPr>
@@ -1349,7 +1349,7 @@
           <w14:ligatures w14:val="standardContextual"/>
         </w:rPr>
       </w:pPr>
-      <w:hyperlink w:anchor="_Toc240395310" w:history="1">
+      <w:hyperlink w:anchor="_Toc240414161" w:history="1">
         <w:r>
           <w:rPr>
             <w:rStyle w:val="aff9"/>
@@ -1377,7 +1377,7 @@
             <w:noProof/>
             <w:webHidden/>
           </w:rPr>
-          <w:instrText xml:space="preserve"> PAGEREF _Toc240395310 \h </w:instrText>
+          <w:instrText xml:space="preserve"> PAGEREF _Toc240414161 \h </w:instrText>
         </w:r>
         <w:r>
           <w:rPr>
@@ -1425,7 +1425,7 @@
           <w14:ligatures w14:val="standardContextual"/>
         </w:rPr>
       </w:pPr>
-      <w:hyperlink w:anchor="_Toc240395311" w:history="1">
+      <w:hyperlink w:anchor="_Toc240414162" w:history="1">
         <w:r>
           <w:rPr>
             <w:rStyle w:val="aff9"/>
@@ -1453,7 +1453,7 @@
             <w:noProof/>
             <w:webHidden/>
           </w:rPr>
-          <w:instrText xml:space="preserve"> PAGEREF _Toc240395311 \h </w:instrText>
+          <w:instrText xml:space="preserve"> PAGEREF _Toc240414162 \h </w:instrText>
         </w:r>
         <w:r>
           <w:rPr>
@@ -1500,7 +1500,7 @@
           <w14:ligatures w14:val="standardContextual"/>
         </w:rPr>
       </w:pPr>
-      <w:hyperlink w:anchor="_Toc240395312" w:history="1">
+      <w:hyperlink w:anchor="_Toc240414163" w:history="1">
         <w:r>
           <w:rPr>
             <w:rStyle w:val="aff9"/>
@@ -1528,7 +1528,7 @@
             <w:noProof/>
             <w:webHidden/>
           </w:rPr>
-          <w:instrText xml:space="preserve"> PAGEREF _Toc240395312 \h </w:instrText>
+          <w:instrText xml:space="preserve"> PAGEREF _Toc240414163 \h </w:instrText>
         </w:r>
         <w:r>
           <w:rPr>
@@ -1576,7 +1576,7 @@
           <w14:ligatures w14:val="standardContextual"/>
         </w:rPr>
       </w:pPr>
-      <w:hyperlink w:anchor="_Toc240395313" w:history="1">
+      <w:hyperlink w:anchor="_Toc240414164" w:history="1">
         <w:r>
           <w:rPr>
             <w:rStyle w:val="aff9"/>
@@ -1604,7 +1604,7 @@
             <w:noProof/>
             <w:webHidden/>
           </w:rPr>
-          <w:instrText xml:space="preserve"> PAGEREF _Toc240395313 \h </w:instrText>
+          <w:instrText xml:space="preserve"> PAGEREF _Toc240414164 \h </w:instrText>
         </w:r>
         <w:r>
           <w:rPr>
@@ -1652,7 +1652,7 @@
           <w14:ligatures w14:val="standardContextual"/>
         </w:rPr>
       </w:pPr>
-      <w:hyperlink w:anchor="_Toc240395314" w:history="1">
+      <w:hyperlink w:anchor="_Toc240414165" w:history="1">
         <w:r>
           <w:rPr>
             <w:rStyle w:val="aff9"/>
@@ -1680,7 +1680,7 @@
             <w:noProof/>
             <w:webHidden/>
           </w:rPr>
-          <w:instrText xml:space="preserve"> PAGEREF _Toc240395314 \h </w:instrText>
+          <w:instrText xml:space="preserve"> PAGEREF _Toc240414165 \h </w:instrText>
         </w:r>
         <w:r>
           <w:rPr>
@@ -1727,7 +1727,7 @@
           <w14:ligatures w14:val="standardContextual"/>
         </w:rPr>
       </w:pPr>
-      <w:hyperlink w:anchor="_Toc240395315" w:history="1">
+      <w:hyperlink w:anchor="_Toc240414166" w:history="1">
         <w:r>
           <w:rPr>
             <w:rStyle w:val="aff9"/>
@@ -1755,7 +1755,7 @@
             <w:noProof/>
             <w:webHidden/>
           </w:rPr>
-          <w:instrText xml:space="preserve"> PAGEREF _Toc240395315 \h </w:instrText>
+          <w:instrText xml:space="preserve"> PAGEREF _Toc240414166 \h </w:instrText>
         </w:r>
         <w:r>
           <w:rPr>
@@ -1803,7 +1803,7 @@
           <w14:ligatures w14:val="standardContextual"/>
         </w:rPr>
       </w:pPr>
-      <w:hyperlink w:anchor="_Toc240395316" w:history="1">
+      <w:hyperlink w:anchor="_Toc240414167" w:history="1">
         <w:r>
           <w:rPr>
             <w:rStyle w:val="aff9"/>
@@ -1831,7 +1831,7 @@
             <w:noProof/>
             <w:webHidden/>
           </w:rPr>
-          <w:instrText xml:space="preserve"> PAGEREF _Toc240395316 \h </w:instrText>
+          <w:instrText xml:space="preserve"> PAGEREF _Toc240414167 \h </w:instrText>
         </w:r>
         <w:r>
           <w:rPr>
@@ -1879,7 +1879,7 @@
           <w14:ligatures w14:val="standardContextual"/>
         </w:rPr>
       </w:pPr>
-      <w:hyperlink w:anchor="_Toc240395317" w:history="1">
+      <w:hyperlink w:anchor="_Toc240414168" w:history="1">
         <w:r>
           <w:rPr>
             <w:rStyle w:val="aff9"/>
@@ -1907,7 +1907,7 @@
             <w:noProof/>
             <w:webHidden/>
           </w:rPr>
-          <w:instrText xml:space="preserve"> PAGEREF _Toc240395317 \h </w:instrText>
+          <w:instrText xml:space="preserve"> PAGEREF _Toc240414168 \h </w:instrText>
         </w:r>
         <w:r>
           <w:rPr>
@@ -1955,7 +1955,7 @@
           <w14:ligatures w14:val="standardContextual"/>
         </w:rPr>
       </w:pPr>
-      <w:hyperlink w:anchor="_Toc240395318" w:history="1">
+      <w:hyperlink w:anchor="_Toc240414169" w:history="1">
         <w:r>
           <w:rPr>
             <w:rStyle w:val="aff9"/>
@@ -1983,7 +1983,7 @@
             <w:noProof/>
             <w:webHidden/>
           </w:rPr>
-          <w:instrText xml:space="preserve"> PAGEREF _Toc240395318 \h </w:instrText>
+          <w:instrText xml:space="preserve"> PAGEREF _Toc240414169 \h </w:instrText>
         </w:r>
         <w:r>
           <w:rPr>
@@ -2003,7 +2003,7 @@
             <w:noProof/>
             <w:webHidden/>
           </w:rPr>
-          <w:t>13</w:t>
+          <w:t>14</w:t>
         </w:r>
         <w:r>
           <w:rPr>
@@ -2031,7 +2031,7 @@
           <w14:ligatures w14:val="standardContextual"/>
         </w:rPr>
       </w:pPr>
-      <w:hyperlink w:anchor="_Toc240395319" w:history="1">
+      <w:hyperlink w:anchor="_Toc240414170" w:history="1">
         <w:r>
           <w:rPr>
             <w:rStyle w:val="aff9"/>
@@ -2059,7 +2059,7 @@
             <w:noProof/>
             <w:webHidden/>
           </w:rPr>
-          <w:instrText xml:space="preserve"> PAGEREF _Toc240395319 \h </w:instrText>
+          <w:instrText xml:space="preserve"> PAGEREF _Toc240414170 \h </w:instrText>
         </w:r>
         <w:r>
           <w:rPr>
@@ -2107,7 +2107,7 @@
           <w14:ligatures w14:val="standardContextual"/>
         </w:rPr>
       </w:pPr>
-      <w:hyperlink w:anchor="_Toc240395320" w:history="1">
+      <w:hyperlink w:anchor="_Toc240414171" w:history="1">
         <w:r>
           <w:rPr>
             <w:rStyle w:val="aff9"/>
@@ -2135,7 +2135,7 @@
             <w:noProof/>
             <w:webHidden/>
           </w:rPr>
-          <w:instrText xml:space="preserve"> PAGEREF _Toc240395320 \h </w:instrText>
+          <w:instrText xml:space="preserve"> PAGEREF _Toc240414171 \h </w:instrText>
         </w:r>
         <w:r>
           <w:rPr>
@@ -2183,7 +2183,7 @@
           <w14:ligatures w14:val="standardContextual"/>
         </w:rPr>
       </w:pPr>
-      <w:hyperlink w:anchor="_Toc240395321" w:history="1">
+      <w:hyperlink w:anchor="_Toc240414172" w:history="1">
         <w:r>
           <w:rPr>
             <w:rStyle w:val="aff9"/>
@@ -2211,7 +2211,7 @@
             <w:noProof/>
             <w:webHidden/>
           </w:rPr>
-          <w:instrText xml:space="preserve"> PAGEREF _Toc240395321 \h </w:instrText>
+          <w:instrText xml:space="preserve"> PAGEREF _Toc240414172 \h </w:instrText>
         </w:r>
         <w:r>
           <w:rPr>
@@ -2231,7 +2231,7 @@
             <w:noProof/>
             <w:webHidden/>
           </w:rPr>
-          <w:t>14</w:t>
+          <w:t>15</w:t>
         </w:r>
         <w:r>
           <w:rPr>
@@ -2258,7 +2258,7 @@
           <w14:ligatures w14:val="standardContextual"/>
         </w:rPr>
       </w:pPr>
-      <w:hyperlink w:anchor="_Toc240395322" w:history="1">
+      <w:hyperlink w:anchor="_Toc240414173" w:history="1">
         <w:r>
           <w:rPr>
             <w:rStyle w:val="aff9"/>
@@ -2286,7 +2286,7 @@
             <w:noProof/>
             <w:webHidden/>
           </w:rPr>
-          <w:instrText xml:space="preserve"> PAGEREF _Toc240395322 \h </w:instrText>
+          <w:instrText xml:space="preserve"> PAGEREF _Toc240414173 \h </w:instrText>
         </w:r>
         <w:r>
           <w:rPr>
@@ -2306,7 +2306,7 @@
             <w:noProof/>
             <w:webHidden/>
           </w:rPr>
-          <w:t>14</w:t>
+          <w:t>15</w:t>
         </w:r>
         <w:r>
           <w:rPr>
@@ -2333,7 +2333,7 @@
           <w14:ligatures w14:val="standardContextual"/>
         </w:rPr>
       </w:pPr>
-      <w:hyperlink w:anchor="_Toc240395323" w:history="1">
+      <w:hyperlink w:anchor="_Toc240414174" w:history="1">
         <w:r>
           <w:rPr>
             <w:rStyle w:val="aff9"/>
@@ -2361,7 +2361,7 @@
             <w:noProof/>
             <w:webHidden/>
           </w:rPr>
-          <w:instrText xml:space="preserve"> PAGEREF _Toc240395323 \h </w:instrText>
+          <w:instrText xml:space="preserve"> PAGEREF _Toc240414174 \h </w:instrText>
         </w:r>
         <w:r>
           <w:rPr>
@@ -2409,7 +2409,7 @@
           <w14:ligatures w14:val="standardContextual"/>
         </w:rPr>
       </w:pPr>
-      <w:hyperlink w:anchor="_Toc240395324" w:history="1">
+      <w:hyperlink w:anchor="_Toc240414175" w:history="1">
         <w:r>
           <w:rPr>
             <w:rStyle w:val="aff9"/>
@@ -2437,7 +2437,7 @@
             <w:noProof/>
             <w:webHidden/>
           </w:rPr>
-          <w:instrText xml:space="preserve"> PAGEREF _Toc240395324 \h </w:instrText>
+          <w:instrText xml:space="preserve"> PAGEREF _Toc240414175 \h </w:instrText>
         </w:r>
         <w:r>
           <w:rPr>
@@ -2485,7 +2485,7 @@
           <w14:ligatures w14:val="standardContextual"/>
         </w:rPr>
       </w:pPr>
-      <w:hyperlink w:anchor="_Toc240395325" w:history="1">
+      <w:hyperlink w:anchor="_Toc240414176" w:history="1">
         <w:r>
           <w:rPr>
             <w:rStyle w:val="aff9"/>
@@ -2513,7 +2513,7 @@
             <w:noProof/>
             <w:webHidden/>
           </w:rPr>
-          <w:instrText xml:space="preserve"> PAGEREF _Toc240395325 \h </w:instrText>
+          <w:instrText xml:space="preserve"> PAGEREF _Toc240414176 \h </w:instrText>
         </w:r>
         <w:r>
           <w:rPr>
@@ -2533,7 +2533,7 @@
             <w:noProof/>
             <w:webHidden/>
           </w:rPr>
-          <w:t>15</w:t>
+          <w:t>16</w:t>
         </w:r>
         <w:r>
           <w:rPr>
@@ -2560,7 +2560,7 @@
           <w14:ligatures w14:val="standardContextual"/>
         </w:rPr>
       </w:pPr>
-      <w:hyperlink w:anchor="_Toc240395326" w:history="1">
+      <w:hyperlink w:anchor="_Toc240414177" w:history="1">
         <w:r>
           <w:rPr>
             <w:rStyle w:val="aff9"/>
@@ -2588,7 +2588,7 @@
             <w:noProof/>
             <w:webHidden/>
           </w:rPr>
-          <w:instrText xml:space="preserve"> PAGEREF _Toc240395326 \h </w:instrText>
+          <w:instrText xml:space="preserve"> PAGEREF _Toc240414177 \h </w:instrText>
         </w:r>
         <w:r>
           <w:rPr>
@@ -2608,7 +2608,7 @@
             <w:noProof/>
             <w:webHidden/>
           </w:rPr>
-          <w:t>15</w:t>
+          <w:t>16</w:t>
         </w:r>
         <w:r>
           <w:rPr>
@@ -2636,7 +2636,7 @@
           <w14:ligatures w14:val="standardContextual"/>
         </w:rPr>
       </w:pPr>
-      <w:hyperlink w:anchor="_Toc240395327" w:history="1">
+      <w:hyperlink w:anchor="_Toc240414178" w:history="1">
         <w:r>
           <w:rPr>
             <w:rStyle w:val="aff9"/>
@@ -2664,7 +2664,7 @@
             <w:noProof/>
             <w:webHidden/>
           </w:rPr>
-          <w:instrText xml:space="preserve"> PAGEREF _Toc240395327 \h </w:instrText>
+          <w:instrText xml:space="preserve"> PAGEREF _Toc240414178 \h </w:instrText>
         </w:r>
         <w:r>
           <w:rPr>
@@ -2684,7 +2684,7 @@
             <w:noProof/>
             <w:webHidden/>
           </w:rPr>
-          <w:t>15</w:t>
+          <w:t>16</w:t>
         </w:r>
         <w:r>
           <w:rPr>
@@ -2712,7 +2712,7 @@
           <w14:ligatures w14:val="standardContextual"/>
         </w:rPr>
       </w:pPr>
-      <w:hyperlink w:anchor="_Toc240395328" w:history="1">
+      <w:hyperlink w:anchor="_Toc240414179" w:history="1">
         <w:r>
           <w:rPr>
             <w:rStyle w:val="aff9"/>
@@ -2740,7 +2740,7 @@
             <w:noProof/>
             <w:webHidden/>
           </w:rPr>
-          <w:instrText xml:space="preserve"> PAGEREF _Toc240395328 \h </w:instrText>
+          <w:instrText xml:space="preserve"> PAGEREF _Toc240414179 \h </w:instrText>
         </w:r>
         <w:r>
           <w:rPr>
@@ -2788,7 +2788,7 @@
           <w14:ligatures w14:val="standardContextual"/>
         </w:rPr>
       </w:pPr>
-      <w:hyperlink w:anchor="_Toc240395329" w:history="1">
+      <w:hyperlink w:anchor="_Toc240414180" w:history="1">
         <w:r>
           <w:rPr>
             <w:rStyle w:val="aff9"/>
@@ -2816,7 +2816,7 @@
             <w:noProof/>
             <w:webHidden/>
           </w:rPr>
-          <w:instrText xml:space="preserve"> PAGEREF _Toc240395329 \h </w:instrText>
+          <w:instrText xml:space="preserve"> PAGEREF _Toc240414180 \h </w:instrText>
         </w:r>
         <w:r>
           <w:rPr>
@@ -2836,7 +2836,7 @@
             <w:noProof/>
             <w:webHidden/>
           </w:rPr>
-          <w:t>16</w:t>
+          <w:t>17</w:t>
         </w:r>
         <w:r>
           <w:rPr>
@@ -2857,7 +2857,7 @@
         <w:pStyle w:val="1"/>
         <w:spacing w:before="240" w:after="120" w:line="360" w:lineRule="auto"/>
       </w:pPr>
-      <w:bookmarkStart w:id="0" w:name="_Toc240395295"/>
+      <w:bookmarkStart w:id="0" w:name="_Toc240414146"/>
       <w:r>
         <w:rPr>
           <w:rFonts w:ascii="黑体" w:eastAsia="黑体" w:hAnsi="黑体"/>
@@ -2871,7 +2871,7 @@
         <w:pStyle w:val="21"/>
         <w:spacing w:after="120" w:line="360" w:lineRule="auto"/>
       </w:pPr>
-      <w:bookmarkStart w:id="1" w:name="_Toc240395296"/>
+      <w:bookmarkStart w:id="1" w:name="_Toc240414147"/>
       <w:r>
         <w:rPr>
           <w:rFonts w:ascii="黑体" w:eastAsia="黑体" w:hAnsi="黑体"/>
@@ -2927,7 +2927,7 @@
         <w:pStyle w:val="21"/>
         <w:spacing w:after="120" w:line="360" w:lineRule="auto"/>
       </w:pPr>
-      <w:bookmarkStart w:id="2" w:name="_Toc240395297"/>
+      <w:bookmarkStart w:id="2" w:name="_Toc240414148"/>
       <w:r>
         <w:rPr>
           <w:rFonts w:ascii="黑体" w:eastAsia="黑体" w:hAnsi="黑体"/>
@@ -3068,7 +3068,7 @@
         <w:pStyle w:val="21"/>
         <w:spacing w:after="120" w:line="360" w:lineRule="auto"/>
       </w:pPr>
-      <w:bookmarkStart w:id="3" w:name="_Toc240395298"/>
+      <w:bookmarkStart w:id="3" w:name="_Toc240414149"/>
       <w:r>
         <w:rPr>
           <w:rFonts w:ascii="黑体" w:eastAsia="黑体" w:hAnsi="黑体"/>
@@ -3387,7 +3387,7 @@
         <w:pStyle w:val="21"/>
         <w:spacing w:after="120" w:line="360" w:lineRule="auto"/>
       </w:pPr>
-      <w:bookmarkStart w:id="4" w:name="_Toc240395299"/>
+      <w:bookmarkStart w:id="4" w:name="_Toc240414150"/>
       <w:r>
         <w:rPr>
           <w:rFonts w:ascii="黑体" w:eastAsia="黑体" w:hAnsi="黑体"/>
@@ -3461,7 +3461,7 @@
         <w:pStyle w:val="1"/>
         <w:spacing w:before="240" w:after="120" w:line="360" w:lineRule="auto"/>
       </w:pPr>
-      <w:bookmarkStart w:id="5" w:name="_Toc240395300"/>
+      <w:bookmarkStart w:id="5" w:name="_Toc240414151"/>
       <w:r>
         <w:rPr>
           <w:rFonts w:ascii="黑体" w:eastAsia="黑体" w:hAnsi="黑体"/>
@@ -3475,7 +3475,7 @@
         <w:pStyle w:val="21"/>
         <w:spacing w:after="120" w:line="360" w:lineRule="auto"/>
       </w:pPr>
-      <w:bookmarkStart w:id="6" w:name="_Toc240395301"/>
+      <w:bookmarkStart w:id="6" w:name="_Toc240414152"/>
       <w:r>
         <w:rPr>
           <w:rFonts w:ascii="黑体" w:eastAsia="黑体" w:hAnsi="黑体"/>
@@ -3628,7 +3628,7 @@
         <w:pStyle w:val="21"/>
         <w:spacing w:after="120" w:line="360" w:lineRule="auto"/>
       </w:pPr>
-      <w:bookmarkStart w:id="7" w:name="_Toc240395302"/>
+      <w:bookmarkStart w:id="7" w:name="_Toc240414153"/>
       <w:r>
         <w:rPr>
           <w:rFonts w:ascii="黑体" w:eastAsia="黑体" w:hAnsi="黑体"/>
@@ -3780,7 +3780,7 @@
         <w:pStyle w:val="21"/>
         <w:spacing w:after="120" w:line="360" w:lineRule="auto"/>
       </w:pPr>
-      <w:bookmarkStart w:id="8" w:name="_Toc240395303"/>
+      <w:bookmarkStart w:id="8" w:name="_Toc240414154"/>
       <w:r>
         <w:rPr>
           <w:rFonts w:ascii="黑体" w:eastAsia="黑体" w:hAnsi="黑体"/>
@@ -4082,7 +4082,7 @@
         <w:pStyle w:val="1"/>
         <w:spacing w:before="240" w:after="120" w:line="360" w:lineRule="auto"/>
       </w:pPr>
-      <w:bookmarkStart w:id="9" w:name="_Toc240395304"/>
+      <w:bookmarkStart w:id="9" w:name="_Toc240414155"/>
       <w:r>
         <w:rPr>
           <w:rFonts w:ascii="黑体" w:eastAsia="黑体" w:hAnsi="黑体"/>
@@ -4097,7 +4097,7 @@
         <w:pStyle w:val="21"/>
         <w:spacing w:after="120" w:line="360" w:lineRule="auto"/>
       </w:pPr>
-      <w:bookmarkStart w:id="10" w:name="_Toc240395305"/>
+      <w:bookmarkStart w:id="10" w:name="_Toc240414156"/>
       <w:r>
         <w:rPr>
           <w:rFonts w:ascii="黑体" w:eastAsia="黑体" w:hAnsi="黑体"/>
@@ -5451,7 +5451,7 @@
         <w:pStyle w:val="21"/>
         <w:spacing w:after="120" w:line="360" w:lineRule="auto"/>
       </w:pPr>
-      <w:bookmarkStart w:id="11" w:name="_Toc240395306"/>
+      <w:bookmarkStart w:id="11" w:name="_Toc240414157"/>
       <w:r>
         <w:rPr>
           <w:rFonts w:ascii="黑体" w:eastAsia="黑体" w:hAnsi="黑体"/>
@@ -6385,7 +6385,7 @@
         <w:pStyle w:val="1"/>
         <w:spacing w:before="240" w:after="120" w:line="360" w:lineRule="auto"/>
       </w:pPr>
-      <w:bookmarkStart w:id="12" w:name="_Toc240395307"/>
+      <w:bookmarkStart w:id="12" w:name="_Toc240414158"/>
       <w:r>
         <w:rPr>
           <w:rFonts w:ascii="黑体" w:eastAsia="黑体" w:hAnsi="黑体"/>
@@ -6399,7 +6399,7 @@
         <w:pStyle w:val="21"/>
         <w:spacing w:after="120" w:line="360" w:lineRule="auto"/>
       </w:pPr>
-      <w:bookmarkStart w:id="13" w:name="_Toc240395308"/>
+      <w:bookmarkStart w:id="13" w:name="_Toc240414159"/>
       <w:r>
         <w:rPr>
           <w:rFonts w:ascii="黑体" w:eastAsia="黑体" w:hAnsi="黑体"/>
@@ -6455,7 +6455,7 @@
         <w:pStyle w:val="21"/>
         <w:spacing w:after="120" w:line="360" w:lineRule="auto"/>
       </w:pPr>
-      <w:bookmarkStart w:id="14" w:name="_Toc240395309"/>
+      <w:bookmarkStart w:id="14" w:name="_Toc240414160"/>
       <w:r>
         <w:rPr>
           <w:rFonts w:ascii="黑体" w:eastAsia="黑体" w:hAnsi="黑体"/>
@@ -7616,7 +7616,7 @@
         <w:pStyle w:val="21"/>
         <w:spacing w:after="120" w:line="360" w:lineRule="auto"/>
       </w:pPr>
-      <w:bookmarkStart w:id="15" w:name="_Toc240395310"/>
+      <w:bookmarkStart w:id="15" w:name="_Toc240414161"/>
       <w:r>
         <w:rPr>
           <w:rFonts w:ascii="黑体" w:eastAsia="黑体" w:hAnsi="黑体"/>
@@ -7817,7 +7817,7 @@
         <w:pStyle w:val="21"/>
         <w:spacing w:after="120" w:line="360" w:lineRule="auto"/>
       </w:pPr>
-      <w:bookmarkStart w:id="16" w:name="_Toc240395311"/>
+      <w:bookmarkStart w:id="16" w:name="_Toc240414162"/>
       <w:r>
         <w:rPr>
           <w:rFonts w:ascii="黑体" w:eastAsia="黑体" w:hAnsi="黑体"/>
@@ -10217,7 +10217,7 @@
         <w:pStyle w:val="1"/>
         <w:spacing w:before="240" w:after="120" w:line="360" w:lineRule="auto"/>
       </w:pPr>
-      <w:bookmarkStart w:id="17" w:name="_Toc240395312"/>
+      <w:bookmarkStart w:id="17" w:name="_Toc240414163"/>
       <w:r>
         <w:rPr>
           <w:rFonts w:ascii="黑体" w:eastAsia="黑体" w:hAnsi="黑体"/>
@@ -10315,7 +10315,7 @@
         <w:pStyle w:val="21"/>
         <w:spacing w:after="120" w:line="360" w:lineRule="auto"/>
       </w:pPr>
-      <w:bookmarkStart w:id="18" w:name="_Toc240395313"/>
+      <w:bookmarkStart w:id="18" w:name="_Toc240414164"/>
       <w:r>
         <w:rPr>
           <w:rFonts w:ascii="黑体" w:eastAsia="黑体" w:hAnsi="黑体"/>
@@ -11165,7 +11165,7 @@
         <w:pStyle w:val="21"/>
         <w:spacing w:after="120" w:line="360" w:lineRule="auto"/>
       </w:pPr>
-      <w:bookmarkStart w:id="19" w:name="_Toc240395314"/>
+      <w:bookmarkStart w:id="19" w:name="_Toc240414165"/>
       <w:r>
         <w:rPr>
           <w:rFonts w:ascii="黑体" w:eastAsia="黑体" w:hAnsi="黑体"/>
@@ -11567,7 +11567,7 @@
         <w:pStyle w:val="1"/>
         <w:spacing w:before="240" w:after="120" w:line="360" w:lineRule="auto"/>
       </w:pPr>
-      <w:bookmarkStart w:id="20" w:name="_Toc240395315"/>
+      <w:bookmarkStart w:id="20" w:name="_Toc240414166"/>
       <w:r>
         <w:rPr>
           <w:rFonts w:ascii="黑体" w:eastAsia="黑体" w:hAnsi="黑体"/>
@@ -11581,7 +11581,7 @@
         <w:pStyle w:val="21"/>
         <w:spacing w:after="120" w:line="360" w:lineRule="auto"/>
       </w:pPr>
-      <w:bookmarkStart w:id="21" w:name="_Toc240395316"/>
+      <w:bookmarkStart w:id="21" w:name="_Toc240414167"/>
       <w:r>
         <w:rPr>
           <w:rFonts w:ascii="黑体" w:eastAsia="黑体" w:hAnsi="黑体"/>
@@ -12035,7 +12035,7 @@
         <w:pStyle w:val="21"/>
         <w:spacing w:after="120" w:line="360" w:lineRule="auto"/>
       </w:pPr>
-      <w:bookmarkStart w:id="22" w:name="_Toc240395317"/>
+      <w:bookmarkStart w:id="22" w:name="_Toc240414168"/>
       <w:r>
         <w:rPr>
           <w:rFonts w:ascii="黑体" w:eastAsia="黑体" w:hAnsi="黑体"/>
@@ -12466,10 +12466,861 @@
     </w:tbl>
     <w:p>
       <w:pPr>
+        <w:spacing w:after="0" w:line="360" w:lineRule="auto"/>
+        <w:ind w:firstLine="480"/>
+      </w:pPr>
+      <w:r>
+        <w:rPr>
+          <w:color w:val="000000"/>
+        </w:rPr>
+        <w:t>**</w:t>
+      </w:r>
+      <w:r>
+        <w:rPr>
+          <w:color w:val="000000"/>
+        </w:rPr>
+        <w:t>防刷票与投票异常判定（</w:t>
+      </w:r>
+      <w:r>
+        <w:rPr>
+          <w:color w:val="000000"/>
+        </w:rPr>
+        <w:t xml:space="preserve">NFR-S5 </w:t>
+      </w:r>
+      <w:r>
+        <w:rPr>
+          <w:color w:val="000000"/>
+        </w:rPr>
+        <w:t>的细化）</w:t>
+      </w:r>
+      <w:r>
+        <w:rPr>
+          <w:color w:val="000000"/>
+        </w:rPr>
+        <w:t>**</w:t>
+      </w:r>
+    </w:p>
+    <w:p>
+      <w:pPr>
+        <w:spacing w:after="0" w:line="360" w:lineRule="auto"/>
+        <w:ind w:firstLine="480"/>
+      </w:pPr>
+      <w:r>
+        <w:rPr>
+          <w:color w:val="000000"/>
+        </w:rPr>
+        <w:t>刷票判定</w:t>
+      </w:r>
+      <w:r>
+        <w:rPr>
+          <w:color w:val="000000"/>
+        </w:rPr>
+        <w:t>**</w:t>
+      </w:r>
+      <w:r>
+        <w:rPr>
+          <w:color w:val="000000"/>
+        </w:rPr>
+        <w:t>不把</w:t>
+      </w:r>
+      <w:r>
+        <w:rPr>
+          <w:color w:val="000000"/>
+        </w:rPr>
+        <w:t>"</w:t>
+      </w:r>
+      <w:r>
+        <w:rPr>
+          <w:color w:val="000000"/>
+        </w:rPr>
+        <w:t>投票数量</w:t>
+      </w:r>
+      <w:r>
+        <w:rPr>
+          <w:color w:val="000000"/>
+        </w:rPr>
+        <w:t>"</w:t>
+      </w:r>
+      <w:r>
+        <w:rPr>
+          <w:color w:val="000000"/>
+        </w:rPr>
+        <w:t>作为唯一依据</w:t>
+      </w:r>
+      <w:r>
+        <w:rPr>
+          <w:color w:val="000000"/>
+        </w:rPr>
+        <w:t>**</w:t>
+      </w:r>
+      <w:r>
+        <w:rPr>
+          <w:color w:val="000000"/>
+        </w:rPr>
+        <w:t>。普通用户单日投票数十场属正常行为，若仅按数量判定会大量误伤，因此改用</w:t>
+      </w:r>
+      <w:r>
+        <w:rPr>
+          <w:color w:val="000000"/>
+        </w:rPr>
+        <w:t>**</w:t>
+      </w:r>
+      <w:r>
+        <w:rPr>
+          <w:color w:val="000000"/>
+        </w:rPr>
+        <w:t>行为特征分级判定</w:t>
+      </w:r>
+      <w:r>
+        <w:rPr>
+          <w:color w:val="000000"/>
+        </w:rPr>
+        <w:t>**</w:t>
+      </w:r>
+      <w:r>
+        <w:rPr>
+          <w:color w:val="000000"/>
+        </w:rPr>
+        <w:t>。</w:t>
+      </w:r>
+    </w:p>
+    <w:tbl>
+      <w:tblPr>
+        <w:tblStyle w:val="aff1"/>
+        <w:tblW w:w="0" w:type="auto"/>
+        <w:tblLook w:val="04A0" w:firstRow="1" w:lastRow="0" w:firstColumn="1" w:lastColumn="0" w:noHBand="0" w:noVBand="1"/>
+      </w:tblPr>
+      <w:tblGrid>
+        <w:gridCol w:w="2771"/>
+        <w:gridCol w:w="2771"/>
+        <w:gridCol w:w="2771"/>
+      </w:tblGrid>
+      <w:tr>
+        <w:tc>
+          <w:tcPr>
+            <w:tcW w:w="2771" w:type="dxa"/>
+          </w:tcPr>
+          <w:p>
+            <w:r>
+              <w:rPr>
+                <w:rFonts w:ascii="黑体" w:eastAsia="黑体" w:hAnsi="黑体"/>
+                <w:b/>
+                <w:color w:val="000000"/>
+                <w:sz w:val="21"/>
+              </w:rPr>
+              <w:t>等级</w:t>
+            </w:r>
+          </w:p>
+        </w:tc>
+        <w:tc>
+          <w:tcPr>
+            <w:tcW w:w="2771" w:type="dxa"/>
+          </w:tcPr>
+          <w:p>
+            <w:r>
+              <w:rPr>
+                <w:rFonts w:ascii="黑体" w:eastAsia="黑体" w:hAnsi="黑体"/>
+                <w:b/>
+                <w:color w:val="000000"/>
+                <w:sz w:val="21"/>
+              </w:rPr>
+              <w:t>触发条件</w:t>
+            </w:r>
+          </w:p>
+        </w:tc>
+        <w:tc>
+          <w:tcPr>
+            <w:tcW w:w="2771" w:type="dxa"/>
+          </w:tcPr>
+          <w:p>
+            <w:r>
+              <w:rPr>
+                <w:rFonts w:ascii="黑体" w:eastAsia="黑体" w:hAnsi="黑体"/>
+                <w:b/>
+                <w:color w:val="000000"/>
+                <w:sz w:val="21"/>
+              </w:rPr>
+              <w:t>处理</w:t>
+            </w:r>
+          </w:p>
+        </w:tc>
+      </w:tr>
+      <w:tr>
+        <w:tc>
+          <w:tcPr>
+            <w:tcW w:w="2771" w:type="dxa"/>
+          </w:tcPr>
+          <w:p>
+            <w:r>
+              <w:rPr>
+                <w:color w:val="000000"/>
+                <w:sz w:val="21"/>
+              </w:rPr>
+              <w:t>---</w:t>
+            </w:r>
+          </w:p>
+        </w:tc>
+        <w:tc>
+          <w:tcPr>
+            <w:tcW w:w="2771" w:type="dxa"/>
+          </w:tcPr>
+          <w:p>
+            <w:r>
+              <w:rPr>
+                <w:color w:val="000000"/>
+                <w:sz w:val="21"/>
+              </w:rPr>
+              <w:t>---</w:t>
+            </w:r>
+          </w:p>
+        </w:tc>
+        <w:tc>
+          <w:tcPr>
+            <w:tcW w:w="2771" w:type="dxa"/>
+          </w:tcPr>
+          <w:p>
+            <w:r>
+              <w:rPr>
+                <w:color w:val="000000"/>
+                <w:sz w:val="21"/>
+              </w:rPr>
+              <w:t>---</w:t>
+            </w:r>
+          </w:p>
+        </w:tc>
+      </w:tr>
+      <w:tr>
+        <w:tc>
+          <w:tcPr>
+            <w:tcW w:w="2771" w:type="dxa"/>
+          </w:tcPr>
+          <w:p>
+            <w:r>
+              <w:rPr>
+                <w:color w:val="000000"/>
+                <w:sz w:val="21"/>
+              </w:rPr>
+              <w:t>轻度</w:t>
+            </w:r>
+            <w:r>
+              <w:rPr>
+                <w:color w:val="000000"/>
+                <w:sz w:val="21"/>
+              </w:rPr>
+              <w:t xml:space="preserve"> · </w:t>
+            </w:r>
+            <w:r>
+              <w:rPr>
+                <w:color w:val="000000"/>
+                <w:sz w:val="21"/>
+              </w:rPr>
+              <w:t>限流</w:t>
+            </w:r>
+          </w:p>
+        </w:tc>
+        <w:tc>
+          <w:tcPr>
+            <w:tcW w:w="2771" w:type="dxa"/>
+          </w:tcPr>
+          <w:p>
+            <w:r>
+              <w:rPr>
+                <w:color w:val="000000"/>
+                <w:sz w:val="21"/>
+              </w:rPr>
+              <w:t>连续两次投票间隔小于</w:t>
+            </w:r>
+            <w:r>
+              <w:rPr>
+                <w:color w:val="000000"/>
+                <w:sz w:val="21"/>
+              </w:rPr>
+              <w:t xml:space="preserve"> 3 </w:t>
+            </w:r>
+            <w:r>
+              <w:rPr>
+                <w:color w:val="000000"/>
+                <w:sz w:val="21"/>
+              </w:rPr>
+              <w:t>秒；或</w:t>
+            </w:r>
+            <w:r>
+              <w:rPr>
+                <w:color w:val="000000"/>
+                <w:sz w:val="21"/>
+              </w:rPr>
+              <w:t xml:space="preserve"> 1 </w:t>
+            </w:r>
+            <w:r>
+              <w:rPr>
+                <w:color w:val="000000"/>
+                <w:sz w:val="21"/>
+              </w:rPr>
+              <w:t>分钟内投票超过</w:t>
+            </w:r>
+            <w:r>
+              <w:rPr>
+                <w:color w:val="000000"/>
+                <w:sz w:val="21"/>
+              </w:rPr>
+              <w:t xml:space="preserve"> 20 </w:t>
+            </w:r>
+            <w:r>
+              <w:rPr>
+                <w:color w:val="000000"/>
+                <w:sz w:val="21"/>
+              </w:rPr>
+              <w:t>场；或</w:t>
+            </w:r>
+            <w:r>
+              <w:rPr>
+                <w:color w:val="000000"/>
+                <w:sz w:val="21"/>
+              </w:rPr>
+              <w:t xml:space="preserve"> 1 </w:t>
+            </w:r>
+            <w:r>
+              <w:rPr>
+                <w:color w:val="000000"/>
+                <w:sz w:val="21"/>
+              </w:rPr>
+              <w:t>天内超过</w:t>
+            </w:r>
+            <w:r>
+              <w:rPr>
+                <w:color w:val="000000"/>
+                <w:sz w:val="21"/>
+              </w:rPr>
+              <w:t xml:space="preserve"> 300 </w:t>
+            </w:r>
+            <w:r>
+              <w:rPr>
+                <w:color w:val="000000"/>
+                <w:sz w:val="21"/>
+              </w:rPr>
+              <w:t>场</w:t>
+            </w:r>
+          </w:p>
+        </w:tc>
+        <w:tc>
+          <w:tcPr>
+            <w:tcW w:w="2771" w:type="dxa"/>
+          </w:tcPr>
+          <w:p>
+            <w:r>
+              <w:rPr>
+                <w:color w:val="000000"/>
+                <w:sz w:val="21"/>
+              </w:rPr>
+              <w:t>返回</w:t>
+            </w:r>
+            <w:r>
+              <w:rPr>
+                <w:color w:val="000000"/>
+                <w:sz w:val="21"/>
+              </w:rPr>
+              <w:t>"</w:t>
+            </w:r>
+            <w:r>
+              <w:rPr>
+                <w:color w:val="000000"/>
+                <w:sz w:val="21"/>
+              </w:rPr>
+              <w:t>操作过于频繁</w:t>
+            </w:r>
+            <w:r>
+              <w:rPr>
+                <w:color w:val="000000"/>
+                <w:sz w:val="21"/>
+              </w:rPr>
+              <w:t>"</w:t>
+            </w:r>
+            <w:r>
+              <w:rPr>
+                <w:color w:val="000000"/>
+                <w:sz w:val="21"/>
+              </w:rPr>
+              <w:t>，</w:t>
+            </w:r>
+            <w:r>
+              <w:rPr>
+                <w:color w:val="000000"/>
+                <w:sz w:val="21"/>
+              </w:rPr>
+              <w:t>**</w:t>
+            </w:r>
+            <w:r>
+              <w:rPr>
+                <w:color w:val="000000"/>
+                <w:sz w:val="21"/>
+              </w:rPr>
+              <w:t>不计违规</w:t>
+            </w:r>
+            <w:r>
+              <w:rPr>
+                <w:color w:val="000000"/>
+                <w:sz w:val="21"/>
+              </w:rPr>
+              <w:t>**</w:t>
+            </w:r>
+          </w:p>
+        </w:tc>
+      </w:tr>
+      <w:tr>
+        <w:tc>
+          <w:tcPr>
+            <w:tcW w:w="2771" w:type="dxa"/>
+          </w:tcPr>
+          <w:p>
+            <w:r>
+              <w:rPr>
+                <w:color w:val="000000"/>
+                <w:sz w:val="21"/>
+              </w:rPr>
+              <w:t>中度</w:t>
+            </w:r>
+            <w:r>
+              <w:rPr>
+                <w:color w:val="000000"/>
+                <w:sz w:val="21"/>
+              </w:rPr>
+              <w:t xml:space="preserve"> · </w:t>
+            </w:r>
+            <w:r>
+              <w:rPr>
+                <w:color w:val="000000"/>
+                <w:sz w:val="21"/>
+              </w:rPr>
+              <w:t>警告</w:t>
+            </w:r>
+          </w:p>
+        </w:tc>
+        <w:tc>
+          <w:tcPr>
+            <w:tcW w:w="2771" w:type="dxa"/>
+          </w:tcPr>
+          <w:p>
+            <w:r>
+              <w:rPr>
+                <w:color w:val="000000"/>
+                <w:sz w:val="21"/>
+              </w:rPr>
+              <w:t>对同一场次重复提交（绕过前端直接调用接口）；或连续</w:t>
+            </w:r>
+            <w:r>
+              <w:rPr>
+                <w:color w:val="000000"/>
+                <w:sz w:val="21"/>
+              </w:rPr>
+              <w:t xml:space="preserve"> 15 </w:t>
+            </w:r>
+            <w:r>
+              <w:rPr>
+                <w:color w:val="000000"/>
+                <w:sz w:val="21"/>
+              </w:rPr>
+              <w:t>场总是投同一侧；或注册不足</w:t>
+            </w:r>
+            <w:r>
+              <w:rPr>
+                <w:color w:val="000000"/>
+                <w:sz w:val="21"/>
+              </w:rPr>
+              <w:t xml:space="preserve"> 1 </w:t>
+            </w:r>
+            <w:r>
+              <w:rPr>
+                <w:color w:val="000000"/>
+                <w:sz w:val="21"/>
+              </w:rPr>
+              <w:t>小时却已投</w:t>
+            </w:r>
+            <w:r>
+              <w:rPr>
+                <w:color w:val="000000"/>
+                <w:sz w:val="21"/>
+              </w:rPr>
+              <w:t xml:space="preserve"> 50 </w:t>
+            </w:r>
+            <w:r>
+              <w:rPr>
+                <w:color w:val="000000"/>
+                <w:sz w:val="21"/>
+              </w:rPr>
+              <w:t>场以上</w:t>
+            </w:r>
+          </w:p>
+        </w:tc>
+        <w:tc>
+          <w:tcPr>
+            <w:tcW w:w="2771" w:type="dxa"/>
+          </w:tcPr>
+          <w:p>
+            <w:r>
+              <w:rPr>
+                <w:color w:val="000000"/>
+                <w:sz w:val="21"/>
+              </w:rPr>
+              <w:t>该票作废并弹出警告，</w:t>
+            </w:r>
+            <w:r>
+              <w:rPr>
+                <w:color w:val="000000"/>
+                <w:sz w:val="21"/>
+              </w:rPr>
+              <w:t>**</w:t>
+            </w:r>
+            <w:r>
+              <w:rPr>
+                <w:color w:val="000000"/>
+                <w:sz w:val="21"/>
+              </w:rPr>
+              <w:t>记</w:t>
+            </w:r>
+            <w:r>
+              <w:rPr>
+                <w:color w:val="000000"/>
+                <w:sz w:val="21"/>
+              </w:rPr>
+              <w:t xml:space="preserve"> 1 </w:t>
+            </w:r>
+            <w:r>
+              <w:rPr>
+                <w:color w:val="000000"/>
+                <w:sz w:val="21"/>
+              </w:rPr>
+              <w:t>次违规</w:t>
+            </w:r>
+            <w:r>
+              <w:rPr>
+                <w:color w:val="000000"/>
+                <w:sz w:val="21"/>
+              </w:rPr>
+              <w:t>**</w:t>
+            </w:r>
+          </w:p>
+        </w:tc>
+      </w:tr>
+      <w:tr>
+        <w:tc>
+          <w:tcPr>
+            <w:tcW w:w="2771" w:type="dxa"/>
+          </w:tcPr>
+          <w:p>
+            <w:r>
+              <w:rPr>
+                <w:color w:val="000000"/>
+                <w:sz w:val="21"/>
+              </w:rPr>
+              <w:t>重度</w:t>
+            </w:r>
+            <w:r>
+              <w:rPr>
+                <w:color w:val="000000"/>
+                <w:sz w:val="21"/>
+              </w:rPr>
+              <w:t xml:space="preserve"> · </w:t>
+            </w:r>
+            <w:r>
+              <w:rPr>
+                <w:color w:val="000000"/>
+                <w:sz w:val="21"/>
+              </w:rPr>
+              <w:t>复核</w:t>
+            </w:r>
+          </w:p>
+        </w:tc>
+        <w:tc>
+          <w:tcPr>
+            <w:tcW w:w="2771" w:type="dxa"/>
+          </w:tcPr>
+          <w:p>
+            <w:r>
+              <w:rPr>
+                <w:color w:val="000000"/>
+                <w:sz w:val="21"/>
+              </w:rPr>
+              <w:t>同一</w:t>
+            </w:r>
+            <w:r>
+              <w:rPr>
+                <w:color w:val="000000"/>
+                <w:sz w:val="21"/>
+              </w:rPr>
+              <w:t xml:space="preserve"> IP </w:t>
+            </w:r>
+            <w:r>
+              <w:rPr>
+                <w:color w:val="000000"/>
+                <w:sz w:val="21"/>
+              </w:rPr>
+              <w:t>或设备指纹下，多个账号集中投同一对象</w:t>
+            </w:r>
+          </w:p>
+        </w:tc>
+        <w:tc>
+          <w:tcPr>
+            <w:tcW w:w="2771" w:type="dxa"/>
+          </w:tcPr>
+          <w:p>
+            <w:r>
+              <w:rPr>
+                <w:color w:val="000000"/>
+                <w:sz w:val="21"/>
+              </w:rPr>
+              <w:t>标记相关账号，转管理员复核</w:t>
+            </w:r>
+          </w:p>
+        </w:tc>
+      </w:tr>
+    </w:tbl>
+    <w:p>
+      <w:pPr>
+        <w:spacing w:after="0" w:line="360" w:lineRule="auto"/>
+        <w:ind w:firstLine="480"/>
+      </w:pPr>
+      <w:r>
+        <w:rPr>
+          <w:color w:val="000000"/>
+        </w:rPr>
+        <w:lastRenderedPageBreak/>
+        <w:t>**</w:t>
+      </w:r>
+      <w:r>
+        <w:rPr>
+          <w:color w:val="000000"/>
+        </w:rPr>
+        <w:t>违规累计后的分级处理</w:t>
+      </w:r>
+      <w:r>
+        <w:rPr>
+          <w:color w:val="000000"/>
+        </w:rPr>
+        <w:t>**</w:t>
+      </w:r>
+      <w:r>
+        <w:rPr>
+          <w:color w:val="000000"/>
+        </w:rPr>
+        <w:t>：第</w:t>
+      </w:r>
+      <w:r>
+        <w:rPr>
+          <w:color w:val="000000"/>
+        </w:rPr>
+        <w:t xml:space="preserve"> 1 </w:t>
+      </w:r>
+      <w:r>
+        <w:rPr>
+          <w:color w:val="000000"/>
+        </w:rPr>
+        <w:t>次站内警告；第</w:t>
+      </w:r>
+      <w:r>
+        <w:rPr>
+          <w:color w:val="000000"/>
+        </w:rPr>
+        <w:t xml:space="preserve"> 2 </w:t>
+      </w:r>
+      <w:r>
+        <w:rPr>
+          <w:color w:val="000000"/>
+        </w:rPr>
+        <w:t>次警告并限流</w:t>
+      </w:r>
+      <w:r>
+        <w:rPr>
+          <w:color w:val="000000"/>
+        </w:rPr>
+        <w:t xml:space="preserve"> 48 </w:t>
+      </w:r>
+      <w:r>
+        <w:rPr>
+          <w:color w:val="000000"/>
+        </w:rPr>
+        <w:t>小时；第</w:t>
+      </w:r>
+      <w:r>
+        <w:rPr>
+          <w:color w:val="000000"/>
+        </w:rPr>
+        <w:t xml:space="preserve"> 3 </w:t>
+      </w:r>
+      <w:r>
+        <w:rPr>
+          <w:color w:val="000000"/>
+        </w:rPr>
+        <w:t>次自动停权</w:t>
+      </w:r>
+      <w:r>
+        <w:rPr>
+          <w:color w:val="000000"/>
+        </w:rPr>
+        <w:t xml:space="preserve"> 24 </w:t>
+      </w:r>
+      <w:r>
+        <w:rPr>
+          <w:color w:val="000000"/>
+        </w:rPr>
+        <w:t>小时；第</w:t>
+      </w:r>
+      <w:r>
+        <w:rPr>
+          <w:color w:val="000000"/>
+        </w:rPr>
+        <w:t xml:space="preserve"> 5 </w:t>
+      </w:r>
+      <w:r>
+        <w:rPr>
+          <w:color w:val="000000"/>
+        </w:rPr>
+        <w:t>次或经人工判定为恶意的，长期禁用（保留申诉通道）。</w:t>
+      </w:r>
+    </w:p>
+    <w:p>
+      <w:pPr>
+        <w:spacing w:after="0" w:line="360" w:lineRule="auto"/>
+        <w:ind w:firstLine="480"/>
+      </w:pPr>
+      <w:r>
+        <w:rPr>
+          <w:color w:val="000000"/>
+        </w:rPr>
+        <w:t>**</w:t>
+      </w:r>
+      <w:r>
+        <w:rPr>
+          <w:color w:val="000000"/>
+        </w:rPr>
+        <w:t>两项配套约定</w:t>
+      </w:r>
+      <w:r>
+        <w:rPr>
+          <w:color w:val="000000"/>
+        </w:rPr>
+        <w:t>**</w:t>
+      </w:r>
+      <w:r>
+        <w:rPr>
+          <w:color w:val="000000"/>
+        </w:rPr>
+        <w:t>：</w:t>
+      </w:r>
+    </w:p>
+    <w:p>
+      <w:pPr>
+        <w:spacing w:after="0" w:line="360" w:lineRule="auto"/>
+        <w:ind w:firstLine="480"/>
+      </w:pPr>
+      <w:r>
+        <w:rPr>
+          <w:color w:val="000000"/>
+        </w:rPr>
+        <w:t>（</w:t>
+      </w:r>
+      <w:r>
+        <w:rPr>
+          <w:color w:val="000000"/>
+        </w:rPr>
+        <w:t>1</w:t>
+      </w:r>
+      <w:r>
+        <w:rPr>
+          <w:color w:val="000000"/>
+        </w:rPr>
+        <w:t>）被判定为异常的投票</w:t>
+      </w:r>
+      <w:r>
+        <w:rPr>
+          <w:color w:val="000000"/>
+        </w:rPr>
+        <w:t>**</w:t>
+      </w:r>
+      <w:r>
+        <w:rPr>
+          <w:color w:val="000000"/>
+        </w:rPr>
+        <w:t>不计入排行榜与人格分布统计</w:t>
+      </w:r>
+      <w:r>
+        <w:rPr>
+          <w:color w:val="000000"/>
+        </w:rPr>
+        <w:t>**</w:t>
+      </w:r>
+      <w:r>
+        <w:rPr>
+          <w:color w:val="000000"/>
+        </w:rPr>
+        <w:t>，保证结果不受刷票影响。这一点是防刷票设计的核心</w:t>
+      </w:r>
+      <w:r>
+        <w:rPr>
+          <w:color w:val="000000"/>
+        </w:rPr>
+        <w:t>——</w:t>
+      </w:r>
+      <w:r>
+        <w:rPr>
+          <w:color w:val="000000"/>
+        </w:rPr>
+        <w:t>让违规行为既无收益也有代价；</w:t>
+      </w:r>
+    </w:p>
+    <w:p>
+      <w:pPr>
+        <w:spacing w:after="0" w:line="360" w:lineRule="auto"/>
+        <w:ind w:firstLine="480"/>
+      </w:pPr>
+      <w:r>
+        <w:rPr>
+          <w:color w:val="000000"/>
+        </w:rPr>
+        <w:t>（</w:t>
+      </w:r>
+      <w:r>
+        <w:rPr>
+          <w:color w:val="000000"/>
+        </w:rPr>
+        <w:t>2</w:t>
+      </w:r>
+      <w:r>
+        <w:rPr>
+          <w:color w:val="000000"/>
+        </w:rPr>
+        <w:t>）上述规则在首页以</w:t>
+      </w:r>
+      <w:r>
+        <w:rPr>
+          <w:color w:val="000000"/>
+        </w:rPr>
+        <w:t>"</w:t>
+      </w:r>
+      <w:r>
+        <w:rPr>
+          <w:color w:val="000000"/>
+        </w:rPr>
+        <w:t>投票规范</w:t>
+      </w:r>
+      <w:r>
+        <w:rPr>
+          <w:color w:val="000000"/>
+        </w:rPr>
+        <w:t>"</w:t>
+      </w:r>
+      <w:r>
+        <w:rPr>
+          <w:color w:val="000000"/>
+        </w:rPr>
+        <w:t>的形式向用户公示，用户进入平台即可看到，而不是等被处罚后才知情。</w:t>
+      </w:r>
+    </w:p>
+    <w:p>
+      <w:pPr>
         <w:pStyle w:val="21"/>
         <w:spacing w:after="120" w:line="360" w:lineRule="auto"/>
       </w:pPr>
-      <w:bookmarkStart w:id="23" w:name="_Toc240395318"/>
+      <w:bookmarkStart w:id="23" w:name="_Toc240414169"/>
       <w:r>
         <w:rPr>
           <w:rFonts w:ascii="黑体" w:eastAsia="黑体" w:hAnsi="黑体"/>
@@ -12829,12 +13680,11 @@
         <w:pStyle w:val="21"/>
         <w:spacing w:after="120" w:line="360" w:lineRule="auto"/>
       </w:pPr>
-      <w:bookmarkStart w:id="24" w:name="_Toc240395319"/>
+      <w:bookmarkStart w:id="24" w:name="_Toc240414170"/>
       <w:r>
         <w:rPr>
           <w:rFonts w:ascii="黑体" w:eastAsia="黑体" w:hAnsi="黑体"/>
         </w:rPr>
-        <w:lastRenderedPageBreak/>
         <w:t xml:space="preserve">6.4 </w:t>
       </w:r>
       <w:r>
@@ -12922,7 +13772,7 @@
         <w:pStyle w:val="21"/>
         <w:spacing w:after="120" w:line="360" w:lineRule="auto"/>
       </w:pPr>
-      <w:bookmarkStart w:id="25" w:name="_Toc240395320"/>
+      <w:bookmarkStart w:id="25" w:name="_Toc240414171"/>
       <w:r>
         <w:rPr>
           <w:rFonts w:ascii="黑体" w:eastAsia="黑体" w:hAnsi="黑体"/>
@@ -13238,11 +14088,12 @@
         <w:pStyle w:val="21"/>
         <w:spacing w:after="120" w:line="360" w:lineRule="auto"/>
       </w:pPr>
-      <w:bookmarkStart w:id="26" w:name="_Toc240395321"/>
+      <w:bookmarkStart w:id="26" w:name="_Toc240414172"/>
       <w:r>
         <w:rPr>
           <w:rFonts w:ascii="黑体" w:eastAsia="黑体" w:hAnsi="黑体"/>
         </w:rPr>
+        <w:lastRenderedPageBreak/>
         <w:t xml:space="preserve">6.6 </w:t>
       </w:r>
       <w:r>
@@ -13640,7 +14491,7 @@
         <w:pStyle w:val="1"/>
         <w:spacing w:before="240" w:after="120" w:line="360" w:lineRule="auto"/>
       </w:pPr>
-      <w:bookmarkStart w:id="27" w:name="_Toc240395322"/>
+      <w:bookmarkStart w:id="27" w:name="_Toc240414173"/>
       <w:r>
         <w:rPr>
           <w:rFonts w:ascii="黑体" w:eastAsia="黑体" w:hAnsi="黑体"/>
@@ -13682,7 +14533,6 @@
         <w:rPr>
           <w:color w:val="000000"/>
         </w:rPr>
-        <w:lastRenderedPageBreak/>
         <w:t>其中音乐类数据采用</w:t>
       </w:r>
       <w:r>
@@ -13739,7 +14589,7 @@
         <w:pStyle w:val="1"/>
         <w:spacing w:before="240" w:after="120" w:line="360" w:lineRule="auto"/>
       </w:pPr>
-      <w:bookmarkStart w:id="28" w:name="_Toc240395323"/>
+      <w:bookmarkStart w:id="28" w:name="_Toc240414174"/>
       <w:r>
         <w:rPr>
           <w:rFonts w:ascii="黑体" w:eastAsia="黑体" w:hAnsi="黑体"/>
@@ -13753,7 +14603,7 @@
         <w:pStyle w:val="21"/>
         <w:spacing w:after="120" w:line="360" w:lineRule="auto"/>
       </w:pPr>
-      <w:bookmarkStart w:id="29" w:name="_Toc240395324"/>
+      <w:bookmarkStart w:id="29" w:name="_Toc240414175"/>
       <w:r>
         <w:rPr>
           <w:rFonts w:ascii="黑体" w:eastAsia="黑体" w:hAnsi="黑体"/>
@@ -13813,6 +14663,7 @@
         <w:rPr>
           <w:color w:val="000000"/>
         </w:rPr>
+        <w:lastRenderedPageBreak/>
         <w:t>（</w:t>
       </w:r>
       <w:r>
@@ -13905,7 +14756,7 @@
         <w:pStyle w:val="21"/>
         <w:spacing w:after="120" w:line="360" w:lineRule="auto"/>
       </w:pPr>
-      <w:bookmarkStart w:id="30" w:name="_Toc240395325"/>
+      <w:bookmarkStart w:id="30" w:name="_Toc240414176"/>
       <w:r>
         <w:rPr>
           <w:rFonts w:ascii="黑体" w:eastAsia="黑体" w:hAnsi="黑体"/>
@@ -13997,7 +14848,7 @@
         <w:pStyle w:val="1"/>
         <w:spacing w:before="240" w:after="120" w:line="360" w:lineRule="auto"/>
       </w:pPr>
-      <w:bookmarkStart w:id="31" w:name="_Toc240395326"/>
+      <w:bookmarkStart w:id="31" w:name="_Toc240414177"/>
       <w:r>
         <w:rPr>
           <w:rFonts w:ascii="黑体" w:eastAsia="黑体" w:hAnsi="黑体"/>
@@ -14011,7 +14862,7 @@
         <w:pStyle w:val="21"/>
         <w:spacing w:after="120" w:line="360" w:lineRule="auto"/>
       </w:pPr>
-      <w:bookmarkStart w:id="32" w:name="_Toc240395327"/>
+      <w:bookmarkStart w:id="32" w:name="_Toc240414178"/>
       <w:r>
         <w:rPr>
           <w:rFonts w:ascii="黑体" w:eastAsia="黑体" w:hAnsi="黑体"/>
@@ -14269,12 +15120,11 @@
         <w:pStyle w:val="21"/>
         <w:spacing w:after="120" w:line="360" w:lineRule="auto"/>
       </w:pPr>
-      <w:bookmarkStart w:id="33" w:name="_Toc240395328"/>
+      <w:bookmarkStart w:id="33" w:name="_Toc240414179"/>
       <w:r>
         <w:rPr>
           <w:rFonts w:ascii="黑体" w:eastAsia="黑体" w:hAnsi="黑体"/>
         </w:rPr>
-        <w:lastRenderedPageBreak/>
         <w:t xml:space="preserve">9.2 </w:t>
       </w:r>
       <w:r>
@@ -14733,6 +15583,7 @@
                 <w:color w:val="000000"/>
                 <w:sz w:val="21"/>
               </w:rPr>
+              <w:lastRenderedPageBreak/>
               <w:t>第六阶段</w:t>
             </w:r>
           </w:p>
@@ -14772,7 +15623,7 @@
         <w:pStyle w:val="21"/>
         <w:spacing w:after="120" w:line="360" w:lineRule="auto"/>
       </w:pPr>
-      <w:bookmarkStart w:id="34" w:name="_Toc240395329"/>
+      <w:bookmarkStart w:id="34" w:name="_Toc240414180"/>
       <w:r>
         <w:rPr>
           <w:rFonts w:ascii="黑体" w:eastAsia="黑体" w:hAnsi="黑体"/>
@@ -15146,31 +15997,31 @@
       </w:rPr>
     </w:lvl>
   </w:abstractNum>
-  <w:num w:numId="1" w16cid:durableId="289553020">
+  <w:num w:numId="1" w16cid:durableId="807742058">
     <w:abstractNumId w:val="8"/>
   </w:num>
-  <w:num w:numId="2" w16cid:durableId="1526554638">
+  <w:num w:numId="2" w16cid:durableId="523396811">
     <w:abstractNumId w:val="6"/>
   </w:num>
-  <w:num w:numId="3" w16cid:durableId="635645681">
+  <w:num w:numId="3" w16cid:durableId="1637098657">
     <w:abstractNumId w:val="5"/>
   </w:num>
-  <w:num w:numId="4" w16cid:durableId="1076047606">
+  <w:num w:numId="4" w16cid:durableId="647781475">
     <w:abstractNumId w:val="4"/>
   </w:num>
-  <w:num w:numId="5" w16cid:durableId="1446266937">
+  <w:num w:numId="5" w16cid:durableId="1684084688">
     <w:abstractNumId w:val="7"/>
   </w:num>
-  <w:num w:numId="6" w16cid:durableId="778528538">
+  <w:num w:numId="6" w16cid:durableId="405617381">
     <w:abstractNumId w:val="3"/>
   </w:num>
-  <w:num w:numId="7" w16cid:durableId="1373384051">
+  <w:num w:numId="7" w16cid:durableId="842669002">
     <w:abstractNumId w:val="2"/>
   </w:num>
-  <w:num w:numId="8" w16cid:durableId="76441532">
+  <w:num w:numId="8" w16cid:durableId="1843205809">
     <w:abstractNumId w:val="1"/>
   </w:num>
-  <w:num w:numId="9" w16cid:durableId="830410557">
+  <w:num w:numId="9" w16cid:durableId="257834980">
     <w:abstractNumId w:val="0"/>
   </w:num>
 </w:numbering>
@@ -26567,7 +27418,7 @@
     <w:autoRedefine/>
     <w:uiPriority w:val="39"/>
     <w:unhideWhenUsed/>
-    <w:rsid w:val="00055CDD"/>
+    <w:rsid w:val="00E56250"/>
   </w:style>
   <w:style w:type="paragraph" w:styleId="TOC2">
     <w:name w:val="toc 2"/>
@@ -26576,7 +27427,7 @@
     <w:autoRedefine/>
     <w:uiPriority w:val="39"/>
     <w:unhideWhenUsed/>
-    <w:rsid w:val="00055CDD"/>
+    <w:rsid w:val="00E56250"/>
     <w:pPr>
       <w:ind w:leftChars="200" w:left="420"/>
     </w:pPr>
@@ -26586,7 +27437,7 @@
     <w:basedOn w:val="a2"/>
     <w:uiPriority w:val="99"/>
     <w:unhideWhenUsed/>
-    <w:rsid w:val="00055CDD"/>
+    <w:rsid w:val="00E56250"/>
     <w:rPr>
       <w:color w:val="0000FF" w:themeColor="hyperlink"/>
       <w:u w:val="single"/>

--- a/docs/胡祖锐-需求分析文档.docx
+++ b/docs/胡祖锐-需求分析文档.docx
@@ -212,7 +212,7 @@
       <w:r>
         <w:fldChar w:fldCharType="separate"/>
       </w:r>
-      <w:hyperlink w:anchor="_Toc240414146" w:history="1">
+      <w:hyperlink w:anchor="_Toc240416289" w:history="1">
         <w:r>
           <w:rPr>
             <w:rStyle w:val="aff9"/>
@@ -240,7 +240,7 @@
             <w:noProof/>
             <w:webHidden/>
           </w:rPr>
-          <w:instrText xml:space="preserve"> PAGEREF _Toc240414146 \h </w:instrText>
+          <w:instrText xml:space="preserve"> PAGEREF _Toc240416289 \h </w:instrText>
         </w:r>
         <w:r>
           <w:rPr>
@@ -288,7 +288,7 @@
           <w14:ligatures w14:val="standardContextual"/>
         </w:rPr>
       </w:pPr>
-      <w:hyperlink w:anchor="_Toc240414147" w:history="1">
+      <w:hyperlink w:anchor="_Toc240416290" w:history="1">
         <w:r>
           <w:rPr>
             <w:rStyle w:val="aff9"/>
@@ -316,7 +316,7 @@
             <w:noProof/>
             <w:webHidden/>
           </w:rPr>
-          <w:instrText xml:space="preserve"> PAGEREF _Toc240414147 \h </w:instrText>
+          <w:instrText xml:space="preserve"> PAGEREF _Toc240416290 \h </w:instrText>
         </w:r>
         <w:r>
           <w:rPr>
@@ -364,7 +364,7 @@
           <w14:ligatures w14:val="standardContextual"/>
         </w:rPr>
       </w:pPr>
-      <w:hyperlink w:anchor="_Toc240414148" w:history="1">
+      <w:hyperlink w:anchor="_Toc240416291" w:history="1">
         <w:r>
           <w:rPr>
             <w:rStyle w:val="aff9"/>
@@ -392,7 +392,7 @@
             <w:noProof/>
             <w:webHidden/>
           </w:rPr>
-          <w:instrText xml:space="preserve"> PAGEREF _Toc240414148 \h </w:instrText>
+          <w:instrText xml:space="preserve"> PAGEREF _Toc240416291 \h </w:instrText>
         </w:r>
         <w:r>
           <w:rPr>
@@ -440,7 +440,7 @@
           <w14:ligatures w14:val="standardContextual"/>
         </w:rPr>
       </w:pPr>
-      <w:hyperlink w:anchor="_Toc240414149" w:history="1">
+      <w:hyperlink w:anchor="_Toc240416292" w:history="1">
         <w:r>
           <w:rPr>
             <w:rStyle w:val="aff9"/>
@@ -468,7 +468,7 @@
             <w:noProof/>
             <w:webHidden/>
           </w:rPr>
-          <w:instrText xml:space="preserve"> PAGEREF _Toc240414149 \h </w:instrText>
+          <w:instrText xml:space="preserve"> PAGEREF _Toc240416292 \h </w:instrText>
         </w:r>
         <w:r>
           <w:rPr>
@@ -516,7 +516,7 @@
           <w14:ligatures w14:val="standardContextual"/>
         </w:rPr>
       </w:pPr>
-      <w:hyperlink w:anchor="_Toc240414150" w:history="1">
+      <w:hyperlink w:anchor="_Toc240416293" w:history="1">
         <w:r>
           <w:rPr>
             <w:rStyle w:val="aff9"/>
@@ -544,7 +544,7 @@
             <w:noProof/>
             <w:webHidden/>
           </w:rPr>
-          <w:instrText xml:space="preserve"> PAGEREF _Toc240414150 \h </w:instrText>
+          <w:instrText xml:space="preserve"> PAGEREF _Toc240416293 \h </w:instrText>
         </w:r>
         <w:r>
           <w:rPr>
@@ -591,7 +591,7 @@
           <w14:ligatures w14:val="standardContextual"/>
         </w:rPr>
       </w:pPr>
-      <w:hyperlink w:anchor="_Toc240414151" w:history="1">
+      <w:hyperlink w:anchor="_Toc240416294" w:history="1">
         <w:r>
           <w:rPr>
             <w:rStyle w:val="aff9"/>
@@ -619,159 +619,7 @@
             <w:noProof/>
             <w:webHidden/>
           </w:rPr>
-          <w:instrText xml:space="preserve"> PAGEREF _Toc240414151 \h </w:instrText>
-        </w:r>
-        <w:r>
-          <w:rPr>
-            <w:noProof/>
-            <w:webHidden/>
-          </w:rPr>
-        </w:r>
-        <w:r>
-          <w:rPr>
-            <w:noProof/>
-            <w:webHidden/>
-          </w:rPr>
-          <w:fldChar w:fldCharType="separate"/>
-        </w:r>
-        <w:r>
-          <w:rPr>
-            <w:noProof/>
-            <w:webHidden/>
-          </w:rPr>
-          <w:t>3</w:t>
-        </w:r>
-        <w:r>
-          <w:rPr>
-            <w:noProof/>
-            <w:webHidden/>
-          </w:rPr>
-          <w:fldChar w:fldCharType="end"/>
-        </w:r>
-      </w:hyperlink>
-    </w:p>
-    <w:p>
-      <w:pPr>
-        <w:pStyle w:val="TOC2"/>
-        <w:tabs>
-          <w:tab w:val="right" w:leader="dot" w:pos="8302"/>
-        </w:tabs>
-        <w:ind w:left="480"/>
-        <w:rPr>
-          <w:rFonts w:asciiTheme="minorHAnsi" w:eastAsiaTheme="minorEastAsia" w:hAnsiTheme="minorHAnsi"/>
-          <w:noProof/>
-          <w:kern w:val="2"/>
-          <w:sz w:val="22"/>
-          <w:szCs w:val="24"/>
-          <w:lang w:eastAsia="zh-CN"/>
-          <w14:ligatures w14:val="standardContextual"/>
-        </w:rPr>
-      </w:pPr>
-      <w:hyperlink w:anchor="_Toc240414152" w:history="1">
-        <w:r>
-          <w:rPr>
-            <w:rStyle w:val="aff9"/>
-            <w:rFonts w:ascii="黑体" w:eastAsia="黑体" w:hAnsi="黑体"/>
-            <w:noProof/>
-          </w:rPr>
-          <w:t>2.1 项目背景</w:t>
-        </w:r>
-        <w:r>
-          <w:rPr>
-            <w:noProof/>
-            <w:webHidden/>
-          </w:rPr>
-          <w:tab/>
-        </w:r>
-        <w:r>
-          <w:rPr>
-            <w:noProof/>
-            <w:webHidden/>
-          </w:rPr>
-          <w:fldChar w:fldCharType="begin"/>
-        </w:r>
-        <w:r>
-          <w:rPr>
-            <w:noProof/>
-            <w:webHidden/>
-          </w:rPr>
-          <w:instrText xml:space="preserve"> PAGEREF _Toc240414152 \h </w:instrText>
-        </w:r>
-        <w:r>
-          <w:rPr>
-            <w:noProof/>
-            <w:webHidden/>
-          </w:rPr>
-        </w:r>
-        <w:r>
-          <w:rPr>
-            <w:noProof/>
-            <w:webHidden/>
-          </w:rPr>
-          <w:fldChar w:fldCharType="separate"/>
-        </w:r>
-        <w:r>
-          <w:rPr>
-            <w:noProof/>
-            <w:webHidden/>
-          </w:rPr>
-          <w:t>3</w:t>
-        </w:r>
-        <w:r>
-          <w:rPr>
-            <w:noProof/>
-            <w:webHidden/>
-          </w:rPr>
-          <w:fldChar w:fldCharType="end"/>
-        </w:r>
-      </w:hyperlink>
-    </w:p>
-    <w:p>
-      <w:pPr>
-        <w:pStyle w:val="TOC2"/>
-        <w:tabs>
-          <w:tab w:val="right" w:leader="dot" w:pos="8302"/>
-        </w:tabs>
-        <w:ind w:left="480"/>
-        <w:rPr>
-          <w:rFonts w:asciiTheme="minorHAnsi" w:eastAsiaTheme="minorEastAsia" w:hAnsiTheme="minorHAnsi"/>
-          <w:noProof/>
-          <w:kern w:val="2"/>
-          <w:sz w:val="22"/>
-          <w:szCs w:val="24"/>
-          <w:lang w:eastAsia="zh-CN"/>
-          <w14:ligatures w14:val="standardContextual"/>
-        </w:rPr>
-      </w:pPr>
-      <w:hyperlink w:anchor="_Toc240414153" w:history="1">
-        <w:r>
-          <w:rPr>
-            <w:rStyle w:val="aff9"/>
-            <w:rFonts w:ascii="黑体" w:eastAsia="黑体" w:hAnsi="黑体"/>
-            <w:noProof/>
-          </w:rPr>
-          <w:t>2.2 建设目标</w:t>
-        </w:r>
-        <w:r>
-          <w:rPr>
-            <w:noProof/>
-            <w:webHidden/>
-          </w:rPr>
-          <w:tab/>
-        </w:r>
-        <w:r>
-          <w:rPr>
-            <w:noProof/>
-            <w:webHidden/>
-          </w:rPr>
-          <w:fldChar w:fldCharType="begin"/>
-        </w:r>
-        <w:r>
-          <w:rPr>
-            <w:noProof/>
-            <w:webHidden/>
-          </w:rPr>
-          <w:instrText xml:space="preserve"> PAGEREF _Toc240414153 \h </w:instrText>
+          <w:instrText xml:space="preserve"> PAGEREF _Toc240416294 \h </w:instrText>
         </w:r>
         <w:r>
           <w:rPr>
@@ -819,14 +667,14 @@
           <w14:ligatures w14:val="standardContextual"/>
         </w:rPr>
       </w:pPr>
-      <w:hyperlink w:anchor="_Toc240414154" w:history="1">
+      <w:hyperlink w:anchor="_Toc240416295" w:history="1">
         <w:r>
           <w:rPr>
             <w:rStyle w:val="aff9"/>
             <w:rFonts w:ascii="黑体" w:eastAsia="黑体" w:hAnsi="黑体"/>
             <w:noProof/>
           </w:rPr>
-          <w:t>2.3 目标用户</w:t>
+          <w:t>2.1 项目背景</w:t>
         </w:r>
         <w:r>
           <w:rPr>
@@ -847,7 +695,7 @@
             <w:noProof/>
             <w:webHidden/>
           </w:rPr>
-          <w:instrText xml:space="preserve"> PAGEREF _Toc240414154 \h </w:instrText>
+          <w:instrText xml:space="preserve"> PAGEREF _Toc240416295 \h </w:instrText>
         </w:r>
         <w:r>
           <w:rPr>
@@ -880,10 +728,11 @@
     </w:p>
     <w:p>
       <w:pPr>
-        <w:pStyle w:val="TOC1"/>
+        <w:pStyle w:val="TOC2"/>
         <w:tabs>
           <w:tab w:val="right" w:leader="dot" w:pos="8302"/>
         </w:tabs>
+        <w:ind w:left="480"/>
         <w:rPr>
           <w:rFonts w:asciiTheme="minorHAnsi" w:eastAsiaTheme="minorEastAsia" w:hAnsiTheme="minorHAnsi"/>
           <w:noProof/>
@@ -894,7 +743,158 @@
           <w14:ligatures w14:val="standardContextual"/>
         </w:rPr>
       </w:pPr>
-      <w:hyperlink w:anchor="_Toc240414155" w:history="1">
+      <w:hyperlink w:anchor="_Toc240416296" w:history="1">
+        <w:r>
+          <w:rPr>
+            <w:rStyle w:val="aff9"/>
+            <w:rFonts w:ascii="黑体" w:eastAsia="黑体" w:hAnsi="黑体"/>
+            <w:noProof/>
+          </w:rPr>
+          <w:t>2.2 建设目标</w:t>
+        </w:r>
+        <w:r>
+          <w:rPr>
+            <w:noProof/>
+            <w:webHidden/>
+          </w:rPr>
+          <w:tab/>
+        </w:r>
+        <w:r>
+          <w:rPr>
+            <w:noProof/>
+            <w:webHidden/>
+          </w:rPr>
+          <w:fldChar w:fldCharType="begin"/>
+        </w:r>
+        <w:r>
+          <w:rPr>
+            <w:noProof/>
+            <w:webHidden/>
+          </w:rPr>
+          <w:instrText xml:space="preserve"> PAGEREF _Toc240416296 \h </w:instrText>
+        </w:r>
+        <w:r>
+          <w:rPr>
+            <w:noProof/>
+            <w:webHidden/>
+          </w:rPr>
+        </w:r>
+        <w:r>
+          <w:rPr>
+            <w:noProof/>
+            <w:webHidden/>
+          </w:rPr>
+          <w:fldChar w:fldCharType="separate"/>
+        </w:r>
+        <w:r>
+          <w:rPr>
+            <w:noProof/>
+            <w:webHidden/>
+          </w:rPr>
+          <w:t>4</w:t>
+        </w:r>
+        <w:r>
+          <w:rPr>
+            <w:noProof/>
+            <w:webHidden/>
+          </w:rPr>
+          <w:fldChar w:fldCharType="end"/>
+        </w:r>
+      </w:hyperlink>
+    </w:p>
+    <w:p>
+      <w:pPr>
+        <w:pStyle w:val="TOC2"/>
+        <w:tabs>
+          <w:tab w:val="right" w:leader="dot" w:pos="8302"/>
+        </w:tabs>
+        <w:ind w:left="480"/>
+        <w:rPr>
+          <w:rFonts w:asciiTheme="minorHAnsi" w:eastAsiaTheme="minorEastAsia" w:hAnsiTheme="minorHAnsi"/>
+          <w:noProof/>
+          <w:kern w:val="2"/>
+          <w:sz w:val="22"/>
+          <w:szCs w:val="24"/>
+          <w:lang w:eastAsia="zh-CN"/>
+          <w14:ligatures w14:val="standardContextual"/>
+        </w:rPr>
+      </w:pPr>
+      <w:hyperlink w:anchor="_Toc240416297" w:history="1">
+        <w:r>
+          <w:rPr>
+            <w:rStyle w:val="aff9"/>
+            <w:rFonts w:ascii="黑体" w:eastAsia="黑体" w:hAnsi="黑体"/>
+            <w:noProof/>
+          </w:rPr>
+          <w:t>2.3 目标用户</w:t>
+        </w:r>
+        <w:r>
+          <w:rPr>
+            <w:noProof/>
+            <w:webHidden/>
+          </w:rPr>
+          <w:tab/>
+        </w:r>
+        <w:r>
+          <w:rPr>
+            <w:noProof/>
+            <w:webHidden/>
+          </w:rPr>
+          <w:fldChar w:fldCharType="begin"/>
+        </w:r>
+        <w:r>
+          <w:rPr>
+            <w:noProof/>
+            <w:webHidden/>
+          </w:rPr>
+          <w:instrText xml:space="preserve"> PAGEREF _Toc240416297 \h </w:instrText>
+        </w:r>
+        <w:r>
+          <w:rPr>
+            <w:noProof/>
+            <w:webHidden/>
+          </w:rPr>
+        </w:r>
+        <w:r>
+          <w:rPr>
+            <w:noProof/>
+            <w:webHidden/>
+          </w:rPr>
+          <w:fldChar w:fldCharType="separate"/>
+        </w:r>
+        <w:r>
+          <w:rPr>
+            <w:noProof/>
+            <w:webHidden/>
+          </w:rPr>
+          <w:t>4</w:t>
+        </w:r>
+        <w:r>
+          <w:rPr>
+            <w:noProof/>
+            <w:webHidden/>
+          </w:rPr>
+          <w:fldChar w:fldCharType="end"/>
+        </w:r>
+      </w:hyperlink>
+    </w:p>
+    <w:p>
+      <w:pPr>
+        <w:pStyle w:val="TOC1"/>
+        <w:tabs>
+          <w:tab w:val="right" w:leader="dot" w:pos="8302"/>
+        </w:tabs>
+        <w:rPr>
+          <w:rFonts w:asciiTheme="minorHAnsi" w:eastAsiaTheme="minorEastAsia" w:hAnsiTheme="minorHAnsi"/>
+          <w:noProof/>
+          <w:kern w:val="2"/>
+          <w:sz w:val="22"/>
+          <w:szCs w:val="24"/>
+          <w:lang w:eastAsia="zh-CN"/>
+          <w14:ligatures w14:val="standardContextual"/>
+        </w:rPr>
+      </w:pPr>
+      <w:hyperlink w:anchor="_Toc240416298" w:history="1">
         <w:r>
           <w:rPr>
             <w:rStyle w:val="aff9"/>
@@ -922,7 +922,7 @@
             <w:noProof/>
             <w:webHidden/>
           </w:rPr>
-          <w:instrText xml:space="preserve"> PAGEREF _Toc240414155 \h </w:instrText>
+          <w:instrText xml:space="preserve"> PAGEREF _Toc240416298 \h </w:instrText>
         </w:r>
         <w:r>
           <w:rPr>
@@ -970,7 +970,7 @@
           <w14:ligatures w14:val="standardContextual"/>
         </w:rPr>
       </w:pPr>
-      <w:hyperlink w:anchor="_Toc240414156" w:history="1">
+      <w:hyperlink w:anchor="_Toc240416299" w:history="1">
         <w:r>
           <w:rPr>
             <w:rStyle w:val="aff9"/>
@@ -998,7 +998,7 @@
             <w:noProof/>
             <w:webHidden/>
           </w:rPr>
-          <w:instrText xml:space="preserve"> PAGEREF _Toc240414156 \h </w:instrText>
+          <w:instrText xml:space="preserve"> PAGEREF _Toc240416299 \h </w:instrText>
         </w:r>
         <w:r>
           <w:rPr>
@@ -1046,7 +1046,7 @@
           <w14:ligatures w14:val="standardContextual"/>
         </w:rPr>
       </w:pPr>
-      <w:hyperlink w:anchor="_Toc240414157" w:history="1">
+      <w:hyperlink w:anchor="_Toc240416300" w:history="1">
         <w:r>
           <w:rPr>
             <w:rStyle w:val="aff9"/>
@@ -1074,7 +1074,7 @@
             <w:noProof/>
             <w:webHidden/>
           </w:rPr>
-          <w:instrText xml:space="preserve"> PAGEREF _Toc240414157 \h </w:instrText>
+          <w:instrText xml:space="preserve"> PAGEREF _Toc240416300 \h </w:instrText>
         </w:r>
         <w:r>
           <w:rPr>
@@ -1121,7 +1121,7 @@
           <w14:ligatures w14:val="standardContextual"/>
         </w:rPr>
       </w:pPr>
-      <w:hyperlink w:anchor="_Toc240414158" w:history="1">
+      <w:hyperlink w:anchor="_Toc240416301" w:history="1">
         <w:r>
           <w:rPr>
             <w:rStyle w:val="aff9"/>
@@ -1149,7 +1149,7 @@
             <w:noProof/>
             <w:webHidden/>
           </w:rPr>
-          <w:instrText xml:space="preserve"> PAGEREF _Toc240414158 \h </w:instrText>
+          <w:instrText xml:space="preserve"> PAGEREF _Toc240416301 \h </w:instrText>
         </w:r>
         <w:r>
           <w:rPr>
@@ -1197,7 +1197,7 @@
           <w14:ligatures w14:val="standardContextual"/>
         </w:rPr>
       </w:pPr>
-      <w:hyperlink w:anchor="_Toc240414159" w:history="1">
+      <w:hyperlink w:anchor="_Toc240416302" w:history="1">
         <w:r>
           <w:rPr>
             <w:rStyle w:val="aff9"/>
@@ -1225,7 +1225,7 @@
             <w:noProof/>
             <w:webHidden/>
           </w:rPr>
-          <w:instrText xml:space="preserve"> PAGEREF _Toc240414159 \h </w:instrText>
+          <w:instrText xml:space="preserve"> PAGEREF _Toc240416302 \h </w:instrText>
         </w:r>
         <w:r>
           <w:rPr>
@@ -1273,7 +1273,7 @@
           <w14:ligatures w14:val="standardContextual"/>
         </w:rPr>
       </w:pPr>
-      <w:hyperlink w:anchor="_Toc240414160" w:history="1">
+      <w:hyperlink w:anchor="_Toc240416303" w:history="1">
         <w:r>
           <w:rPr>
             <w:rStyle w:val="aff9"/>
@@ -1301,7 +1301,7 @@
             <w:noProof/>
             <w:webHidden/>
           </w:rPr>
-          <w:instrText xml:space="preserve"> PAGEREF _Toc240414160 \h </w:instrText>
+          <w:instrText xml:space="preserve"> PAGEREF _Toc240416303 \h </w:instrText>
         </w:r>
         <w:r>
           <w:rPr>
@@ -1349,7 +1349,7 @@
           <w14:ligatures w14:val="standardContextual"/>
         </w:rPr>
       </w:pPr>
-      <w:hyperlink w:anchor="_Toc240414161" w:history="1">
+      <w:hyperlink w:anchor="_Toc240416304" w:history="1">
         <w:r>
           <w:rPr>
             <w:rStyle w:val="aff9"/>
@@ -1377,7 +1377,7 @@
             <w:noProof/>
             <w:webHidden/>
           </w:rPr>
-          <w:instrText xml:space="preserve"> PAGEREF _Toc240414161 \h </w:instrText>
+          <w:instrText xml:space="preserve"> PAGEREF _Toc240416304 \h </w:instrText>
         </w:r>
         <w:r>
           <w:rPr>
@@ -1425,7 +1425,7 @@
           <w14:ligatures w14:val="standardContextual"/>
         </w:rPr>
       </w:pPr>
-      <w:hyperlink w:anchor="_Toc240414162" w:history="1">
+      <w:hyperlink w:anchor="_Toc240416305" w:history="1">
         <w:r>
           <w:rPr>
             <w:rStyle w:val="aff9"/>
@@ -1453,7 +1453,7 @@
             <w:noProof/>
             <w:webHidden/>
           </w:rPr>
-          <w:instrText xml:space="preserve"> PAGEREF _Toc240414162 \h </w:instrText>
+          <w:instrText xml:space="preserve"> PAGEREF _Toc240416305 \h </w:instrText>
         </w:r>
         <w:r>
           <w:rPr>
@@ -1500,7 +1500,7 @@
           <w14:ligatures w14:val="standardContextual"/>
         </w:rPr>
       </w:pPr>
-      <w:hyperlink w:anchor="_Toc240414163" w:history="1">
+      <w:hyperlink w:anchor="_Toc240416306" w:history="1">
         <w:r>
           <w:rPr>
             <w:rStyle w:val="aff9"/>
@@ -1528,7 +1528,7 @@
             <w:noProof/>
             <w:webHidden/>
           </w:rPr>
-          <w:instrText xml:space="preserve"> PAGEREF _Toc240414163 \h </w:instrText>
+          <w:instrText xml:space="preserve"> PAGEREF _Toc240416306 \h </w:instrText>
         </w:r>
         <w:r>
           <w:rPr>
@@ -1576,7 +1576,7 @@
           <w14:ligatures w14:val="standardContextual"/>
         </w:rPr>
       </w:pPr>
-      <w:hyperlink w:anchor="_Toc240414164" w:history="1">
+      <w:hyperlink w:anchor="_Toc240416307" w:history="1">
         <w:r>
           <w:rPr>
             <w:rStyle w:val="aff9"/>
@@ -1604,7 +1604,7 @@
             <w:noProof/>
             <w:webHidden/>
           </w:rPr>
-          <w:instrText xml:space="preserve"> PAGEREF _Toc240414164 \h </w:instrText>
+          <w:instrText xml:space="preserve"> PAGEREF _Toc240416307 \h </w:instrText>
         </w:r>
         <w:r>
           <w:rPr>
@@ -1652,7 +1652,7 @@
           <w14:ligatures w14:val="standardContextual"/>
         </w:rPr>
       </w:pPr>
-      <w:hyperlink w:anchor="_Toc240414165" w:history="1">
+      <w:hyperlink w:anchor="_Toc240416308" w:history="1">
         <w:r>
           <w:rPr>
             <w:rStyle w:val="aff9"/>
@@ -1680,234 +1680,7 @@
             <w:noProof/>
             <w:webHidden/>
           </w:rPr>
-          <w:instrText xml:space="preserve"> PAGEREF _Toc240414165 \h </w:instrText>
-        </w:r>
-        <w:r>
-          <w:rPr>
-            <w:noProof/>
-            <w:webHidden/>
-          </w:rPr>
-        </w:r>
-        <w:r>
-          <w:rPr>
-            <w:noProof/>
-            <w:webHidden/>
-          </w:rPr>
-          <w:fldChar w:fldCharType="separate"/>
-        </w:r>
-        <w:r>
-          <w:rPr>
-            <w:noProof/>
-            <w:webHidden/>
-          </w:rPr>
-          <w:t>12</w:t>
-        </w:r>
-        <w:r>
-          <w:rPr>
-            <w:noProof/>
-            <w:webHidden/>
-          </w:rPr>
-          <w:fldChar w:fldCharType="end"/>
-        </w:r>
-      </w:hyperlink>
-    </w:p>
-    <w:p>
-      <w:pPr>
-        <w:pStyle w:val="TOC1"/>
-        <w:tabs>
-          <w:tab w:val="right" w:leader="dot" w:pos="8302"/>
-        </w:tabs>
-        <w:rPr>
-          <w:rFonts w:asciiTheme="minorHAnsi" w:eastAsiaTheme="minorEastAsia" w:hAnsiTheme="minorHAnsi"/>
-          <w:noProof/>
-          <w:kern w:val="2"/>
-          <w:sz w:val="22"/>
-          <w:szCs w:val="24"/>
-          <w:lang w:eastAsia="zh-CN"/>
-          <w14:ligatures w14:val="standardContextual"/>
-        </w:rPr>
-      </w:pPr>
-      <w:hyperlink w:anchor="_Toc240414166" w:history="1">
-        <w:r>
-          <w:rPr>
-            <w:rStyle w:val="aff9"/>
-            <w:rFonts w:ascii="黑体" w:eastAsia="黑体" w:hAnsi="黑体"/>
-            <w:noProof/>
-          </w:rPr>
-          <w:t>六、非功能需求</w:t>
-        </w:r>
-        <w:r>
-          <w:rPr>
-            <w:noProof/>
-            <w:webHidden/>
-          </w:rPr>
-          <w:tab/>
-        </w:r>
-        <w:r>
-          <w:rPr>
-            <w:noProof/>
-            <w:webHidden/>
-          </w:rPr>
-          <w:fldChar w:fldCharType="begin"/>
-        </w:r>
-        <w:r>
-          <w:rPr>
-            <w:noProof/>
-            <w:webHidden/>
-          </w:rPr>
-          <w:instrText xml:space="preserve"> PAGEREF _Toc240414166 \h </w:instrText>
-        </w:r>
-        <w:r>
-          <w:rPr>
-            <w:noProof/>
-            <w:webHidden/>
-          </w:rPr>
-        </w:r>
-        <w:r>
-          <w:rPr>
-            <w:noProof/>
-            <w:webHidden/>
-          </w:rPr>
-          <w:fldChar w:fldCharType="separate"/>
-        </w:r>
-        <w:r>
-          <w:rPr>
-            <w:noProof/>
-            <w:webHidden/>
-          </w:rPr>
-          <w:t>12</w:t>
-        </w:r>
-        <w:r>
-          <w:rPr>
-            <w:noProof/>
-            <w:webHidden/>
-          </w:rPr>
-          <w:fldChar w:fldCharType="end"/>
-        </w:r>
-      </w:hyperlink>
-    </w:p>
-    <w:p>
-      <w:pPr>
-        <w:pStyle w:val="TOC2"/>
-        <w:tabs>
-          <w:tab w:val="right" w:leader="dot" w:pos="8302"/>
-        </w:tabs>
-        <w:ind w:left="480"/>
-        <w:rPr>
-          <w:rFonts w:asciiTheme="minorHAnsi" w:eastAsiaTheme="minorEastAsia" w:hAnsiTheme="minorHAnsi"/>
-          <w:noProof/>
-          <w:kern w:val="2"/>
-          <w:sz w:val="22"/>
-          <w:szCs w:val="24"/>
-          <w:lang w:eastAsia="zh-CN"/>
-          <w14:ligatures w14:val="standardContextual"/>
-        </w:rPr>
-      </w:pPr>
-      <w:hyperlink w:anchor="_Toc240414167" w:history="1">
-        <w:r>
-          <w:rPr>
-            <w:rStyle w:val="aff9"/>
-            <w:rFonts w:ascii="黑体" w:eastAsia="黑体" w:hAnsi="黑体"/>
-            <w:noProof/>
-          </w:rPr>
-          <w:t>6.1 性能需求</w:t>
-        </w:r>
-        <w:r>
-          <w:rPr>
-            <w:noProof/>
-            <w:webHidden/>
-          </w:rPr>
-          <w:tab/>
-        </w:r>
-        <w:r>
-          <w:rPr>
-            <w:noProof/>
-            <w:webHidden/>
-          </w:rPr>
-          <w:fldChar w:fldCharType="begin"/>
-        </w:r>
-        <w:r>
-          <w:rPr>
-            <w:noProof/>
-            <w:webHidden/>
-          </w:rPr>
-          <w:instrText xml:space="preserve"> PAGEREF _Toc240414167 \h </w:instrText>
-        </w:r>
-        <w:r>
-          <w:rPr>
-            <w:noProof/>
-            <w:webHidden/>
-          </w:rPr>
-        </w:r>
-        <w:r>
-          <w:rPr>
-            <w:noProof/>
-            <w:webHidden/>
-          </w:rPr>
-          <w:fldChar w:fldCharType="separate"/>
-        </w:r>
-        <w:r>
-          <w:rPr>
-            <w:noProof/>
-            <w:webHidden/>
-          </w:rPr>
-          <w:t>12</w:t>
-        </w:r>
-        <w:r>
-          <w:rPr>
-            <w:noProof/>
-            <w:webHidden/>
-          </w:rPr>
-          <w:fldChar w:fldCharType="end"/>
-        </w:r>
-      </w:hyperlink>
-    </w:p>
-    <w:p>
-      <w:pPr>
-        <w:pStyle w:val="TOC2"/>
-        <w:tabs>
-          <w:tab w:val="right" w:leader="dot" w:pos="8302"/>
-        </w:tabs>
-        <w:ind w:left="480"/>
-        <w:rPr>
-          <w:rFonts w:asciiTheme="minorHAnsi" w:eastAsiaTheme="minorEastAsia" w:hAnsiTheme="minorHAnsi"/>
-          <w:noProof/>
-          <w:kern w:val="2"/>
-          <w:sz w:val="22"/>
-          <w:szCs w:val="24"/>
-          <w:lang w:eastAsia="zh-CN"/>
-          <w14:ligatures w14:val="standardContextual"/>
-        </w:rPr>
-      </w:pPr>
-      <w:hyperlink w:anchor="_Toc240414168" w:history="1">
-        <w:r>
-          <w:rPr>
-            <w:rStyle w:val="aff9"/>
-            <w:rFonts w:ascii="黑体" w:eastAsia="黑体" w:hAnsi="黑体"/>
-            <w:noProof/>
-          </w:rPr>
-          <w:t>6.2 安全需求</w:t>
-        </w:r>
-        <w:r>
-          <w:rPr>
-            <w:noProof/>
-            <w:webHidden/>
-          </w:rPr>
-          <w:tab/>
-        </w:r>
-        <w:r>
-          <w:rPr>
-            <w:noProof/>
-            <w:webHidden/>
-          </w:rPr>
-          <w:fldChar w:fldCharType="begin"/>
-        </w:r>
-        <w:r>
-          <w:rPr>
-            <w:noProof/>
-            <w:webHidden/>
-          </w:rPr>
-          <w:instrText xml:space="preserve"> PAGEREF _Toc240414168 \h </w:instrText>
+          <w:instrText xml:space="preserve"> PAGEREF _Toc240416308 \h </w:instrText>
         </w:r>
         <w:r>
           <w:rPr>
@@ -1940,11 +1713,10 @@
     </w:p>
     <w:p>
       <w:pPr>
-        <w:pStyle w:val="TOC2"/>
+        <w:pStyle w:val="TOC1"/>
         <w:tabs>
           <w:tab w:val="right" w:leader="dot" w:pos="8302"/>
         </w:tabs>
-        <w:ind w:left="480"/>
         <w:rPr>
           <w:rFonts w:asciiTheme="minorHAnsi" w:eastAsiaTheme="minorEastAsia" w:hAnsiTheme="minorHAnsi"/>
           <w:noProof/>
@@ -1955,7 +1727,235 @@
           <w14:ligatures w14:val="standardContextual"/>
         </w:rPr>
       </w:pPr>
-      <w:hyperlink w:anchor="_Toc240414169" w:history="1">
+      <w:hyperlink w:anchor="_Toc240416309" w:history="1">
+        <w:r>
+          <w:rPr>
+            <w:rStyle w:val="aff9"/>
+            <w:rFonts w:ascii="黑体" w:eastAsia="黑体" w:hAnsi="黑体"/>
+            <w:noProof/>
+          </w:rPr>
+          <w:t>六、非功能需求</w:t>
+        </w:r>
+        <w:r>
+          <w:rPr>
+            <w:noProof/>
+            <w:webHidden/>
+          </w:rPr>
+          <w:tab/>
+        </w:r>
+        <w:r>
+          <w:rPr>
+            <w:noProof/>
+            <w:webHidden/>
+          </w:rPr>
+          <w:fldChar w:fldCharType="begin"/>
+        </w:r>
+        <w:r>
+          <w:rPr>
+            <w:noProof/>
+            <w:webHidden/>
+          </w:rPr>
+          <w:instrText xml:space="preserve"> PAGEREF _Toc240416309 \h </w:instrText>
+        </w:r>
+        <w:r>
+          <w:rPr>
+            <w:noProof/>
+            <w:webHidden/>
+          </w:rPr>
+        </w:r>
+        <w:r>
+          <w:rPr>
+            <w:noProof/>
+            <w:webHidden/>
+          </w:rPr>
+          <w:fldChar w:fldCharType="separate"/>
+        </w:r>
+        <w:r>
+          <w:rPr>
+            <w:noProof/>
+            <w:webHidden/>
+          </w:rPr>
+          <w:t>13</w:t>
+        </w:r>
+        <w:r>
+          <w:rPr>
+            <w:noProof/>
+            <w:webHidden/>
+          </w:rPr>
+          <w:fldChar w:fldCharType="end"/>
+        </w:r>
+      </w:hyperlink>
+    </w:p>
+    <w:p>
+      <w:pPr>
+        <w:pStyle w:val="TOC2"/>
+        <w:tabs>
+          <w:tab w:val="right" w:leader="dot" w:pos="8302"/>
+        </w:tabs>
+        <w:ind w:left="480"/>
+        <w:rPr>
+          <w:rFonts w:asciiTheme="minorHAnsi" w:eastAsiaTheme="minorEastAsia" w:hAnsiTheme="minorHAnsi"/>
+          <w:noProof/>
+          <w:kern w:val="2"/>
+          <w:sz w:val="22"/>
+          <w:szCs w:val="24"/>
+          <w:lang w:eastAsia="zh-CN"/>
+          <w14:ligatures w14:val="standardContextual"/>
+        </w:rPr>
+      </w:pPr>
+      <w:hyperlink w:anchor="_Toc240416310" w:history="1">
+        <w:r>
+          <w:rPr>
+            <w:rStyle w:val="aff9"/>
+            <w:rFonts w:ascii="黑体" w:eastAsia="黑体" w:hAnsi="黑体"/>
+            <w:noProof/>
+          </w:rPr>
+          <w:t>6.1 性能需求</w:t>
+        </w:r>
+        <w:r>
+          <w:rPr>
+            <w:noProof/>
+            <w:webHidden/>
+          </w:rPr>
+          <w:tab/>
+        </w:r>
+        <w:r>
+          <w:rPr>
+            <w:noProof/>
+            <w:webHidden/>
+          </w:rPr>
+          <w:fldChar w:fldCharType="begin"/>
+        </w:r>
+        <w:r>
+          <w:rPr>
+            <w:noProof/>
+            <w:webHidden/>
+          </w:rPr>
+          <w:instrText xml:space="preserve"> PAGEREF _Toc240416310 \h </w:instrText>
+        </w:r>
+        <w:r>
+          <w:rPr>
+            <w:noProof/>
+            <w:webHidden/>
+          </w:rPr>
+        </w:r>
+        <w:r>
+          <w:rPr>
+            <w:noProof/>
+            <w:webHidden/>
+          </w:rPr>
+          <w:fldChar w:fldCharType="separate"/>
+        </w:r>
+        <w:r>
+          <w:rPr>
+            <w:noProof/>
+            <w:webHidden/>
+          </w:rPr>
+          <w:t>13</w:t>
+        </w:r>
+        <w:r>
+          <w:rPr>
+            <w:noProof/>
+            <w:webHidden/>
+          </w:rPr>
+          <w:fldChar w:fldCharType="end"/>
+        </w:r>
+      </w:hyperlink>
+    </w:p>
+    <w:p>
+      <w:pPr>
+        <w:pStyle w:val="TOC2"/>
+        <w:tabs>
+          <w:tab w:val="right" w:leader="dot" w:pos="8302"/>
+        </w:tabs>
+        <w:ind w:left="480"/>
+        <w:rPr>
+          <w:rFonts w:asciiTheme="minorHAnsi" w:eastAsiaTheme="minorEastAsia" w:hAnsiTheme="minorHAnsi"/>
+          <w:noProof/>
+          <w:kern w:val="2"/>
+          <w:sz w:val="22"/>
+          <w:szCs w:val="24"/>
+          <w:lang w:eastAsia="zh-CN"/>
+          <w14:ligatures w14:val="standardContextual"/>
+        </w:rPr>
+      </w:pPr>
+      <w:hyperlink w:anchor="_Toc240416311" w:history="1">
+        <w:r>
+          <w:rPr>
+            <w:rStyle w:val="aff9"/>
+            <w:rFonts w:ascii="黑体" w:eastAsia="黑体" w:hAnsi="黑体"/>
+            <w:noProof/>
+          </w:rPr>
+          <w:t>6.2 安全需求</w:t>
+        </w:r>
+        <w:r>
+          <w:rPr>
+            <w:noProof/>
+            <w:webHidden/>
+          </w:rPr>
+          <w:tab/>
+        </w:r>
+        <w:r>
+          <w:rPr>
+            <w:noProof/>
+            <w:webHidden/>
+          </w:rPr>
+          <w:fldChar w:fldCharType="begin"/>
+        </w:r>
+        <w:r>
+          <w:rPr>
+            <w:noProof/>
+            <w:webHidden/>
+          </w:rPr>
+          <w:instrText xml:space="preserve"> PAGEREF _Toc240416311 \h </w:instrText>
+        </w:r>
+        <w:r>
+          <w:rPr>
+            <w:noProof/>
+            <w:webHidden/>
+          </w:rPr>
+        </w:r>
+        <w:r>
+          <w:rPr>
+            <w:noProof/>
+            <w:webHidden/>
+          </w:rPr>
+          <w:fldChar w:fldCharType="separate"/>
+        </w:r>
+        <w:r>
+          <w:rPr>
+            <w:noProof/>
+            <w:webHidden/>
+          </w:rPr>
+          <w:t>13</w:t>
+        </w:r>
+        <w:r>
+          <w:rPr>
+            <w:noProof/>
+            <w:webHidden/>
+          </w:rPr>
+          <w:fldChar w:fldCharType="end"/>
+        </w:r>
+      </w:hyperlink>
+    </w:p>
+    <w:p>
+      <w:pPr>
+        <w:pStyle w:val="TOC2"/>
+        <w:tabs>
+          <w:tab w:val="right" w:leader="dot" w:pos="8302"/>
+        </w:tabs>
+        <w:ind w:left="480"/>
+        <w:rPr>
+          <w:rFonts w:asciiTheme="minorHAnsi" w:eastAsiaTheme="minorEastAsia" w:hAnsiTheme="minorHAnsi"/>
+          <w:noProof/>
+          <w:kern w:val="2"/>
+          <w:sz w:val="22"/>
+          <w:szCs w:val="24"/>
+          <w:lang w:eastAsia="zh-CN"/>
+          <w14:ligatures w14:val="standardContextual"/>
+        </w:rPr>
+      </w:pPr>
+      <w:hyperlink w:anchor="_Toc240416312" w:history="1">
         <w:r>
           <w:rPr>
             <w:rStyle w:val="aff9"/>
@@ -1983,7 +1983,7 @@
             <w:noProof/>
             <w:webHidden/>
           </w:rPr>
-          <w:instrText xml:space="preserve"> PAGEREF _Toc240414169 \h </w:instrText>
+          <w:instrText xml:space="preserve"> PAGEREF _Toc240416312 \h </w:instrText>
         </w:r>
         <w:r>
           <w:rPr>
@@ -2031,7 +2031,7 @@
           <w14:ligatures w14:val="standardContextual"/>
         </w:rPr>
       </w:pPr>
-      <w:hyperlink w:anchor="_Toc240414170" w:history="1">
+      <w:hyperlink w:anchor="_Toc240416313" w:history="1">
         <w:r>
           <w:rPr>
             <w:rStyle w:val="aff9"/>
@@ -2059,159 +2059,7 @@
             <w:noProof/>
             <w:webHidden/>
           </w:rPr>
-          <w:instrText xml:space="preserve"> PAGEREF _Toc240414170 \h </w:instrText>
-        </w:r>
-        <w:r>
-          <w:rPr>
-            <w:noProof/>
-            <w:webHidden/>
-          </w:rPr>
-        </w:r>
-        <w:r>
-          <w:rPr>
-            <w:noProof/>
-            <w:webHidden/>
-          </w:rPr>
-          <w:fldChar w:fldCharType="separate"/>
-        </w:r>
-        <w:r>
-          <w:rPr>
-            <w:noProof/>
-            <w:webHidden/>
-          </w:rPr>
-          <w:t>14</w:t>
-        </w:r>
-        <w:r>
-          <w:rPr>
-            <w:noProof/>
-            <w:webHidden/>
-          </w:rPr>
-          <w:fldChar w:fldCharType="end"/>
-        </w:r>
-      </w:hyperlink>
-    </w:p>
-    <w:p>
-      <w:pPr>
-        <w:pStyle w:val="TOC2"/>
-        <w:tabs>
-          <w:tab w:val="right" w:leader="dot" w:pos="8302"/>
-        </w:tabs>
-        <w:ind w:left="480"/>
-        <w:rPr>
-          <w:rFonts w:asciiTheme="minorHAnsi" w:eastAsiaTheme="minorEastAsia" w:hAnsiTheme="minorHAnsi"/>
-          <w:noProof/>
-          <w:kern w:val="2"/>
-          <w:sz w:val="22"/>
-          <w:szCs w:val="24"/>
-          <w:lang w:eastAsia="zh-CN"/>
-          <w14:ligatures w14:val="standardContextual"/>
-        </w:rPr>
-      </w:pPr>
-      <w:hyperlink w:anchor="_Toc240414171" w:history="1">
-        <w:r>
-          <w:rPr>
-            <w:rStyle w:val="aff9"/>
-            <w:rFonts w:ascii="黑体" w:eastAsia="黑体" w:hAnsi="黑体"/>
-            <w:noProof/>
-          </w:rPr>
-          <w:t>6.5 可维护性需求</w:t>
-        </w:r>
-        <w:r>
-          <w:rPr>
-            <w:noProof/>
-            <w:webHidden/>
-          </w:rPr>
-          <w:tab/>
-        </w:r>
-        <w:r>
-          <w:rPr>
-            <w:noProof/>
-            <w:webHidden/>
-          </w:rPr>
-          <w:fldChar w:fldCharType="begin"/>
-        </w:r>
-        <w:r>
-          <w:rPr>
-            <w:noProof/>
-            <w:webHidden/>
-          </w:rPr>
-          <w:instrText xml:space="preserve"> PAGEREF _Toc240414171 \h </w:instrText>
-        </w:r>
-        <w:r>
-          <w:rPr>
-            <w:noProof/>
-            <w:webHidden/>
-          </w:rPr>
-        </w:r>
-        <w:r>
-          <w:rPr>
-            <w:noProof/>
-            <w:webHidden/>
-          </w:rPr>
-          <w:fldChar w:fldCharType="separate"/>
-        </w:r>
-        <w:r>
-          <w:rPr>
-            <w:noProof/>
-            <w:webHidden/>
-          </w:rPr>
-          <w:t>14</w:t>
-        </w:r>
-        <w:r>
-          <w:rPr>
-            <w:noProof/>
-            <w:webHidden/>
-          </w:rPr>
-          <w:fldChar w:fldCharType="end"/>
-        </w:r>
-      </w:hyperlink>
-    </w:p>
-    <w:p>
-      <w:pPr>
-        <w:pStyle w:val="TOC2"/>
-        <w:tabs>
-          <w:tab w:val="right" w:leader="dot" w:pos="8302"/>
-        </w:tabs>
-        <w:ind w:left="480"/>
-        <w:rPr>
-          <w:rFonts w:asciiTheme="minorHAnsi" w:eastAsiaTheme="minorEastAsia" w:hAnsiTheme="minorHAnsi"/>
-          <w:noProof/>
-          <w:kern w:val="2"/>
-          <w:sz w:val="22"/>
-          <w:szCs w:val="24"/>
-          <w:lang w:eastAsia="zh-CN"/>
-          <w14:ligatures w14:val="standardContextual"/>
-        </w:rPr>
-      </w:pPr>
-      <w:hyperlink w:anchor="_Toc240414172" w:history="1">
-        <w:r>
-          <w:rPr>
-            <w:rStyle w:val="aff9"/>
-            <w:rFonts w:ascii="黑体" w:eastAsia="黑体" w:hAnsi="黑体"/>
-            <w:noProof/>
-          </w:rPr>
-          <w:t>6.6 数据准确性需求</w:t>
-        </w:r>
-        <w:r>
-          <w:rPr>
-            <w:noProof/>
-            <w:webHidden/>
-          </w:rPr>
-          <w:tab/>
-        </w:r>
-        <w:r>
-          <w:rPr>
-            <w:noProof/>
-            <w:webHidden/>
-          </w:rPr>
-          <w:fldChar w:fldCharType="begin"/>
-        </w:r>
-        <w:r>
-          <w:rPr>
-            <w:noProof/>
-            <w:webHidden/>
-          </w:rPr>
-          <w:instrText xml:space="preserve"> PAGEREF _Toc240414172 \h </w:instrText>
+          <w:instrText xml:space="preserve"> PAGEREF _Toc240416313 \h </w:instrText>
         </w:r>
         <w:r>
           <w:rPr>
@@ -2244,10 +2092,11 @@
     </w:p>
     <w:p>
       <w:pPr>
-        <w:pStyle w:val="TOC1"/>
+        <w:pStyle w:val="TOC2"/>
         <w:tabs>
           <w:tab w:val="right" w:leader="dot" w:pos="8302"/>
         </w:tabs>
+        <w:ind w:left="480"/>
         <w:rPr>
           <w:rFonts w:asciiTheme="minorHAnsi" w:eastAsiaTheme="minorEastAsia" w:hAnsiTheme="minorHAnsi"/>
           <w:noProof/>
@@ -2258,14 +2107,14 @@
           <w14:ligatures w14:val="standardContextual"/>
         </w:rPr>
       </w:pPr>
-      <w:hyperlink w:anchor="_Toc240414173" w:history="1">
+      <w:hyperlink w:anchor="_Toc240416314" w:history="1">
         <w:r>
           <w:rPr>
             <w:rStyle w:val="aff9"/>
             <w:rFonts w:ascii="黑体" w:eastAsia="黑体" w:hAnsi="黑体"/>
             <w:noProof/>
           </w:rPr>
-          <w:t>七、数据需求</w:t>
+          <w:t>6.5 可维护性需求</w:t>
         </w:r>
         <w:r>
           <w:rPr>
@@ -2286,7 +2135,7 @@
             <w:noProof/>
             <w:webHidden/>
           </w:rPr>
-          <w:instrText xml:space="preserve"> PAGEREF _Toc240414173 \h </w:instrText>
+          <w:instrText xml:space="preserve"> PAGEREF _Toc240416314 \h </w:instrText>
         </w:r>
         <w:r>
           <w:rPr>
@@ -2319,10 +2168,11 @@
     </w:p>
     <w:p>
       <w:pPr>
-        <w:pStyle w:val="TOC1"/>
+        <w:pStyle w:val="TOC2"/>
         <w:tabs>
           <w:tab w:val="right" w:leader="dot" w:pos="8302"/>
         </w:tabs>
+        <w:ind w:left="480"/>
         <w:rPr>
           <w:rFonts w:asciiTheme="minorHAnsi" w:eastAsiaTheme="minorEastAsia" w:hAnsiTheme="minorHAnsi"/>
           <w:noProof/>
@@ -2333,14 +2183,14 @@
           <w14:ligatures w14:val="standardContextual"/>
         </w:rPr>
       </w:pPr>
-      <w:hyperlink w:anchor="_Toc240414174" w:history="1">
+      <w:hyperlink w:anchor="_Toc240416315" w:history="1">
         <w:r>
           <w:rPr>
             <w:rStyle w:val="aff9"/>
             <w:rFonts w:ascii="黑体" w:eastAsia="黑体" w:hAnsi="黑体"/>
             <w:noProof/>
           </w:rPr>
-          <w:t>八、约束与假设</w:t>
+          <w:t>6.6 数据准确性需求</w:t>
         </w:r>
         <w:r>
           <w:rPr>
@@ -2361,7 +2211,7 @@
             <w:noProof/>
             <w:webHidden/>
           </w:rPr>
-          <w:instrText xml:space="preserve"> PAGEREF _Toc240414174 \h </w:instrText>
+          <w:instrText xml:space="preserve"> PAGEREF _Toc240416315 \h </w:instrText>
         </w:r>
         <w:r>
           <w:rPr>
@@ -2394,11 +2244,10 @@
     </w:p>
     <w:p>
       <w:pPr>
-        <w:pStyle w:val="TOC2"/>
+        <w:pStyle w:val="TOC1"/>
         <w:tabs>
           <w:tab w:val="right" w:leader="dot" w:pos="8302"/>
         </w:tabs>
-        <w:ind w:left="480"/>
         <w:rPr>
           <w:rFonts w:asciiTheme="minorHAnsi" w:eastAsiaTheme="minorEastAsia" w:hAnsiTheme="minorHAnsi"/>
           <w:noProof/>
@@ -2409,14 +2258,14 @@
           <w14:ligatures w14:val="standardContextual"/>
         </w:rPr>
       </w:pPr>
-      <w:hyperlink w:anchor="_Toc240414175" w:history="1">
+      <w:hyperlink w:anchor="_Toc240416316" w:history="1">
         <w:r>
           <w:rPr>
             <w:rStyle w:val="aff9"/>
             <w:rFonts w:ascii="黑体" w:eastAsia="黑体" w:hAnsi="黑体"/>
             <w:noProof/>
           </w:rPr>
-          <w:t>8.1 约束条件</w:t>
+          <w:t>七、数据需求</w:t>
         </w:r>
         <w:r>
           <w:rPr>
@@ -2437,83 +2286,7 @@
             <w:noProof/>
             <w:webHidden/>
           </w:rPr>
-          <w:instrText xml:space="preserve"> PAGEREF _Toc240414175 \h </w:instrText>
-        </w:r>
-        <w:r>
-          <w:rPr>
-            <w:noProof/>
-            <w:webHidden/>
-          </w:rPr>
-        </w:r>
-        <w:r>
-          <w:rPr>
-            <w:noProof/>
-            <w:webHidden/>
-          </w:rPr>
-          <w:fldChar w:fldCharType="separate"/>
-        </w:r>
-        <w:r>
-          <w:rPr>
-            <w:noProof/>
-            <w:webHidden/>
-          </w:rPr>
-          <w:t>15</w:t>
-        </w:r>
-        <w:r>
-          <w:rPr>
-            <w:noProof/>
-            <w:webHidden/>
-          </w:rPr>
-          <w:fldChar w:fldCharType="end"/>
-        </w:r>
-      </w:hyperlink>
-    </w:p>
-    <w:p>
-      <w:pPr>
-        <w:pStyle w:val="TOC2"/>
-        <w:tabs>
-          <w:tab w:val="right" w:leader="dot" w:pos="8302"/>
-        </w:tabs>
-        <w:ind w:left="480"/>
-        <w:rPr>
-          <w:rFonts w:asciiTheme="minorHAnsi" w:eastAsiaTheme="minorEastAsia" w:hAnsiTheme="minorHAnsi"/>
-          <w:noProof/>
-          <w:kern w:val="2"/>
-          <w:sz w:val="22"/>
-          <w:szCs w:val="24"/>
-          <w:lang w:eastAsia="zh-CN"/>
-          <w14:ligatures w14:val="standardContextual"/>
-        </w:rPr>
-      </w:pPr>
-      <w:hyperlink w:anchor="_Toc240414176" w:history="1">
-        <w:r>
-          <w:rPr>
-            <w:rStyle w:val="aff9"/>
-            <w:rFonts w:ascii="黑体" w:eastAsia="黑体" w:hAnsi="黑体"/>
-            <w:noProof/>
-          </w:rPr>
-          <w:t>8.2 假设条件</w:t>
-        </w:r>
-        <w:r>
-          <w:rPr>
-            <w:noProof/>
-            <w:webHidden/>
-          </w:rPr>
-          <w:tab/>
-        </w:r>
-        <w:r>
-          <w:rPr>
-            <w:noProof/>
-            <w:webHidden/>
-          </w:rPr>
-          <w:fldChar w:fldCharType="begin"/>
-        </w:r>
-        <w:r>
-          <w:rPr>
-            <w:noProof/>
-            <w:webHidden/>
-          </w:rPr>
-          <w:instrText xml:space="preserve"> PAGEREF _Toc240414176 \h </w:instrText>
+          <w:instrText xml:space="preserve"> PAGEREF _Toc240416316 \h </w:instrText>
         </w:r>
         <w:r>
           <w:rPr>
@@ -2560,14 +2333,14 @@
           <w14:ligatures w14:val="standardContextual"/>
         </w:rPr>
       </w:pPr>
-      <w:hyperlink w:anchor="_Toc240414177" w:history="1">
+      <w:hyperlink w:anchor="_Toc240416317" w:history="1">
         <w:r>
           <w:rPr>
             <w:rStyle w:val="aff9"/>
             <w:rFonts w:ascii="黑体" w:eastAsia="黑体" w:hAnsi="黑体"/>
             <w:noProof/>
           </w:rPr>
-          <w:t>九、需求优先级与实施计划</w:t>
+          <w:t>八、约束与假设</w:t>
         </w:r>
         <w:r>
           <w:rPr>
@@ -2588,7 +2361,7 @@
             <w:noProof/>
             <w:webHidden/>
           </w:rPr>
-          <w:instrText xml:space="preserve"> PAGEREF _Toc240414177 \h </w:instrText>
+          <w:instrText xml:space="preserve"> PAGEREF _Toc240416317 \h </w:instrText>
         </w:r>
         <w:r>
           <w:rPr>
@@ -2636,14 +2409,14 @@
           <w14:ligatures w14:val="standardContextual"/>
         </w:rPr>
       </w:pPr>
-      <w:hyperlink w:anchor="_Toc240414178" w:history="1">
+      <w:hyperlink w:anchor="_Toc240416318" w:history="1">
         <w:r>
           <w:rPr>
             <w:rStyle w:val="aff9"/>
             <w:rFonts w:ascii="黑体" w:eastAsia="黑体" w:hAnsi="黑体"/>
             <w:noProof/>
           </w:rPr>
-          <w:t>9.1 优先级说明</w:t>
+          <w:t>8.1 约束条件</w:t>
         </w:r>
         <w:r>
           <w:rPr>
@@ -2664,7 +2437,7 @@
             <w:noProof/>
             <w:webHidden/>
           </w:rPr>
-          <w:instrText xml:space="preserve"> PAGEREF _Toc240414178 \h </w:instrText>
+          <w:instrText xml:space="preserve"> PAGEREF _Toc240416318 \h </w:instrText>
         </w:r>
         <w:r>
           <w:rPr>
@@ -2712,14 +2485,14 @@
           <w14:ligatures w14:val="standardContextual"/>
         </w:rPr>
       </w:pPr>
-      <w:hyperlink w:anchor="_Toc240414179" w:history="1">
+      <w:hyperlink w:anchor="_Toc240416319" w:history="1">
         <w:r>
           <w:rPr>
             <w:rStyle w:val="aff9"/>
             <w:rFonts w:ascii="黑体" w:eastAsia="黑体" w:hAnsi="黑体"/>
             <w:noProof/>
           </w:rPr>
-          <w:t>9.2 实施计划</w:t>
+          <w:t>8.2 假设条件</w:t>
         </w:r>
         <w:r>
           <w:rPr>
@@ -2740,7 +2513,7 @@
             <w:noProof/>
             <w:webHidden/>
           </w:rPr>
-          <w:instrText xml:space="preserve"> PAGEREF _Toc240414179 \h </w:instrText>
+          <w:instrText xml:space="preserve"> PAGEREF _Toc240416319 \h </w:instrText>
         </w:r>
         <w:r>
           <w:rPr>
@@ -2773,11 +2546,10 @@
     </w:p>
     <w:p>
       <w:pPr>
-        <w:pStyle w:val="TOC2"/>
+        <w:pStyle w:val="TOC1"/>
         <w:tabs>
           <w:tab w:val="right" w:leader="dot" w:pos="8302"/>
         </w:tabs>
-        <w:ind w:left="480"/>
         <w:rPr>
           <w:rFonts w:asciiTheme="minorHAnsi" w:eastAsiaTheme="minorEastAsia" w:hAnsiTheme="minorHAnsi"/>
           <w:noProof/>
@@ -2788,14 +2560,14 @@
           <w14:ligatures w14:val="standardContextual"/>
         </w:rPr>
       </w:pPr>
-      <w:hyperlink w:anchor="_Toc240414180" w:history="1">
+      <w:hyperlink w:anchor="_Toc240416320" w:history="1">
         <w:r>
           <w:rPr>
             <w:rStyle w:val="aff9"/>
             <w:rFonts w:ascii="黑体" w:eastAsia="黑体" w:hAnsi="黑体"/>
             <w:noProof/>
           </w:rPr>
-          <w:t>9.3 验收方式</w:t>
+          <w:t>九、需求优先级与实施计划</w:t>
         </w:r>
         <w:r>
           <w:rPr>
@@ -2816,7 +2588,7 @@
             <w:noProof/>
             <w:webHidden/>
           </w:rPr>
-          <w:instrText xml:space="preserve"> PAGEREF _Toc240414180 \h </w:instrText>
+          <w:instrText xml:space="preserve"> PAGEREF _Toc240416320 \h </w:instrText>
         </w:r>
         <w:r>
           <w:rPr>
@@ -2848,16 +2620,244 @@
       </w:hyperlink>
     </w:p>
     <w:p>
-      <w:r>
-        <w:fldChar w:fldCharType="end"/>
-      </w:r>
+      <w:pPr>
+        <w:pStyle w:val="TOC2"/>
+        <w:tabs>
+          <w:tab w:val="right" w:leader="dot" w:pos="8302"/>
+        </w:tabs>
+        <w:ind w:left="480"/>
+        <w:rPr>
+          <w:rFonts w:asciiTheme="minorHAnsi" w:eastAsiaTheme="minorEastAsia" w:hAnsiTheme="minorHAnsi"/>
+          <w:noProof/>
+          <w:kern w:val="2"/>
+          <w:sz w:val="22"/>
+          <w:szCs w:val="24"/>
+          <w:lang w:eastAsia="zh-CN"/>
+          <w14:ligatures w14:val="standardContextual"/>
+        </w:rPr>
+      </w:pPr>
+      <w:hyperlink w:anchor="_Toc240416321" w:history="1">
+        <w:r>
+          <w:rPr>
+            <w:rStyle w:val="aff9"/>
+            <w:rFonts w:ascii="黑体" w:eastAsia="黑体" w:hAnsi="黑体"/>
+            <w:noProof/>
+          </w:rPr>
+          <w:t>9.1 优先级说明</w:t>
+        </w:r>
+        <w:r>
+          <w:rPr>
+            <w:noProof/>
+            <w:webHidden/>
+          </w:rPr>
+          <w:tab/>
+        </w:r>
+        <w:r>
+          <w:rPr>
+            <w:noProof/>
+            <w:webHidden/>
+          </w:rPr>
+          <w:fldChar w:fldCharType="begin"/>
+        </w:r>
+        <w:r>
+          <w:rPr>
+            <w:noProof/>
+            <w:webHidden/>
+          </w:rPr>
+          <w:instrText xml:space="preserve"> PAGEREF _Toc240416321 \h </w:instrText>
+        </w:r>
+        <w:r>
+          <w:rPr>
+            <w:noProof/>
+            <w:webHidden/>
+          </w:rPr>
+        </w:r>
+        <w:r>
+          <w:rPr>
+            <w:noProof/>
+            <w:webHidden/>
+          </w:rPr>
+          <w:fldChar w:fldCharType="separate"/>
+        </w:r>
+        <w:r>
+          <w:rPr>
+            <w:noProof/>
+            <w:webHidden/>
+          </w:rPr>
+          <w:t>17</w:t>
+        </w:r>
+        <w:r>
+          <w:rPr>
+            <w:noProof/>
+            <w:webHidden/>
+          </w:rPr>
+          <w:fldChar w:fldCharType="end"/>
+        </w:r>
+      </w:hyperlink>
     </w:p>
     <w:p>
       <w:pPr>
+        <w:pStyle w:val="TOC2"/>
+        <w:tabs>
+          <w:tab w:val="right" w:leader="dot" w:pos="8302"/>
+        </w:tabs>
+        <w:ind w:left="480"/>
+        <w:rPr>
+          <w:rFonts w:asciiTheme="minorHAnsi" w:eastAsiaTheme="minorEastAsia" w:hAnsiTheme="minorHAnsi"/>
+          <w:noProof/>
+          <w:kern w:val="2"/>
+          <w:sz w:val="22"/>
+          <w:szCs w:val="24"/>
+          <w:lang w:eastAsia="zh-CN"/>
+          <w14:ligatures w14:val="standardContextual"/>
+        </w:rPr>
+      </w:pPr>
+      <w:hyperlink w:anchor="_Toc240416322" w:history="1">
+        <w:r>
+          <w:rPr>
+            <w:rStyle w:val="aff9"/>
+            <w:rFonts w:ascii="黑体" w:eastAsia="黑体" w:hAnsi="黑体"/>
+            <w:noProof/>
+          </w:rPr>
+          <w:t>9.2 实施计划</w:t>
+        </w:r>
+        <w:r>
+          <w:rPr>
+            <w:noProof/>
+            <w:webHidden/>
+          </w:rPr>
+          <w:tab/>
+        </w:r>
+        <w:r>
+          <w:rPr>
+            <w:noProof/>
+            <w:webHidden/>
+          </w:rPr>
+          <w:fldChar w:fldCharType="begin"/>
+        </w:r>
+        <w:r>
+          <w:rPr>
+            <w:noProof/>
+            <w:webHidden/>
+          </w:rPr>
+          <w:instrText xml:space="preserve"> PAGEREF _Toc240416322 \h </w:instrText>
+        </w:r>
+        <w:r>
+          <w:rPr>
+            <w:noProof/>
+            <w:webHidden/>
+          </w:rPr>
+        </w:r>
+        <w:r>
+          <w:rPr>
+            <w:noProof/>
+            <w:webHidden/>
+          </w:rPr>
+          <w:fldChar w:fldCharType="separate"/>
+        </w:r>
+        <w:r>
+          <w:rPr>
+            <w:noProof/>
+            <w:webHidden/>
+          </w:rPr>
+          <w:t>17</w:t>
+        </w:r>
+        <w:r>
+          <w:rPr>
+            <w:noProof/>
+            <w:webHidden/>
+          </w:rPr>
+          <w:fldChar w:fldCharType="end"/>
+        </w:r>
+      </w:hyperlink>
+    </w:p>
+    <w:p>
+      <w:pPr>
+        <w:pStyle w:val="TOC2"/>
+        <w:tabs>
+          <w:tab w:val="right" w:leader="dot" w:pos="8302"/>
+        </w:tabs>
+        <w:ind w:left="480"/>
+        <w:rPr>
+          <w:rFonts w:asciiTheme="minorHAnsi" w:eastAsiaTheme="minorEastAsia" w:hAnsiTheme="minorHAnsi"/>
+          <w:noProof/>
+          <w:kern w:val="2"/>
+          <w:sz w:val="22"/>
+          <w:szCs w:val="24"/>
+          <w:lang w:eastAsia="zh-CN"/>
+          <w14:ligatures w14:val="standardContextual"/>
+        </w:rPr>
+      </w:pPr>
+      <w:hyperlink w:anchor="_Toc240416323" w:history="1">
+        <w:r>
+          <w:rPr>
+            <w:rStyle w:val="aff9"/>
+            <w:rFonts w:ascii="黑体" w:eastAsia="黑体" w:hAnsi="黑体"/>
+            <w:noProof/>
+          </w:rPr>
+          <w:t>9.3 验收方式</w:t>
+        </w:r>
+        <w:r>
+          <w:rPr>
+            <w:noProof/>
+            <w:webHidden/>
+          </w:rPr>
+          <w:tab/>
+        </w:r>
+        <w:r>
+          <w:rPr>
+            <w:noProof/>
+            <w:webHidden/>
+          </w:rPr>
+          <w:fldChar w:fldCharType="begin"/>
+        </w:r>
+        <w:r>
+          <w:rPr>
+            <w:noProof/>
+            <w:webHidden/>
+          </w:rPr>
+          <w:instrText xml:space="preserve"> PAGEREF _Toc240416323 \h </w:instrText>
+        </w:r>
+        <w:r>
+          <w:rPr>
+            <w:noProof/>
+            <w:webHidden/>
+          </w:rPr>
+        </w:r>
+        <w:r>
+          <w:rPr>
+            <w:noProof/>
+            <w:webHidden/>
+          </w:rPr>
+          <w:fldChar w:fldCharType="separate"/>
+        </w:r>
+        <w:r>
+          <w:rPr>
+            <w:noProof/>
+            <w:webHidden/>
+          </w:rPr>
+          <w:t>17</w:t>
+        </w:r>
+        <w:r>
+          <w:rPr>
+            <w:noProof/>
+            <w:webHidden/>
+          </w:rPr>
+          <w:fldChar w:fldCharType="end"/>
+        </w:r>
+      </w:hyperlink>
+    </w:p>
+    <w:p>
+      <w:r>
+        <w:fldChar w:fldCharType="end"/>
+      </w:r>
+    </w:p>
+    <w:p>
+      <w:pPr>
         <w:pStyle w:val="1"/>
         <w:spacing w:before="240" w:after="120" w:line="360" w:lineRule="auto"/>
       </w:pPr>
-      <w:bookmarkStart w:id="0" w:name="_Toc240414146"/>
+      <w:bookmarkStart w:id="0" w:name="_Toc240416289"/>
       <w:r>
         <w:rPr>
           <w:rFonts w:ascii="黑体" w:eastAsia="黑体" w:hAnsi="黑体"/>
@@ -2871,7 +2871,7 @@
         <w:pStyle w:val="21"/>
         <w:spacing w:after="120" w:line="360" w:lineRule="auto"/>
       </w:pPr>
-      <w:bookmarkStart w:id="1" w:name="_Toc240414147"/>
+      <w:bookmarkStart w:id="1" w:name="_Toc240416290"/>
       <w:r>
         <w:rPr>
           <w:rFonts w:ascii="黑体" w:eastAsia="黑体" w:hAnsi="黑体"/>
@@ -2927,7 +2927,7 @@
         <w:pStyle w:val="21"/>
         <w:spacing w:after="120" w:line="360" w:lineRule="auto"/>
       </w:pPr>
-      <w:bookmarkStart w:id="2" w:name="_Toc240414148"/>
+      <w:bookmarkStart w:id="2" w:name="_Toc240416291"/>
       <w:r>
         <w:rPr>
           <w:rFonts w:ascii="黑体" w:eastAsia="黑体" w:hAnsi="黑体"/>
@@ -3068,7 +3068,7 @@
         <w:pStyle w:val="21"/>
         <w:spacing w:after="120" w:line="360" w:lineRule="auto"/>
       </w:pPr>
-      <w:bookmarkStart w:id="3" w:name="_Toc240414149"/>
+      <w:bookmarkStart w:id="3" w:name="_Toc240416292"/>
       <w:r>
         <w:rPr>
           <w:rFonts w:ascii="黑体" w:eastAsia="黑体" w:hAnsi="黑体"/>
@@ -3288,6 +3288,92 @@
                 <w:color w:val="000000"/>
                 <w:sz w:val="21"/>
               </w:rPr>
+              <w:t>对位赛</w:t>
+            </w:r>
+          </w:p>
+        </w:tc>
+        <w:tc>
+          <w:tcPr>
+            <w:tcW w:w="4156" w:type="dxa"/>
+          </w:tcPr>
+          <w:p>
+            <w:r>
+              <w:rPr>
+                <w:color w:val="000000"/>
+                <w:sz w:val="21"/>
+              </w:rPr>
+              <w:t>一种参赛范围模式，两位至四位歌手按发行日期先后逐张对位比较，即第</w:t>
+            </w:r>
+            <w:r>
+              <w:rPr>
+                <w:color w:val="000000"/>
+                <w:sz w:val="21"/>
+              </w:rPr>
+              <w:t xml:space="preserve"> 1 </w:t>
+            </w:r>
+            <w:r>
+              <w:rPr>
+                <w:color w:val="000000"/>
+                <w:sz w:val="21"/>
+              </w:rPr>
+              <w:t>张对第</w:t>
+            </w:r>
+            <w:r>
+              <w:rPr>
+                <w:color w:val="000000"/>
+                <w:sz w:val="21"/>
+              </w:rPr>
+              <w:t xml:space="preserve"> 1 </w:t>
+            </w:r>
+            <w:r>
+              <w:rPr>
+                <w:color w:val="000000"/>
+                <w:sz w:val="21"/>
+              </w:rPr>
+              <w:t>张、第</w:t>
+            </w:r>
+            <w:r>
+              <w:rPr>
+                <w:color w:val="000000"/>
+                <w:sz w:val="21"/>
+              </w:rPr>
+              <w:t xml:space="preserve"> 2 </w:t>
+            </w:r>
+            <w:r>
+              <w:rPr>
+                <w:color w:val="000000"/>
+                <w:sz w:val="21"/>
+              </w:rPr>
+              <w:t>张对第</w:t>
+            </w:r>
+            <w:r>
+              <w:rPr>
+                <w:color w:val="000000"/>
+                <w:sz w:val="21"/>
+              </w:rPr>
+              <w:t xml:space="preserve"> 2 </w:t>
+            </w:r>
+            <w:r>
+              <w:rPr>
+                <w:color w:val="000000"/>
+                <w:sz w:val="21"/>
+              </w:rPr>
+              <w:t>张</w:t>
+            </w:r>
+          </w:p>
+        </w:tc>
+      </w:tr>
+      <w:tr>
+        <w:tc>
+          <w:tcPr>
+            <w:tcW w:w="4156" w:type="dxa"/>
+          </w:tcPr>
+          <w:p>
+            <w:r>
+              <w:rPr>
+                <w:color w:val="000000"/>
+                <w:sz w:val="21"/>
+              </w:rPr>
               <w:t>人格类型</w:t>
             </w:r>
           </w:p>
@@ -3387,7 +3473,7 @@
         <w:pStyle w:val="21"/>
         <w:spacing w:after="120" w:line="360" w:lineRule="auto"/>
       </w:pPr>
-      <w:bookmarkStart w:id="4" w:name="_Toc240414150"/>
+      <w:bookmarkStart w:id="4" w:name="_Toc240416293"/>
       <w:r>
         <w:rPr>
           <w:rFonts w:ascii="黑体" w:eastAsia="黑体" w:hAnsi="黑体"/>
@@ -3461,11 +3547,12 @@
         <w:pStyle w:val="1"/>
         <w:spacing w:before="240" w:after="120" w:line="360" w:lineRule="auto"/>
       </w:pPr>
-      <w:bookmarkStart w:id="5" w:name="_Toc240414151"/>
+      <w:bookmarkStart w:id="5" w:name="_Toc240416294"/>
       <w:r>
         <w:rPr>
           <w:rFonts w:ascii="黑体" w:eastAsia="黑体" w:hAnsi="黑体"/>
         </w:rPr>
+        <w:lastRenderedPageBreak/>
         <w:t>二、项目背景与建设目标</w:t>
       </w:r>
       <w:bookmarkEnd w:id="5"/>
@@ -3475,7 +3562,7 @@
         <w:pStyle w:val="21"/>
         <w:spacing w:after="120" w:line="360" w:lineRule="auto"/>
       </w:pPr>
-      <w:bookmarkStart w:id="6" w:name="_Toc240414152"/>
+      <w:bookmarkStart w:id="6" w:name="_Toc240416295"/>
       <w:r>
         <w:rPr>
           <w:rFonts w:ascii="黑体" w:eastAsia="黑体" w:hAnsi="黑体"/>
@@ -3547,7 +3634,6 @@
         <w:rPr>
           <w:color w:val="000000"/>
         </w:rPr>
-        <w:lastRenderedPageBreak/>
         <w:t>同一歌手哪张专辑更好</w:t>
       </w:r>
       <w:r>
@@ -3628,7 +3714,7 @@
         <w:pStyle w:val="21"/>
         <w:spacing w:after="120" w:line="360" w:lineRule="auto"/>
       </w:pPr>
-      <w:bookmarkStart w:id="7" w:name="_Toc240414153"/>
+      <w:bookmarkStart w:id="7" w:name="_Toc240416296"/>
       <w:r>
         <w:rPr>
           <w:rFonts w:ascii="黑体" w:eastAsia="黑体" w:hAnsi="黑体"/>
@@ -3780,7 +3866,7 @@
         <w:pStyle w:val="21"/>
         <w:spacing w:after="120" w:line="360" w:lineRule="auto"/>
       </w:pPr>
-      <w:bookmarkStart w:id="8" w:name="_Toc240414154"/>
+      <w:bookmarkStart w:id="8" w:name="_Toc240416297"/>
       <w:r>
         <w:rPr>
           <w:rFonts w:ascii="黑体" w:eastAsia="黑体" w:hAnsi="黑体"/>
@@ -4043,6 +4129,7 @@
                 <w:color w:val="000000"/>
                 <w:sz w:val="21"/>
               </w:rPr>
+              <w:lastRenderedPageBreak/>
               <w:t>后台管理员</w:t>
             </w:r>
           </w:p>
@@ -4082,12 +4169,11 @@
         <w:pStyle w:val="1"/>
         <w:spacing w:before="240" w:after="120" w:line="360" w:lineRule="auto"/>
       </w:pPr>
-      <w:bookmarkStart w:id="9" w:name="_Toc240414155"/>
+      <w:bookmarkStart w:id="9" w:name="_Toc240416298"/>
       <w:r>
         <w:rPr>
           <w:rFonts w:ascii="黑体" w:eastAsia="黑体" w:hAnsi="黑体"/>
         </w:rPr>
-        <w:lastRenderedPageBreak/>
         <w:t>三、用户故事</w:t>
       </w:r>
       <w:bookmarkEnd w:id="9"/>
@@ -4097,7 +4183,7 @@
         <w:pStyle w:val="21"/>
         <w:spacing w:after="120" w:line="360" w:lineRule="auto"/>
       </w:pPr>
-      <w:bookmarkStart w:id="10" w:name="_Toc240414156"/>
+      <w:bookmarkStart w:id="10" w:name="_Toc240416299"/>
       <w:r>
         <w:rPr>
           <w:rFonts w:ascii="黑体" w:eastAsia="黑体" w:hAnsi="黑体"/>
@@ -4897,6 +4983,7 @@
                 <w:color w:val="000000"/>
                 <w:sz w:val="21"/>
               </w:rPr>
+              <w:lastRenderedPageBreak/>
               <w:t>US-12</w:t>
             </w:r>
           </w:p>
@@ -4925,15 +5012,7 @@
                 <w:color w:val="000000"/>
                 <w:sz w:val="21"/>
               </w:rPr>
-              <w:t>我想得到一段针对我个人作答的解读，而不是所有人</w:t>
-            </w:r>
-            <w:r>
-              <w:rPr>
-                <w:color w:val="000000"/>
-                <w:sz w:val="21"/>
-              </w:rPr>
-              <w:lastRenderedPageBreak/>
-              <w:t>一样的模板</w:t>
+              <w:t>我想得到一段针对我个人作答的解读，而不是所有人一样的模板</w:t>
             </w:r>
           </w:p>
         </w:tc>
@@ -4947,7 +5026,6 @@
                 <w:color w:val="000000"/>
                 <w:sz w:val="21"/>
               </w:rPr>
-              <w:lastRenderedPageBreak/>
               <w:t>P1</w:t>
             </w:r>
           </w:p>
@@ -5451,7 +5529,7 @@
         <w:pStyle w:val="21"/>
         <w:spacing w:after="120" w:line="360" w:lineRule="auto"/>
       </w:pPr>
-      <w:bookmarkStart w:id="11" w:name="_Toc240414157"/>
+      <w:bookmarkStart w:id="11" w:name="_Toc240416300"/>
       <w:r>
         <w:rPr>
           <w:rFonts w:ascii="黑体" w:eastAsia="黑体" w:hAnsi="黑体"/>
@@ -5535,7 +5613,7 @@
         <w:rPr>
           <w:color w:val="000000"/>
         </w:rPr>
-        <w:t>）提供四种范围模式：</w:t>
+        <w:t>）提供五种范围模式：</w:t>
       </w:r>
       <w:r>
         <w:rPr>
@@ -5644,6 +5722,30 @@
           <w:color w:val="000000"/>
         </w:rPr>
         <w:t>手动挑选</w:t>
+      </w:r>
+      <w:r>
+        <w:rPr>
+          <w:color w:val="000000"/>
+        </w:rPr>
+        <w:t>**</w:t>
+      </w:r>
+      <w:r>
+        <w:rPr>
+          <w:color w:val="000000"/>
+        </w:rPr>
+        <w:t>、</w:t>
+      </w:r>
+      <w:r>
+        <w:rPr>
+          <w:color w:val="000000"/>
+        </w:rPr>
+        <w:t>**</w:t>
+      </w:r>
+      <w:r>
+        <w:rPr>
+          <w:color w:val="000000"/>
+        </w:rPr>
+        <w:t>对位赛</w:t>
       </w:r>
       <w:r>
         <w:rPr>
@@ -5715,43 +5817,92 @@
         <w:rPr>
           <w:color w:val="000000"/>
         </w:rPr>
+        <w:lastRenderedPageBreak/>
         <w:t>（</w:t>
       </w:r>
       <w:r>
         <w:rPr>
           <w:color w:val="000000"/>
         </w:rPr>
-        <w:t>2</w:t>
-      </w:r>
-      <w:r>
-        <w:rPr>
-          <w:color w:val="000000"/>
-        </w:rPr>
-        <w:t>）多歌手模式下，支持逐位搜索并添加歌手，可设置每位歌手抽取的专辑数量（</w:t>
-      </w:r>
-      <w:r>
-        <w:rPr>
-          <w:color w:val="000000"/>
-        </w:rPr>
-        <w:t xml:space="preserve">3 </w:t>
-      </w:r>
-      <w:r>
-        <w:rPr>
-          <w:color w:val="000000"/>
-        </w:rPr>
-        <w:t>至</w:t>
-      </w:r>
-      <w:r>
-        <w:rPr>
-          <w:color w:val="000000"/>
-        </w:rPr>
-        <w:t xml:space="preserve"> 5 </w:t>
-      </w:r>
-      <w:r>
-        <w:rPr>
-          <w:color w:val="000000"/>
-        </w:rPr>
-        <w:t>张）；</w:t>
+        <w:t>1b</w:t>
+      </w:r>
+      <w:r>
+        <w:rPr>
+          <w:color w:val="000000"/>
+        </w:rPr>
+        <w:t>）对位赛须支持</w:t>
+      </w:r>
+      <w:r>
+        <w:rPr>
+          <w:color w:val="000000"/>
+        </w:rPr>
+        <w:t>"</w:t>
+      </w:r>
+      <w:r>
+        <w:rPr>
+          <w:color w:val="000000"/>
+        </w:rPr>
+        <w:t>两位歌手同阶段作品比较</w:t>
+      </w:r>
+      <w:r>
+        <w:rPr>
+          <w:color w:val="000000"/>
+        </w:rPr>
+        <w:t>"</w:t>
+      </w:r>
+      <w:r>
+        <w:rPr>
+          <w:color w:val="000000"/>
+        </w:rPr>
+        <w:t>的场景：按发行日期先后逐张对位（第</w:t>
+      </w:r>
+      <w:r>
+        <w:rPr>
+          <w:color w:val="000000"/>
+        </w:rPr>
+        <w:t xml:space="preserve"> 1 </w:t>
+      </w:r>
+      <w:r>
+        <w:rPr>
+          <w:color w:val="000000"/>
+        </w:rPr>
+        <w:t>张对第</w:t>
+      </w:r>
+      <w:r>
+        <w:rPr>
+          <w:color w:val="000000"/>
+        </w:rPr>
+        <w:t xml:space="preserve"> 1 </w:t>
+      </w:r>
+      <w:r>
+        <w:rPr>
+          <w:color w:val="000000"/>
+        </w:rPr>
+        <w:t>张、第</w:t>
+      </w:r>
+      <w:r>
+        <w:rPr>
+          <w:color w:val="000000"/>
+        </w:rPr>
+        <w:t xml:space="preserve"> 2 </w:t>
+      </w:r>
+      <w:r>
+        <w:rPr>
+          <w:color w:val="000000"/>
+        </w:rPr>
+        <w:t>张对第</w:t>
+      </w:r>
+      <w:r>
+        <w:rPr>
+          <w:color w:val="000000"/>
+        </w:rPr>
+        <w:t xml:space="preserve"> 2 </w:t>
+      </w:r>
+      <w:r>
+        <w:rPr>
+          <w:color w:val="000000"/>
+        </w:rPr>
+        <w:t>张），结果以逐行对照表呈现，胜负按胜场积分统计而不使用淘汰制；</w:t>
       </w:r>
     </w:p>
     <w:p>
@@ -5763,6 +5914,486 @@
         <w:rPr>
           <w:color w:val="000000"/>
         </w:rPr>
+        <w:t>（</w:t>
+      </w:r>
+      <w:r>
+        <w:rPr>
+          <w:color w:val="000000"/>
+        </w:rPr>
+        <w:t>2</w:t>
+      </w:r>
+      <w:r>
+        <w:rPr>
+          <w:color w:val="000000"/>
+        </w:rPr>
+        <w:t>）多歌手模式下，支持逐位搜索并添加歌手，可设置每位歌手抽取的专辑数量（</w:t>
+      </w:r>
+      <w:r>
+        <w:rPr>
+          <w:color w:val="000000"/>
+        </w:rPr>
+        <w:t xml:space="preserve">3 </w:t>
+      </w:r>
+      <w:r>
+        <w:rPr>
+          <w:color w:val="000000"/>
+        </w:rPr>
+        <w:t>至</w:t>
+      </w:r>
+      <w:r>
+        <w:rPr>
+          <w:color w:val="000000"/>
+        </w:rPr>
+        <w:t xml:space="preserve"> 5 </w:t>
+      </w:r>
+      <w:r>
+        <w:rPr>
+          <w:color w:val="000000"/>
+        </w:rPr>
+        <w:t>张）；</w:t>
+      </w:r>
+    </w:p>
+    <w:p>
+      <w:pPr>
+        <w:spacing w:after="0" w:line="360" w:lineRule="auto"/>
+        <w:ind w:firstLine="480"/>
+      </w:pPr>
+      <w:r>
+        <w:rPr>
+          <w:color w:val="000000"/>
+        </w:rPr>
+        <w:t>（</w:t>
+      </w:r>
+      <w:r>
+        <w:rPr>
+          <w:color w:val="000000"/>
+        </w:rPr>
+        <w:t>3</w:t>
+      </w:r>
+      <w:r>
+        <w:rPr>
+          <w:color w:val="000000"/>
+        </w:rPr>
+        <w:t>）搜索歌手时返回候选列表（含封面与专辑数）由用户确认，不自动采用第一条结果；关键词无匹配时明确提示</w:t>
+      </w:r>
+      <w:r>
+        <w:rPr>
+          <w:color w:val="000000"/>
+        </w:rPr>
+        <w:t>"</w:t>
+      </w:r>
+      <w:r>
+        <w:rPr>
+          <w:color w:val="000000"/>
+        </w:rPr>
+        <w:t>未找到</w:t>
+      </w:r>
+      <w:r>
+        <w:rPr>
+          <w:color w:val="000000"/>
+        </w:rPr>
+        <w:t>"</w:t>
+      </w:r>
+      <w:r>
+        <w:rPr>
+          <w:color w:val="000000"/>
+        </w:rPr>
+        <w:t>，不得返回不相关的歌手；</w:t>
+      </w:r>
+    </w:p>
+    <w:p>
+      <w:pPr>
+        <w:spacing w:after="0" w:line="360" w:lineRule="auto"/>
+        <w:ind w:firstLine="480"/>
+      </w:pPr>
+      <w:r>
+        <w:rPr>
+          <w:color w:val="000000"/>
+        </w:rPr>
+        <w:t>（</w:t>
+      </w:r>
+      <w:r>
+        <w:rPr>
+          <w:color w:val="000000"/>
+        </w:rPr>
+        <w:t>4</w:t>
+      </w:r>
+      <w:r>
+        <w:rPr>
+          <w:color w:val="000000"/>
+        </w:rPr>
+        <w:t>）专辑入池前按七条准入规则自动过滤：排除单曲与</w:t>
+      </w:r>
+      <w:r>
+        <w:rPr>
+          <w:color w:val="000000"/>
+        </w:rPr>
+        <w:t xml:space="preserve"> EP</w:t>
+      </w:r>
+      <w:r>
+        <w:rPr>
+          <w:color w:val="000000"/>
+        </w:rPr>
+        <w:t>、现场、影视原声、精选、合辑拼盘，并做同名去重；只保留曲目数不少于</w:t>
+      </w:r>
+      <w:r>
+        <w:rPr>
+          <w:color w:val="000000"/>
+        </w:rPr>
+        <w:t xml:space="preserve"> 7 </w:t>
+      </w:r>
+      <w:r>
+        <w:rPr>
+          <w:color w:val="000000"/>
+        </w:rPr>
+        <w:t>首、且按标识比对确属该歌手本人的正式专辑；</w:t>
+      </w:r>
+    </w:p>
+    <w:p>
+      <w:pPr>
+        <w:spacing w:after="0" w:line="360" w:lineRule="auto"/>
+        <w:ind w:firstLine="480"/>
+      </w:pPr>
+      <w:r>
+        <w:rPr>
+          <w:color w:val="000000"/>
+        </w:rPr>
+        <w:t>（</w:t>
+      </w:r>
+      <w:r>
+        <w:rPr>
+          <w:color w:val="000000"/>
+        </w:rPr>
+        <w:t>5</w:t>
+      </w:r>
+      <w:r>
+        <w:rPr>
+          <w:color w:val="000000"/>
+        </w:rPr>
+        <w:t>）过滤结果对用户可见（说明剔除了多少张及原因），并允许用户手动取消任意一张，最终参赛名单以用户确认为准；</w:t>
+      </w:r>
+    </w:p>
+    <w:p>
+      <w:pPr>
+        <w:spacing w:after="0" w:line="360" w:lineRule="auto"/>
+        <w:ind w:firstLine="480"/>
+      </w:pPr>
+      <w:r>
+        <w:rPr>
+          <w:color w:val="000000"/>
+        </w:rPr>
+        <w:t>（</w:t>
+      </w:r>
+      <w:r>
+        <w:rPr>
+          <w:color w:val="000000"/>
+        </w:rPr>
+        <w:t>6</w:t>
+      </w:r>
+      <w:r>
+        <w:rPr>
+          <w:color w:val="000000"/>
+        </w:rPr>
+        <w:t>）当入池专辑少于</w:t>
+      </w:r>
+      <w:r>
+        <w:rPr>
+          <w:color w:val="000000"/>
+        </w:rPr>
+        <w:t xml:space="preserve"> 4 </w:t>
+      </w:r>
+      <w:r>
+        <w:rPr>
+          <w:color w:val="000000"/>
+        </w:rPr>
+        <w:t>张时，提示用户扩大范围，不进入对决流程；</w:t>
+      </w:r>
+    </w:p>
+    <w:p>
+      <w:pPr>
+        <w:spacing w:after="0" w:line="360" w:lineRule="auto"/>
+        <w:ind w:firstLine="480"/>
+      </w:pPr>
+      <w:r>
+        <w:rPr>
+          <w:color w:val="000000"/>
+        </w:rPr>
+        <w:t>（</w:t>
+      </w:r>
+      <w:r>
+        <w:rPr>
+          <w:color w:val="000000"/>
+        </w:rPr>
+        <w:t>7</w:t>
+      </w:r>
+      <w:r>
+        <w:rPr>
+          <w:color w:val="000000"/>
+        </w:rPr>
+        <w:t>）专辑数据同时写入本地数据库，重复发起时直接读取缓存，不再请求外部接口。</w:t>
+      </w:r>
+    </w:p>
+    <w:p>
+      <w:pPr>
+        <w:spacing w:after="0" w:line="360" w:lineRule="auto"/>
+        <w:ind w:firstLine="480"/>
+      </w:pPr>
+      <w:r>
+        <w:rPr>
+          <w:color w:val="000000"/>
+        </w:rPr>
+        <w:t xml:space="preserve">**US-05 </w:t>
+      </w:r>
+      <w:r>
+        <w:rPr>
+          <w:color w:val="000000"/>
+        </w:rPr>
+        <w:t>投票前试听</w:t>
+      </w:r>
+      <w:r>
+        <w:rPr>
+          <w:color w:val="000000"/>
+        </w:rPr>
+        <w:t>**</w:t>
+      </w:r>
+    </w:p>
+    <w:p>
+      <w:pPr>
+        <w:spacing w:after="0" w:line="360" w:lineRule="auto"/>
+        <w:ind w:firstLine="480"/>
+      </w:pPr>
+      <w:r>
+        <w:rPr>
+          <w:color w:val="000000"/>
+        </w:rPr>
+        <w:t>作为注册用户，我想在投票前试听专辑片段，以便在没听过的情况下也能作出选择。</w:t>
+      </w:r>
+    </w:p>
+    <w:p>
+      <w:pPr>
+        <w:spacing w:after="0" w:line="360" w:lineRule="auto"/>
+        <w:ind w:firstLine="480"/>
+      </w:pPr>
+      <w:r>
+        <w:rPr>
+          <w:color w:val="000000"/>
+        </w:rPr>
+        <w:t>验收标准：</w:t>
+      </w:r>
+    </w:p>
+    <w:p>
+      <w:pPr>
+        <w:spacing w:after="0" w:line="360" w:lineRule="auto"/>
+        <w:ind w:firstLine="480"/>
+      </w:pPr>
+      <w:r>
+        <w:rPr>
+          <w:color w:val="000000"/>
+        </w:rPr>
+        <w:t>（</w:t>
+      </w:r>
+      <w:r>
+        <w:rPr>
+          <w:color w:val="000000"/>
+        </w:rPr>
+        <w:t>1</w:t>
+      </w:r>
+      <w:r>
+        <w:rPr>
+          <w:color w:val="000000"/>
+        </w:rPr>
+        <w:t>）每一场对战的两张专辑均可播放</w:t>
+      </w:r>
+      <w:r>
+        <w:rPr>
+          <w:color w:val="000000"/>
+        </w:rPr>
+        <w:t xml:space="preserve"> 30 </w:t>
+      </w:r>
+      <w:r>
+        <w:rPr>
+          <w:color w:val="000000"/>
+        </w:rPr>
+        <w:t>秒试听片段；</w:t>
+      </w:r>
+    </w:p>
+    <w:p>
+      <w:pPr>
+        <w:spacing w:after="0" w:line="360" w:lineRule="auto"/>
+        <w:ind w:firstLine="480"/>
+      </w:pPr>
+      <w:r>
+        <w:rPr>
+          <w:color w:val="000000"/>
+        </w:rPr>
+        <w:t>（</w:t>
+      </w:r>
+      <w:r>
+        <w:rPr>
+          <w:color w:val="000000"/>
+        </w:rPr>
+        <w:t>2</w:t>
+      </w:r>
+      <w:r>
+        <w:rPr>
+          <w:color w:val="000000"/>
+        </w:rPr>
+        <w:t>）同一时刻只允许一个音频在播放，切换专辑时自动停止上一个；</w:t>
+      </w:r>
+    </w:p>
+    <w:p>
+      <w:pPr>
+        <w:spacing w:after="0" w:line="360" w:lineRule="auto"/>
+        <w:ind w:firstLine="480"/>
+      </w:pPr>
+      <w:r>
+        <w:rPr>
+          <w:color w:val="000000"/>
+        </w:rPr>
+        <w:t>（</w:t>
+      </w:r>
+      <w:r>
+        <w:rPr>
+          <w:color w:val="000000"/>
+        </w:rPr>
+        <w:t>3</w:t>
+      </w:r>
+      <w:r>
+        <w:rPr>
+          <w:color w:val="000000"/>
+        </w:rPr>
+        <w:t>）若某张专辑没有可用的试听片段，界面明确提示而不显示失效的播放按钮；</w:t>
+      </w:r>
+    </w:p>
+    <w:p>
+      <w:pPr>
+        <w:spacing w:after="0" w:line="360" w:lineRule="auto"/>
+        <w:ind w:firstLine="480"/>
+      </w:pPr>
+      <w:r>
+        <w:rPr>
+          <w:color w:val="000000"/>
+        </w:rPr>
+        <w:t>（</w:t>
+      </w:r>
+      <w:r>
+        <w:rPr>
+          <w:color w:val="000000"/>
+        </w:rPr>
+        <w:t>4</w:t>
+      </w:r>
+      <w:r>
+        <w:rPr>
+          <w:color w:val="000000"/>
+        </w:rPr>
+        <w:t>）试听不阻塞投票操作，未听完也可直接投票。</w:t>
+      </w:r>
+    </w:p>
+    <w:p>
+      <w:pPr>
+        <w:spacing w:after="0" w:line="360" w:lineRule="auto"/>
+        <w:ind w:firstLine="480"/>
+      </w:pPr>
+      <w:r>
+        <w:rPr>
+          <w:color w:val="000000"/>
+        </w:rPr>
+        <w:t xml:space="preserve">**US-08 </w:t>
+      </w:r>
+      <w:r>
+        <w:rPr>
+          <w:color w:val="000000"/>
+        </w:rPr>
+        <w:t>查看冠军路径</w:t>
+      </w:r>
+      <w:r>
+        <w:rPr>
+          <w:color w:val="000000"/>
+        </w:rPr>
+        <w:t>**</w:t>
+      </w:r>
+    </w:p>
+    <w:p>
+      <w:pPr>
+        <w:spacing w:after="0" w:line="360" w:lineRule="auto"/>
+        <w:ind w:firstLine="480"/>
+      </w:pPr>
+      <w:r>
+        <w:rPr>
+          <w:color w:val="000000"/>
+        </w:rPr>
+        <w:t>作为注册用户，我想看到最终冠军是怎么一路赢上来的，以便回顾整场评选过程。</w:t>
+      </w:r>
+    </w:p>
+    <w:p>
+      <w:pPr>
+        <w:spacing w:after="0" w:line="360" w:lineRule="auto"/>
+        <w:ind w:firstLine="480"/>
+      </w:pPr>
+      <w:r>
+        <w:rPr>
+          <w:color w:val="000000"/>
+        </w:rPr>
+        <w:t>验收标准：</w:t>
+      </w:r>
+    </w:p>
+    <w:p>
+      <w:pPr>
+        <w:spacing w:after="0" w:line="360" w:lineRule="auto"/>
+        <w:ind w:firstLine="480"/>
+      </w:pPr>
+      <w:r>
+        <w:rPr>
+          <w:color w:val="000000"/>
+        </w:rPr>
+        <w:t>（</w:t>
+      </w:r>
+      <w:r>
+        <w:rPr>
+          <w:color w:val="000000"/>
+        </w:rPr>
+        <w:t>1</w:t>
+      </w:r>
+      <w:r>
+        <w:rPr>
+          <w:color w:val="000000"/>
+        </w:rPr>
+        <w:t>）结果页展示冠军专辑的封面、名称与所属歌手；</w:t>
+      </w:r>
+    </w:p>
+    <w:p>
+      <w:pPr>
+        <w:spacing w:after="0" w:line="360" w:lineRule="auto"/>
+        <w:ind w:firstLine="480"/>
+      </w:pPr>
+      <w:r>
+        <w:rPr>
+          <w:color w:val="000000"/>
+        </w:rPr>
+        <w:t>（</w:t>
+      </w:r>
+      <w:r>
+        <w:rPr>
+          <w:color w:val="000000"/>
+        </w:rPr>
+        <w:t>2</w:t>
+      </w:r>
+      <w:r>
+        <w:rPr>
+          <w:color w:val="000000"/>
+        </w:rPr>
+        <w:t>）以图形方式展示冠军从首轮到决赛的全部对战路径；</w:t>
+      </w:r>
+    </w:p>
+    <w:p>
+      <w:pPr>
+        <w:spacing w:after="0" w:line="360" w:lineRule="auto"/>
+        <w:ind w:firstLine="480"/>
+      </w:pPr>
+      <w:r>
+        <w:rPr>
+          <w:color w:val="000000"/>
+        </w:rPr>
         <w:lastRenderedPageBreak/>
         <w:t>（</w:t>
       </w:r>
@@ -5776,31 +6407,7 @@
         <w:rPr>
           <w:color w:val="000000"/>
         </w:rPr>
-        <w:t>）搜索歌手时返回候选列表（含封面与专辑数）由用户确认，不自动采用第一条结果；关键词无匹配时明确提示</w:t>
-      </w:r>
-      <w:r>
-        <w:rPr>
-          <w:color w:val="000000"/>
-        </w:rPr>
-        <w:t>"</w:t>
-      </w:r>
-      <w:r>
-        <w:rPr>
-          <w:color w:val="000000"/>
-        </w:rPr>
-        <w:t>未找到</w:t>
-      </w:r>
-      <w:r>
-        <w:rPr>
-          <w:color w:val="000000"/>
-        </w:rPr>
-        <w:t>"</w:t>
-      </w:r>
-      <w:r>
-        <w:rPr>
-          <w:color w:val="000000"/>
-        </w:rPr>
-        <w:t>，不得返回不相关的歌手；</w:t>
+        <w:t>）展示每一轮的对手与得票情况；</w:t>
       </w:r>
     </w:p>
     <w:p>
@@ -5824,31 +6431,7 @@
         <w:rPr>
           <w:color w:val="000000"/>
         </w:rPr>
-        <w:t>）专辑入池前按准入规则自动过滤：排除单曲、</w:t>
-      </w:r>
-      <w:r>
-        <w:rPr>
-          <w:color w:val="000000"/>
-        </w:rPr>
-        <w:t>EP</w:t>
-      </w:r>
-      <w:r>
-        <w:rPr>
-          <w:color w:val="000000"/>
-        </w:rPr>
-        <w:t>、现场、影视原声、精选与拼盘，只保留曲目数不少于</w:t>
-      </w:r>
-      <w:r>
-        <w:rPr>
-          <w:color w:val="000000"/>
-        </w:rPr>
-        <w:t xml:space="preserve"> 7 </w:t>
-      </w:r>
-      <w:r>
-        <w:rPr>
-          <w:color w:val="000000"/>
-        </w:rPr>
-        <w:t>首、且署名为该歌手本人的正式专辑；</w:t>
+        <w:t>）支持点击历史场次回顾该场对战的两张专辑。</w:t>
       </w:r>
     </w:p>
     <w:p>
@@ -5860,19 +6443,19 @@
         <w:rPr>
           <w:color w:val="000000"/>
         </w:rPr>
-        <w:t>（</w:t>
-      </w:r>
-      <w:r>
-        <w:rPr>
-          <w:color w:val="000000"/>
-        </w:rPr>
-        <w:t>5</w:t>
-      </w:r>
-      <w:r>
-        <w:rPr>
-          <w:color w:val="000000"/>
-        </w:rPr>
-        <w:t>）过滤结果对用户可见（说明剔除了多少张及原因），并允许用户手动取消任意一张，最终参赛名单以用户确认为准；</w:t>
+        <w:t xml:space="preserve">**US-12 </w:t>
+      </w:r>
+      <w:r>
+        <w:rPr>
+          <w:color w:val="000000"/>
+        </w:rPr>
+        <w:t>个性化解读</w:t>
+      </w:r>
+      <w:r>
+        <w:rPr>
+          <w:color w:val="000000"/>
+        </w:rPr>
+        <w:t>**</w:t>
       </w:r>
     </w:p>
     <w:p>
@@ -5884,31 +6467,7 @@
         <w:rPr>
           <w:color w:val="000000"/>
         </w:rPr>
-        <w:t>（</w:t>
-      </w:r>
-      <w:r>
-        <w:rPr>
-          <w:color w:val="000000"/>
-        </w:rPr>
-        <w:t>6</w:t>
-      </w:r>
-      <w:r>
-        <w:rPr>
-          <w:color w:val="000000"/>
-        </w:rPr>
-        <w:t>）当入池专辑少于</w:t>
-      </w:r>
-      <w:r>
-        <w:rPr>
-          <w:color w:val="000000"/>
-        </w:rPr>
-        <w:t xml:space="preserve"> 4 </w:t>
-      </w:r>
-      <w:r>
-        <w:rPr>
-          <w:color w:val="000000"/>
-        </w:rPr>
-        <w:t>张时，提示用户扩大范围，不进入对决流程；</w:t>
+        <w:t>作为注册用户，我想得到一段针对我个人作答的解读，而不是所有人一样的模板。</w:t>
       </w:r>
     </w:p>
     <w:p>
@@ -5920,19 +6479,7 @@
         <w:rPr>
           <w:color w:val="000000"/>
         </w:rPr>
-        <w:t>（</w:t>
-      </w:r>
-      <w:r>
-        <w:rPr>
-          <w:color w:val="000000"/>
-        </w:rPr>
-        <w:t>7</w:t>
-      </w:r>
-      <w:r>
-        <w:rPr>
-          <w:color w:val="000000"/>
-        </w:rPr>
-        <w:t>）专辑数据同时写入本地数据库，重复发起时直接读取缓存，不再请求外部接口。</w:t>
+        <w:t>验收标准：</w:t>
       </w:r>
     </w:p>
     <w:p>
@@ -5944,19 +6491,19 @@
         <w:rPr>
           <w:color w:val="000000"/>
         </w:rPr>
-        <w:t xml:space="preserve">**US-05 </w:t>
-      </w:r>
-      <w:r>
-        <w:rPr>
-          <w:color w:val="000000"/>
-        </w:rPr>
-        <w:t>投票前试听</w:t>
-      </w:r>
-      <w:r>
-        <w:rPr>
-          <w:color w:val="000000"/>
-        </w:rPr>
-        <w:t>**</w:t>
+        <w:t>（</w:t>
+      </w:r>
+      <w:r>
+        <w:rPr>
+          <w:color w:val="000000"/>
+        </w:rPr>
+        <w:t>1</w:t>
+      </w:r>
+      <w:r>
+        <w:rPr>
+          <w:color w:val="000000"/>
+        </w:rPr>
+        <w:t>）解读文案的输入包含作答选项组合、各维度得分与最终类型；</w:t>
       </w:r>
     </w:p>
     <w:p>
@@ -5968,7 +6515,19 @@
         <w:rPr>
           <w:color w:val="000000"/>
         </w:rPr>
-        <w:t>作为注册用户，我想在投票前试听专辑片段，以便在没听过的情况下也能作出选择。</w:t>
+        <w:t>（</w:t>
+      </w:r>
+      <w:r>
+        <w:rPr>
+          <w:color w:val="000000"/>
+        </w:rPr>
+        <w:t>2</w:t>
+      </w:r>
+      <w:r>
+        <w:rPr>
+          <w:color w:val="000000"/>
+        </w:rPr>
+        <w:t>）同一类型的用户，因作答组合不同可获得不同文本；</w:t>
       </w:r>
     </w:p>
     <w:p>
@@ -5980,7 +6539,19 @@
         <w:rPr>
           <w:color w:val="000000"/>
         </w:rPr>
-        <w:t>验收标准：</w:t>
+        <w:t>（</w:t>
+      </w:r>
+      <w:r>
+        <w:rPr>
+          <w:color w:val="000000"/>
+        </w:rPr>
+        <w:t>3</w:t>
+      </w:r>
+      <w:r>
+        <w:rPr>
+          <w:color w:val="000000"/>
+        </w:rPr>
+        <w:t>）接口调用失败或超时时，自动使用模板文案降级，界面不出现报错；</w:t>
       </w:r>
     </w:p>
     <w:p>
@@ -5998,394 +6569,21 @@
         <w:rPr>
           <w:color w:val="000000"/>
         </w:rPr>
-        <w:t>1</w:t>
-      </w:r>
-      <w:r>
-        <w:rPr>
-          <w:color w:val="000000"/>
-        </w:rPr>
-        <w:t>）每一场对战的两张专辑均可播放</w:t>
-      </w:r>
-      <w:r>
-        <w:rPr>
-          <w:color w:val="000000"/>
-        </w:rPr>
-        <w:t xml:space="preserve"> 30 </w:t>
-      </w:r>
-      <w:r>
-        <w:rPr>
-          <w:color w:val="000000"/>
-        </w:rPr>
-        <w:t>秒试听片段；</w:t>
+        <w:t>4</w:t>
+      </w:r>
+      <w:r>
+        <w:rPr>
+          <w:color w:val="000000"/>
+        </w:rPr>
+        <w:t>）解读生成后与测评结果一同入库，重复查看时直接读取，不重复调用接口。</w:t>
       </w:r>
     </w:p>
     <w:p>
       <w:pPr>
-        <w:spacing w:after="0" w:line="360" w:lineRule="auto"/>
-        <w:ind w:firstLine="480"/>
-      </w:pPr>
-      <w:r>
-        <w:rPr>
-          <w:color w:val="000000"/>
-        </w:rPr>
-        <w:t>（</w:t>
-      </w:r>
-      <w:r>
-        <w:rPr>
-          <w:color w:val="000000"/>
-        </w:rPr>
-        <w:t>2</w:t>
-      </w:r>
-      <w:r>
-        <w:rPr>
-          <w:color w:val="000000"/>
-        </w:rPr>
-        <w:t>）同一时刻只允许一个音频在播放，切换专辑时自动停止上一个；</w:t>
-      </w:r>
-    </w:p>
-    <w:p>
-      <w:pPr>
-        <w:spacing w:after="0" w:line="360" w:lineRule="auto"/>
-        <w:ind w:firstLine="480"/>
-      </w:pPr>
-      <w:r>
-        <w:rPr>
-          <w:color w:val="000000"/>
-        </w:rPr>
-        <w:t>（</w:t>
-      </w:r>
-      <w:r>
-        <w:rPr>
-          <w:color w:val="000000"/>
-        </w:rPr>
-        <w:t>3</w:t>
-      </w:r>
-      <w:r>
-        <w:rPr>
-          <w:color w:val="000000"/>
-        </w:rPr>
-        <w:t>）若某张专辑没有可用的试听片段，界面明确提示而不显示失效的播放按钮；</w:t>
-      </w:r>
-    </w:p>
-    <w:p>
-      <w:pPr>
-        <w:spacing w:after="0" w:line="360" w:lineRule="auto"/>
-        <w:ind w:firstLine="480"/>
-      </w:pPr>
-      <w:r>
-        <w:rPr>
-          <w:color w:val="000000"/>
-        </w:rPr>
-        <w:t>（</w:t>
-      </w:r>
-      <w:r>
-        <w:rPr>
-          <w:color w:val="000000"/>
-        </w:rPr>
-        <w:t>4</w:t>
-      </w:r>
-      <w:r>
-        <w:rPr>
-          <w:color w:val="000000"/>
-        </w:rPr>
-        <w:t>）试听不阻塞投票操作，未听完也可直接投票。</w:t>
-      </w:r>
-    </w:p>
-    <w:p>
-      <w:pPr>
-        <w:spacing w:after="0" w:line="360" w:lineRule="auto"/>
-        <w:ind w:firstLine="480"/>
-      </w:pPr>
-      <w:r>
-        <w:rPr>
-          <w:color w:val="000000"/>
-        </w:rPr>
-        <w:t xml:space="preserve">**US-08 </w:t>
-      </w:r>
-      <w:r>
-        <w:rPr>
-          <w:color w:val="000000"/>
-        </w:rPr>
-        <w:t>查看冠军路径</w:t>
-      </w:r>
-      <w:r>
-        <w:rPr>
-          <w:color w:val="000000"/>
-        </w:rPr>
-        <w:t>**</w:t>
-      </w:r>
-    </w:p>
-    <w:p>
-      <w:pPr>
-        <w:spacing w:after="0" w:line="360" w:lineRule="auto"/>
-        <w:ind w:firstLine="480"/>
-      </w:pPr>
-      <w:r>
-        <w:rPr>
-          <w:color w:val="000000"/>
-        </w:rPr>
-        <w:t>作为注册用户，我想看到最终冠军是怎么一路赢上来的，以便回顾整场评选过程。</w:t>
-      </w:r>
-    </w:p>
-    <w:p>
-      <w:pPr>
-        <w:spacing w:after="0" w:line="360" w:lineRule="auto"/>
-        <w:ind w:firstLine="480"/>
-      </w:pPr>
-      <w:r>
-        <w:rPr>
-          <w:color w:val="000000"/>
-        </w:rPr>
-        <w:t>验收标准：</w:t>
-      </w:r>
-    </w:p>
-    <w:p>
-      <w:pPr>
-        <w:spacing w:after="0" w:line="360" w:lineRule="auto"/>
-        <w:ind w:firstLine="480"/>
-      </w:pPr>
-      <w:r>
-        <w:rPr>
-          <w:color w:val="000000"/>
-        </w:rPr>
-        <w:t>（</w:t>
-      </w:r>
-      <w:r>
-        <w:rPr>
-          <w:color w:val="000000"/>
-        </w:rPr>
-        <w:t>1</w:t>
-      </w:r>
-      <w:r>
-        <w:rPr>
-          <w:color w:val="000000"/>
-        </w:rPr>
-        <w:t>）结果页展示冠军专辑的封面、名称与所属歌手；</w:t>
-      </w:r>
-    </w:p>
-    <w:p>
-      <w:pPr>
-        <w:spacing w:after="0" w:line="360" w:lineRule="auto"/>
-        <w:ind w:firstLine="480"/>
-      </w:pPr>
-      <w:r>
-        <w:rPr>
-          <w:color w:val="000000"/>
-        </w:rPr>
-        <w:t>（</w:t>
-      </w:r>
-      <w:r>
-        <w:rPr>
-          <w:color w:val="000000"/>
-        </w:rPr>
-        <w:t>2</w:t>
-      </w:r>
-      <w:r>
-        <w:rPr>
-          <w:color w:val="000000"/>
-        </w:rPr>
-        <w:t>）以图形方式展示冠军从首轮到决赛的全部对战路径；</w:t>
-      </w:r>
-    </w:p>
-    <w:p>
-      <w:pPr>
-        <w:spacing w:after="0" w:line="360" w:lineRule="auto"/>
-        <w:ind w:firstLine="480"/>
-      </w:pPr>
-      <w:r>
-        <w:rPr>
-          <w:color w:val="000000"/>
-        </w:rPr>
-        <w:t>（</w:t>
-      </w:r>
-      <w:r>
-        <w:rPr>
-          <w:color w:val="000000"/>
-        </w:rPr>
-        <w:t>3</w:t>
-      </w:r>
-      <w:r>
-        <w:rPr>
-          <w:color w:val="000000"/>
-        </w:rPr>
-        <w:t>）展示每一轮的对手与得票情况；</w:t>
-      </w:r>
-    </w:p>
-    <w:p>
-      <w:pPr>
-        <w:spacing w:after="0" w:line="360" w:lineRule="auto"/>
-        <w:ind w:firstLine="480"/>
-      </w:pPr>
-      <w:r>
-        <w:rPr>
-          <w:color w:val="000000"/>
-        </w:rPr>
-        <w:t>（</w:t>
-      </w:r>
-      <w:r>
-        <w:rPr>
-          <w:color w:val="000000"/>
-        </w:rPr>
-        <w:t>4</w:t>
-      </w:r>
-      <w:r>
-        <w:rPr>
-          <w:color w:val="000000"/>
-        </w:rPr>
-        <w:t>）支持点击历史场次回顾该场对战的两张专辑。</w:t>
-      </w:r>
-    </w:p>
-    <w:p>
-      <w:pPr>
-        <w:spacing w:after="0" w:line="360" w:lineRule="auto"/>
-        <w:ind w:firstLine="480"/>
-      </w:pPr>
-      <w:r>
-        <w:rPr>
-          <w:color w:val="000000"/>
-        </w:rPr>
-        <w:t xml:space="preserve">**US-12 </w:t>
-      </w:r>
-      <w:r>
-        <w:rPr>
-          <w:color w:val="000000"/>
-        </w:rPr>
-        <w:t>个性化解读</w:t>
-      </w:r>
-      <w:r>
-        <w:rPr>
-          <w:color w:val="000000"/>
-        </w:rPr>
-        <w:t>**</w:t>
-      </w:r>
-    </w:p>
-    <w:p>
-      <w:pPr>
-        <w:spacing w:after="0" w:line="360" w:lineRule="auto"/>
-        <w:ind w:firstLine="480"/>
-      </w:pPr>
-      <w:r>
-        <w:rPr>
-          <w:color w:val="000000"/>
-        </w:rPr>
-        <w:t>作为注册用户，我想得到一段针对我个人作答的解读，而不是所有人一样的模板。</w:t>
-      </w:r>
-    </w:p>
-    <w:p>
-      <w:pPr>
-        <w:spacing w:after="0" w:line="360" w:lineRule="auto"/>
-        <w:ind w:firstLine="480"/>
-      </w:pPr>
-      <w:r>
-        <w:rPr>
-          <w:color w:val="000000"/>
-        </w:rPr>
-        <w:t>验收标准：</w:t>
-      </w:r>
-    </w:p>
-    <w:p>
-      <w:pPr>
-        <w:spacing w:after="0" w:line="360" w:lineRule="auto"/>
-        <w:ind w:firstLine="480"/>
-      </w:pPr>
-      <w:r>
-        <w:rPr>
-          <w:color w:val="000000"/>
-        </w:rPr>
-        <w:lastRenderedPageBreak/>
-        <w:t>（</w:t>
-      </w:r>
-      <w:r>
-        <w:rPr>
-          <w:color w:val="000000"/>
-        </w:rPr>
-        <w:t>1</w:t>
-      </w:r>
-      <w:r>
-        <w:rPr>
-          <w:color w:val="000000"/>
-        </w:rPr>
-        <w:t>）解读文案的输入包含作答选项组合、各维度得分与最终类型；</w:t>
-      </w:r>
-    </w:p>
-    <w:p>
-      <w:pPr>
-        <w:spacing w:after="0" w:line="360" w:lineRule="auto"/>
-        <w:ind w:firstLine="480"/>
-      </w:pPr>
-      <w:r>
-        <w:rPr>
-          <w:color w:val="000000"/>
-        </w:rPr>
-        <w:t>（</w:t>
-      </w:r>
-      <w:r>
-        <w:rPr>
-          <w:color w:val="000000"/>
-        </w:rPr>
-        <w:t>2</w:t>
-      </w:r>
-      <w:r>
-        <w:rPr>
-          <w:color w:val="000000"/>
-        </w:rPr>
-        <w:t>）同一类型的用户，因作答组合不同可获得不同文本；</w:t>
-      </w:r>
-    </w:p>
-    <w:p>
-      <w:pPr>
-        <w:spacing w:after="0" w:line="360" w:lineRule="auto"/>
-        <w:ind w:firstLine="480"/>
-      </w:pPr>
-      <w:r>
-        <w:rPr>
-          <w:color w:val="000000"/>
-        </w:rPr>
-        <w:t>（</w:t>
-      </w:r>
-      <w:r>
-        <w:rPr>
-          <w:color w:val="000000"/>
-        </w:rPr>
-        <w:t>3</w:t>
-      </w:r>
-      <w:r>
-        <w:rPr>
-          <w:color w:val="000000"/>
-        </w:rPr>
-        <w:t>）接口调用失败或超时时，自动使用模板文案降级，界面不出现报错；</w:t>
-      </w:r>
-    </w:p>
-    <w:p>
-      <w:pPr>
-        <w:spacing w:after="0" w:line="360" w:lineRule="auto"/>
-        <w:ind w:firstLine="480"/>
-      </w:pPr>
-      <w:r>
-        <w:rPr>
-          <w:color w:val="000000"/>
-        </w:rPr>
-        <w:t>（</w:t>
-      </w:r>
-      <w:r>
-        <w:rPr>
-          <w:color w:val="000000"/>
-        </w:rPr>
-        <w:t>4</w:t>
-      </w:r>
-      <w:r>
-        <w:rPr>
-          <w:color w:val="000000"/>
-        </w:rPr>
-        <w:t>）解读生成后与测评结果一同入库，重复查看时直接读取，不重复调用接口。</w:t>
-      </w:r>
-    </w:p>
-    <w:p>
-      <w:pPr>
         <w:pStyle w:val="1"/>
         <w:spacing w:before="240" w:after="120" w:line="360" w:lineRule="auto"/>
       </w:pPr>
-      <w:bookmarkStart w:id="12" w:name="_Toc240414158"/>
+      <w:bookmarkStart w:id="12" w:name="_Toc240416301"/>
       <w:r>
         <w:rPr>
           <w:rFonts w:ascii="黑体" w:eastAsia="黑体" w:hAnsi="黑体"/>
@@ -6399,7 +6597,7 @@
         <w:pStyle w:val="21"/>
         <w:spacing w:after="120" w:line="360" w:lineRule="auto"/>
       </w:pPr>
-      <w:bookmarkStart w:id="13" w:name="_Toc240414159"/>
+      <w:bookmarkStart w:id="13" w:name="_Toc240416302"/>
       <w:r>
         <w:rPr>
           <w:rFonts w:ascii="黑体" w:eastAsia="黑体" w:hAnsi="黑体"/>
@@ -6455,7 +6653,7 @@
         <w:pStyle w:val="21"/>
         <w:spacing w:after="120" w:line="360" w:lineRule="auto"/>
       </w:pPr>
-      <w:bookmarkStart w:id="14" w:name="_Toc240414160"/>
+      <w:bookmarkStart w:id="14" w:name="_Toc240416303"/>
       <w:r>
         <w:rPr>
           <w:rFonts w:ascii="黑体" w:eastAsia="黑体" w:hAnsi="黑体"/>
@@ -6743,6 +6941,7 @@
         <w:rPr>
           <w:color w:val="000000"/>
         </w:rPr>
+        <w:lastRenderedPageBreak/>
         <w:t>（</w:t>
       </w:r>
       <w:r>
@@ -6827,7 +7026,7 @@
         <w:rPr>
           <w:color w:val="000000"/>
         </w:rPr>
-        <w:t>）范围选择：提供四种模式</w:t>
+        <w:t>）范围选择：提供五种模式</w:t>
       </w:r>
       <w:r>
         <w:rPr>
@@ -6851,7 +7050,79 @@
         <w:rPr>
           <w:color w:val="000000"/>
         </w:rPr>
-        <w:t>位）、按流派或年代、手动挑选；多歌手模式下支持逐位添加歌手并设置每位抽取的专辑数量；</w:t>
+        <w:t>位）、按流派或年代、手动挑选、对位赛；多歌手模式下支持逐位添加歌手并设置每位抽取的专辑数量；对位赛模式支持选</w:t>
+      </w:r>
+      <w:r>
+        <w:rPr>
+          <w:color w:val="000000"/>
+        </w:rPr>
+        <w:t xml:space="preserve"> 2 </w:t>
+      </w:r>
+      <w:r>
+        <w:rPr>
+          <w:color w:val="000000"/>
+        </w:rPr>
+        <w:t>至</w:t>
+      </w:r>
+      <w:r>
+        <w:rPr>
+          <w:color w:val="000000"/>
+        </w:rPr>
+        <w:t xml:space="preserve"> 4 </w:t>
+      </w:r>
+      <w:r>
+        <w:rPr>
+          <w:color w:val="000000"/>
+        </w:rPr>
+        <w:t>位歌手，按发行日期先后逐张对位比较（第</w:t>
+      </w:r>
+      <w:r>
+        <w:rPr>
+          <w:color w:val="000000"/>
+        </w:rPr>
+        <w:t xml:space="preserve"> 1 </w:t>
+      </w:r>
+      <w:r>
+        <w:rPr>
+          <w:color w:val="000000"/>
+        </w:rPr>
+        <w:t>张对第</w:t>
+      </w:r>
+      <w:r>
+        <w:rPr>
+          <w:color w:val="000000"/>
+        </w:rPr>
+        <w:t xml:space="preserve"> 1 </w:t>
+      </w:r>
+      <w:r>
+        <w:rPr>
+          <w:color w:val="000000"/>
+        </w:rPr>
+        <w:t>张、第</w:t>
+      </w:r>
+      <w:r>
+        <w:rPr>
+          <w:color w:val="000000"/>
+        </w:rPr>
+        <w:t xml:space="preserve"> 2 </w:t>
+      </w:r>
+      <w:r>
+        <w:rPr>
+          <w:color w:val="000000"/>
+        </w:rPr>
+        <w:t>张对第</w:t>
+      </w:r>
+      <w:r>
+        <w:rPr>
+          <w:color w:val="000000"/>
+        </w:rPr>
+        <w:t xml:space="preserve"> 2 </w:t>
+      </w:r>
+      <w:r>
+        <w:rPr>
+          <w:color w:val="000000"/>
+        </w:rPr>
+        <w:t>张），采用胜场积分制而非淘汰制；</w:t>
       </w:r>
     </w:p>
     <w:p>
@@ -6863,6 +7134,570 @@
         <w:rPr>
           <w:color w:val="000000"/>
         </w:rPr>
+        <w:t>（</w:t>
+      </w:r>
+      <w:r>
+        <w:rPr>
+          <w:color w:val="000000"/>
+        </w:rPr>
+        <w:t>2</w:t>
+      </w:r>
+      <w:r>
+        <w:rPr>
+          <w:color w:val="000000"/>
+        </w:rPr>
+        <w:t>）专辑准入过滤：自动剔除单曲、</w:t>
+      </w:r>
+      <w:r>
+        <w:rPr>
+          <w:color w:val="000000"/>
+        </w:rPr>
+        <w:t>EP</w:t>
+      </w:r>
+      <w:r>
+        <w:rPr>
+          <w:color w:val="000000"/>
+        </w:rPr>
+        <w:t>、现场、影视原声、精选与拼盘，只保留正式录音室专辑；过滤结果对用户可见，允许手动增减；</w:t>
+      </w:r>
+    </w:p>
+    <w:p>
+      <w:pPr>
+        <w:spacing w:after="0" w:line="360" w:lineRule="auto"/>
+        <w:ind w:firstLine="480"/>
+      </w:pPr>
+      <w:r>
+        <w:rPr>
+          <w:color w:val="000000"/>
+        </w:rPr>
+        <w:t>（</w:t>
+      </w:r>
+      <w:r>
+        <w:rPr>
+          <w:color w:val="000000"/>
+        </w:rPr>
+        <w:t>3</w:t>
+      </w:r>
+      <w:r>
+        <w:rPr>
+          <w:color w:val="000000"/>
+        </w:rPr>
+        <w:t>）对阵表生成：自动配对，处理参赛数为奇数时的轮空；</w:t>
+      </w:r>
+    </w:p>
+    <w:p>
+      <w:pPr>
+        <w:spacing w:after="0" w:line="360" w:lineRule="auto"/>
+        <w:ind w:firstLine="480"/>
+      </w:pPr>
+      <w:r>
+        <w:rPr>
+          <w:color w:val="000000"/>
+        </w:rPr>
+        <w:t>（</w:t>
+      </w:r>
+      <w:r>
+        <w:rPr>
+          <w:color w:val="000000"/>
+        </w:rPr>
+        <w:t>4</w:t>
+      </w:r>
+      <w:r>
+        <w:rPr>
+          <w:color w:val="000000"/>
+        </w:rPr>
+        <w:t>）逐场投票：每场展示两张专辑，用户二者择一；</w:t>
+      </w:r>
+    </w:p>
+    <w:p>
+      <w:pPr>
+        <w:spacing w:after="0" w:line="360" w:lineRule="auto"/>
+        <w:ind w:firstLine="480"/>
+      </w:pPr>
+      <w:r>
+        <w:rPr>
+          <w:color w:val="000000"/>
+        </w:rPr>
+        <w:t>（</w:t>
+      </w:r>
+      <w:r>
+        <w:rPr>
+          <w:color w:val="000000"/>
+        </w:rPr>
+        <w:t>5</w:t>
+      </w:r>
+      <w:r>
+        <w:rPr>
+          <w:color w:val="000000"/>
+        </w:rPr>
+        <w:t>）轮次推进：小组赛、复活赛、淘汰赛；</w:t>
+      </w:r>
+    </w:p>
+    <w:p>
+      <w:pPr>
+        <w:spacing w:after="0" w:line="360" w:lineRule="auto"/>
+        <w:ind w:firstLine="480"/>
+      </w:pPr>
+      <w:r>
+        <w:rPr>
+          <w:color w:val="000000"/>
+        </w:rPr>
+        <w:t>（</w:t>
+      </w:r>
+      <w:r>
+        <w:rPr>
+          <w:color w:val="000000"/>
+        </w:rPr>
+        <w:t>6</w:t>
+      </w:r>
+      <w:r>
+        <w:rPr>
+          <w:color w:val="000000"/>
+        </w:rPr>
+        <w:t>）冠军生成与结果汇总。</w:t>
+      </w:r>
+    </w:p>
+    <w:p>
+      <w:pPr>
+        <w:spacing w:after="0" w:line="360" w:lineRule="auto"/>
+        <w:ind w:firstLine="480"/>
+      </w:pPr>
+      <w:r>
+        <w:rPr>
+          <w:color w:val="000000"/>
+        </w:rPr>
+        <w:t>**</w:t>
+      </w:r>
+      <w:r>
+        <w:rPr>
+          <w:color w:val="000000"/>
+        </w:rPr>
+        <w:t>模块五　试听播放</w:t>
+      </w:r>
+      <w:r>
+        <w:rPr>
+          <w:color w:val="000000"/>
+        </w:rPr>
+        <w:t>**</w:t>
+      </w:r>
+    </w:p>
+    <w:p>
+      <w:pPr>
+        <w:spacing w:after="0" w:line="360" w:lineRule="auto"/>
+        <w:ind w:firstLine="480"/>
+      </w:pPr>
+      <w:r>
+        <w:rPr>
+          <w:color w:val="000000"/>
+        </w:rPr>
+        <w:t>（</w:t>
+      </w:r>
+      <w:r>
+        <w:rPr>
+          <w:color w:val="000000"/>
+        </w:rPr>
+        <w:t>1</w:t>
+      </w:r>
+      <w:r>
+        <w:rPr>
+          <w:color w:val="000000"/>
+        </w:rPr>
+        <w:t>）播放专辑的</w:t>
+      </w:r>
+      <w:r>
+        <w:rPr>
+          <w:color w:val="000000"/>
+        </w:rPr>
+        <w:t xml:space="preserve"> 30 </w:t>
+      </w:r>
+      <w:r>
+        <w:rPr>
+          <w:color w:val="000000"/>
+        </w:rPr>
+        <w:t>秒试听片段；</w:t>
+      </w:r>
+    </w:p>
+    <w:p>
+      <w:pPr>
+        <w:spacing w:after="0" w:line="360" w:lineRule="auto"/>
+        <w:ind w:firstLine="480"/>
+      </w:pPr>
+      <w:r>
+        <w:rPr>
+          <w:color w:val="000000"/>
+        </w:rPr>
+        <w:t>（</w:t>
+      </w:r>
+      <w:r>
+        <w:rPr>
+          <w:color w:val="000000"/>
+        </w:rPr>
+        <w:t>2</w:t>
+      </w:r>
+      <w:r>
+        <w:rPr>
+          <w:color w:val="000000"/>
+        </w:rPr>
+        <w:t>）播放状态管理与互斥控制；</w:t>
+      </w:r>
+    </w:p>
+    <w:p>
+      <w:pPr>
+        <w:spacing w:after="0" w:line="360" w:lineRule="auto"/>
+        <w:ind w:firstLine="480"/>
+      </w:pPr>
+      <w:r>
+        <w:rPr>
+          <w:color w:val="000000"/>
+        </w:rPr>
+        <w:t>（</w:t>
+      </w:r>
+      <w:r>
+        <w:rPr>
+          <w:color w:val="000000"/>
+        </w:rPr>
+        <w:t>3</w:t>
+      </w:r>
+      <w:r>
+        <w:rPr>
+          <w:color w:val="000000"/>
+        </w:rPr>
+        <w:t>）无试听资源时的降级提示。</w:t>
+      </w:r>
+    </w:p>
+    <w:p>
+      <w:pPr>
+        <w:spacing w:after="0" w:line="360" w:lineRule="auto"/>
+        <w:ind w:firstLine="480"/>
+      </w:pPr>
+      <w:r>
+        <w:rPr>
+          <w:color w:val="000000"/>
+        </w:rPr>
+        <w:t>**</w:t>
+      </w:r>
+      <w:r>
+        <w:rPr>
+          <w:color w:val="000000"/>
+        </w:rPr>
+        <w:t>模块六　音乐人格测评</w:t>
+      </w:r>
+      <w:r>
+        <w:rPr>
+          <w:color w:val="000000"/>
+        </w:rPr>
+        <w:t>**</w:t>
+      </w:r>
+    </w:p>
+    <w:p>
+      <w:pPr>
+        <w:spacing w:after="0" w:line="360" w:lineRule="auto"/>
+        <w:ind w:firstLine="480"/>
+      </w:pPr>
+      <w:r>
+        <w:rPr>
+          <w:color w:val="000000"/>
+        </w:rPr>
+        <w:t>（</w:t>
+      </w:r>
+      <w:r>
+        <w:rPr>
+          <w:color w:val="000000"/>
+        </w:rPr>
+        <w:t>1</w:t>
+      </w:r>
+      <w:r>
+        <w:rPr>
+          <w:color w:val="000000"/>
+        </w:rPr>
+        <w:t>）测评说明页：玩法介绍与预计耗时；</w:t>
+      </w:r>
+    </w:p>
+    <w:p>
+      <w:pPr>
+        <w:spacing w:after="0" w:line="360" w:lineRule="auto"/>
+        <w:ind w:firstLine="480"/>
+      </w:pPr>
+      <w:r>
+        <w:rPr>
+          <w:color w:val="000000"/>
+        </w:rPr>
+        <w:t>（</w:t>
+      </w:r>
+      <w:r>
+        <w:rPr>
+          <w:color w:val="000000"/>
+        </w:rPr>
+        <w:t>2</w:t>
+      </w:r>
+      <w:r>
+        <w:rPr>
+          <w:color w:val="000000"/>
+        </w:rPr>
+        <w:t>）作答流程：</w:t>
+      </w:r>
+      <w:r>
+        <w:rPr>
+          <w:color w:val="000000"/>
+        </w:rPr>
+        <w:t xml:space="preserve">12 </w:t>
+      </w:r>
+      <w:r>
+        <w:rPr>
+          <w:color w:val="000000"/>
+        </w:rPr>
+        <w:t>道题，含至少</w:t>
+      </w:r>
+      <w:r>
+        <w:rPr>
+          <w:color w:val="000000"/>
+        </w:rPr>
+        <w:t xml:space="preserve"> 2 </w:t>
+      </w:r>
+      <w:r>
+        <w:rPr>
+          <w:color w:val="000000"/>
+        </w:rPr>
+        <w:t>道听感题；</w:t>
+      </w:r>
+    </w:p>
+    <w:p>
+      <w:pPr>
+        <w:spacing w:after="0" w:line="360" w:lineRule="auto"/>
+        <w:ind w:firstLine="480"/>
+      </w:pPr>
+      <w:r>
+        <w:rPr>
+          <w:color w:val="000000"/>
+        </w:rPr>
+        <w:t>（</w:t>
+      </w:r>
+      <w:r>
+        <w:rPr>
+          <w:color w:val="000000"/>
+        </w:rPr>
+        <w:t>3</w:t>
+      </w:r>
+      <w:r>
+        <w:rPr>
+          <w:color w:val="000000"/>
+        </w:rPr>
+        <w:t>）计分模型：按选项累加各维度得分；</w:t>
+      </w:r>
+    </w:p>
+    <w:p>
+      <w:pPr>
+        <w:spacing w:after="0" w:line="360" w:lineRule="auto"/>
+        <w:ind w:firstLine="480"/>
+      </w:pPr>
+      <w:r>
+        <w:rPr>
+          <w:color w:val="000000"/>
+        </w:rPr>
+        <w:t>（</w:t>
+      </w:r>
+      <w:r>
+        <w:rPr>
+          <w:color w:val="000000"/>
+        </w:rPr>
+        <w:t>4</w:t>
+      </w:r>
+      <w:r>
+        <w:rPr>
+          <w:color w:val="000000"/>
+        </w:rPr>
+        <w:t>）类型映射：由得分分布映射到人格类型；</w:t>
+      </w:r>
+    </w:p>
+    <w:p>
+      <w:pPr>
+        <w:spacing w:after="0" w:line="360" w:lineRule="auto"/>
+        <w:ind w:firstLine="480"/>
+      </w:pPr>
+      <w:r>
+        <w:rPr>
+          <w:color w:val="000000"/>
+        </w:rPr>
+        <w:t>（</w:t>
+      </w:r>
+      <w:r>
+        <w:rPr>
+          <w:color w:val="000000"/>
+        </w:rPr>
+        <w:t>5</w:t>
+      </w:r>
+      <w:r>
+        <w:rPr>
+          <w:color w:val="000000"/>
+        </w:rPr>
+        <w:t>）结果展示：人格卡、维度得分、推荐专辑。</w:t>
+      </w:r>
+    </w:p>
+    <w:p>
+      <w:pPr>
+        <w:spacing w:after="0" w:line="360" w:lineRule="auto"/>
+        <w:ind w:firstLine="480"/>
+      </w:pPr>
+      <w:r>
+        <w:rPr>
+          <w:color w:val="000000"/>
+        </w:rPr>
+        <w:t>**</w:t>
+      </w:r>
+      <w:r>
+        <w:rPr>
+          <w:color w:val="000000"/>
+        </w:rPr>
+        <w:t xml:space="preserve">模块七　</w:t>
+      </w:r>
+      <w:r>
+        <w:rPr>
+          <w:color w:val="000000"/>
+        </w:rPr>
+        <w:t xml:space="preserve">AI </w:t>
+      </w:r>
+      <w:r>
+        <w:rPr>
+          <w:color w:val="000000"/>
+        </w:rPr>
+        <w:t>个性化解读</w:t>
+      </w:r>
+      <w:r>
+        <w:rPr>
+          <w:color w:val="000000"/>
+        </w:rPr>
+        <w:t>**</w:t>
+      </w:r>
+    </w:p>
+    <w:p>
+      <w:pPr>
+        <w:spacing w:after="0" w:line="360" w:lineRule="auto"/>
+        <w:ind w:firstLine="480"/>
+      </w:pPr>
+      <w:r>
+        <w:rPr>
+          <w:color w:val="000000"/>
+        </w:rPr>
+        <w:t>（</w:t>
+      </w:r>
+      <w:r>
+        <w:rPr>
+          <w:color w:val="000000"/>
+        </w:rPr>
+        <w:t>1</w:t>
+      </w:r>
+      <w:r>
+        <w:rPr>
+          <w:color w:val="000000"/>
+        </w:rPr>
+        <w:t>）构造提示词，输入作答组合与得分；</w:t>
+      </w:r>
+    </w:p>
+    <w:p>
+      <w:pPr>
+        <w:spacing w:after="0" w:line="360" w:lineRule="auto"/>
+        <w:ind w:firstLine="480"/>
+      </w:pPr>
+      <w:r>
+        <w:rPr>
+          <w:color w:val="000000"/>
+        </w:rPr>
+        <w:t>（</w:t>
+      </w:r>
+      <w:r>
+        <w:rPr>
+          <w:color w:val="000000"/>
+        </w:rPr>
+        <w:t>2</w:t>
+      </w:r>
+      <w:r>
+        <w:rPr>
+          <w:color w:val="000000"/>
+        </w:rPr>
+        <w:t>）调用大语言模型生成个性化解读文本；</w:t>
+      </w:r>
+    </w:p>
+    <w:p>
+      <w:pPr>
+        <w:spacing w:after="0" w:line="360" w:lineRule="auto"/>
+        <w:ind w:firstLine="480"/>
+      </w:pPr>
+      <w:r>
+        <w:rPr>
+          <w:color w:val="000000"/>
+        </w:rPr>
+        <w:t>（</w:t>
+      </w:r>
+      <w:r>
+        <w:rPr>
+          <w:color w:val="000000"/>
+        </w:rPr>
+        <w:t>3</w:t>
+      </w:r>
+      <w:r>
+        <w:rPr>
+          <w:color w:val="000000"/>
+        </w:rPr>
+        <w:t>）超时与失败降级为模板文案；</w:t>
+      </w:r>
+    </w:p>
+    <w:p>
+      <w:pPr>
+        <w:spacing w:after="0" w:line="360" w:lineRule="auto"/>
+        <w:ind w:firstLine="480"/>
+      </w:pPr>
+      <w:r>
+        <w:rPr>
+          <w:color w:val="000000"/>
+        </w:rPr>
+        <w:t>（</w:t>
+      </w:r>
+      <w:r>
+        <w:rPr>
+          <w:color w:val="000000"/>
+        </w:rPr>
+        <w:t>4</w:t>
+      </w:r>
+      <w:r>
+        <w:rPr>
+          <w:color w:val="000000"/>
+        </w:rPr>
+        <w:t>）结果缓存，避免重复调用。</w:t>
+      </w:r>
+    </w:p>
+    <w:p>
+      <w:pPr>
+        <w:spacing w:after="0" w:line="360" w:lineRule="auto"/>
+        <w:ind w:firstLine="480"/>
+      </w:pPr>
+      <w:r>
+        <w:rPr>
+          <w:color w:val="000000"/>
+        </w:rPr>
+        <w:t>**</w:t>
+      </w:r>
+      <w:r>
+        <w:rPr>
+          <w:color w:val="000000"/>
+        </w:rPr>
+        <w:t>模块八　结果可视化与分享</w:t>
+      </w:r>
+      <w:r>
+        <w:rPr>
+          <w:color w:val="000000"/>
+        </w:rPr>
+        <w:t>**</w:t>
+      </w:r>
+    </w:p>
+    <w:p>
+      <w:pPr>
+        <w:spacing w:after="0" w:line="360" w:lineRule="auto"/>
+        <w:ind w:firstLine="480"/>
+      </w:pPr>
+      <w:r>
+        <w:rPr>
+          <w:color w:val="000000"/>
+        </w:rPr>
         <w:lastRenderedPageBreak/>
         <w:t>（</w:t>
       </w:r>
@@ -6870,25 +7705,13 @@
         <w:rPr>
           <w:color w:val="000000"/>
         </w:rPr>
-        <w:t>2</w:t>
-      </w:r>
-      <w:r>
-        <w:rPr>
-          <w:color w:val="000000"/>
-        </w:rPr>
-        <w:t>）专辑准入过滤：自动剔除单曲、</w:t>
-      </w:r>
-      <w:r>
-        <w:rPr>
-          <w:color w:val="000000"/>
-        </w:rPr>
-        <w:t>EP</w:t>
-      </w:r>
-      <w:r>
-        <w:rPr>
-          <w:color w:val="000000"/>
-        </w:rPr>
-        <w:t>、现场、影视原声、精选与拼盘，只保留正式录音室专辑；过滤结果对用户可见，允许手动增减；</w:t>
+        <w:t>1</w:t>
+      </w:r>
+      <w:r>
+        <w:rPr>
+          <w:color w:val="000000"/>
+        </w:rPr>
+        <w:t>）对阵图与冠军路径图绘制；</w:t>
       </w:r>
     </w:p>
     <w:p>
@@ -6906,13 +7729,13 @@
         <w:rPr>
           <w:color w:val="000000"/>
         </w:rPr>
-        <w:t>3</w:t>
-      </w:r>
-      <w:r>
-        <w:rPr>
-          <w:color w:val="000000"/>
-        </w:rPr>
-        <w:t>）对阵表生成：自动配对，处理参赛数为奇数时的轮空；</w:t>
+        <w:t>2</w:t>
+      </w:r>
+      <w:r>
+        <w:rPr>
+          <w:color w:val="000000"/>
+        </w:rPr>
+        <w:t>）人格卡绘制；</w:t>
       </w:r>
     </w:p>
     <w:p>
@@ -6930,13 +7753,13 @@
         <w:rPr>
           <w:color w:val="000000"/>
         </w:rPr>
-        <w:t>4</w:t>
-      </w:r>
-      <w:r>
-        <w:rPr>
-          <w:color w:val="000000"/>
-        </w:rPr>
-        <w:t>）逐场投票：每场展示两张专辑，用户二者择一；</w:t>
+        <w:t>3</w:t>
+      </w:r>
+      <w:r>
+        <w:rPr>
+          <w:color w:val="000000"/>
+        </w:rPr>
+        <w:t>）导出为图片供保存与分享；</w:t>
       </w:r>
     </w:p>
     <w:p>
@@ -6954,13 +7777,13 @@
         <w:rPr>
           <w:color w:val="000000"/>
         </w:rPr>
-        <w:t>5</w:t>
-      </w:r>
-      <w:r>
-        <w:rPr>
-          <w:color w:val="000000"/>
-        </w:rPr>
-        <w:t>）轮次推进：小组赛、复活赛、淘汰赛；</w:t>
+        <w:t>4</w:t>
+      </w:r>
+      <w:r>
+        <w:rPr>
+          <w:color w:val="000000"/>
+        </w:rPr>
+        <w:t>）分享记录入库，便于找回。</w:t>
       </w:r>
     </w:p>
     <w:p>
@@ -6972,19 +7795,19 @@
         <w:rPr>
           <w:color w:val="000000"/>
         </w:rPr>
-        <w:t>（</w:t>
-      </w:r>
-      <w:r>
-        <w:rPr>
-          <w:color w:val="000000"/>
-        </w:rPr>
-        <w:t>6</w:t>
-      </w:r>
-      <w:r>
-        <w:rPr>
-          <w:color w:val="000000"/>
-        </w:rPr>
-        <w:t>）冠军生成与结果汇总。</w:t>
+        <w:t>**</w:t>
+      </w:r>
+      <w:r>
+        <w:rPr>
+          <w:color w:val="000000"/>
+        </w:rPr>
+        <w:t>模块九　排行榜与人格图鉴</w:t>
+      </w:r>
+      <w:r>
+        <w:rPr>
+          <w:color w:val="000000"/>
+        </w:rPr>
+        <w:t>**</w:t>
       </w:r>
     </w:p>
     <w:p>
@@ -6996,19 +7819,19 @@
         <w:rPr>
           <w:color w:val="000000"/>
         </w:rPr>
-        <w:t>**</w:t>
-      </w:r>
-      <w:r>
-        <w:rPr>
-          <w:color w:val="000000"/>
-        </w:rPr>
-        <w:t>模块五　试听播放</w:t>
-      </w:r>
-      <w:r>
-        <w:rPr>
-          <w:color w:val="000000"/>
-        </w:rPr>
-        <w:t>**</w:t>
+        <w:t>（</w:t>
+      </w:r>
+      <w:r>
+        <w:rPr>
+          <w:color w:val="000000"/>
+        </w:rPr>
+        <w:t>1</w:t>
+      </w:r>
+      <w:r>
+        <w:rPr>
+          <w:color w:val="000000"/>
+        </w:rPr>
+        <w:t>）全球最受欢迎专辑榜，按累计票数排序；</w:t>
       </w:r>
     </w:p>
     <w:p>
@@ -7026,25 +7849,13 @@
         <w:rPr>
           <w:color w:val="000000"/>
         </w:rPr>
-        <w:t>1</w:t>
-      </w:r>
-      <w:r>
-        <w:rPr>
-          <w:color w:val="000000"/>
-        </w:rPr>
-        <w:t>）播放专辑的</w:t>
-      </w:r>
-      <w:r>
-        <w:rPr>
-          <w:color w:val="000000"/>
-        </w:rPr>
-        <w:t xml:space="preserve"> 30 </w:t>
-      </w:r>
-      <w:r>
-        <w:rPr>
-          <w:color w:val="000000"/>
-        </w:rPr>
-        <w:t>秒试听片段；</w:t>
+        <w:t>2</w:t>
+      </w:r>
+      <w:r>
+        <w:rPr>
+          <w:color w:val="000000"/>
+        </w:rPr>
+        <w:t>）榜单支持按范围筛选与分页；</w:t>
       </w:r>
     </w:p>
     <w:p>
@@ -7062,566 +7873,25 @@
         <w:rPr>
           <w:color w:val="000000"/>
         </w:rPr>
-        <w:t>2</w:t>
-      </w:r>
-      <w:r>
-        <w:rPr>
-          <w:color w:val="000000"/>
-        </w:rPr>
-        <w:t>）播放状态管理与互斥控制；</w:t>
+        <w:t>3</w:t>
+      </w:r>
+      <w:r>
+        <w:rPr>
+          <w:color w:val="000000"/>
+        </w:rPr>
+        <w:t>）人格图鉴：展示全部人格类型及其占比分布。</w:t>
       </w:r>
     </w:p>
     <w:p>
       <w:pPr>
-        <w:spacing w:after="0" w:line="360" w:lineRule="auto"/>
-        <w:ind w:firstLine="480"/>
-      </w:pPr>
-      <w:r>
-        <w:rPr>
-          <w:color w:val="000000"/>
-        </w:rPr>
-        <w:t>（</w:t>
-      </w:r>
-      <w:r>
-        <w:rPr>
-          <w:color w:val="000000"/>
-        </w:rPr>
-        <w:t>3</w:t>
-      </w:r>
-      <w:r>
-        <w:rPr>
-          <w:color w:val="000000"/>
-        </w:rPr>
-        <w:t>）无试听资源时的降级提示。</w:t>
-      </w:r>
-    </w:p>
-    <w:p>
-      <w:pPr>
-        <w:spacing w:after="0" w:line="360" w:lineRule="auto"/>
-        <w:ind w:firstLine="480"/>
-      </w:pPr>
-      <w:r>
-        <w:rPr>
-          <w:color w:val="000000"/>
-        </w:rPr>
-        <w:t>**</w:t>
-      </w:r>
-      <w:r>
-        <w:rPr>
-          <w:color w:val="000000"/>
-        </w:rPr>
-        <w:t>模块六　音乐人格测评</w:t>
-      </w:r>
-      <w:r>
-        <w:rPr>
-          <w:color w:val="000000"/>
-        </w:rPr>
-        <w:t>**</w:t>
-      </w:r>
-    </w:p>
-    <w:p>
-      <w:pPr>
-        <w:spacing w:after="0" w:line="360" w:lineRule="auto"/>
-        <w:ind w:firstLine="480"/>
-      </w:pPr>
-      <w:r>
-        <w:rPr>
-          <w:color w:val="000000"/>
-        </w:rPr>
-        <w:t>（</w:t>
-      </w:r>
-      <w:r>
-        <w:rPr>
-          <w:color w:val="000000"/>
-        </w:rPr>
-        <w:t>1</w:t>
-      </w:r>
-      <w:r>
-        <w:rPr>
-          <w:color w:val="000000"/>
-        </w:rPr>
-        <w:t>）测评说明页：玩法介绍与预计耗时；</w:t>
-      </w:r>
-    </w:p>
-    <w:p>
-      <w:pPr>
-        <w:spacing w:after="0" w:line="360" w:lineRule="auto"/>
-        <w:ind w:firstLine="480"/>
-      </w:pPr>
-      <w:r>
-        <w:rPr>
-          <w:color w:val="000000"/>
-        </w:rPr>
-        <w:t>（</w:t>
-      </w:r>
-      <w:r>
-        <w:rPr>
-          <w:color w:val="000000"/>
-        </w:rPr>
-        <w:t>2</w:t>
-      </w:r>
-      <w:r>
-        <w:rPr>
-          <w:color w:val="000000"/>
-        </w:rPr>
-        <w:t>）作答流程：</w:t>
-      </w:r>
-      <w:r>
-        <w:rPr>
-          <w:color w:val="000000"/>
-        </w:rPr>
-        <w:t xml:space="preserve">12 </w:t>
-      </w:r>
-      <w:r>
-        <w:rPr>
-          <w:color w:val="000000"/>
-        </w:rPr>
-        <w:t>道题，含至少</w:t>
-      </w:r>
-      <w:r>
-        <w:rPr>
-          <w:color w:val="000000"/>
-        </w:rPr>
-        <w:t xml:space="preserve"> 2 </w:t>
-      </w:r>
-      <w:r>
-        <w:rPr>
-          <w:color w:val="000000"/>
-        </w:rPr>
-        <w:t>道听感题；</w:t>
-      </w:r>
-    </w:p>
-    <w:p>
-      <w:pPr>
-        <w:spacing w:after="0" w:line="360" w:lineRule="auto"/>
-        <w:ind w:firstLine="480"/>
-      </w:pPr>
-      <w:r>
-        <w:rPr>
-          <w:color w:val="000000"/>
-        </w:rPr>
-        <w:t>（</w:t>
-      </w:r>
-      <w:r>
-        <w:rPr>
-          <w:color w:val="000000"/>
-        </w:rPr>
-        <w:t>3</w:t>
-      </w:r>
-      <w:r>
-        <w:rPr>
-          <w:color w:val="000000"/>
-        </w:rPr>
-        <w:t>）计分模型：按选项累加各维度得分；</w:t>
-      </w:r>
-    </w:p>
-    <w:p>
-      <w:pPr>
-        <w:spacing w:after="0" w:line="360" w:lineRule="auto"/>
-        <w:ind w:firstLine="480"/>
-      </w:pPr>
-      <w:r>
-        <w:rPr>
-          <w:color w:val="000000"/>
-        </w:rPr>
-        <w:t>（</w:t>
-      </w:r>
-      <w:r>
-        <w:rPr>
-          <w:color w:val="000000"/>
-        </w:rPr>
-        <w:t>4</w:t>
-      </w:r>
-      <w:r>
-        <w:rPr>
-          <w:color w:val="000000"/>
-        </w:rPr>
-        <w:t>）类型映射：由得分分布映射到人格类型；</w:t>
-      </w:r>
-    </w:p>
-    <w:p>
-      <w:pPr>
-        <w:spacing w:after="0" w:line="360" w:lineRule="auto"/>
-        <w:ind w:firstLine="480"/>
-      </w:pPr>
-      <w:r>
-        <w:rPr>
-          <w:color w:val="000000"/>
-        </w:rPr>
-        <w:t>（</w:t>
-      </w:r>
-      <w:r>
-        <w:rPr>
-          <w:color w:val="000000"/>
-        </w:rPr>
-        <w:t>5</w:t>
-      </w:r>
-      <w:r>
-        <w:rPr>
-          <w:color w:val="000000"/>
-        </w:rPr>
-        <w:t>）结果展示：人格卡、维度得分、推荐专辑。</w:t>
-      </w:r>
-    </w:p>
-    <w:p>
-      <w:pPr>
-        <w:spacing w:after="0" w:line="360" w:lineRule="auto"/>
-        <w:ind w:firstLine="480"/>
-      </w:pPr>
-      <w:r>
-        <w:rPr>
-          <w:color w:val="000000"/>
-        </w:rPr>
-        <w:t>**</w:t>
-      </w:r>
-      <w:r>
-        <w:rPr>
-          <w:color w:val="000000"/>
-        </w:rPr>
-        <w:t xml:space="preserve">模块七　</w:t>
-      </w:r>
-      <w:r>
-        <w:rPr>
-          <w:color w:val="000000"/>
-        </w:rPr>
-        <w:t xml:space="preserve">AI </w:t>
-      </w:r>
-      <w:r>
-        <w:rPr>
-          <w:color w:val="000000"/>
-        </w:rPr>
-        <w:t>个性化解读</w:t>
-      </w:r>
-      <w:r>
-        <w:rPr>
-          <w:color w:val="000000"/>
-        </w:rPr>
-        <w:t>**</w:t>
-      </w:r>
-    </w:p>
-    <w:p>
-      <w:pPr>
-        <w:spacing w:after="0" w:line="360" w:lineRule="auto"/>
-        <w:ind w:firstLine="480"/>
-      </w:pPr>
-      <w:r>
-        <w:rPr>
-          <w:color w:val="000000"/>
-        </w:rPr>
-        <w:t>（</w:t>
-      </w:r>
-      <w:r>
-        <w:rPr>
-          <w:color w:val="000000"/>
-        </w:rPr>
-        <w:t>1</w:t>
-      </w:r>
-      <w:r>
-        <w:rPr>
-          <w:color w:val="000000"/>
-        </w:rPr>
-        <w:t>）构造提示词，输入作答组合与得分；</w:t>
-      </w:r>
-    </w:p>
-    <w:p>
-      <w:pPr>
-        <w:spacing w:after="0" w:line="360" w:lineRule="auto"/>
-        <w:ind w:firstLine="480"/>
-      </w:pPr>
-      <w:r>
-        <w:rPr>
-          <w:color w:val="000000"/>
-        </w:rPr>
-        <w:t>（</w:t>
-      </w:r>
-      <w:r>
-        <w:rPr>
-          <w:color w:val="000000"/>
-        </w:rPr>
-        <w:t>2</w:t>
-      </w:r>
-      <w:r>
-        <w:rPr>
-          <w:color w:val="000000"/>
-        </w:rPr>
-        <w:t>）调用大语言模型生成个性化解读文本；</w:t>
-      </w:r>
-    </w:p>
-    <w:p>
-      <w:pPr>
-        <w:spacing w:after="0" w:line="360" w:lineRule="auto"/>
-        <w:ind w:firstLine="480"/>
-      </w:pPr>
-      <w:r>
-        <w:rPr>
-          <w:color w:val="000000"/>
-        </w:rPr>
-        <w:t>（</w:t>
-      </w:r>
-      <w:r>
-        <w:rPr>
-          <w:color w:val="000000"/>
-        </w:rPr>
-        <w:t>3</w:t>
-      </w:r>
-      <w:r>
-        <w:rPr>
-          <w:color w:val="000000"/>
-        </w:rPr>
-        <w:t>）超时与失败降级为模板文案；</w:t>
-      </w:r>
-    </w:p>
-    <w:p>
-      <w:pPr>
-        <w:spacing w:after="0" w:line="360" w:lineRule="auto"/>
-        <w:ind w:firstLine="480"/>
-      </w:pPr>
-      <w:r>
-        <w:rPr>
-          <w:color w:val="000000"/>
-        </w:rPr>
-        <w:t>（</w:t>
-      </w:r>
-      <w:r>
-        <w:rPr>
-          <w:color w:val="000000"/>
-        </w:rPr>
-        <w:t>4</w:t>
-      </w:r>
-      <w:r>
-        <w:rPr>
-          <w:color w:val="000000"/>
-        </w:rPr>
-        <w:t>）结果缓存，避免重复调用。</w:t>
-      </w:r>
-    </w:p>
-    <w:p>
-      <w:pPr>
-        <w:spacing w:after="0" w:line="360" w:lineRule="auto"/>
-        <w:ind w:firstLine="480"/>
-      </w:pPr>
-      <w:r>
-        <w:rPr>
-          <w:color w:val="000000"/>
-        </w:rPr>
-        <w:t>**</w:t>
-      </w:r>
-      <w:r>
-        <w:rPr>
-          <w:color w:val="000000"/>
-        </w:rPr>
-        <w:t>模块八　结果可视化与分享</w:t>
-      </w:r>
-      <w:r>
-        <w:rPr>
-          <w:color w:val="000000"/>
-        </w:rPr>
-        <w:t>**</w:t>
-      </w:r>
-    </w:p>
-    <w:p>
-      <w:pPr>
-        <w:spacing w:after="0" w:line="360" w:lineRule="auto"/>
-        <w:ind w:firstLine="480"/>
-      </w:pPr>
-      <w:r>
-        <w:rPr>
-          <w:color w:val="000000"/>
-        </w:rPr>
-        <w:t>（</w:t>
-      </w:r>
-      <w:r>
-        <w:rPr>
-          <w:color w:val="000000"/>
-        </w:rPr>
-        <w:t>1</w:t>
-      </w:r>
-      <w:r>
-        <w:rPr>
-          <w:color w:val="000000"/>
-        </w:rPr>
-        <w:t>）对阵图与冠军路径图绘制；</w:t>
-      </w:r>
-    </w:p>
-    <w:p>
-      <w:pPr>
-        <w:spacing w:after="0" w:line="360" w:lineRule="auto"/>
-        <w:ind w:firstLine="480"/>
-      </w:pPr>
-      <w:r>
-        <w:rPr>
-          <w:color w:val="000000"/>
-        </w:rPr>
-        <w:t>（</w:t>
-      </w:r>
-      <w:r>
-        <w:rPr>
-          <w:color w:val="000000"/>
-        </w:rPr>
-        <w:t>2</w:t>
-      </w:r>
-      <w:r>
-        <w:rPr>
-          <w:color w:val="000000"/>
-        </w:rPr>
-        <w:t>）人格卡绘制；</w:t>
-      </w:r>
-    </w:p>
-    <w:p>
-      <w:pPr>
-        <w:spacing w:after="0" w:line="360" w:lineRule="auto"/>
-        <w:ind w:firstLine="480"/>
-      </w:pPr>
-      <w:r>
-        <w:rPr>
-          <w:color w:val="000000"/>
-        </w:rPr>
-        <w:t>（</w:t>
-      </w:r>
-      <w:r>
-        <w:rPr>
-          <w:color w:val="000000"/>
-        </w:rPr>
-        <w:t>3</w:t>
-      </w:r>
-      <w:r>
-        <w:rPr>
-          <w:color w:val="000000"/>
-        </w:rPr>
-        <w:t>）导出为图片供保存与分享；</w:t>
-      </w:r>
-    </w:p>
-    <w:p>
-      <w:pPr>
-        <w:spacing w:after="0" w:line="360" w:lineRule="auto"/>
-        <w:ind w:firstLine="480"/>
-      </w:pPr>
-      <w:r>
-        <w:rPr>
-          <w:color w:val="000000"/>
-        </w:rPr>
-        <w:t>（</w:t>
-      </w:r>
-      <w:r>
-        <w:rPr>
-          <w:color w:val="000000"/>
-        </w:rPr>
-        <w:t>4</w:t>
-      </w:r>
-      <w:r>
-        <w:rPr>
-          <w:color w:val="000000"/>
-        </w:rPr>
-        <w:t>）分享记录入库，便于找回。</w:t>
-      </w:r>
-    </w:p>
-    <w:p>
-      <w:pPr>
-        <w:spacing w:after="0" w:line="360" w:lineRule="auto"/>
-        <w:ind w:firstLine="480"/>
-      </w:pPr>
-      <w:r>
-        <w:rPr>
-          <w:color w:val="000000"/>
-        </w:rPr>
-        <w:t>**</w:t>
-      </w:r>
-      <w:r>
-        <w:rPr>
-          <w:color w:val="000000"/>
-        </w:rPr>
-        <w:t>模块九　排行榜与人格图鉴</w:t>
-      </w:r>
-      <w:r>
-        <w:rPr>
-          <w:color w:val="000000"/>
-        </w:rPr>
-        <w:t>**</w:t>
-      </w:r>
-    </w:p>
-    <w:p>
-      <w:pPr>
-        <w:spacing w:after="0" w:line="360" w:lineRule="auto"/>
-        <w:ind w:firstLine="480"/>
-      </w:pPr>
-      <w:r>
-        <w:rPr>
-          <w:color w:val="000000"/>
-        </w:rPr>
-        <w:t>（</w:t>
-      </w:r>
-      <w:r>
-        <w:rPr>
-          <w:color w:val="000000"/>
-        </w:rPr>
-        <w:t>1</w:t>
-      </w:r>
-      <w:r>
-        <w:rPr>
-          <w:color w:val="000000"/>
-        </w:rPr>
-        <w:t>）全球最受欢迎专辑榜，按累计票数排序；</w:t>
-      </w:r>
-    </w:p>
-    <w:p>
-      <w:pPr>
-        <w:spacing w:after="0" w:line="360" w:lineRule="auto"/>
-        <w:ind w:firstLine="480"/>
-      </w:pPr>
-      <w:r>
-        <w:rPr>
-          <w:color w:val="000000"/>
-        </w:rPr>
-        <w:t>（</w:t>
-      </w:r>
-      <w:r>
-        <w:rPr>
-          <w:color w:val="000000"/>
-        </w:rPr>
-        <w:t>2</w:t>
-      </w:r>
-      <w:r>
-        <w:rPr>
-          <w:color w:val="000000"/>
-        </w:rPr>
-        <w:t>）榜单支持按范围筛选与分页；</w:t>
-      </w:r>
-    </w:p>
-    <w:p>
-      <w:pPr>
-        <w:spacing w:after="0" w:line="360" w:lineRule="auto"/>
-        <w:ind w:firstLine="480"/>
-      </w:pPr>
-      <w:r>
-        <w:rPr>
-          <w:color w:val="000000"/>
-        </w:rPr>
-        <w:t>（</w:t>
-      </w:r>
-      <w:r>
-        <w:rPr>
-          <w:color w:val="000000"/>
-        </w:rPr>
-        <w:t>3</w:t>
-      </w:r>
-      <w:r>
-        <w:rPr>
-          <w:color w:val="000000"/>
-        </w:rPr>
-        <w:t>）人格图鉴：展示全部人格类型及其占比分布。</w:t>
-      </w:r>
-    </w:p>
-    <w:p>
-      <w:pPr>
         <w:pStyle w:val="21"/>
         <w:spacing w:after="120" w:line="360" w:lineRule="auto"/>
       </w:pPr>
-      <w:bookmarkStart w:id="15" w:name="_Toc240414161"/>
+      <w:bookmarkStart w:id="15" w:name="_Toc240416304"/>
       <w:r>
         <w:rPr>
           <w:rFonts w:ascii="黑体" w:eastAsia="黑体" w:hAnsi="黑体"/>
         </w:rPr>
-        <w:lastRenderedPageBreak/>
         <w:t xml:space="preserve">4.3 </w:t>
       </w:r>
       <w:r>
@@ -7817,7 +8087,7 @@
         <w:pStyle w:val="21"/>
         <w:spacing w:after="120" w:line="360" w:lineRule="auto"/>
       </w:pPr>
-      <w:bookmarkStart w:id="16" w:name="_Toc240414162"/>
+      <w:bookmarkStart w:id="16" w:name="_Toc240416305"/>
       <w:r>
         <w:rPr>
           <w:rFonts w:ascii="黑体" w:eastAsia="黑体" w:hAnsi="黑体"/>
@@ -8298,6 +8568,7 @@
                 <w:color w:val="000000"/>
                 <w:sz w:val="21"/>
               </w:rPr>
+              <w:lastRenderedPageBreak/>
               <w:t>FR-05</w:t>
             </w:r>
           </w:p>
@@ -8730,7 +9001,6 @@
                 <w:color w:val="000000"/>
                 <w:sz w:val="21"/>
               </w:rPr>
-              <w:lastRenderedPageBreak/>
               <w:t>FR-11</w:t>
             </w:r>
           </w:p>
@@ -9953,7 +10223,15 @@
                 <w:color w:val="000000"/>
                 <w:sz w:val="21"/>
               </w:rPr>
-              <w:t>按六条规则剔除不完整与不正规专辑，结果对用户可见</w:t>
+              <w:t>按七条规则剔除不完整与不</w:t>
+            </w:r>
+            <w:r>
+              <w:rPr>
+                <w:color w:val="000000"/>
+                <w:sz w:val="21"/>
+              </w:rPr>
+              <w:lastRenderedPageBreak/>
+              <w:t>正规专辑，结果对用户可见</w:t>
             </w:r>
           </w:p>
         </w:tc>
@@ -9967,6 +10245,7 @@
                 <w:color w:val="000000"/>
                 <w:sz w:val="21"/>
               </w:rPr>
+              <w:lastRenderedPageBreak/>
               <w:t>P0</w:t>
             </w:r>
           </w:p>
@@ -10183,15 +10462,7 @@
                 <w:color w:val="000000"/>
                 <w:sz w:val="21"/>
               </w:rPr>
-              <w:t>首，提供上一首下一首切换，不要求用</w:t>
-            </w:r>
-            <w:r>
-              <w:rPr>
-                <w:color w:val="000000"/>
-                <w:sz w:val="21"/>
-              </w:rPr>
-              <w:lastRenderedPageBreak/>
-              <w:t>户预先选择</w:t>
+              <w:t>首，提供上一首下一首切换，不要求用户预先选择</w:t>
             </w:r>
           </w:p>
         </w:tc>
@@ -10205,7 +10476,178 @@
                 <w:color w:val="000000"/>
                 <w:sz w:val="21"/>
               </w:rPr>
-              <w:lastRenderedPageBreak/>
+              <w:t>P1</w:t>
+            </w:r>
+          </w:p>
+        </w:tc>
+      </w:tr>
+      <w:tr>
+        <w:tc>
+          <w:tcPr>
+            <w:tcW w:w="1662" w:type="dxa"/>
+          </w:tcPr>
+          <w:p>
+            <w:r>
+              <w:rPr>
+                <w:color w:val="000000"/>
+                <w:sz w:val="21"/>
+              </w:rPr>
+              <w:t>FR-31</w:t>
+            </w:r>
+          </w:p>
+        </w:tc>
+        <w:tc>
+          <w:tcPr>
+            <w:tcW w:w="1662" w:type="dxa"/>
+          </w:tcPr>
+          <w:p>
+            <w:r>
+              <w:rPr>
+                <w:color w:val="000000"/>
+                <w:sz w:val="21"/>
+              </w:rPr>
+              <w:t>专辑对决</w:t>
+            </w:r>
+          </w:p>
+        </w:tc>
+        <w:tc>
+          <w:tcPr>
+            <w:tcW w:w="1662" w:type="dxa"/>
+          </w:tcPr>
+          <w:p>
+            <w:r>
+              <w:rPr>
+                <w:color w:val="000000"/>
+                <w:sz w:val="21"/>
+              </w:rPr>
+              <w:t>对位赛模式</w:t>
+            </w:r>
+          </w:p>
+        </w:tc>
+        <w:tc>
+          <w:tcPr>
+            <w:tcW w:w="1662" w:type="dxa"/>
+          </w:tcPr>
+          <w:p>
+            <w:r>
+              <w:rPr>
+                <w:color w:val="000000"/>
+                <w:sz w:val="21"/>
+              </w:rPr>
+              <w:t>选</w:t>
+            </w:r>
+            <w:r>
+              <w:rPr>
+                <w:color w:val="000000"/>
+                <w:sz w:val="21"/>
+              </w:rPr>
+              <w:t xml:space="preserve"> 2 </w:t>
+            </w:r>
+            <w:r>
+              <w:rPr>
+                <w:color w:val="000000"/>
+                <w:sz w:val="21"/>
+              </w:rPr>
+              <w:t>至</w:t>
+            </w:r>
+            <w:r>
+              <w:rPr>
+                <w:color w:val="000000"/>
+                <w:sz w:val="21"/>
+              </w:rPr>
+              <w:t xml:space="preserve"> 4 </w:t>
+            </w:r>
+            <w:r>
+              <w:rPr>
+                <w:color w:val="000000"/>
+                <w:sz w:val="21"/>
+              </w:rPr>
+              <w:t>位歌手，按发行日期先后逐张对位，同序号专辑互相对决</w:t>
+            </w:r>
+          </w:p>
+        </w:tc>
+        <w:tc>
+          <w:tcPr>
+            <w:tcW w:w="1662" w:type="dxa"/>
+          </w:tcPr>
+          <w:p>
+            <w:r>
+              <w:rPr>
+                <w:color w:val="000000"/>
+                <w:sz w:val="21"/>
+              </w:rPr>
+              <w:t>P1</w:t>
+            </w:r>
+          </w:p>
+        </w:tc>
+      </w:tr>
+      <w:tr>
+        <w:tc>
+          <w:tcPr>
+            <w:tcW w:w="1662" w:type="dxa"/>
+          </w:tcPr>
+          <w:p>
+            <w:r>
+              <w:rPr>
+                <w:color w:val="000000"/>
+                <w:sz w:val="21"/>
+              </w:rPr>
+              <w:t>FR-32</w:t>
+            </w:r>
+          </w:p>
+        </w:tc>
+        <w:tc>
+          <w:tcPr>
+            <w:tcW w:w="1662" w:type="dxa"/>
+          </w:tcPr>
+          <w:p>
+            <w:r>
+              <w:rPr>
+                <w:color w:val="000000"/>
+                <w:sz w:val="21"/>
+              </w:rPr>
+              <w:t>专辑对决</w:t>
+            </w:r>
+          </w:p>
+        </w:tc>
+        <w:tc>
+          <w:tcPr>
+            <w:tcW w:w="1662" w:type="dxa"/>
+          </w:tcPr>
+          <w:p>
+            <w:r>
+              <w:rPr>
+                <w:color w:val="000000"/>
+                <w:sz w:val="21"/>
+              </w:rPr>
+              <w:t>对位结果逐张对照</w:t>
+            </w:r>
+          </w:p>
+        </w:tc>
+        <w:tc>
+          <w:tcPr>
+            <w:tcW w:w="1662" w:type="dxa"/>
+          </w:tcPr>
+          <w:p>
+            <w:r>
+              <w:rPr>
+                <w:color w:val="000000"/>
+                <w:sz w:val="21"/>
+              </w:rPr>
+              <w:t>结果以逐行对照表呈现，每行展示一组同序号专辑的双方与比分、胜者</w:t>
+            </w:r>
+          </w:p>
+        </w:tc>
+        <w:tc>
+          <w:tcPr>
+            <w:tcW w:w="1662" w:type="dxa"/>
+          </w:tcPr>
+          <w:p>
+            <w:r>
+              <w:rPr>
+                <w:color w:val="000000"/>
+                <w:sz w:val="21"/>
+              </w:rPr>
               <w:t>P1</w:t>
             </w:r>
           </w:p>
@@ -10217,7 +10659,7 @@
         <w:pStyle w:val="1"/>
         <w:spacing w:before="240" w:after="120" w:line="360" w:lineRule="auto"/>
       </w:pPr>
-      <w:bookmarkStart w:id="17" w:name="_Toc240414163"/>
+      <w:bookmarkStart w:id="17" w:name="_Toc240416306"/>
       <w:r>
         <w:rPr>
           <w:rFonts w:ascii="黑体" w:eastAsia="黑体" w:hAnsi="黑体"/>
@@ -10315,7 +10757,7 @@
         <w:pStyle w:val="21"/>
         <w:spacing w:after="120" w:line="360" w:lineRule="auto"/>
       </w:pPr>
-      <w:bookmarkStart w:id="18" w:name="_Toc240414164"/>
+      <w:bookmarkStart w:id="18" w:name="_Toc240416307"/>
       <w:r>
         <w:rPr>
           <w:rFonts w:ascii="黑体" w:eastAsia="黑体" w:hAnsi="黑体"/>
@@ -10646,7 +11088,7 @@
                 <w:color w:val="000000"/>
                 <w:sz w:val="21"/>
               </w:rPr>
-              <w:t>四种范围模式、歌手搜索与逐位添加、专辑池预览、准入过滤说明与手动增减</w:t>
+              <w:t>五种范围模式（含对位赛）、歌手搜索与逐位添加、专辑池预览、准入过滤说明与手动增减</w:t>
             </w:r>
           </w:p>
         </w:tc>
@@ -10836,6 +11278,7 @@
                 <w:color w:val="000000"/>
                 <w:sz w:val="21"/>
               </w:rPr>
+              <w:lastRenderedPageBreak/>
               <w:t>8</w:t>
             </w:r>
           </w:p>
@@ -11165,7 +11608,7 @@
         <w:pStyle w:val="21"/>
         <w:spacing w:after="120" w:line="360" w:lineRule="auto"/>
       </w:pPr>
-      <w:bookmarkStart w:id="19" w:name="_Toc240414165"/>
+      <w:bookmarkStart w:id="19" w:name="_Toc240416308"/>
       <w:r>
         <w:rPr>
           <w:rFonts w:ascii="黑体" w:eastAsia="黑体" w:hAnsi="黑体"/>
@@ -11567,7 +12010,7 @@
         <w:pStyle w:val="1"/>
         <w:spacing w:before="240" w:after="120" w:line="360" w:lineRule="auto"/>
       </w:pPr>
-      <w:bookmarkStart w:id="20" w:name="_Toc240414166"/>
+      <w:bookmarkStart w:id="20" w:name="_Toc240416309"/>
       <w:r>
         <w:rPr>
           <w:rFonts w:ascii="黑体" w:eastAsia="黑体" w:hAnsi="黑体"/>
@@ -11581,7 +12024,7 @@
         <w:pStyle w:val="21"/>
         <w:spacing w:after="120" w:line="360" w:lineRule="auto"/>
       </w:pPr>
-      <w:bookmarkStart w:id="21" w:name="_Toc240414167"/>
+      <w:bookmarkStart w:id="21" w:name="_Toc240416310"/>
       <w:r>
         <w:rPr>
           <w:rFonts w:ascii="黑体" w:eastAsia="黑体" w:hAnsi="黑体"/>
@@ -11668,7 +12111,6 @@
                 <w:color w:val="000000"/>
                 <w:sz w:val="21"/>
               </w:rPr>
-              <w:lastRenderedPageBreak/>
               <w:t>---</w:t>
             </w:r>
           </w:p>
@@ -12035,7 +12477,7 @@
         <w:pStyle w:val="21"/>
         <w:spacing w:after="120" w:line="360" w:lineRule="auto"/>
       </w:pPr>
-      <w:bookmarkStart w:id="22" w:name="_Toc240414168"/>
+      <w:bookmarkStart w:id="22" w:name="_Toc240416311"/>
       <w:r>
         <w:rPr>
           <w:rFonts w:ascii="黑体" w:eastAsia="黑体" w:hAnsi="黑体"/>
@@ -12342,6 +12784,7 @@
                 <w:color w:val="000000"/>
                 <w:sz w:val="21"/>
               </w:rPr>
+              <w:lastRenderedPageBreak/>
               <w:t>NFR-S5</w:t>
             </w:r>
           </w:p>
@@ -13083,7 +13526,6 @@
         <w:rPr>
           <w:color w:val="000000"/>
         </w:rPr>
-        <w:lastRenderedPageBreak/>
         <w:t>**</w:t>
       </w:r>
       <w:r>
@@ -13320,7 +13762,7 @@
         <w:pStyle w:val="21"/>
         <w:spacing w:after="120" w:line="360" w:lineRule="auto"/>
       </w:pPr>
-      <w:bookmarkStart w:id="23" w:name="_Toc240414169"/>
+      <w:bookmarkStart w:id="23" w:name="_Toc240416312"/>
       <w:r>
         <w:rPr>
           <w:rFonts w:ascii="黑体" w:eastAsia="黑体" w:hAnsi="黑体"/>
@@ -13625,7 +14067,15 @@
                 <w:color w:val="000000"/>
                 <w:sz w:val="21"/>
               </w:rPr>
-              <w:t>关键操作提供二次确认，避免误操作</w:t>
+              <w:t>关键操作提供二次确认，避</w:t>
+            </w:r>
+            <w:r>
+              <w:rPr>
+                <w:color w:val="000000"/>
+                <w:sz w:val="21"/>
+              </w:rPr>
+              <w:lastRenderedPageBreak/>
+              <w:t>免误操作</w:t>
             </w:r>
           </w:p>
         </w:tc>
@@ -13641,6 +14091,7 @@
                 <w:color w:val="000000"/>
                 <w:sz w:val="21"/>
               </w:rPr>
+              <w:lastRenderedPageBreak/>
               <w:t>NFR-U5</w:t>
             </w:r>
           </w:p>
@@ -13680,7 +14131,7 @@
         <w:pStyle w:val="21"/>
         <w:spacing w:after="120" w:line="360" w:lineRule="auto"/>
       </w:pPr>
-      <w:bookmarkStart w:id="24" w:name="_Toc240414170"/>
+      <w:bookmarkStart w:id="24" w:name="_Toc240416313"/>
       <w:r>
         <w:rPr>
           <w:rFonts w:ascii="黑体" w:eastAsia="黑体" w:hAnsi="黑体"/>
@@ -13772,7 +14223,7 @@
         <w:pStyle w:val="21"/>
         <w:spacing w:after="120" w:line="360" w:lineRule="auto"/>
       </w:pPr>
-      <w:bookmarkStart w:id="25" w:name="_Toc240414171"/>
+      <w:bookmarkStart w:id="25" w:name="_Toc240416314"/>
       <w:r>
         <w:rPr>
           <w:rFonts w:ascii="黑体" w:eastAsia="黑体" w:hAnsi="黑体"/>
@@ -14088,12 +14539,11 @@
         <w:pStyle w:val="21"/>
         <w:spacing w:after="120" w:line="360" w:lineRule="auto"/>
       </w:pPr>
-      <w:bookmarkStart w:id="26" w:name="_Toc240414172"/>
+      <w:bookmarkStart w:id="26" w:name="_Toc240416315"/>
       <w:r>
         <w:rPr>
           <w:rFonts w:ascii="黑体" w:eastAsia="黑体" w:hAnsi="黑体"/>
         </w:rPr>
-        <w:lastRenderedPageBreak/>
         <w:t xml:space="preserve">6.6 </w:t>
       </w:r>
       <w:r>
@@ -14491,11 +14941,12 @@
         <w:pStyle w:val="1"/>
         <w:spacing w:before="240" w:after="120" w:line="360" w:lineRule="auto"/>
       </w:pPr>
-      <w:bookmarkStart w:id="27" w:name="_Toc240414173"/>
+      <w:bookmarkStart w:id="27" w:name="_Toc240416316"/>
       <w:r>
         <w:rPr>
           <w:rFonts w:ascii="黑体" w:eastAsia="黑体" w:hAnsi="黑体"/>
         </w:rPr>
+        <w:lastRenderedPageBreak/>
         <w:t>七、数据需求</w:t>
       </w:r>
       <w:bookmarkEnd w:id="27"/>
@@ -14589,7 +15040,7 @@
         <w:pStyle w:val="1"/>
         <w:spacing w:before="240" w:after="120" w:line="360" w:lineRule="auto"/>
       </w:pPr>
-      <w:bookmarkStart w:id="28" w:name="_Toc240414174"/>
+      <w:bookmarkStart w:id="28" w:name="_Toc240416317"/>
       <w:r>
         <w:rPr>
           <w:rFonts w:ascii="黑体" w:eastAsia="黑体" w:hAnsi="黑体"/>
@@ -14603,7 +15054,7 @@
         <w:pStyle w:val="21"/>
         <w:spacing w:after="120" w:line="360" w:lineRule="auto"/>
       </w:pPr>
-      <w:bookmarkStart w:id="29" w:name="_Toc240414175"/>
+      <w:bookmarkStart w:id="29" w:name="_Toc240416318"/>
       <w:r>
         <w:rPr>
           <w:rFonts w:ascii="黑体" w:eastAsia="黑体" w:hAnsi="黑体"/>
@@ -14663,7 +15114,6 @@
         <w:rPr>
           <w:color w:val="000000"/>
         </w:rPr>
-        <w:lastRenderedPageBreak/>
         <w:t>（</w:t>
       </w:r>
       <w:r>
@@ -14756,7 +15206,7 @@
         <w:pStyle w:val="21"/>
         <w:spacing w:after="120" w:line="360" w:lineRule="auto"/>
       </w:pPr>
-      <w:bookmarkStart w:id="30" w:name="_Toc240414176"/>
+      <w:bookmarkStart w:id="30" w:name="_Toc240416319"/>
       <w:r>
         <w:rPr>
           <w:rFonts w:ascii="黑体" w:eastAsia="黑体" w:hAnsi="黑体"/>
@@ -14848,11 +15298,12 @@
         <w:pStyle w:val="1"/>
         <w:spacing w:before="240" w:after="120" w:line="360" w:lineRule="auto"/>
       </w:pPr>
-      <w:bookmarkStart w:id="31" w:name="_Toc240414177"/>
+      <w:bookmarkStart w:id="31" w:name="_Toc240416320"/>
       <w:r>
         <w:rPr>
           <w:rFonts w:ascii="黑体" w:eastAsia="黑体" w:hAnsi="黑体"/>
         </w:rPr>
+        <w:lastRenderedPageBreak/>
         <w:t>九、需求优先级与实施计划</w:t>
       </w:r>
       <w:bookmarkEnd w:id="31"/>
@@ -14862,7 +15313,7 @@
         <w:pStyle w:val="21"/>
         <w:spacing w:after="120" w:line="360" w:lineRule="auto"/>
       </w:pPr>
-      <w:bookmarkStart w:id="32" w:name="_Toc240414178"/>
+      <w:bookmarkStart w:id="32" w:name="_Toc240416321"/>
       <w:r>
         <w:rPr>
           <w:rFonts w:ascii="黑体" w:eastAsia="黑体" w:hAnsi="黑体"/>
@@ -15120,7 +15571,7 @@
         <w:pStyle w:val="21"/>
         <w:spacing w:after="120" w:line="360" w:lineRule="auto"/>
       </w:pPr>
-      <w:bookmarkStart w:id="33" w:name="_Toc240414179"/>
+      <w:bookmarkStart w:id="33" w:name="_Toc240416322"/>
       <w:r>
         <w:rPr>
           <w:rFonts w:ascii="黑体" w:eastAsia="黑体" w:hAnsi="黑体"/>
@@ -15583,7 +16034,6 @@
                 <w:color w:val="000000"/>
                 <w:sz w:val="21"/>
               </w:rPr>
-              <w:lastRenderedPageBreak/>
               <w:t>第六阶段</w:t>
             </w:r>
           </w:p>
@@ -15623,7 +16073,7 @@
         <w:pStyle w:val="21"/>
         <w:spacing w:after="120" w:line="360" w:lineRule="auto"/>
       </w:pPr>
-      <w:bookmarkStart w:id="34" w:name="_Toc240414180"/>
+      <w:bookmarkStart w:id="34" w:name="_Toc240416323"/>
       <w:r>
         <w:rPr>
           <w:rFonts w:ascii="黑体" w:eastAsia="黑体" w:hAnsi="黑体"/>
@@ -15997,31 +16447,31 @@
       </w:rPr>
     </w:lvl>
   </w:abstractNum>
-  <w:num w:numId="1" w16cid:durableId="807742058">
+  <w:num w:numId="1" w16cid:durableId="446510779">
     <w:abstractNumId w:val="8"/>
   </w:num>
-  <w:num w:numId="2" w16cid:durableId="523396811">
+  <w:num w:numId="2" w16cid:durableId="848060706">
     <w:abstractNumId w:val="6"/>
   </w:num>
-  <w:num w:numId="3" w16cid:durableId="1637098657">
+  <w:num w:numId="3" w16cid:durableId="446580802">
     <w:abstractNumId w:val="5"/>
   </w:num>
-  <w:num w:numId="4" w16cid:durableId="647781475">
+  <w:num w:numId="4" w16cid:durableId="1470245645">
     <w:abstractNumId w:val="4"/>
   </w:num>
-  <w:num w:numId="5" w16cid:durableId="1684084688">
+  <w:num w:numId="5" w16cid:durableId="949891992">
     <w:abstractNumId w:val="7"/>
   </w:num>
-  <w:num w:numId="6" w16cid:durableId="405617381">
+  <w:num w:numId="6" w16cid:durableId="307823768">
     <w:abstractNumId w:val="3"/>
   </w:num>
-  <w:num w:numId="7" w16cid:durableId="842669002">
+  <w:num w:numId="7" w16cid:durableId="1525510391">
     <w:abstractNumId w:val="2"/>
   </w:num>
-  <w:num w:numId="8" w16cid:durableId="1843205809">
+  <w:num w:numId="8" w16cid:durableId="2084181949">
     <w:abstractNumId w:val="1"/>
   </w:num>
-  <w:num w:numId="9" w16cid:durableId="257834980">
+  <w:num w:numId="9" w16cid:durableId="486635429">
     <w:abstractNumId w:val="0"/>
   </w:num>
 </w:numbering>
@@ -27418,7 +27868,7 @@
     <w:autoRedefine/>
     <w:uiPriority w:val="39"/>
     <w:unhideWhenUsed/>
-    <w:rsid w:val="00E56250"/>
+    <w:rsid w:val="00937BAA"/>
   </w:style>
   <w:style w:type="paragraph" w:styleId="TOC2">
     <w:name w:val="toc 2"/>
@@ -27427,7 +27877,7 @@
     <w:autoRedefine/>
     <w:uiPriority w:val="39"/>
     <w:unhideWhenUsed/>
-    <w:rsid w:val="00E56250"/>
+    <w:rsid w:val="00937BAA"/>
     <w:pPr>
       <w:ind w:leftChars="200" w:left="420"/>
     </w:pPr>
@@ -27437,7 +27887,7 @@
     <w:basedOn w:val="a2"/>
     <w:uiPriority w:val="99"/>
     <w:unhideWhenUsed/>
-    <w:rsid w:val="00E56250"/>
+    <w:rsid w:val="00937BAA"/>
     <w:rPr>
       <w:color w:val="0000FF" w:themeColor="hyperlink"/>
       <w:u w:val="single"/>

--- a/docs/胡祖锐-需求分析文档.docx
+++ b/docs/胡祖锐-需求分析文档.docx
@@ -212,7 +212,7 @@
       <w:r>
         <w:fldChar w:fldCharType="separate"/>
       </w:r>
-      <w:hyperlink w:anchor="_Toc240416289" w:history="1">
+      <w:hyperlink w:anchor="_Toc240463543" w:history="1">
         <w:r>
           <w:rPr>
             <w:rStyle w:val="aff9"/>
@@ -240,7 +240,7 @@
             <w:noProof/>
             <w:webHidden/>
           </w:rPr>
-          <w:instrText xml:space="preserve"> PAGEREF _Toc240416289 \h </w:instrText>
+          <w:instrText xml:space="preserve"> PAGEREF _Toc240463543 \h </w:instrText>
         </w:r>
         <w:r>
           <w:rPr>
@@ -288,7 +288,7 @@
           <w14:ligatures w14:val="standardContextual"/>
         </w:rPr>
       </w:pPr>
-      <w:hyperlink w:anchor="_Toc240416290" w:history="1">
+      <w:hyperlink w:anchor="_Toc240463544" w:history="1">
         <w:r>
           <w:rPr>
             <w:rStyle w:val="aff9"/>
@@ -316,7 +316,7 @@
             <w:noProof/>
             <w:webHidden/>
           </w:rPr>
-          <w:instrText xml:space="preserve"> PAGEREF _Toc240416290 \h </w:instrText>
+          <w:instrText xml:space="preserve"> PAGEREF _Toc240463544 \h </w:instrText>
         </w:r>
         <w:r>
           <w:rPr>
@@ -364,7 +364,7 @@
           <w14:ligatures w14:val="standardContextual"/>
         </w:rPr>
       </w:pPr>
-      <w:hyperlink w:anchor="_Toc240416291" w:history="1">
+      <w:hyperlink w:anchor="_Toc240463545" w:history="1">
         <w:r>
           <w:rPr>
             <w:rStyle w:val="aff9"/>
@@ -392,7 +392,7 @@
             <w:noProof/>
             <w:webHidden/>
           </w:rPr>
-          <w:instrText xml:space="preserve"> PAGEREF _Toc240416291 \h </w:instrText>
+          <w:instrText xml:space="preserve"> PAGEREF _Toc240463545 \h </w:instrText>
         </w:r>
         <w:r>
           <w:rPr>
@@ -440,7 +440,7 @@
           <w14:ligatures w14:val="standardContextual"/>
         </w:rPr>
       </w:pPr>
-      <w:hyperlink w:anchor="_Toc240416292" w:history="1">
+      <w:hyperlink w:anchor="_Toc240463546" w:history="1">
         <w:r>
           <w:rPr>
             <w:rStyle w:val="aff9"/>
@@ -468,7 +468,7 @@
             <w:noProof/>
             <w:webHidden/>
           </w:rPr>
-          <w:instrText xml:space="preserve"> PAGEREF _Toc240416292 \h </w:instrText>
+          <w:instrText xml:space="preserve"> PAGEREF _Toc240463546 \h </w:instrText>
         </w:r>
         <w:r>
           <w:rPr>
@@ -516,7 +516,7 @@
           <w14:ligatures w14:val="standardContextual"/>
         </w:rPr>
       </w:pPr>
-      <w:hyperlink w:anchor="_Toc240416293" w:history="1">
+      <w:hyperlink w:anchor="_Toc240463547" w:history="1">
         <w:r>
           <w:rPr>
             <w:rStyle w:val="aff9"/>
@@ -544,7 +544,7 @@
             <w:noProof/>
             <w:webHidden/>
           </w:rPr>
-          <w:instrText xml:space="preserve"> PAGEREF _Toc240416293 \h </w:instrText>
+          <w:instrText xml:space="preserve"> PAGEREF _Toc240463547 \h </w:instrText>
         </w:r>
         <w:r>
           <w:rPr>
@@ -591,7 +591,7 @@
           <w14:ligatures w14:val="standardContextual"/>
         </w:rPr>
       </w:pPr>
-      <w:hyperlink w:anchor="_Toc240416294" w:history="1">
+      <w:hyperlink w:anchor="_Toc240463548" w:history="1">
         <w:r>
           <w:rPr>
             <w:rStyle w:val="aff9"/>
@@ -619,7 +619,7 @@
             <w:noProof/>
             <w:webHidden/>
           </w:rPr>
-          <w:instrText xml:space="preserve"> PAGEREF _Toc240416294 \h </w:instrText>
+          <w:instrText xml:space="preserve"> PAGEREF _Toc240463548 \h </w:instrText>
         </w:r>
         <w:r>
           <w:rPr>
@@ -667,7 +667,7 @@
           <w14:ligatures w14:val="standardContextual"/>
         </w:rPr>
       </w:pPr>
-      <w:hyperlink w:anchor="_Toc240416295" w:history="1">
+      <w:hyperlink w:anchor="_Toc240463549" w:history="1">
         <w:r>
           <w:rPr>
             <w:rStyle w:val="aff9"/>
@@ -695,7 +695,7 @@
             <w:noProof/>
             <w:webHidden/>
           </w:rPr>
-          <w:instrText xml:space="preserve"> PAGEREF _Toc240416295 \h </w:instrText>
+          <w:instrText xml:space="preserve"> PAGEREF _Toc240463549 \h </w:instrText>
         </w:r>
         <w:r>
           <w:rPr>
@@ -743,7 +743,7 @@
           <w14:ligatures w14:val="standardContextual"/>
         </w:rPr>
       </w:pPr>
-      <w:hyperlink w:anchor="_Toc240416296" w:history="1">
+      <w:hyperlink w:anchor="_Toc240463550" w:history="1">
         <w:r>
           <w:rPr>
             <w:rStyle w:val="aff9"/>
@@ -771,7 +771,7 @@
             <w:noProof/>
             <w:webHidden/>
           </w:rPr>
-          <w:instrText xml:space="preserve"> PAGEREF _Toc240416296 \h </w:instrText>
+          <w:instrText xml:space="preserve"> PAGEREF _Toc240463550 \h </w:instrText>
         </w:r>
         <w:r>
           <w:rPr>
@@ -819,7 +819,7 @@
           <w14:ligatures w14:val="standardContextual"/>
         </w:rPr>
       </w:pPr>
-      <w:hyperlink w:anchor="_Toc240416297" w:history="1">
+      <w:hyperlink w:anchor="_Toc240463551" w:history="1">
         <w:r>
           <w:rPr>
             <w:rStyle w:val="aff9"/>
@@ -847,7 +847,7 @@
             <w:noProof/>
             <w:webHidden/>
           </w:rPr>
-          <w:instrText xml:space="preserve"> PAGEREF _Toc240416297 \h </w:instrText>
+          <w:instrText xml:space="preserve"> PAGEREF _Toc240463551 \h </w:instrText>
         </w:r>
         <w:r>
           <w:rPr>
@@ -894,7 +894,7 @@
           <w14:ligatures w14:val="standardContextual"/>
         </w:rPr>
       </w:pPr>
-      <w:hyperlink w:anchor="_Toc240416298" w:history="1">
+      <w:hyperlink w:anchor="_Toc240463552" w:history="1">
         <w:r>
           <w:rPr>
             <w:rStyle w:val="aff9"/>
@@ -922,7 +922,7 @@
             <w:noProof/>
             <w:webHidden/>
           </w:rPr>
-          <w:instrText xml:space="preserve"> PAGEREF _Toc240416298 \h </w:instrText>
+          <w:instrText xml:space="preserve"> PAGEREF _Toc240463552 \h </w:instrText>
         </w:r>
         <w:r>
           <w:rPr>
@@ -970,7 +970,7 @@
           <w14:ligatures w14:val="standardContextual"/>
         </w:rPr>
       </w:pPr>
-      <w:hyperlink w:anchor="_Toc240416299" w:history="1">
+      <w:hyperlink w:anchor="_Toc240463553" w:history="1">
         <w:r>
           <w:rPr>
             <w:rStyle w:val="aff9"/>
@@ -998,7 +998,7 @@
             <w:noProof/>
             <w:webHidden/>
           </w:rPr>
-          <w:instrText xml:space="preserve"> PAGEREF _Toc240416299 \h </w:instrText>
+          <w:instrText xml:space="preserve"> PAGEREF _Toc240463553 \h </w:instrText>
         </w:r>
         <w:r>
           <w:rPr>
@@ -1046,7 +1046,7 @@
           <w14:ligatures w14:val="standardContextual"/>
         </w:rPr>
       </w:pPr>
-      <w:hyperlink w:anchor="_Toc240416300" w:history="1">
+      <w:hyperlink w:anchor="_Toc240463554" w:history="1">
         <w:r>
           <w:rPr>
             <w:rStyle w:val="aff9"/>
@@ -1074,7 +1074,7 @@
             <w:noProof/>
             <w:webHidden/>
           </w:rPr>
-          <w:instrText xml:space="preserve"> PAGEREF _Toc240416300 \h </w:instrText>
+          <w:instrText xml:space="preserve"> PAGEREF _Toc240463554 \h </w:instrText>
         </w:r>
         <w:r>
           <w:rPr>
@@ -1121,7 +1121,7 @@
           <w14:ligatures w14:val="standardContextual"/>
         </w:rPr>
       </w:pPr>
-      <w:hyperlink w:anchor="_Toc240416301" w:history="1">
+      <w:hyperlink w:anchor="_Toc240463555" w:history="1">
         <w:r>
           <w:rPr>
             <w:rStyle w:val="aff9"/>
@@ -1149,7 +1149,7 @@
             <w:noProof/>
             <w:webHidden/>
           </w:rPr>
-          <w:instrText xml:space="preserve"> PAGEREF _Toc240416301 \h </w:instrText>
+          <w:instrText xml:space="preserve"> PAGEREF _Toc240463555 \h </w:instrText>
         </w:r>
         <w:r>
           <w:rPr>
@@ -1197,7 +1197,7 @@
           <w14:ligatures w14:val="standardContextual"/>
         </w:rPr>
       </w:pPr>
-      <w:hyperlink w:anchor="_Toc240416302" w:history="1">
+      <w:hyperlink w:anchor="_Toc240463556" w:history="1">
         <w:r>
           <w:rPr>
             <w:rStyle w:val="aff9"/>
@@ -1225,7 +1225,7 @@
             <w:noProof/>
             <w:webHidden/>
           </w:rPr>
-          <w:instrText xml:space="preserve"> PAGEREF _Toc240416302 \h </w:instrText>
+          <w:instrText xml:space="preserve"> PAGEREF _Toc240463556 \h </w:instrText>
         </w:r>
         <w:r>
           <w:rPr>
@@ -1273,7 +1273,7 @@
           <w14:ligatures w14:val="standardContextual"/>
         </w:rPr>
       </w:pPr>
-      <w:hyperlink w:anchor="_Toc240416303" w:history="1">
+      <w:hyperlink w:anchor="_Toc240463557" w:history="1">
         <w:r>
           <w:rPr>
             <w:rStyle w:val="aff9"/>
@@ -1301,7 +1301,7 @@
             <w:noProof/>
             <w:webHidden/>
           </w:rPr>
-          <w:instrText xml:space="preserve"> PAGEREF _Toc240416303 \h </w:instrText>
+          <w:instrText xml:space="preserve"> PAGEREF _Toc240463557 \h </w:instrText>
         </w:r>
         <w:r>
           <w:rPr>
@@ -1349,7 +1349,7 @@
           <w14:ligatures w14:val="standardContextual"/>
         </w:rPr>
       </w:pPr>
-      <w:hyperlink w:anchor="_Toc240416304" w:history="1">
+      <w:hyperlink w:anchor="_Toc240463558" w:history="1">
         <w:r>
           <w:rPr>
             <w:rStyle w:val="aff9"/>
@@ -1377,7 +1377,7 @@
             <w:noProof/>
             <w:webHidden/>
           </w:rPr>
-          <w:instrText xml:space="preserve"> PAGEREF _Toc240416304 \h </w:instrText>
+          <w:instrText xml:space="preserve"> PAGEREF _Toc240463558 \h </w:instrText>
         </w:r>
         <w:r>
           <w:rPr>
@@ -1425,7 +1425,7 @@
           <w14:ligatures w14:val="standardContextual"/>
         </w:rPr>
       </w:pPr>
-      <w:hyperlink w:anchor="_Toc240416305" w:history="1">
+      <w:hyperlink w:anchor="_Toc240463559" w:history="1">
         <w:r>
           <w:rPr>
             <w:rStyle w:val="aff9"/>
@@ -1453,7 +1453,7 @@
             <w:noProof/>
             <w:webHidden/>
           </w:rPr>
-          <w:instrText xml:space="preserve"> PAGEREF _Toc240416305 \h </w:instrText>
+          <w:instrText xml:space="preserve"> PAGEREF _Toc240463559 \h </w:instrText>
         </w:r>
         <w:r>
           <w:rPr>
@@ -1500,7 +1500,7 @@
           <w14:ligatures w14:val="standardContextual"/>
         </w:rPr>
       </w:pPr>
-      <w:hyperlink w:anchor="_Toc240416306" w:history="1">
+      <w:hyperlink w:anchor="_Toc240463560" w:history="1">
         <w:r>
           <w:rPr>
             <w:rStyle w:val="aff9"/>
@@ -1528,159 +1528,7 @@
             <w:noProof/>
             <w:webHidden/>
           </w:rPr>
-          <w:instrText xml:space="preserve"> PAGEREF _Toc240416306 \h </w:instrText>
-        </w:r>
-        <w:r>
-          <w:rPr>
-            <w:noProof/>
-            <w:webHidden/>
-          </w:rPr>
-        </w:r>
-        <w:r>
-          <w:rPr>
-            <w:noProof/>
-            <w:webHidden/>
-          </w:rPr>
-          <w:fldChar w:fldCharType="separate"/>
-        </w:r>
-        <w:r>
-          <w:rPr>
-            <w:noProof/>
-            <w:webHidden/>
-          </w:rPr>
-          <w:t>12</w:t>
-        </w:r>
-        <w:r>
-          <w:rPr>
-            <w:noProof/>
-            <w:webHidden/>
-          </w:rPr>
-          <w:fldChar w:fldCharType="end"/>
-        </w:r>
-      </w:hyperlink>
-    </w:p>
-    <w:p>
-      <w:pPr>
-        <w:pStyle w:val="TOC2"/>
-        <w:tabs>
-          <w:tab w:val="right" w:leader="dot" w:pos="8302"/>
-        </w:tabs>
-        <w:ind w:left="480"/>
-        <w:rPr>
-          <w:rFonts w:asciiTheme="minorHAnsi" w:eastAsiaTheme="minorEastAsia" w:hAnsiTheme="minorHAnsi"/>
-          <w:noProof/>
-          <w:kern w:val="2"/>
-          <w:sz w:val="22"/>
-          <w:szCs w:val="24"/>
-          <w:lang w:eastAsia="zh-CN"/>
-          <w14:ligatures w14:val="standardContextual"/>
-        </w:rPr>
-      </w:pPr>
-      <w:hyperlink w:anchor="_Toc240416307" w:history="1">
-        <w:r>
-          <w:rPr>
-            <w:rStyle w:val="aff9"/>
-            <w:rFonts w:ascii="黑体" w:eastAsia="黑体" w:hAnsi="黑体"/>
-            <w:noProof/>
-          </w:rPr>
-          <w:t>5.1 前台页面（13 个）</w:t>
-        </w:r>
-        <w:r>
-          <w:rPr>
-            <w:noProof/>
-            <w:webHidden/>
-          </w:rPr>
-          <w:tab/>
-        </w:r>
-        <w:r>
-          <w:rPr>
-            <w:noProof/>
-            <w:webHidden/>
-          </w:rPr>
-          <w:fldChar w:fldCharType="begin"/>
-        </w:r>
-        <w:r>
-          <w:rPr>
-            <w:noProof/>
-            <w:webHidden/>
-          </w:rPr>
-          <w:instrText xml:space="preserve"> PAGEREF _Toc240416307 \h </w:instrText>
-        </w:r>
-        <w:r>
-          <w:rPr>
-            <w:noProof/>
-            <w:webHidden/>
-          </w:rPr>
-        </w:r>
-        <w:r>
-          <w:rPr>
-            <w:noProof/>
-            <w:webHidden/>
-          </w:rPr>
-          <w:fldChar w:fldCharType="separate"/>
-        </w:r>
-        <w:r>
-          <w:rPr>
-            <w:noProof/>
-            <w:webHidden/>
-          </w:rPr>
-          <w:t>12</w:t>
-        </w:r>
-        <w:r>
-          <w:rPr>
-            <w:noProof/>
-            <w:webHidden/>
-          </w:rPr>
-          <w:fldChar w:fldCharType="end"/>
-        </w:r>
-      </w:hyperlink>
-    </w:p>
-    <w:p>
-      <w:pPr>
-        <w:pStyle w:val="TOC2"/>
-        <w:tabs>
-          <w:tab w:val="right" w:leader="dot" w:pos="8302"/>
-        </w:tabs>
-        <w:ind w:left="480"/>
-        <w:rPr>
-          <w:rFonts w:asciiTheme="minorHAnsi" w:eastAsiaTheme="minorEastAsia" w:hAnsiTheme="minorHAnsi"/>
-          <w:noProof/>
-          <w:kern w:val="2"/>
-          <w:sz w:val="22"/>
-          <w:szCs w:val="24"/>
-          <w:lang w:eastAsia="zh-CN"/>
-          <w14:ligatures w14:val="standardContextual"/>
-        </w:rPr>
-      </w:pPr>
-      <w:hyperlink w:anchor="_Toc240416308" w:history="1">
-        <w:r>
-          <w:rPr>
-            <w:rStyle w:val="aff9"/>
-            <w:rFonts w:ascii="黑体" w:eastAsia="黑体" w:hAnsi="黑体"/>
-            <w:noProof/>
-          </w:rPr>
-          <w:t>5.2 后台页面（6 个）</w:t>
-        </w:r>
-        <w:r>
-          <w:rPr>
-            <w:noProof/>
-            <w:webHidden/>
-          </w:rPr>
-          <w:tab/>
-        </w:r>
-        <w:r>
-          <w:rPr>
-            <w:noProof/>
-            <w:webHidden/>
-          </w:rPr>
-          <w:fldChar w:fldCharType="begin"/>
-        </w:r>
-        <w:r>
-          <w:rPr>
-            <w:noProof/>
-            <w:webHidden/>
-          </w:rPr>
-          <w:instrText xml:space="preserve"> PAGEREF _Toc240416308 \h </w:instrText>
+          <w:instrText xml:space="preserve"> PAGEREF _Toc240463560 \h </w:instrText>
         </w:r>
         <w:r>
           <w:rPr>
@@ -1713,10 +1561,11 @@
     </w:p>
     <w:p>
       <w:pPr>
-        <w:pStyle w:val="TOC1"/>
+        <w:pStyle w:val="TOC2"/>
         <w:tabs>
           <w:tab w:val="right" w:leader="dot" w:pos="8302"/>
         </w:tabs>
+        <w:ind w:left="480"/>
         <w:rPr>
           <w:rFonts w:asciiTheme="minorHAnsi" w:eastAsiaTheme="minorEastAsia" w:hAnsiTheme="minorHAnsi"/>
           <w:noProof/>
@@ -1727,14 +1576,14 @@
           <w14:ligatures w14:val="standardContextual"/>
         </w:rPr>
       </w:pPr>
-      <w:hyperlink w:anchor="_Toc240416309" w:history="1">
+      <w:hyperlink w:anchor="_Toc240463561" w:history="1">
         <w:r>
           <w:rPr>
             <w:rStyle w:val="aff9"/>
             <w:rFonts w:ascii="黑体" w:eastAsia="黑体" w:hAnsi="黑体"/>
             <w:noProof/>
           </w:rPr>
-          <w:t>六、非功能需求</w:t>
+          <w:t>5.1 前台页面（13 个）</w:t>
         </w:r>
         <w:r>
           <w:rPr>
@@ -1755,7 +1604,7 @@
             <w:noProof/>
             <w:webHidden/>
           </w:rPr>
-          <w:instrText xml:space="preserve"> PAGEREF _Toc240416309 \h </w:instrText>
+          <w:instrText xml:space="preserve"> PAGEREF _Toc240463561 \h </w:instrText>
         </w:r>
         <w:r>
           <w:rPr>
@@ -1803,14 +1652,14 @@
           <w14:ligatures w14:val="standardContextual"/>
         </w:rPr>
       </w:pPr>
-      <w:hyperlink w:anchor="_Toc240416310" w:history="1">
+      <w:hyperlink w:anchor="_Toc240463562" w:history="1">
         <w:r>
           <w:rPr>
             <w:rStyle w:val="aff9"/>
             <w:rFonts w:ascii="黑体" w:eastAsia="黑体" w:hAnsi="黑体"/>
             <w:noProof/>
           </w:rPr>
-          <w:t>6.1 性能需求</w:t>
+          <w:t>5.2 后台页面（6 个）</w:t>
         </w:r>
         <w:r>
           <w:rPr>
@@ -1831,7 +1680,7 @@
             <w:noProof/>
             <w:webHidden/>
           </w:rPr>
-          <w:instrText xml:space="preserve"> PAGEREF _Toc240416310 \h </w:instrText>
+          <w:instrText xml:space="preserve"> PAGEREF _Toc240463562 \h </w:instrText>
         </w:r>
         <w:r>
           <w:rPr>
@@ -1864,11 +1713,10 @@
     </w:p>
     <w:p>
       <w:pPr>
-        <w:pStyle w:val="TOC2"/>
+        <w:pStyle w:val="TOC1"/>
         <w:tabs>
           <w:tab w:val="right" w:leader="dot" w:pos="8302"/>
         </w:tabs>
-        <w:ind w:left="480"/>
         <w:rPr>
           <w:rFonts w:asciiTheme="minorHAnsi" w:eastAsiaTheme="minorEastAsia" w:hAnsiTheme="minorHAnsi"/>
           <w:noProof/>
@@ -1879,14 +1727,14 @@
           <w14:ligatures w14:val="standardContextual"/>
         </w:rPr>
       </w:pPr>
-      <w:hyperlink w:anchor="_Toc240416311" w:history="1">
+      <w:hyperlink w:anchor="_Toc240463563" w:history="1">
         <w:r>
           <w:rPr>
             <w:rStyle w:val="aff9"/>
             <w:rFonts w:ascii="黑体" w:eastAsia="黑体" w:hAnsi="黑体"/>
             <w:noProof/>
           </w:rPr>
-          <w:t>6.2 安全需求</w:t>
+          <w:t>六、非功能需求</w:t>
         </w:r>
         <w:r>
           <w:rPr>
@@ -1907,83 +1755,7 @@
             <w:noProof/>
             <w:webHidden/>
           </w:rPr>
-          <w:instrText xml:space="preserve"> PAGEREF _Toc240416311 \h </w:instrText>
-        </w:r>
-        <w:r>
-          <w:rPr>
-            <w:noProof/>
-            <w:webHidden/>
-          </w:rPr>
-        </w:r>
-        <w:r>
-          <w:rPr>
-            <w:noProof/>
-            <w:webHidden/>
-          </w:rPr>
-          <w:fldChar w:fldCharType="separate"/>
-        </w:r>
-        <w:r>
-          <w:rPr>
-            <w:noProof/>
-            <w:webHidden/>
-          </w:rPr>
-          <w:t>13</w:t>
-        </w:r>
-        <w:r>
-          <w:rPr>
-            <w:noProof/>
-            <w:webHidden/>
-          </w:rPr>
-          <w:fldChar w:fldCharType="end"/>
-        </w:r>
-      </w:hyperlink>
-    </w:p>
-    <w:p>
-      <w:pPr>
-        <w:pStyle w:val="TOC2"/>
-        <w:tabs>
-          <w:tab w:val="right" w:leader="dot" w:pos="8302"/>
-        </w:tabs>
-        <w:ind w:left="480"/>
-        <w:rPr>
-          <w:rFonts w:asciiTheme="minorHAnsi" w:eastAsiaTheme="minorEastAsia" w:hAnsiTheme="minorHAnsi"/>
-          <w:noProof/>
-          <w:kern w:val="2"/>
-          <w:sz w:val="22"/>
-          <w:szCs w:val="24"/>
-          <w:lang w:eastAsia="zh-CN"/>
-          <w14:ligatures w14:val="standardContextual"/>
-        </w:rPr>
-      </w:pPr>
-      <w:hyperlink w:anchor="_Toc240416312" w:history="1">
-        <w:r>
-          <w:rPr>
-            <w:rStyle w:val="aff9"/>
-            <w:rFonts w:ascii="黑体" w:eastAsia="黑体" w:hAnsi="黑体"/>
-            <w:noProof/>
-          </w:rPr>
-          <w:t>6.3 可用性需求</w:t>
-        </w:r>
-        <w:r>
-          <w:rPr>
-            <w:noProof/>
-            <w:webHidden/>
-          </w:rPr>
-          <w:tab/>
-        </w:r>
-        <w:r>
-          <w:rPr>
-            <w:noProof/>
-            <w:webHidden/>
-          </w:rPr>
-          <w:fldChar w:fldCharType="begin"/>
-        </w:r>
-        <w:r>
-          <w:rPr>
-            <w:noProof/>
-            <w:webHidden/>
-          </w:rPr>
-          <w:instrText xml:space="preserve"> PAGEREF _Toc240416312 \h </w:instrText>
+          <w:instrText xml:space="preserve"> PAGEREF _Toc240463563 \h </w:instrText>
         </w:r>
         <w:r>
           <w:rPr>
@@ -2031,14 +1803,14 @@
           <w14:ligatures w14:val="standardContextual"/>
         </w:rPr>
       </w:pPr>
-      <w:hyperlink w:anchor="_Toc240416313" w:history="1">
+      <w:hyperlink w:anchor="_Toc240463564" w:history="1">
         <w:r>
           <w:rPr>
             <w:rStyle w:val="aff9"/>
             <w:rFonts w:ascii="黑体" w:eastAsia="黑体" w:hAnsi="黑体"/>
             <w:noProof/>
           </w:rPr>
-          <w:t>6.4 兼容性需求</w:t>
+          <w:t>6.1 性能需求</w:t>
         </w:r>
         <w:r>
           <w:rPr>
@@ -2059,7 +1831,159 @@
             <w:noProof/>
             <w:webHidden/>
           </w:rPr>
-          <w:instrText xml:space="preserve"> PAGEREF _Toc240416313 \h </w:instrText>
+          <w:instrText xml:space="preserve"> PAGEREF _Toc240463564 \h </w:instrText>
+        </w:r>
+        <w:r>
+          <w:rPr>
+            <w:noProof/>
+            <w:webHidden/>
+          </w:rPr>
+        </w:r>
+        <w:r>
+          <w:rPr>
+            <w:noProof/>
+            <w:webHidden/>
+          </w:rPr>
+          <w:fldChar w:fldCharType="separate"/>
+        </w:r>
+        <w:r>
+          <w:rPr>
+            <w:noProof/>
+            <w:webHidden/>
+          </w:rPr>
+          <w:t>14</w:t>
+        </w:r>
+        <w:r>
+          <w:rPr>
+            <w:noProof/>
+            <w:webHidden/>
+          </w:rPr>
+          <w:fldChar w:fldCharType="end"/>
+        </w:r>
+      </w:hyperlink>
+    </w:p>
+    <w:p>
+      <w:pPr>
+        <w:pStyle w:val="TOC2"/>
+        <w:tabs>
+          <w:tab w:val="right" w:leader="dot" w:pos="8302"/>
+        </w:tabs>
+        <w:ind w:left="480"/>
+        <w:rPr>
+          <w:rFonts w:asciiTheme="minorHAnsi" w:eastAsiaTheme="minorEastAsia" w:hAnsiTheme="minorHAnsi"/>
+          <w:noProof/>
+          <w:kern w:val="2"/>
+          <w:sz w:val="22"/>
+          <w:szCs w:val="24"/>
+          <w:lang w:eastAsia="zh-CN"/>
+          <w14:ligatures w14:val="standardContextual"/>
+        </w:rPr>
+      </w:pPr>
+      <w:hyperlink w:anchor="_Toc240463565" w:history="1">
+        <w:r>
+          <w:rPr>
+            <w:rStyle w:val="aff9"/>
+            <w:rFonts w:ascii="黑体" w:eastAsia="黑体" w:hAnsi="黑体"/>
+            <w:noProof/>
+          </w:rPr>
+          <w:t>6.2 安全需求</w:t>
+        </w:r>
+        <w:r>
+          <w:rPr>
+            <w:noProof/>
+            <w:webHidden/>
+          </w:rPr>
+          <w:tab/>
+        </w:r>
+        <w:r>
+          <w:rPr>
+            <w:noProof/>
+            <w:webHidden/>
+          </w:rPr>
+          <w:fldChar w:fldCharType="begin"/>
+        </w:r>
+        <w:r>
+          <w:rPr>
+            <w:noProof/>
+            <w:webHidden/>
+          </w:rPr>
+          <w:instrText xml:space="preserve"> PAGEREF _Toc240463565 \h </w:instrText>
+        </w:r>
+        <w:r>
+          <w:rPr>
+            <w:noProof/>
+            <w:webHidden/>
+          </w:rPr>
+        </w:r>
+        <w:r>
+          <w:rPr>
+            <w:noProof/>
+            <w:webHidden/>
+          </w:rPr>
+          <w:fldChar w:fldCharType="separate"/>
+        </w:r>
+        <w:r>
+          <w:rPr>
+            <w:noProof/>
+            <w:webHidden/>
+          </w:rPr>
+          <w:t>14</w:t>
+        </w:r>
+        <w:r>
+          <w:rPr>
+            <w:noProof/>
+            <w:webHidden/>
+          </w:rPr>
+          <w:fldChar w:fldCharType="end"/>
+        </w:r>
+      </w:hyperlink>
+    </w:p>
+    <w:p>
+      <w:pPr>
+        <w:pStyle w:val="TOC2"/>
+        <w:tabs>
+          <w:tab w:val="right" w:leader="dot" w:pos="8302"/>
+        </w:tabs>
+        <w:ind w:left="480"/>
+        <w:rPr>
+          <w:rFonts w:asciiTheme="minorHAnsi" w:eastAsiaTheme="minorEastAsia" w:hAnsiTheme="minorHAnsi"/>
+          <w:noProof/>
+          <w:kern w:val="2"/>
+          <w:sz w:val="22"/>
+          <w:szCs w:val="24"/>
+          <w:lang w:eastAsia="zh-CN"/>
+          <w14:ligatures w14:val="standardContextual"/>
+        </w:rPr>
+      </w:pPr>
+      <w:hyperlink w:anchor="_Toc240463566" w:history="1">
+        <w:r>
+          <w:rPr>
+            <w:rStyle w:val="aff9"/>
+            <w:rFonts w:ascii="黑体" w:eastAsia="黑体" w:hAnsi="黑体"/>
+            <w:noProof/>
+          </w:rPr>
+          <w:t>6.3 可用性需求</w:t>
+        </w:r>
+        <w:r>
+          <w:rPr>
+            <w:noProof/>
+            <w:webHidden/>
+          </w:rPr>
+          <w:tab/>
+        </w:r>
+        <w:r>
+          <w:rPr>
+            <w:noProof/>
+            <w:webHidden/>
+          </w:rPr>
+          <w:fldChar w:fldCharType="begin"/>
+        </w:r>
+        <w:r>
+          <w:rPr>
+            <w:noProof/>
+            <w:webHidden/>
+          </w:rPr>
+          <w:instrText xml:space="preserve"> PAGEREF _Toc240463566 \h </w:instrText>
         </w:r>
         <w:r>
           <w:rPr>
@@ -2107,14 +2031,14 @@
           <w14:ligatures w14:val="standardContextual"/>
         </w:rPr>
       </w:pPr>
-      <w:hyperlink w:anchor="_Toc240416314" w:history="1">
+      <w:hyperlink w:anchor="_Toc240463567" w:history="1">
         <w:r>
           <w:rPr>
             <w:rStyle w:val="aff9"/>
             <w:rFonts w:ascii="黑体" w:eastAsia="黑体" w:hAnsi="黑体"/>
             <w:noProof/>
           </w:rPr>
-          <w:t>6.5 可维护性需求</w:t>
+          <w:t>6.4 兼容性需求</w:t>
         </w:r>
         <w:r>
           <w:rPr>
@@ -2135,7 +2059,7 @@
             <w:noProof/>
             <w:webHidden/>
           </w:rPr>
-          <w:instrText xml:space="preserve"> PAGEREF _Toc240416314 \h </w:instrText>
+          <w:instrText xml:space="preserve"> PAGEREF _Toc240463567 \h </w:instrText>
         </w:r>
         <w:r>
           <w:rPr>
@@ -2183,14 +2107,14 @@
           <w14:ligatures w14:val="standardContextual"/>
         </w:rPr>
       </w:pPr>
-      <w:hyperlink w:anchor="_Toc240416315" w:history="1">
+      <w:hyperlink w:anchor="_Toc240463568" w:history="1">
         <w:r>
           <w:rPr>
             <w:rStyle w:val="aff9"/>
             <w:rFonts w:ascii="黑体" w:eastAsia="黑体" w:hAnsi="黑体"/>
             <w:noProof/>
           </w:rPr>
-          <w:t>6.6 数据准确性需求</w:t>
+          <w:t>6.5 可维护性需求</w:t>
         </w:r>
         <w:r>
           <w:rPr>
@@ -2211,7 +2135,7 @@
             <w:noProof/>
             <w:webHidden/>
           </w:rPr>
-          <w:instrText xml:space="preserve"> PAGEREF _Toc240416315 \h </w:instrText>
+          <w:instrText xml:space="preserve"> PAGEREF _Toc240463568 \h </w:instrText>
         </w:r>
         <w:r>
           <w:rPr>
@@ -2244,10 +2168,11 @@
     </w:p>
     <w:p>
       <w:pPr>
-        <w:pStyle w:val="TOC1"/>
+        <w:pStyle w:val="TOC2"/>
         <w:tabs>
           <w:tab w:val="right" w:leader="dot" w:pos="8302"/>
         </w:tabs>
+        <w:ind w:left="480"/>
         <w:rPr>
           <w:rFonts w:asciiTheme="minorHAnsi" w:eastAsiaTheme="minorEastAsia" w:hAnsiTheme="minorHAnsi"/>
           <w:noProof/>
@@ -2258,14 +2183,14 @@
           <w14:ligatures w14:val="standardContextual"/>
         </w:rPr>
       </w:pPr>
-      <w:hyperlink w:anchor="_Toc240416316" w:history="1">
+      <w:hyperlink w:anchor="_Toc240463569" w:history="1">
         <w:r>
           <w:rPr>
             <w:rStyle w:val="aff9"/>
             <w:rFonts w:ascii="黑体" w:eastAsia="黑体" w:hAnsi="黑体"/>
             <w:noProof/>
           </w:rPr>
-          <w:t>七、数据需求</w:t>
+          <w:t>6.6 数据准确性需求</w:t>
         </w:r>
         <w:r>
           <w:rPr>
@@ -2286,7 +2211,7 @@
             <w:noProof/>
             <w:webHidden/>
           </w:rPr>
-          <w:instrText xml:space="preserve"> PAGEREF _Toc240416316 \h </w:instrText>
+          <w:instrText xml:space="preserve"> PAGEREF _Toc240463569 \h </w:instrText>
         </w:r>
         <w:r>
           <w:rPr>
@@ -2333,14 +2258,14 @@
           <w14:ligatures w14:val="standardContextual"/>
         </w:rPr>
       </w:pPr>
-      <w:hyperlink w:anchor="_Toc240416317" w:history="1">
+      <w:hyperlink w:anchor="_Toc240463570" w:history="1">
         <w:r>
           <w:rPr>
             <w:rStyle w:val="aff9"/>
             <w:rFonts w:ascii="黑体" w:eastAsia="黑体" w:hAnsi="黑体"/>
             <w:noProof/>
           </w:rPr>
-          <w:t>八、约束与假设</w:t>
+          <w:t>七、数据需求</w:t>
         </w:r>
         <w:r>
           <w:rPr>
@@ -2361,7 +2286,7 @@
             <w:noProof/>
             <w:webHidden/>
           </w:rPr>
-          <w:instrText xml:space="preserve"> PAGEREF _Toc240416317 \h </w:instrText>
+          <w:instrText xml:space="preserve"> PAGEREF _Toc240463570 \h </w:instrText>
         </w:r>
         <w:r>
           <w:rPr>
@@ -2394,11 +2319,10 @@
     </w:p>
     <w:p>
       <w:pPr>
-        <w:pStyle w:val="TOC2"/>
+        <w:pStyle w:val="TOC1"/>
         <w:tabs>
           <w:tab w:val="right" w:leader="dot" w:pos="8302"/>
         </w:tabs>
-        <w:ind w:left="480"/>
         <w:rPr>
           <w:rFonts w:asciiTheme="minorHAnsi" w:eastAsiaTheme="minorEastAsia" w:hAnsiTheme="minorHAnsi"/>
           <w:noProof/>
@@ -2409,14 +2333,14 @@
           <w14:ligatures w14:val="standardContextual"/>
         </w:rPr>
       </w:pPr>
-      <w:hyperlink w:anchor="_Toc240416318" w:history="1">
+      <w:hyperlink w:anchor="_Toc240463571" w:history="1">
         <w:r>
           <w:rPr>
             <w:rStyle w:val="aff9"/>
             <w:rFonts w:ascii="黑体" w:eastAsia="黑体" w:hAnsi="黑体"/>
             <w:noProof/>
           </w:rPr>
-          <w:t>8.1 约束条件</w:t>
+          <w:t>八、约束与假设</w:t>
         </w:r>
         <w:r>
           <w:rPr>
@@ -2437,158 +2361,7 @@
             <w:noProof/>
             <w:webHidden/>
           </w:rPr>
-          <w:instrText xml:space="preserve"> PAGEREF _Toc240416318 \h </w:instrText>
-        </w:r>
-        <w:r>
-          <w:rPr>
-            <w:noProof/>
-            <w:webHidden/>
-          </w:rPr>
-        </w:r>
-        <w:r>
-          <w:rPr>
-            <w:noProof/>
-            <w:webHidden/>
-          </w:rPr>
-          <w:fldChar w:fldCharType="separate"/>
-        </w:r>
-        <w:r>
-          <w:rPr>
-            <w:noProof/>
-            <w:webHidden/>
-          </w:rPr>
-          <w:t>16</w:t>
-        </w:r>
-        <w:r>
-          <w:rPr>
-            <w:noProof/>
-            <w:webHidden/>
-          </w:rPr>
-          <w:fldChar w:fldCharType="end"/>
-        </w:r>
-      </w:hyperlink>
-    </w:p>
-    <w:p>
-      <w:pPr>
-        <w:pStyle w:val="TOC2"/>
-        <w:tabs>
-          <w:tab w:val="right" w:leader="dot" w:pos="8302"/>
-        </w:tabs>
-        <w:ind w:left="480"/>
-        <w:rPr>
-          <w:rFonts w:asciiTheme="minorHAnsi" w:eastAsiaTheme="minorEastAsia" w:hAnsiTheme="minorHAnsi"/>
-          <w:noProof/>
-          <w:kern w:val="2"/>
-          <w:sz w:val="22"/>
-          <w:szCs w:val="24"/>
-          <w:lang w:eastAsia="zh-CN"/>
-          <w14:ligatures w14:val="standardContextual"/>
-        </w:rPr>
-      </w:pPr>
-      <w:hyperlink w:anchor="_Toc240416319" w:history="1">
-        <w:r>
-          <w:rPr>
-            <w:rStyle w:val="aff9"/>
-            <w:rFonts w:ascii="黑体" w:eastAsia="黑体" w:hAnsi="黑体"/>
-            <w:noProof/>
-          </w:rPr>
-          <w:t>8.2 假设条件</w:t>
-        </w:r>
-        <w:r>
-          <w:rPr>
-            <w:noProof/>
-            <w:webHidden/>
-          </w:rPr>
-          <w:tab/>
-        </w:r>
-        <w:r>
-          <w:rPr>
-            <w:noProof/>
-            <w:webHidden/>
-          </w:rPr>
-          <w:fldChar w:fldCharType="begin"/>
-        </w:r>
-        <w:r>
-          <w:rPr>
-            <w:noProof/>
-            <w:webHidden/>
-          </w:rPr>
-          <w:instrText xml:space="preserve"> PAGEREF _Toc240416319 \h </w:instrText>
-        </w:r>
-        <w:r>
-          <w:rPr>
-            <w:noProof/>
-            <w:webHidden/>
-          </w:rPr>
-        </w:r>
-        <w:r>
-          <w:rPr>
-            <w:noProof/>
-            <w:webHidden/>
-          </w:rPr>
-          <w:fldChar w:fldCharType="separate"/>
-        </w:r>
-        <w:r>
-          <w:rPr>
-            <w:noProof/>
-            <w:webHidden/>
-          </w:rPr>
-          <w:t>16</w:t>
-        </w:r>
-        <w:r>
-          <w:rPr>
-            <w:noProof/>
-            <w:webHidden/>
-          </w:rPr>
-          <w:fldChar w:fldCharType="end"/>
-        </w:r>
-      </w:hyperlink>
-    </w:p>
-    <w:p>
-      <w:pPr>
-        <w:pStyle w:val="TOC1"/>
-        <w:tabs>
-          <w:tab w:val="right" w:leader="dot" w:pos="8302"/>
-        </w:tabs>
-        <w:rPr>
-          <w:rFonts w:asciiTheme="minorHAnsi" w:eastAsiaTheme="minorEastAsia" w:hAnsiTheme="minorHAnsi"/>
-          <w:noProof/>
-          <w:kern w:val="2"/>
-          <w:sz w:val="22"/>
-          <w:szCs w:val="24"/>
-          <w:lang w:eastAsia="zh-CN"/>
-          <w14:ligatures w14:val="standardContextual"/>
-        </w:rPr>
-      </w:pPr>
-      <w:hyperlink w:anchor="_Toc240416320" w:history="1">
-        <w:r>
-          <w:rPr>
-            <w:rStyle w:val="aff9"/>
-            <w:rFonts w:ascii="黑体" w:eastAsia="黑体" w:hAnsi="黑体"/>
-            <w:noProof/>
-          </w:rPr>
-          <w:t>九、需求优先级与实施计划</w:t>
-        </w:r>
-        <w:r>
-          <w:rPr>
-            <w:noProof/>
-            <w:webHidden/>
-          </w:rPr>
-          <w:tab/>
-        </w:r>
-        <w:r>
-          <w:rPr>
-            <w:noProof/>
-            <w:webHidden/>
-          </w:rPr>
-          <w:fldChar w:fldCharType="begin"/>
-        </w:r>
-        <w:r>
-          <w:rPr>
-            <w:noProof/>
-            <w:webHidden/>
-          </w:rPr>
-          <w:instrText xml:space="preserve"> PAGEREF _Toc240416320 \h </w:instrText>
+          <w:instrText xml:space="preserve"> PAGEREF _Toc240463571 \h </w:instrText>
         </w:r>
         <w:r>
           <w:rPr>
@@ -2636,14 +2409,14 @@
           <w14:ligatures w14:val="standardContextual"/>
         </w:rPr>
       </w:pPr>
-      <w:hyperlink w:anchor="_Toc240416321" w:history="1">
+      <w:hyperlink w:anchor="_Toc240463572" w:history="1">
         <w:r>
           <w:rPr>
             <w:rStyle w:val="aff9"/>
             <w:rFonts w:ascii="黑体" w:eastAsia="黑体" w:hAnsi="黑体"/>
             <w:noProof/>
           </w:rPr>
-          <w:t>9.1 优先级说明</w:t>
+          <w:t>8.1 约束条件</w:t>
         </w:r>
         <w:r>
           <w:rPr>
@@ -2664,7 +2437,7 @@
             <w:noProof/>
             <w:webHidden/>
           </w:rPr>
-          <w:instrText xml:space="preserve"> PAGEREF _Toc240416321 \h </w:instrText>
+          <w:instrText xml:space="preserve"> PAGEREF _Toc240463572 \h </w:instrText>
         </w:r>
         <w:r>
           <w:rPr>
@@ -2712,14 +2485,14 @@
           <w14:ligatures w14:val="standardContextual"/>
         </w:rPr>
       </w:pPr>
-      <w:hyperlink w:anchor="_Toc240416322" w:history="1">
+      <w:hyperlink w:anchor="_Toc240463573" w:history="1">
         <w:r>
           <w:rPr>
             <w:rStyle w:val="aff9"/>
             <w:rFonts w:ascii="黑体" w:eastAsia="黑体" w:hAnsi="黑体"/>
             <w:noProof/>
           </w:rPr>
-          <w:t>9.2 实施计划</w:t>
+          <w:t>8.2 假设条件</w:t>
         </w:r>
         <w:r>
           <w:rPr>
@@ -2740,7 +2513,7 @@
             <w:noProof/>
             <w:webHidden/>
           </w:rPr>
-          <w:instrText xml:space="preserve"> PAGEREF _Toc240416322 \h </w:instrText>
+          <w:instrText xml:space="preserve"> PAGEREF _Toc240463573 \h </w:instrText>
         </w:r>
         <w:r>
           <w:rPr>
@@ -2773,11 +2546,10 @@
     </w:p>
     <w:p>
       <w:pPr>
-        <w:pStyle w:val="TOC2"/>
+        <w:pStyle w:val="TOC1"/>
         <w:tabs>
           <w:tab w:val="right" w:leader="dot" w:pos="8302"/>
         </w:tabs>
-        <w:ind w:left="480"/>
         <w:rPr>
           <w:rFonts w:asciiTheme="minorHAnsi" w:eastAsiaTheme="minorEastAsia" w:hAnsiTheme="minorHAnsi"/>
           <w:noProof/>
@@ -2788,14 +2560,14 @@
           <w14:ligatures w14:val="standardContextual"/>
         </w:rPr>
       </w:pPr>
-      <w:hyperlink w:anchor="_Toc240416323" w:history="1">
+      <w:hyperlink w:anchor="_Toc240463574" w:history="1">
         <w:r>
           <w:rPr>
             <w:rStyle w:val="aff9"/>
             <w:rFonts w:ascii="黑体" w:eastAsia="黑体" w:hAnsi="黑体"/>
             <w:noProof/>
           </w:rPr>
-          <w:t>9.3 验收方式</w:t>
+          <w:t>九、需求优先级与实施计划</w:t>
         </w:r>
         <w:r>
           <w:rPr>
@@ -2816,7 +2588,7 @@
             <w:noProof/>
             <w:webHidden/>
           </w:rPr>
-          <w:instrText xml:space="preserve"> PAGEREF _Toc240416323 \h </w:instrText>
+          <w:instrText xml:space="preserve"> PAGEREF _Toc240463574 \h </w:instrText>
         </w:r>
         <w:r>
           <w:rPr>
@@ -2848,16 +2620,244 @@
       </w:hyperlink>
     </w:p>
     <w:p>
-      <w:r>
-        <w:fldChar w:fldCharType="end"/>
-      </w:r>
+      <w:pPr>
+        <w:pStyle w:val="TOC2"/>
+        <w:tabs>
+          <w:tab w:val="right" w:leader="dot" w:pos="8302"/>
+        </w:tabs>
+        <w:ind w:left="480"/>
+        <w:rPr>
+          <w:rFonts w:asciiTheme="minorHAnsi" w:eastAsiaTheme="minorEastAsia" w:hAnsiTheme="minorHAnsi"/>
+          <w:noProof/>
+          <w:kern w:val="2"/>
+          <w:sz w:val="22"/>
+          <w:szCs w:val="24"/>
+          <w:lang w:eastAsia="zh-CN"/>
+          <w14:ligatures w14:val="standardContextual"/>
+        </w:rPr>
+      </w:pPr>
+      <w:hyperlink w:anchor="_Toc240463575" w:history="1">
+        <w:r>
+          <w:rPr>
+            <w:rStyle w:val="aff9"/>
+            <w:rFonts w:ascii="黑体" w:eastAsia="黑体" w:hAnsi="黑体"/>
+            <w:noProof/>
+          </w:rPr>
+          <w:t>9.1 优先级说明</w:t>
+        </w:r>
+        <w:r>
+          <w:rPr>
+            <w:noProof/>
+            <w:webHidden/>
+          </w:rPr>
+          <w:tab/>
+        </w:r>
+        <w:r>
+          <w:rPr>
+            <w:noProof/>
+            <w:webHidden/>
+          </w:rPr>
+          <w:fldChar w:fldCharType="begin"/>
+        </w:r>
+        <w:r>
+          <w:rPr>
+            <w:noProof/>
+            <w:webHidden/>
+          </w:rPr>
+          <w:instrText xml:space="preserve"> PAGEREF _Toc240463575 \h </w:instrText>
+        </w:r>
+        <w:r>
+          <w:rPr>
+            <w:noProof/>
+            <w:webHidden/>
+          </w:rPr>
+        </w:r>
+        <w:r>
+          <w:rPr>
+            <w:noProof/>
+            <w:webHidden/>
+          </w:rPr>
+          <w:fldChar w:fldCharType="separate"/>
+        </w:r>
+        <w:r>
+          <w:rPr>
+            <w:noProof/>
+            <w:webHidden/>
+          </w:rPr>
+          <w:t>17</w:t>
+        </w:r>
+        <w:r>
+          <w:rPr>
+            <w:noProof/>
+            <w:webHidden/>
+          </w:rPr>
+          <w:fldChar w:fldCharType="end"/>
+        </w:r>
+      </w:hyperlink>
     </w:p>
     <w:p>
       <w:pPr>
+        <w:pStyle w:val="TOC2"/>
+        <w:tabs>
+          <w:tab w:val="right" w:leader="dot" w:pos="8302"/>
+        </w:tabs>
+        <w:ind w:left="480"/>
+        <w:rPr>
+          <w:rFonts w:asciiTheme="minorHAnsi" w:eastAsiaTheme="minorEastAsia" w:hAnsiTheme="minorHAnsi"/>
+          <w:noProof/>
+          <w:kern w:val="2"/>
+          <w:sz w:val="22"/>
+          <w:szCs w:val="24"/>
+          <w:lang w:eastAsia="zh-CN"/>
+          <w14:ligatures w14:val="standardContextual"/>
+        </w:rPr>
+      </w:pPr>
+      <w:hyperlink w:anchor="_Toc240463576" w:history="1">
+        <w:r>
+          <w:rPr>
+            <w:rStyle w:val="aff9"/>
+            <w:rFonts w:ascii="黑体" w:eastAsia="黑体" w:hAnsi="黑体"/>
+            <w:noProof/>
+          </w:rPr>
+          <w:t>9.2 实施计划</w:t>
+        </w:r>
+        <w:r>
+          <w:rPr>
+            <w:noProof/>
+            <w:webHidden/>
+          </w:rPr>
+          <w:tab/>
+        </w:r>
+        <w:r>
+          <w:rPr>
+            <w:noProof/>
+            <w:webHidden/>
+          </w:rPr>
+          <w:fldChar w:fldCharType="begin"/>
+        </w:r>
+        <w:r>
+          <w:rPr>
+            <w:noProof/>
+            <w:webHidden/>
+          </w:rPr>
+          <w:instrText xml:space="preserve"> PAGEREF _Toc240463576 \h </w:instrText>
+        </w:r>
+        <w:r>
+          <w:rPr>
+            <w:noProof/>
+            <w:webHidden/>
+          </w:rPr>
+        </w:r>
+        <w:r>
+          <w:rPr>
+            <w:noProof/>
+            <w:webHidden/>
+          </w:rPr>
+          <w:fldChar w:fldCharType="separate"/>
+        </w:r>
+        <w:r>
+          <w:rPr>
+            <w:noProof/>
+            <w:webHidden/>
+          </w:rPr>
+          <w:t>17</w:t>
+        </w:r>
+        <w:r>
+          <w:rPr>
+            <w:noProof/>
+            <w:webHidden/>
+          </w:rPr>
+          <w:fldChar w:fldCharType="end"/>
+        </w:r>
+      </w:hyperlink>
+    </w:p>
+    <w:p>
+      <w:pPr>
+        <w:pStyle w:val="TOC2"/>
+        <w:tabs>
+          <w:tab w:val="right" w:leader="dot" w:pos="8302"/>
+        </w:tabs>
+        <w:ind w:left="480"/>
+        <w:rPr>
+          <w:rFonts w:asciiTheme="minorHAnsi" w:eastAsiaTheme="minorEastAsia" w:hAnsiTheme="minorHAnsi"/>
+          <w:noProof/>
+          <w:kern w:val="2"/>
+          <w:sz w:val="22"/>
+          <w:szCs w:val="24"/>
+          <w:lang w:eastAsia="zh-CN"/>
+          <w14:ligatures w14:val="standardContextual"/>
+        </w:rPr>
+      </w:pPr>
+      <w:hyperlink w:anchor="_Toc240463577" w:history="1">
+        <w:r>
+          <w:rPr>
+            <w:rStyle w:val="aff9"/>
+            <w:rFonts w:ascii="黑体" w:eastAsia="黑体" w:hAnsi="黑体"/>
+            <w:noProof/>
+          </w:rPr>
+          <w:t>9.3 验收方式</w:t>
+        </w:r>
+        <w:r>
+          <w:rPr>
+            <w:noProof/>
+            <w:webHidden/>
+          </w:rPr>
+          <w:tab/>
+        </w:r>
+        <w:r>
+          <w:rPr>
+            <w:noProof/>
+            <w:webHidden/>
+          </w:rPr>
+          <w:fldChar w:fldCharType="begin"/>
+        </w:r>
+        <w:r>
+          <w:rPr>
+            <w:noProof/>
+            <w:webHidden/>
+          </w:rPr>
+          <w:instrText xml:space="preserve"> PAGEREF _Toc240463577 \h </w:instrText>
+        </w:r>
+        <w:r>
+          <w:rPr>
+            <w:noProof/>
+            <w:webHidden/>
+          </w:rPr>
+        </w:r>
+        <w:r>
+          <w:rPr>
+            <w:noProof/>
+            <w:webHidden/>
+          </w:rPr>
+          <w:fldChar w:fldCharType="separate"/>
+        </w:r>
+        <w:r>
+          <w:rPr>
+            <w:noProof/>
+            <w:webHidden/>
+          </w:rPr>
+          <w:t>18</w:t>
+        </w:r>
+        <w:r>
+          <w:rPr>
+            <w:noProof/>
+            <w:webHidden/>
+          </w:rPr>
+          <w:fldChar w:fldCharType="end"/>
+        </w:r>
+      </w:hyperlink>
+    </w:p>
+    <w:p>
+      <w:r>
+        <w:fldChar w:fldCharType="end"/>
+      </w:r>
+    </w:p>
+    <w:p>
+      <w:pPr>
         <w:pStyle w:val="1"/>
         <w:spacing w:before="240" w:after="120" w:line="360" w:lineRule="auto"/>
       </w:pPr>
-      <w:bookmarkStart w:id="0" w:name="_Toc240416289"/>
+      <w:bookmarkStart w:id="0" w:name="_Toc240463543"/>
       <w:r>
         <w:rPr>
           <w:rFonts w:ascii="黑体" w:eastAsia="黑体" w:hAnsi="黑体"/>
@@ -2871,7 +2871,7 @@
         <w:pStyle w:val="21"/>
         <w:spacing w:after="120" w:line="360" w:lineRule="auto"/>
       </w:pPr>
-      <w:bookmarkStart w:id="1" w:name="_Toc240416290"/>
+      <w:bookmarkStart w:id="1" w:name="_Toc240463544"/>
       <w:r>
         <w:rPr>
           <w:rFonts w:ascii="黑体" w:eastAsia="黑体" w:hAnsi="黑体"/>
@@ -2927,7 +2927,7 @@
         <w:pStyle w:val="21"/>
         <w:spacing w:after="120" w:line="360" w:lineRule="auto"/>
       </w:pPr>
-      <w:bookmarkStart w:id="2" w:name="_Toc240416291"/>
+      <w:bookmarkStart w:id="2" w:name="_Toc240463545"/>
       <w:r>
         <w:rPr>
           <w:rFonts w:ascii="黑体" w:eastAsia="黑体" w:hAnsi="黑体"/>
@@ -3068,7 +3068,7 @@
         <w:pStyle w:val="21"/>
         <w:spacing w:after="120" w:line="360" w:lineRule="auto"/>
       </w:pPr>
-      <w:bookmarkStart w:id="3" w:name="_Toc240416292"/>
+      <w:bookmarkStart w:id="3" w:name="_Toc240463546"/>
       <w:r>
         <w:rPr>
           <w:rFonts w:ascii="黑体" w:eastAsia="黑体" w:hAnsi="黑体"/>
@@ -3473,7 +3473,7 @@
         <w:pStyle w:val="21"/>
         <w:spacing w:after="120" w:line="360" w:lineRule="auto"/>
       </w:pPr>
-      <w:bookmarkStart w:id="4" w:name="_Toc240416293"/>
+      <w:bookmarkStart w:id="4" w:name="_Toc240463547"/>
       <w:r>
         <w:rPr>
           <w:rFonts w:ascii="黑体" w:eastAsia="黑体" w:hAnsi="黑体"/>
@@ -3547,7 +3547,7 @@
         <w:pStyle w:val="1"/>
         <w:spacing w:before="240" w:after="120" w:line="360" w:lineRule="auto"/>
       </w:pPr>
-      <w:bookmarkStart w:id="5" w:name="_Toc240416294"/>
+      <w:bookmarkStart w:id="5" w:name="_Toc240463548"/>
       <w:r>
         <w:rPr>
           <w:rFonts w:ascii="黑体" w:eastAsia="黑体" w:hAnsi="黑体"/>
@@ -3562,7 +3562,7 @@
         <w:pStyle w:val="21"/>
         <w:spacing w:after="120" w:line="360" w:lineRule="auto"/>
       </w:pPr>
-      <w:bookmarkStart w:id="6" w:name="_Toc240416295"/>
+      <w:bookmarkStart w:id="6" w:name="_Toc240463549"/>
       <w:r>
         <w:rPr>
           <w:rFonts w:ascii="黑体" w:eastAsia="黑体" w:hAnsi="黑体"/>
@@ -3714,7 +3714,7 @@
         <w:pStyle w:val="21"/>
         <w:spacing w:after="120" w:line="360" w:lineRule="auto"/>
       </w:pPr>
-      <w:bookmarkStart w:id="7" w:name="_Toc240416296"/>
+      <w:bookmarkStart w:id="7" w:name="_Toc240463550"/>
       <w:r>
         <w:rPr>
           <w:rFonts w:ascii="黑体" w:eastAsia="黑体" w:hAnsi="黑体"/>
@@ -3866,7 +3866,7 @@
         <w:pStyle w:val="21"/>
         <w:spacing w:after="120" w:line="360" w:lineRule="auto"/>
       </w:pPr>
-      <w:bookmarkStart w:id="8" w:name="_Toc240416297"/>
+      <w:bookmarkStart w:id="8" w:name="_Toc240463551"/>
       <w:r>
         <w:rPr>
           <w:rFonts w:ascii="黑体" w:eastAsia="黑体" w:hAnsi="黑体"/>
@@ -4169,7 +4169,7 @@
         <w:pStyle w:val="1"/>
         <w:spacing w:before="240" w:after="120" w:line="360" w:lineRule="auto"/>
       </w:pPr>
-      <w:bookmarkStart w:id="9" w:name="_Toc240416298"/>
+      <w:bookmarkStart w:id="9" w:name="_Toc240463552"/>
       <w:r>
         <w:rPr>
           <w:rFonts w:ascii="黑体" w:eastAsia="黑体" w:hAnsi="黑体"/>
@@ -4183,7 +4183,7 @@
         <w:pStyle w:val="21"/>
         <w:spacing w:after="120" w:line="360" w:lineRule="auto"/>
       </w:pPr>
-      <w:bookmarkStart w:id="10" w:name="_Toc240416299"/>
+      <w:bookmarkStart w:id="10" w:name="_Toc240463553"/>
       <w:r>
         <w:rPr>
           <w:rFonts w:ascii="黑体" w:eastAsia="黑体" w:hAnsi="黑体"/>
@@ -5529,7 +5529,7 @@
         <w:pStyle w:val="21"/>
         <w:spacing w:after="120" w:line="360" w:lineRule="auto"/>
       </w:pPr>
-      <w:bookmarkStart w:id="11" w:name="_Toc240416300"/>
+      <w:bookmarkStart w:id="11" w:name="_Toc240463554"/>
       <w:r>
         <w:rPr>
           <w:rFonts w:ascii="黑体" w:eastAsia="黑体" w:hAnsi="黑体"/>
@@ -5613,7 +5613,7 @@
         <w:rPr>
           <w:color w:val="000000"/>
         </w:rPr>
-        <w:t>）提供五种范围模式：</w:t>
+        <w:t>）提供六种范围模式：</w:t>
       </w:r>
       <w:r>
         <w:rPr>
@@ -5757,7 +5757,31 @@
         <w:rPr>
           <w:color w:val="000000"/>
         </w:rPr>
-        <w:t>；</w:t>
+        <w:t>、</w:t>
+      </w:r>
+      <w:r>
+        <w:rPr>
+          <w:color w:val="000000"/>
+        </w:rPr>
+        <w:t>**</w:t>
+      </w:r>
+      <w:r>
+        <w:rPr>
+          <w:color w:val="000000"/>
+        </w:rPr>
+        <w:t>指定对决</w:t>
+      </w:r>
+      <w:r>
+        <w:rPr>
+          <w:color w:val="000000"/>
+        </w:rPr>
+        <w:t>**</w:t>
+      </w:r>
+      <w:r>
+        <w:rPr>
+          <w:color w:val="000000"/>
+        </w:rPr>
+        <w:t>（用户自行指定对位组）；</w:t>
       </w:r>
     </w:p>
     <w:p>
@@ -5769,6 +5793,7 @@
         <w:rPr>
           <w:color w:val="000000"/>
         </w:rPr>
+        <w:lastRenderedPageBreak/>
         <w:t>（</w:t>
       </w:r>
       <w:r>
@@ -5817,7 +5842,6 @@
         <w:rPr>
           <w:color w:val="000000"/>
         </w:rPr>
-        <w:lastRenderedPageBreak/>
         <w:t>（</w:t>
       </w:r>
       <w:r>
@@ -5920,37 +5944,49 @@
         <w:rPr>
           <w:color w:val="000000"/>
         </w:rPr>
-        <w:t>2</w:t>
-      </w:r>
-      <w:r>
-        <w:rPr>
-          <w:color w:val="000000"/>
-        </w:rPr>
-        <w:t>）多歌手模式下，支持逐位搜索并添加歌手，可设置每位歌手抽取的专辑数量（</w:t>
-      </w:r>
-      <w:r>
-        <w:rPr>
-          <w:color w:val="000000"/>
-        </w:rPr>
-        <w:t xml:space="preserve">3 </w:t>
-      </w:r>
-      <w:r>
-        <w:rPr>
-          <w:color w:val="000000"/>
-        </w:rPr>
-        <w:t>至</w:t>
-      </w:r>
-      <w:r>
-        <w:rPr>
-          <w:color w:val="000000"/>
-        </w:rPr>
-        <w:t xml:space="preserve"> 5 </w:t>
-      </w:r>
-      <w:r>
-        <w:rPr>
-          <w:color w:val="000000"/>
-        </w:rPr>
-        <w:t>张）；</w:t>
+        <w:t>1c</w:t>
+      </w:r>
+      <w:r>
+        <w:rPr>
+          <w:color w:val="000000"/>
+        </w:rPr>
+        <w:t>）指定对决须支持</w:t>
+      </w:r>
+      <w:r>
+        <w:rPr>
+          <w:color w:val="000000"/>
+        </w:rPr>
+        <w:t>"</w:t>
+      </w:r>
+      <w:r>
+        <w:rPr>
+          <w:color w:val="000000"/>
+        </w:rPr>
+        <w:t>任选任意两张专辑直接比较</w:t>
+      </w:r>
+      <w:r>
+        <w:rPr>
+          <w:color w:val="000000"/>
+        </w:rPr>
+        <w:t>"</w:t>
+      </w:r>
+      <w:r>
+        <w:rPr>
+          <w:color w:val="000000"/>
+        </w:rPr>
+        <w:t>的场景（可跨歌手、跨年代、跨序号）：用户逐行指定对位组，每组两张专辑，最少</w:t>
+      </w:r>
+      <w:r>
+        <w:rPr>
+          <w:color w:val="000000"/>
+        </w:rPr>
+        <w:t xml:space="preserve"> 1 </w:t>
+      </w:r>
+      <w:r>
+        <w:rPr>
+          <w:color w:val="000000"/>
+        </w:rPr>
+        <w:t>组、组数不设上限，结果同样以逐行对照表呈现；</w:t>
       </w:r>
     </w:p>
     <w:p>
@@ -5968,37 +6004,37 @@
         <w:rPr>
           <w:color w:val="000000"/>
         </w:rPr>
-        <w:t>3</w:t>
-      </w:r>
-      <w:r>
-        <w:rPr>
-          <w:color w:val="000000"/>
-        </w:rPr>
-        <w:t>）搜索歌手时返回候选列表（含封面与专辑数）由用户确认，不自动采用第一条结果；关键词无匹配时明确提示</w:t>
-      </w:r>
-      <w:r>
-        <w:rPr>
-          <w:color w:val="000000"/>
-        </w:rPr>
-        <w:t>"</w:t>
-      </w:r>
-      <w:r>
-        <w:rPr>
-          <w:color w:val="000000"/>
-        </w:rPr>
-        <w:t>未找到</w:t>
-      </w:r>
-      <w:r>
-        <w:rPr>
-          <w:color w:val="000000"/>
-        </w:rPr>
-        <w:t>"</w:t>
-      </w:r>
-      <w:r>
-        <w:rPr>
-          <w:color w:val="000000"/>
-        </w:rPr>
-        <w:t>，不得返回不相关的歌手；</w:t>
+        <w:t>2</w:t>
+      </w:r>
+      <w:r>
+        <w:rPr>
+          <w:color w:val="000000"/>
+        </w:rPr>
+        <w:t>）多歌手模式下，支持逐位搜索并添加歌手，可设置每位歌手抽取的专辑数量（</w:t>
+      </w:r>
+      <w:r>
+        <w:rPr>
+          <w:color w:val="000000"/>
+        </w:rPr>
+        <w:t xml:space="preserve">3 </w:t>
+      </w:r>
+      <w:r>
+        <w:rPr>
+          <w:color w:val="000000"/>
+        </w:rPr>
+        <w:t>至</w:t>
+      </w:r>
+      <w:r>
+        <w:rPr>
+          <w:color w:val="000000"/>
+        </w:rPr>
+        <w:t xml:space="preserve"> 5 </w:t>
+      </w:r>
+      <w:r>
+        <w:rPr>
+          <w:color w:val="000000"/>
+        </w:rPr>
+        <w:t>张）；</w:t>
       </w:r>
     </w:p>
     <w:p>
@@ -6016,37 +6052,37 @@
         <w:rPr>
           <w:color w:val="000000"/>
         </w:rPr>
-        <w:t>4</w:t>
-      </w:r>
-      <w:r>
-        <w:rPr>
-          <w:color w:val="000000"/>
-        </w:rPr>
-        <w:t>）专辑入池前按七条准入规则自动过滤：排除单曲与</w:t>
-      </w:r>
-      <w:r>
-        <w:rPr>
-          <w:color w:val="000000"/>
-        </w:rPr>
-        <w:t xml:space="preserve"> EP</w:t>
-      </w:r>
-      <w:r>
-        <w:rPr>
-          <w:color w:val="000000"/>
-        </w:rPr>
-        <w:t>、现场、影视原声、精选、合辑拼盘，并做同名去重；只保留曲目数不少于</w:t>
-      </w:r>
-      <w:r>
-        <w:rPr>
-          <w:color w:val="000000"/>
-        </w:rPr>
-        <w:t xml:space="preserve"> 7 </w:t>
-      </w:r>
-      <w:r>
-        <w:rPr>
-          <w:color w:val="000000"/>
-        </w:rPr>
-        <w:t>首、且按标识比对确属该歌手本人的正式专辑；</w:t>
+        <w:t>3</w:t>
+      </w:r>
+      <w:r>
+        <w:rPr>
+          <w:color w:val="000000"/>
+        </w:rPr>
+        <w:t>）搜索歌手时返回候选列表（含封面与专辑数）由用户确认，不自动采用第一条结果；关键词无匹配时明确提示</w:t>
+      </w:r>
+      <w:r>
+        <w:rPr>
+          <w:color w:val="000000"/>
+        </w:rPr>
+        <w:t>"</w:t>
+      </w:r>
+      <w:r>
+        <w:rPr>
+          <w:color w:val="000000"/>
+        </w:rPr>
+        <w:t>未找到</w:t>
+      </w:r>
+      <w:r>
+        <w:rPr>
+          <w:color w:val="000000"/>
+        </w:rPr>
+        <w:t>"</w:t>
+      </w:r>
+      <w:r>
+        <w:rPr>
+          <w:color w:val="000000"/>
+        </w:rPr>
+        <w:t>，不得返回不相关的歌手；</w:t>
       </w:r>
     </w:p>
     <w:p>
@@ -6064,13 +6100,37 @@
         <w:rPr>
           <w:color w:val="000000"/>
         </w:rPr>
-        <w:t>5</w:t>
-      </w:r>
-      <w:r>
-        <w:rPr>
-          <w:color w:val="000000"/>
-        </w:rPr>
-        <w:t>）过滤结果对用户可见（说明剔除了多少张及原因），并允许用户手动取消任意一张，最终参赛名单以用户确认为准；</w:t>
+        <w:t>4</w:t>
+      </w:r>
+      <w:r>
+        <w:rPr>
+          <w:color w:val="000000"/>
+        </w:rPr>
+        <w:t>）专辑入池前按七条准入规则自动过滤：排除单曲与</w:t>
+      </w:r>
+      <w:r>
+        <w:rPr>
+          <w:color w:val="000000"/>
+        </w:rPr>
+        <w:t xml:space="preserve"> EP</w:t>
+      </w:r>
+      <w:r>
+        <w:rPr>
+          <w:color w:val="000000"/>
+        </w:rPr>
+        <w:t>、现场、影视原声、精选、合辑拼盘，并做同名去重；只保留曲目数不少于</w:t>
+      </w:r>
+      <w:r>
+        <w:rPr>
+          <w:color w:val="000000"/>
+        </w:rPr>
+        <w:t xml:space="preserve"> 7 </w:t>
+      </w:r>
+      <w:r>
+        <w:rPr>
+          <w:color w:val="000000"/>
+        </w:rPr>
+        <w:t>首、且按标识比对确属该歌手本人的正式专辑；</w:t>
       </w:r>
     </w:p>
     <w:p>
@@ -6088,25 +6148,13 @@
         <w:rPr>
           <w:color w:val="000000"/>
         </w:rPr>
-        <w:t>6</w:t>
-      </w:r>
-      <w:r>
-        <w:rPr>
-          <w:color w:val="000000"/>
-        </w:rPr>
-        <w:t>）当入池专辑少于</w:t>
-      </w:r>
-      <w:r>
-        <w:rPr>
-          <w:color w:val="000000"/>
-        </w:rPr>
-        <w:t xml:space="preserve"> 4 </w:t>
-      </w:r>
-      <w:r>
-        <w:rPr>
-          <w:color w:val="000000"/>
-        </w:rPr>
-        <w:t>张时，提示用户扩大范围，不进入对决流程；</w:t>
+        <w:t>5</w:t>
+      </w:r>
+      <w:r>
+        <w:rPr>
+          <w:color w:val="000000"/>
+        </w:rPr>
+        <w:t>）过滤结果对用户可见（说明剔除了多少张及原因），并允许用户手动取消任意一张，最终参赛名单以用户确认为准；</w:t>
       </w:r>
     </w:p>
     <w:p>
@@ -6124,13 +6172,25 @@
         <w:rPr>
           <w:color w:val="000000"/>
         </w:rPr>
-        <w:t>7</w:t>
-      </w:r>
-      <w:r>
-        <w:rPr>
-          <w:color w:val="000000"/>
-        </w:rPr>
-        <w:t>）专辑数据同时写入本地数据库，重复发起时直接读取缓存，不再请求外部接口。</w:t>
+        <w:t>6</w:t>
+      </w:r>
+      <w:r>
+        <w:rPr>
+          <w:color w:val="000000"/>
+        </w:rPr>
+        <w:t>）当入池专辑少于</w:t>
+      </w:r>
+      <w:r>
+        <w:rPr>
+          <w:color w:val="000000"/>
+        </w:rPr>
+        <w:t xml:space="preserve"> 4 </w:t>
+      </w:r>
+      <w:r>
+        <w:rPr>
+          <w:color w:val="000000"/>
+        </w:rPr>
+        <w:t>张时，提示用户扩大范围，不进入对决流程；</w:t>
       </w:r>
     </w:p>
     <w:p>
@@ -6142,19 +6202,19 @@
         <w:rPr>
           <w:color w:val="000000"/>
         </w:rPr>
-        <w:t xml:space="preserve">**US-05 </w:t>
-      </w:r>
-      <w:r>
-        <w:rPr>
-          <w:color w:val="000000"/>
-        </w:rPr>
-        <w:t>投票前试听</w:t>
-      </w:r>
-      <w:r>
-        <w:rPr>
-          <w:color w:val="000000"/>
-        </w:rPr>
-        <w:t>**</w:t>
+        <w:t>（</w:t>
+      </w:r>
+      <w:r>
+        <w:rPr>
+          <w:color w:val="000000"/>
+        </w:rPr>
+        <w:t>7</w:t>
+      </w:r>
+      <w:r>
+        <w:rPr>
+          <w:color w:val="000000"/>
+        </w:rPr>
+        <w:t>）专辑数据同时写入本地数据库，重复发起时直接读取缓存，不再请求外部接口。</w:t>
       </w:r>
     </w:p>
     <w:p>
@@ -6166,7 +6226,19 @@
         <w:rPr>
           <w:color w:val="000000"/>
         </w:rPr>
-        <w:t>作为注册用户，我想在投票前试听专辑片段，以便在没听过的情况下也能作出选择。</w:t>
+        <w:t xml:space="preserve">**US-05 </w:t>
+      </w:r>
+      <w:r>
+        <w:rPr>
+          <w:color w:val="000000"/>
+        </w:rPr>
+        <w:t>投票前试听</w:t>
+      </w:r>
+      <w:r>
+        <w:rPr>
+          <w:color w:val="000000"/>
+        </w:rPr>
+        <w:t>**</w:t>
       </w:r>
     </w:p>
     <w:p>
@@ -6178,7 +6250,7 @@
         <w:rPr>
           <w:color w:val="000000"/>
         </w:rPr>
-        <w:t>验收标准：</w:t>
+        <w:t>作为注册用户，我想在投票前试听专辑片段，以便在没听过的情况下也能作出选择。</w:t>
       </w:r>
     </w:p>
     <w:p>
@@ -6190,31 +6262,7 @@
         <w:rPr>
           <w:color w:val="000000"/>
         </w:rPr>
-        <w:t>（</w:t>
-      </w:r>
-      <w:r>
-        <w:rPr>
-          <w:color w:val="000000"/>
-        </w:rPr>
-        <w:t>1</w:t>
-      </w:r>
-      <w:r>
-        <w:rPr>
-          <w:color w:val="000000"/>
-        </w:rPr>
-        <w:t>）每一场对战的两张专辑均可播放</w:t>
-      </w:r>
-      <w:r>
-        <w:rPr>
-          <w:color w:val="000000"/>
-        </w:rPr>
-        <w:t xml:space="preserve"> 30 </w:t>
-      </w:r>
-      <w:r>
-        <w:rPr>
-          <w:color w:val="000000"/>
-        </w:rPr>
-        <w:t>秒试听片段；</w:t>
+        <w:t>验收标准：</w:t>
       </w:r>
     </w:p>
     <w:p>
@@ -6232,13 +6280,25 @@
         <w:rPr>
           <w:color w:val="000000"/>
         </w:rPr>
-        <w:t>2</w:t>
-      </w:r>
-      <w:r>
-        <w:rPr>
-          <w:color w:val="000000"/>
-        </w:rPr>
-        <w:t>）同一时刻只允许一个音频在播放，切换专辑时自动停止上一个；</w:t>
+        <w:t>1</w:t>
+      </w:r>
+      <w:r>
+        <w:rPr>
+          <w:color w:val="000000"/>
+        </w:rPr>
+        <w:t>）每一场对战的两张专辑均可播放</w:t>
+      </w:r>
+      <w:r>
+        <w:rPr>
+          <w:color w:val="000000"/>
+        </w:rPr>
+        <w:t xml:space="preserve"> 30 </w:t>
+      </w:r>
+      <w:r>
+        <w:rPr>
+          <w:color w:val="000000"/>
+        </w:rPr>
+        <w:t>秒试听片段；</w:t>
       </w:r>
     </w:p>
     <w:p>
@@ -6256,13 +6316,13 @@
         <w:rPr>
           <w:color w:val="000000"/>
         </w:rPr>
-        <w:t>3</w:t>
-      </w:r>
-      <w:r>
-        <w:rPr>
-          <w:color w:val="000000"/>
-        </w:rPr>
-        <w:t>）若某张专辑没有可用的试听片段，界面明确提示而不显示失效的播放按钮；</w:t>
+        <w:t>2</w:t>
+      </w:r>
+      <w:r>
+        <w:rPr>
+          <w:color w:val="000000"/>
+        </w:rPr>
+        <w:t>）同一时刻只允许一个音频在播放，切换专辑时自动停止上一个；</w:t>
       </w:r>
     </w:p>
     <w:p>
@@ -6280,13 +6340,13 @@
         <w:rPr>
           <w:color w:val="000000"/>
         </w:rPr>
-        <w:t>4</w:t>
-      </w:r>
-      <w:r>
-        <w:rPr>
-          <w:color w:val="000000"/>
-        </w:rPr>
-        <w:t>）试听不阻塞投票操作，未听完也可直接投票。</w:t>
+        <w:t>3</w:t>
+      </w:r>
+      <w:r>
+        <w:rPr>
+          <w:color w:val="000000"/>
+        </w:rPr>
+        <w:t>）若某张专辑没有可用的试听片段，界面明确提示而不显示失效的播放按钮；</w:t>
       </w:r>
     </w:p>
     <w:p>
@@ -6298,19 +6358,19 @@
         <w:rPr>
           <w:color w:val="000000"/>
         </w:rPr>
-        <w:t xml:space="preserve">**US-08 </w:t>
-      </w:r>
-      <w:r>
-        <w:rPr>
-          <w:color w:val="000000"/>
-        </w:rPr>
-        <w:t>查看冠军路径</w:t>
-      </w:r>
-      <w:r>
-        <w:rPr>
-          <w:color w:val="000000"/>
-        </w:rPr>
-        <w:t>**</w:t>
+        <w:t>（</w:t>
+      </w:r>
+      <w:r>
+        <w:rPr>
+          <w:color w:val="000000"/>
+        </w:rPr>
+        <w:t>4</w:t>
+      </w:r>
+      <w:r>
+        <w:rPr>
+          <w:color w:val="000000"/>
+        </w:rPr>
+        <w:t>）试听不阻塞投票操作，未听完也可直接投票。</w:t>
       </w:r>
     </w:p>
     <w:p>
@@ -6322,7 +6382,19 @@
         <w:rPr>
           <w:color w:val="000000"/>
         </w:rPr>
-        <w:t>作为注册用户，我想看到最终冠军是怎么一路赢上来的，以便回顾整场评选过程。</w:t>
+        <w:t xml:space="preserve">**US-08 </w:t>
+      </w:r>
+      <w:r>
+        <w:rPr>
+          <w:color w:val="000000"/>
+        </w:rPr>
+        <w:t>查看冠军路径</w:t>
+      </w:r>
+      <w:r>
+        <w:rPr>
+          <w:color w:val="000000"/>
+        </w:rPr>
+        <w:t>**</w:t>
       </w:r>
     </w:p>
     <w:p>
@@ -6334,7 +6406,8 @@
         <w:rPr>
           <w:color w:val="000000"/>
         </w:rPr>
-        <w:t>验收标准：</w:t>
+        <w:lastRenderedPageBreak/>
+        <w:t>作为注册用户，我想看到最终冠军是怎么一路赢上来的，以便回顾整场评选过程。</w:t>
       </w:r>
     </w:p>
     <w:p>
@@ -6346,19 +6419,7 @@
         <w:rPr>
           <w:color w:val="000000"/>
         </w:rPr>
-        <w:t>（</w:t>
-      </w:r>
-      <w:r>
-        <w:rPr>
-          <w:color w:val="000000"/>
-        </w:rPr>
-        <w:t>1</w:t>
-      </w:r>
-      <w:r>
-        <w:rPr>
-          <w:color w:val="000000"/>
-        </w:rPr>
-        <w:t>）结果页展示冠军专辑的封面、名称与所属歌手；</w:t>
+        <w:t>验收标准：</w:t>
       </w:r>
     </w:p>
     <w:p>
@@ -6376,13 +6437,13 @@
         <w:rPr>
           <w:color w:val="000000"/>
         </w:rPr>
-        <w:t>2</w:t>
-      </w:r>
-      <w:r>
-        <w:rPr>
-          <w:color w:val="000000"/>
-        </w:rPr>
-        <w:t>）以图形方式展示冠军从首轮到决赛的全部对战路径；</w:t>
+        <w:t>1</w:t>
+      </w:r>
+      <w:r>
+        <w:rPr>
+          <w:color w:val="000000"/>
+        </w:rPr>
+        <w:t>）结果页展示冠军专辑的封面、名称与所属歌手；</w:t>
       </w:r>
     </w:p>
     <w:p>
@@ -6394,20 +6455,19 @@
         <w:rPr>
           <w:color w:val="000000"/>
         </w:rPr>
-        <w:lastRenderedPageBreak/>
         <w:t>（</w:t>
       </w:r>
       <w:r>
         <w:rPr>
           <w:color w:val="000000"/>
         </w:rPr>
-        <w:t>3</w:t>
-      </w:r>
-      <w:r>
-        <w:rPr>
-          <w:color w:val="000000"/>
-        </w:rPr>
-        <w:t>）展示每一轮的对手与得票情况；</w:t>
+        <w:t>2</w:t>
+      </w:r>
+      <w:r>
+        <w:rPr>
+          <w:color w:val="000000"/>
+        </w:rPr>
+        <w:t>）以图形方式展示冠军从首轮到决赛的全部对战路径；</w:t>
       </w:r>
     </w:p>
     <w:p>
@@ -6425,13 +6485,13 @@
         <w:rPr>
           <w:color w:val="000000"/>
         </w:rPr>
-        <w:t>4</w:t>
-      </w:r>
-      <w:r>
-        <w:rPr>
-          <w:color w:val="000000"/>
-        </w:rPr>
-        <w:t>）支持点击历史场次回顾该场对战的两张专辑。</w:t>
+        <w:t>3</w:t>
+      </w:r>
+      <w:r>
+        <w:rPr>
+          <w:color w:val="000000"/>
+        </w:rPr>
+        <w:t>）展示每一轮的对手与得票情况；</w:t>
       </w:r>
     </w:p>
     <w:p>
@@ -6443,19 +6503,19 @@
         <w:rPr>
           <w:color w:val="000000"/>
         </w:rPr>
-        <w:t xml:space="preserve">**US-12 </w:t>
-      </w:r>
-      <w:r>
-        <w:rPr>
-          <w:color w:val="000000"/>
-        </w:rPr>
-        <w:t>个性化解读</w:t>
-      </w:r>
-      <w:r>
-        <w:rPr>
-          <w:color w:val="000000"/>
-        </w:rPr>
-        <w:t>**</w:t>
+        <w:t>（</w:t>
+      </w:r>
+      <w:r>
+        <w:rPr>
+          <w:color w:val="000000"/>
+        </w:rPr>
+        <w:t>4</w:t>
+      </w:r>
+      <w:r>
+        <w:rPr>
+          <w:color w:val="000000"/>
+        </w:rPr>
+        <w:t>）支持点击历史场次回顾该场对战的两张专辑。</w:t>
       </w:r>
     </w:p>
     <w:p>
@@ -6467,7 +6527,19 @@
         <w:rPr>
           <w:color w:val="000000"/>
         </w:rPr>
-        <w:t>作为注册用户，我想得到一段针对我个人作答的解读，而不是所有人一样的模板。</w:t>
+        <w:t xml:space="preserve">**US-12 </w:t>
+      </w:r>
+      <w:r>
+        <w:rPr>
+          <w:color w:val="000000"/>
+        </w:rPr>
+        <w:t>个性化解读</w:t>
+      </w:r>
+      <w:r>
+        <w:rPr>
+          <w:color w:val="000000"/>
+        </w:rPr>
+        <w:t>**</w:t>
       </w:r>
     </w:p>
     <w:p>
@@ -6479,7 +6551,7 @@
         <w:rPr>
           <w:color w:val="000000"/>
         </w:rPr>
-        <w:t>验收标准：</w:t>
+        <w:t>作为注册用户，我想得到一段针对我个人作答的解读，而不是所有人一样的模板。</w:t>
       </w:r>
     </w:p>
     <w:p>
@@ -6491,19 +6563,7 @@
         <w:rPr>
           <w:color w:val="000000"/>
         </w:rPr>
-        <w:t>（</w:t>
-      </w:r>
-      <w:r>
-        <w:rPr>
-          <w:color w:val="000000"/>
-        </w:rPr>
-        <w:t>1</w:t>
-      </w:r>
-      <w:r>
-        <w:rPr>
-          <w:color w:val="000000"/>
-        </w:rPr>
-        <w:t>）解读文案的输入包含作答选项组合、各维度得分与最终类型；</w:t>
+        <w:t>验收标准：</w:t>
       </w:r>
     </w:p>
     <w:p>
@@ -6521,13 +6581,13 @@
         <w:rPr>
           <w:color w:val="000000"/>
         </w:rPr>
-        <w:t>2</w:t>
-      </w:r>
-      <w:r>
-        <w:rPr>
-          <w:color w:val="000000"/>
-        </w:rPr>
-        <w:t>）同一类型的用户，因作答组合不同可获得不同文本；</w:t>
+        <w:t>1</w:t>
+      </w:r>
+      <w:r>
+        <w:rPr>
+          <w:color w:val="000000"/>
+        </w:rPr>
+        <w:t>）解读文案的输入包含作答选项组合、各维度得分与最终类型；</w:t>
       </w:r>
     </w:p>
     <w:p>
@@ -6545,13 +6605,13 @@
         <w:rPr>
           <w:color w:val="000000"/>
         </w:rPr>
-        <w:t>3</w:t>
-      </w:r>
-      <w:r>
-        <w:rPr>
-          <w:color w:val="000000"/>
-        </w:rPr>
-        <w:t>）接口调用失败或超时时，自动使用模板文案降级，界面不出现报错；</w:t>
+        <w:t>2</w:t>
+      </w:r>
+      <w:r>
+        <w:rPr>
+          <w:color w:val="000000"/>
+        </w:rPr>
+        <w:t>）同一类型的用户，因作答组合不同可获得不同文本；</w:t>
       </w:r>
     </w:p>
     <w:p>
@@ -6569,21 +6629,45 @@
         <w:rPr>
           <w:color w:val="000000"/>
         </w:rPr>
-        <w:t>4</w:t>
-      </w:r>
-      <w:r>
-        <w:rPr>
-          <w:color w:val="000000"/>
-        </w:rPr>
-        <w:t>）解读生成后与测评结果一同入库，重复查看时直接读取，不重复调用接口。</w:t>
+        <w:t>3</w:t>
+      </w:r>
+      <w:r>
+        <w:rPr>
+          <w:color w:val="000000"/>
+        </w:rPr>
+        <w:t>）接口调用失败或超时时，自动使用模板文案降级，界面不出现报错；</w:t>
       </w:r>
     </w:p>
     <w:p>
       <w:pPr>
+        <w:spacing w:after="0" w:line="360" w:lineRule="auto"/>
+        <w:ind w:firstLine="480"/>
+      </w:pPr>
+      <w:r>
+        <w:rPr>
+          <w:color w:val="000000"/>
+        </w:rPr>
+        <w:t>（</w:t>
+      </w:r>
+      <w:r>
+        <w:rPr>
+          <w:color w:val="000000"/>
+        </w:rPr>
+        <w:t>4</w:t>
+      </w:r>
+      <w:r>
+        <w:rPr>
+          <w:color w:val="000000"/>
+        </w:rPr>
+        <w:t>）解读生成后与测评结果一同入库，重复查看时直接读取，不重复调用接口。</w:t>
+      </w:r>
+    </w:p>
+    <w:p>
+      <w:pPr>
         <w:pStyle w:val="1"/>
         <w:spacing w:before="240" w:after="120" w:line="360" w:lineRule="auto"/>
       </w:pPr>
-      <w:bookmarkStart w:id="12" w:name="_Toc240416301"/>
+      <w:bookmarkStart w:id="12" w:name="_Toc240463555"/>
       <w:r>
         <w:rPr>
           <w:rFonts w:ascii="黑体" w:eastAsia="黑体" w:hAnsi="黑体"/>
@@ -6597,7 +6681,7 @@
         <w:pStyle w:val="21"/>
         <w:spacing w:after="120" w:line="360" w:lineRule="auto"/>
       </w:pPr>
-      <w:bookmarkStart w:id="13" w:name="_Toc240416302"/>
+      <w:bookmarkStart w:id="13" w:name="_Toc240463556"/>
       <w:r>
         <w:rPr>
           <w:rFonts w:ascii="黑体" w:eastAsia="黑体" w:hAnsi="黑体"/>
@@ -6653,7 +6737,7 @@
         <w:pStyle w:val="21"/>
         <w:spacing w:after="120" w:line="360" w:lineRule="auto"/>
       </w:pPr>
-      <w:bookmarkStart w:id="14" w:name="_Toc240416303"/>
+      <w:bookmarkStart w:id="14" w:name="_Toc240463557"/>
       <w:r>
         <w:rPr>
           <w:rFonts w:ascii="黑体" w:eastAsia="黑体" w:hAnsi="黑体"/>
@@ -6821,6 +6905,7 @@
         <w:rPr>
           <w:color w:val="000000"/>
         </w:rPr>
+        <w:lastRenderedPageBreak/>
         <w:t>（</w:t>
       </w:r>
       <w:r>
@@ -6941,7 +7026,6 @@
         <w:rPr>
           <w:color w:val="000000"/>
         </w:rPr>
-        <w:lastRenderedPageBreak/>
         <w:t>（</w:t>
       </w:r>
       <w:r>
@@ -7026,7 +7110,7 @@
         <w:rPr>
           <w:color w:val="000000"/>
         </w:rPr>
-        <w:t>）范围选择：提供五种模式</w:t>
+        <w:t>）范围选择：提供六种模式</w:t>
       </w:r>
       <w:r>
         <w:rPr>
@@ -7050,7 +7134,7 @@
         <w:rPr>
           <w:color w:val="000000"/>
         </w:rPr>
-        <w:t>位）、按流派或年代、手动挑选、对位赛；多歌手模式下支持逐位添加歌手并设置每位抽取的专辑数量；对位赛模式支持选</w:t>
+        <w:t>位）、按流派或年代、手动挑选、对位赛、指定对决；多歌手模式下支持逐位添加歌手并设置每位抽取的专辑数量；对位赛模式支持选</w:t>
       </w:r>
       <w:r>
         <w:rPr>
@@ -7122,7 +7206,7 @@
         <w:rPr>
           <w:color w:val="000000"/>
         </w:rPr>
-        <w:t>张），采用胜场积分制而非淘汰制；</w:t>
+        <w:t>张），采用胜场积分制而非淘汰制；指定对决模式支持用户自行指定任意对位组（每组两张专辑，可跨歌手与年代），结果以逐行对照表呈现；</w:t>
       </w:r>
     </w:p>
     <w:p>
@@ -7542,6 +7626,7 @@
         <w:rPr>
           <w:color w:val="000000"/>
         </w:rPr>
+        <w:lastRenderedPageBreak/>
         <w:t>**</w:t>
       </w:r>
       <w:r>
@@ -7698,7 +7783,6 @@
         <w:rPr>
           <w:color w:val="000000"/>
         </w:rPr>
-        <w:lastRenderedPageBreak/>
         <w:t>（</w:t>
       </w:r>
       <w:r>
@@ -7887,7 +7971,7 @@
         <w:pStyle w:val="21"/>
         <w:spacing w:after="120" w:line="360" w:lineRule="auto"/>
       </w:pPr>
-      <w:bookmarkStart w:id="15" w:name="_Toc240416304"/>
+      <w:bookmarkStart w:id="15" w:name="_Toc240463558"/>
       <w:r>
         <w:rPr>
           <w:rFonts w:ascii="黑体" w:eastAsia="黑体" w:hAnsi="黑体"/>
@@ -8087,7 +8171,7 @@
         <w:pStyle w:val="21"/>
         <w:spacing w:after="120" w:line="360" w:lineRule="auto"/>
       </w:pPr>
-      <w:bookmarkStart w:id="16" w:name="_Toc240416305"/>
+      <w:bookmarkStart w:id="16" w:name="_Toc240463559"/>
       <w:r>
         <w:rPr>
           <w:rFonts w:ascii="黑体" w:eastAsia="黑体" w:hAnsi="黑体"/>
@@ -8208,6 +8292,7 @@
                 <w:color w:val="000000"/>
                 <w:sz w:val="21"/>
               </w:rPr>
+              <w:lastRenderedPageBreak/>
               <w:t>---</w:t>
             </w:r>
           </w:p>
@@ -8568,7 +8653,6 @@
                 <w:color w:val="000000"/>
                 <w:sz w:val="21"/>
               </w:rPr>
-              <w:lastRenderedPageBreak/>
               <w:t>FR-05</w:t>
             </w:r>
           </w:p>
@@ -9965,6 +10049,7 @@
                 <w:color w:val="000000"/>
                 <w:sz w:val="21"/>
               </w:rPr>
+              <w:lastRenderedPageBreak/>
               <w:t>FR-24</w:t>
             </w:r>
           </w:p>
@@ -10223,15 +10308,7 @@
                 <w:color w:val="000000"/>
                 <w:sz w:val="21"/>
               </w:rPr>
-              <w:t>按七条规则剔除不完整与不</w:t>
-            </w:r>
-            <w:r>
-              <w:rPr>
-                <w:color w:val="000000"/>
-                <w:sz w:val="21"/>
-              </w:rPr>
-              <w:lastRenderedPageBreak/>
-              <w:t>正规专辑，结果对用户可见</w:t>
+              <w:t>按七条规则剔除不完整与不正规专辑，结果对用户可见</w:t>
             </w:r>
           </w:p>
         </w:tc>
@@ -10245,7 +10322,6 @@
                 <w:color w:val="000000"/>
                 <w:sz w:val="21"/>
               </w:rPr>
-              <w:lastRenderedPageBreak/>
               <w:t>P0</w:t>
             </w:r>
           </w:p>
@@ -10649,6 +10725,201 @@
                 <w:sz w:val="21"/>
               </w:rPr>
               <w:t>P1</w:t>
+            </w:r>
+          </w:p>
+        </w:tc>
+      </w:tr>
+      <w:tr>
+        <w:tc>
+          <w:tcPr>
+            <w:tcW w:w="1662" w:type="dxa"/>
+          </w:tcPr>
+          <w:p>
+            <w:r>
+              <w:rPr>
+                <w:color w:val="000000"/>
+                <w:sz w:val="21"/>
+              </w:rPr>
+              <w:t>FR-33</w:t>
+            </w:r>
+          </w:p>
+        </w:tc>
+        <w:tc>
+          <w:tcPr>
+            <w:tcW w:w="1662" w:type="dxa"/>
+          </w:tcPr>
+          <w:p>
+            <w:r>
+              <w:rPr>
+                <w:color w:val="000000"/>
+                <w:sz w:val="21"/>
+              </w:rPr>
+              <w:t>专辑对决</w:t>
+            </w:r>
+          </w:p>
+        </w:tc>
+        <w:tc>
+          <w:tcPr>
+            <w:tcW w:w="1662" w:type="dxa"/>
+          </w:tcPr>
+          <w:p>
+            <w:r>
+              <w:rPr>
+                <w:color w:val="000000"/>
+                <w:sz w:val="21"/>
+              </w:rPr>
+              <w:t>指定对决（自定义对位）</w:t>
+            </w:r>
+          </w:p>
+        </w:tc>
+        <w:tc>
+          <w:tcPr>
+            <w:tcW w:w="1662" w:type="dxa"/>
+          </w:tcPr>
+          <w:p>
+            <w:r>
+              <w:rPr>
+                <w:color w:val="000000"/>
+                <w:sz w:val="21"/>
+              </w:rPr>
+              <w:t>用户自行指定不少于</w:t>
+            </w:r>
+            <w:r>
+              <w:rPr>
+                <w:color w:val="000000"/>
+                <w:sz w:val="21"/>
+              </w:rPr>
+              <w:t xml:space="preserve"> 1 </w:t>
+            </w:r>
+            <w:r>
+              <w:rPr>
+                <w:color w:val="000000"/>
+                <w:sz w:val="21"/>
+              </w:rPr>
+              <w:t>组对位（每组两张专辑，可跨歌手与年代），结果以逐行对照表呈现</w:t>
+            </w:r>
+          </w:p>
+        </w:tc>
+        <w:tc>
+          <w:tcPr>
+            <w:tcW w:w="1662" w:type="dxa"/>
+          </w:tcPr>
+          <w:p>
+            <w:r>
+              <w:rPr>
+                <w:color w:val="000000"/>
+                <w:sz w:val="21"/>
+              </w:rPr>
+              <w:t>P1</w:t>
+            </w:r>
+          </w:p>
+        </w:tc>
+      </w:tr>
+      <w:tr>
+        <w:tc>
+          <w:tcPr>
+            <w:tcW w:w="1662" w:type="dxa"/>
+          </w:tcPr>
+          <w:p>
+            <w:r>
+              <w:rPr>
+                <w:color w:val="000000"/>
+                <w:sz w:val="21"/>
+              </w:rPr>
+              <w:t>FR-34</w:t>
+            </w:r>
+          </w:p>
+        </w:tc>
+        <w:tc>
+          <w:tcPr>
+            <w:tcW w:w="1662" w:type="dxa"/>
+          </w:tcPr>
+          <w:p>
+            <w:r>
+              <w:rPr>
+                <w:color w:val="000000"/>
+                <w:sz w:val="21"/>
+              </w:rPr>
+              <w:t>专辑对决</w:t>
+            </w:r>
+          </w:p>
+        </w:tc>
+        <w:tc>
+          <w:tcPr>
+            <w:tcW w:w="1662" w:type="dxa"/>
+          </w:tcPr>
+          <w:p>
+            <w:r>
+              <w:rPr>
+                <w:color w:val="000000"/>
+                <w:sz w:val="21"/>
+              </w:rPr>
+              <w:t>对位配对方式可选</w:t>
+            </w:r>
+          </w:p>
+        </w:tc>
+        <w:tc>
+          <w:tcPr>
+            <w:tcW w:w="1662" w:type="dxa"/>
+          </w:tcPr>
+          <w:p>
+            <w:r>
+              <w:rPr>
+                <w:color w:val="000000"/>
+                <w:sz w:val="21"/>
+              </w:rPr>
+              <w:t>对位赛默认按同序号配对，可选</w:t>
+            </w:r>
+            <w:r>
+              <w:rPr>
+                <w:color w:val="000000"/>
+                <w:sz w:val="21"/>
+              </w:rPr>
+              <w:t>"</w:t>
+            </w:r>
+            <w:r>
+              <w:rPr>
+                <w:color w:val="000000"/>
+                <w:sz w:val="21"/>
+              </w:rPr>
+              <w:t>年代就近</w:t>
+            </w:r>
+            <w:r>
+              <w:rPr>
+                <w:color w:val="000000"/>
+                <w:sz w:val="21"/>
+              </w:rPr>
+              <w:t>"</w:t>
+            </w:r>
+            <w:r>
+              <w:rPr>
+                <w:color w:val="000000"/>
+                <w:sz w:val="21"/>
+              </w:rPr>
+              <w:t>配对（发行时间最接近的异歌手专辑两两</w:t>
+            </w:r>
+            <w:r>
+              <w:rPr>
+                <w:color w:val="000000"/>
+                <w:sz w:val="21"/>
+              </w:rPr>
+              <w:lastRenderedPageBreak/>
+              <w:t>成组）</w:t>
+            </w:r>
+          </w:p>
+        </w:tc>
+        <w:tc>
+          <w:tcPr>
+            <w:tcW w:w="1662" w:type="dxa"/>
+          </w:tcPr>
+          <w:p>
+            <w:r>
+              <w:rPr>
+                <w:color w:val="000000"/>
+                <w:sz w:val="21"/>
+              </w:rPr>
+              <w:lastRenderedPageBreak/>
+              <w:t>P2</w:t>
             </w:r>
           </w:p>
         </w:tc>
@@ -10659,7 +10930,7 @@
         <w:pStyle w:val="1"/>
         <w:spacing w:before="240" w:after="120" w:line="360" w:lineRule="auto"/>
       </w:pPr>
-      <w:bookmarkStart w:id="17" w:name="_Toc240416306"/>
+      <w:bookmarkStart w:id="17" w:name="_Toc240463560"/>
       <w:r>
         <w:rPr>
           <w:rFonts w:ascii="黑体" w:eastAsia="黑体" w:hAnsi="黑体"/>
@@ -10757,7 +11028,7 @@
         <w:pStyle w:val="21"/>
         <w:spacing w:after="120" w:line="360" w:lineRule="auto"/>
       </w:pPr>
-      <w:bookmarkStart w:id="18" w:name="_Toc240416307"/>
+      <w:bookmarkStart w:id="18" w:name="_Toc240463561"/>
       <w:r>
         <w:rPr>
           <w:rFonts w:ascii="黑体" w:eastAsia="黑体" w:hAnsi="黑体"/>
@@ -11088,7 +11359,7 @@
                 <w:color w:val="000000"/>
                 <w:sz w:val="21"/>
               </w:rPr>
-              <w:t>五种范围模式（含对位赛）、歌手搜索与逐位添加、专辑池预览、准入过滤说明与手动增减</w:t>
+              <w:t>六种范围模式（含对位赛、指定对决）、歌手搜索与逐位添加、指定对决的逐行对位编排、专辑池预览、准入过滤说明与手动增减</w:t>
             </w:r>
           </w:p>
         </w:tc>
@@ -11278,7 +11549,6 @@
                 <w:color w:val="000000"/>
                 <w:sz w:val="21"/>
               </w:rPr>
-              <w:lastRenderedPageBreak/>
               <w:t>8</w:t>
             </w:r>
           </w:p>
@@ -11608,7 +11878,7 @@
         <w:pStyle w:val="21"/>
         <w:spacing w:after="120" w:line="360" w:lineRule="auto"/>
       </w:pPr>
-      <w:bookmarkStart w:id="19" w:name="_Toc240416308"/>
+      <w:bookmarkStart w:id="19" w:name="_Toc240463562"/>
       <w:r>
         <w:rPr>
           <w:rFonts w:ascii="黑体" w:eastAsia="黑体" w:hAnsi="黑体"/>
@@ -12010,11 +12280,12 @@
         <w:pStyle w:val="1"/>
         <w:spacing w:before="240" w:after="120" w:line="360" w:lineRule="auto"/>
       </w:pPr>
-      <w:bookmarkStart w:id="20" w:name="_Toc240416309"/>
+      <w:bookmarkStart w:id="20" w:name="_Toc240463563"/>
       <w:r>
         <w:rPr>
           <w:rFonts w:ascii="黑体" w:eastAsia="黑体" w:hAnsi="黑体"/>
         </w:rPr>
+        <w:lastRenderedPageBreak/>
         <w:t>六、非功能需求</w:t>
       </w:r>
       <w:bookmarkEnd w:id="20"/>
@@ -12024,7 +12295,7 @@
         <w:pStyle w:val="21"/>
         <w:spacing w:after="120" w:line="360" w:lineRule="auto"/>
       </w:pPr>
-      <w:bookmarkStart w:id="21" w:name="_Toc240416310"/>
+      <w:bookmarkStart w:id="21" w:name="_Toc240463564"/>
       <w:r>
         <w:rPr>
           <w:rFonts w:ascii="黑体" w:eastAsia="黑体" w:hAnsi="黑体"/>
@@ -12477,7 +12748,7 @@
         <w:pStyle w:val="21"/>
         <w:spacing w:after="120" w:line="360" w:lineRule="auto"/>
       </w:pPr>
-      <w:bookmarkStart w:id="22" w:name="_Toc240416311"/>
+      <w:bookmarkStart w:id="22" w:name="_Toc240463565"/>
       <w:r>
         <w:rPr>
           <w:rFonts w:ascii="黑体" w:eastAsia="黑体" w:hAnsi="黑体"/>
@@ -12784,7 +13055,6 @@
                 <w:color w:val="000000"/>
                 <w:sz w:val="21"/>
               </w:rPr>
-              <w:lastRenderedPageBreak/>
               <w:t>NFR-S5</w:t>
             </w:r>
           </w:p>
@@ -13348,7 +13618,15 @@
                 <w:color w:val="000000"/>
                 <w:sz w:val="21"/>
               </w:rPr>
-              <w:t>对同一场次重复提交（绕过前端直接调用接口）；或连续</w:t>
+              <w:t>对同一场次重复提交（绕过前端直接调用接口）；或连</w:t>
+            </w:r>
+            <w:r>
+              <w:rPr>
+                <w:color w:val="000000"/>
+                <w:sz w:val="21"/>
+              </w:rPr>
+              <w:lastRenderedPageBreak/>
+              <w:t>续</w:t>
             </w:r>
             <w:r>
               <w:rPr>
@@ -13404,6 +13682,7 @@
                 <w:color w:val="000000"/>
                 <w:sz w:val="21"/>
               </w:rPr>
+              <w:lastRenderedPageBreak/>
               <w:t>该票作废并弹出警告，</w:t>
             </w:r>
             <w:r>
@@ -13762,7 +14041,7 @@
         <w:pStyle w:val="21"/>
         <w:spacing w:after="120" w:line="360" w:lineRule="auto"/>
       </w:pPr>
-      <w:bookmarkStart w:id="23" w:name="_Toc240416312"/>
+      <w:bookmarkStart w:id="23" w:name="_Toc240463566"/>
       <w:r>
         <w:rPr>
           <w:rFonts w:ascii="黑体" w:eastAsia="黑体" w:hAnsi="黑体"/>
@@ -14067,15 +14346,7 @@
                 <w:color w:val="000000"/>
                 <w:sz w:val="21"/>
               </w:rPr>
-              <w:t>关键操作提供二次确认，避</w:t>
-            </w:r>
-            <w:r>
-              <w:rPr>
-                <w:color w:val="000000"/>
-                <w:sz w:val="21"/>
-              </w:rPr>
-              <w:lastRenderedPageBreak/>
-              <w:t>免误操作</w:t>
+              <w:t>关键操作提供二次确认，避免误操作</w:t>
             </w:r>
           </w:p>
         </w:tc>
@@ -14091,7 +14362,6 @@
                 <w:color w:val="000000"/>
                 <w:sz w:val="21"/>
               </w:rPr>
-              <w:lastRenderedPageBreak/>
               <w:t>NFR-U5</w:t>
             </w:r>
           </w:p>
@@ -14131,7 +14401,7 @@
         <w:pStyle w:val="21"/>
         <w:spacing w:after="120" w:line="360" w:lineRule="auto"/>
       </w:pPr>
-      <w:bookmarkStart w:id="24" w:name="_Toc240416313"/>
+      <w:bookmarkStart w:id="24" w:name="_Toc240463567"/>
       <w:r>
         <w:rPr>
           <w:rFonts w:ascii="黑体" w:eastAsia="黑体" w:hAnsi="黑体"/>
@@ -14223,7 +14493,7 @@
         <w:pStyle w:val="21"/>
         <w:spacing w:after="120" w:line="360" w:lineRule="auto"/>
       </w:pPr>
-      <w:bookmarkStart w:id="25" w:name="_Toc240416314"/>
+      <w:bookmarkStart w:id="25" w:name="_Toc240463568"/>
       <w:r>
         <w:rPr>
           <w:rFonts w:ascii="黑体" w:eastAsia="黑体" w:hAnsi="黑体"/>
@@ -14456,6 +14726,7 @@
                 <w:color w:val="000000"/>
                 <w:sz w:val="21"/>
               </w:rPr>
+              <w:lastRenderedPageBreak/>
               <w:t>NFR-M3</w:t>
             </w:r>
           </w:p>
@@ -14539,7 +14810,7 @@
         <w:pStyle w:val="21"/>
         <w:spacing w:after="120" w:line="360" w:lineRule="auto"/>
       </w:pPr>
-      <w:bookmarkStart w:id="26" w:name="_Toc240416315"/>
+      <w:bookmarkStart w:id="26" w:name="_Toc240463569"/>
       <w:r>
         <w:rPr>
           <w:rFonts w:ascii="黑体" w:eastAsia="黑体" w:hAnsi="黑体"/>
@@ -14941,12 +15212,11 @@
         <w:pStyle w:val="1"/>
         <w:spacing w:before="240" w:after="120" w:line="360" w:lineRule="auto"/>
       </w:pPr>
-      <w:bookmarkStart w:id="27" w:name="_Toc240416316"/>
+      <w:bookmarkStart w:id="27" w:name="_Toc240463570"/>
       <w:r>
         <w:rPr>
           <w:rFonts w:ascii="黑体" w:eastAsia="黑体" w:hAnsi="黑体"/>
         </w:rPr>
-        <w:lastRenderedPageBreak/>
         <w:t>七、数据需求</w:t>
       </w:r>
       <w:bookmarkEnd w:id="27"/>
@@ -15040,11 +15310,12 @@
         <w:pStyle w:val="1"/>
         <w:spacing w:before="240" w:after="120" w:line="360" w:lineRule="auto"/>
       </w:pPr>
-      <w:bookmarkStart w:id="28" w:name="_Toc240416317"/>
+      <w:bookmarkStart w:id="28" w:name="_Toc240463571"/>
       <w:r>
         <w:rPr>
           <w:rFonts w:ascii="黑体" w:eastAsia="黑体" w:hAnsi="黑体"/>
         </w:rPr>
+        <w:lastRenderedPageBreak/>
         <w:t>八、约束与假设</w:t>
       </w:r>
       <w:bookmarkEnd w:id="28"/>
@@ -15054,7 +15325,7 @@
         <w:pStyle w:val="21"/>
         <w:spacing w:after="120" w:line="360" w:lineRule="auto"/>
       </w:pPr>
-      <w:bookmarkStart w:id="29" w:name="_Toc240416318"/>
+      <w:bookmarkStart w:id="29" w:name="_Toc240463572"/>
       <w:r>
         <w:rPr>
           <w:rFonts w:ascii="黑体" w:eastAsia="黑体" w:hAnsi="黑体"/>
@@ -15206,7 +15477,7 @@
         <w:pStyle w:val="21"/>
         <w:spacing w:after="120" w:line="360" w:lineRule="auto"/>
       </w:pPr>
-      <w:bookmarkStart w:id="30" w:name="_Toc240416319"/>
+      <w:bookmarkStart w:id="30" w:name="_Toc240463573"/>
       <w:r>
         <w:rPr>
           <w:rFonts w:ascii="黑体" w:eastAsia="黑体" w:hAnsi="黑体"/>
@@ -15298,12 +15569,11 @@
         <w:pStyle w:val="1"/>
         <w:spacing w:before="240" w:after="120" w:line="360" w:lineRule="auto"/>
       </w:pPr>
-      <w:bookmarkStart w:id="31" w:name="_Toc240416320"/>
+      <w:bookmarkStart w:id="31" w:name="_Toc240463574"/>
       <w:r>
         <w:rPr>
           <w:rFonts w:ascii="黑体" w:eastAsia="黑体" w:hAnsi="黑体"/>
         </w:rPr>
-        <w:lastRenderedPageBreak/>
         <w:t>九、需求优先级与实施计划</w:t>
       </w:r>
       <w:bookmarkEnd w:id="31"/>
@@ -15313,7 +15583,7 @@
         <w:pStyle w:val="21"/>
         <w:spacing w:after="120" w:line="360" w:lineRule="auto"/>
       </w:pPr>
-      <w:bookmarkStart w:id="32" w:name="_Toc240416321"/>
+      <w:bookmarkStart w:id="32" w:name="_Toc240463575"/>
       <w:r>
         <w:rPr>
           <w:rFonts w:ascii="黑体" w:eastAsia="黑体" w:hAnsi="黑体"/>
@@ -15571,7 +15841,7 @@
         <w:pStyle w:val="21"/>
         <w:spacing w:after="120" w:line="360" w:lineRule="auto"/>
       </w:pPr>
-      <w:bookmarkStart w:id="33" w:name="_Toc240416322"/>
+      <w:bookmarkStart w:id="33" w:name="_Toc240463576"/>
       <w:r>
         <w:rPr>
           <w:rFonts w:ascii="黑体" w:eastAsia="黑体" w:hAnsi="黑体"/>
@@ -15760,7 +16030,15 @@
                 <w:color w:val="000000"/>
                 <w:sz w:val="21"/>
               </w:rPr>
-              <w:t>后端与数据库实现，完成数据建模、认证、音乐数据缓存与各类业务接口</w:t>
+              <w:t>后端与数据库实现，完成数</w:t>
+            </w:r>
+            <w:r>
+              <w:rPr>
+                <w:color w:val="000000"/>
+                <w:sz w:val="21"/>
+              </w:rPr>
+              <w:lastRenderedPageBreak/>
+              <w:t>据建模、认证、音乐数据缓存与各类业务接口</w:t>
             </w:r>
           </w:p>
         </w:tc>
@@ -15774,6 +16052,7 @@
                 <w:color w:val="000000"/>
                 <w:sz w:val="21"/>
               </w:rPr>
+              <w:lastRenderedPageBreak/>
               <w:t xml:space="preserve">FR-01 </w:t>
             </w:r>
             <w:r>
@@ -15816,7 +16095,15 @@
                 <w:color w:val="000000"/>
                 <w:sz w:val="21"/>
               </w:rPr>
-              <w:t xml:space="preserve"> FR-25</w:t>
+              <w:t xml:space="preserve"> </w:t>
+            </w:r>
+            <w:r>
+              <w:rPr>
+                <w:color w:val="000000"/>
+                <w:sz w:val="21"/>
+              </w:rPr>
+              <w:lastRenderedPageBreak/>
+              <w:t>FR-25</w:t>
             </w:r>
           </w:p>
         </w:tc>
@@ -15832,6 +16119,7 @@
                 <w:color w:val="000000"/>
                 <w:sz w:val="21"/>
               </w:rPr>
+              <w:lastRenderedPageBreak/>
               <w:t>第三阶段</w:t>
             </w:r>
           </w:p>
@@ -16073,7 +16361,7 @@
         <w:pStyle w:val="21"/>
         <w:spacing w:after="120" w:line="360" w:lineRule="auto"/>
       </w:pPr>
-      <w:bookmarkStart w:id="34" w:name="_Toc240416323"/>
+      <w:bookmarkStart w:id="34" w:name="_Toc240463577"/>
       <w:r>
         <w:rPr>
           <w:rFonts w:ascii="黑体" w:eastAsia="黑体" w:hAnsi="黑体"/>
@@ -16447,31 +16735,31 @@
       </w:rPr>
     </w:lvl>
   </w:abstractNum>
-  <w:num w:numId="1" w16cid:durableId="446510779">
+  <w:num w:numId="1" w16cid:durableId="969088376">
     <w:abstractNumId w:val="8"/>
   </w:num>
-  <w:num w:numId="2" w16cid:durableId="848060706">
+  <w:num w:numId="2" w16cid:durableId="740252017">
     <w:abstractNumId w:val="6"/>
   </w:num>
-  <w:num w:numId="3" w16cid:durableId="446580802">
+  <w:num w:numId="3" w16cid:durableId="1399983577">
     <w:abstractNumId w:val="5"/>
   </w:num>
-  <w:num w:numId="4" w16cid:durableId="1470245645">
+  <w:num w:numId="4" w16cid:durableId="1563447491">
     <w:abstractNumId w:val="4"/>
   </w:num>
-  <w:num w:numId="5" w16cid:durableId="949891992">
+  <w:num w:numId="5" w16cid:durableId="285628548">
     <w:abstractNumId w:val="7"/>
   </w:num>
-  <w:num w:numId="6" w16cid:durableId="307823768">
+  <w:num w:numId="6" w16cid:durableId="575895796">
     <w:abstractNumId w:val="3"/>
   </w:num>
-  <w:num w:numId="7" w16cid:durableId="1525510391">
+  <w:num w:numId="7" w16cid:durableId="1931038632">
     <w:abstractNumId w:val="2"/>
   </w:num>
-  <w:num w:numId="8" w16cid:durableId="2084181949">
+  <w:num w:numId="8" w16cid:durableId="717631074">
     <w:abstractNumId w:val="1"/>
   </w:num>
-  <w:num w:numId="9" w16cid:durableId="486635429">
+  <w:num w:numId="9" w16cid:durableId="542181939">
     <w:abstractNumId w:val="0"/>
   </w:num>
 </w:numbering>
@@ -27868,7 +28156,7 @@
     <w:autoRedefine/>
     <w:uiPriority w:val="39"/>
     <w:unhideWhenUsed/>
-    <w:rsid w:val="00937BAA"/>
+    <w:rsid w:val="0097069B"/>
   </w:style>
   <w:style w:type="paragraph" w:styleId="TOC2">
     <w:name w:val="toc 2"/>
@@ -27877,7 +28165,7 @@
     <w:autoRedefine/>
     <w:uiPriority w:val="39"/>
     <w:unhideWhenUsed/>
-    <w:rsid w:val="00937BAA"/>
+    <w:rsid w:val="0097069B"/>
     <w:pPr>
       <w:ind w:leftChars="200" w:left="420"/>
     </w:pPr>
@@ -27887,7 +28175,7 @@
     <w:basedOn w:val="a2"/>
     <w:uiPriority w:val="99"/>
     <w:unhideWhenUsed/>
-    <w:rsid w:val="00937BAA"/>
+    <w:rsid w:val="0097069B"/>
     <w:rPr>
       <w:color w:val="0000FF" w:themeColor="hyperlink"/>
       <w:u w:val="single"/>
